--- a/BÁO CÁO NHÓM 1.docx
+++ b/BÁO CÁO NHÓM 1.docx
@@ -7760,8 +7760,49 @@
           <w:rFonts w:asciiTheme="majorHAnsi" w:hAnsiTheme="majorHAnsi" w:cstheme="majorHAnsi"/>
           <w:szCs w:val="26"/>
         </w:rPr>
-        <w:t>DSA: Digital Signature Algorithm</w:t>
-      </w:r>
+        <w:t xml:space="preserve">DSA: </w:t>
+      </w:r>
+      <w:proofErr w:type="spellStart"/>
+      <w:r>
+        <w:rPr>
+          <w:rFonts w:asciiTheme="majorHAnsi" w:hAnsiTheme="majorHAnsi" w:cstheme="majorHAnsi"/>
+          <w:szCs w:val="26"/>
+        </w:rPr>
+        <w:t>Digital</w:t>
+      </w:r>
+      <w:proofErr w:type="spellEnd"/>
+      <w:r>
+        <w:rPr>
+          <w:rFonts w:asciiTheme="majorHAnsi" w:hAnsiTheme="majorHAnsi" w:cstheme="majorHAnsi"/>
+          <w:szCs w:val="26"/>
+        </w:rPr>
+        <w:t xml:space="preserve"> </w:t>
+      </w:r>
+      <w:proofErr w:type="spellStart"/>
+      <w:r>
+        <w:rPr>
+          <w:rFonts w:asciiTheme="majorHAnsi" w:hAnsiTheme="majorHAnsi" w:cstheme="majorHAnsi"/>
+          <w:szCs w:val="26"/>
+        </w:rPr>
+        <w:t>Signature</w:t>
+      </w:r>
+      <w:proofErr w:type="spellEnd"/>
+      <w:r>
+        <w:rPr>
+          <w:rFonts w:asciiTheme="majorHAnsi" w:hAnsiTheme="majorHAnsi" w:cstheme="majorHAnsi"/>
+          <w:szCs w:val="26"/>
+        </w:rPr>
+        <w:t xml:space="preserve"> </w:t>
+      </w:r>
+      <w:proofErr w:type="spellStart"/>
+      <w:r>
+        <w:rPr>
+          <w:rFonts w:asciiTheme="majorHAnsi" w:hAnsiTheme="majorHAnsi" w:cstheme="majorHAnsi"/>
+          <w:szCs w:val="26"/>
+        </w:rPr>
+        <w:t>Algorithm</w:t>
+      </w:r>
+      <w:proofErr w:type="spellEnd"/>
     </w:p>
     <w:p>
       <w:pPr>
@@ -7779,7 +7820,39 @@
           <w:rFonts w:asciiTheme="majorHAnsi" w:hAnsiTheme="majorHAnsi" w:cstheme="majorHAnsi"/>
           <w:szCs w:val="26"/>
         </w:rPr>
-        <w:t>DSS: Digital Signature Standard</w:t>
+        <w:t xml:space="preserve">DSS: </w:t>
+      </w:r>
+      <w:proofErr w:type="spellStart"/>
+      <w:r>
+        <w:rPr>
+          <w:rFonts w:asciiTheme="majorHAnsi" w:hAnsiTheme="majorHAnsi" w:cstheme="majorHAnsi"/>
+          <w:szCs w:val="26"/>
+        </w:rPr>
+        <w:t>Digital</w:t>
+      </w:r>
+      <w:proofErr w:type="spellEnd"/>
+      <w:r>
+        <w:rPr>
+          <w:rFonts w:asciiTheme="majorHAnsi" w:hAnsiTheme="majorHAnsi" w:cstheme="majorHAnsi"/>
+          <w:szCs w:val="26"/>
+        </w:rPr>
+        <w:t xml:space="preserve"> </w:t>
+      </w:r>
+      <w:proofErr w:type="spellStart"/>
+      <w:r>
+        <w:rPr>
+          <w:rFonts w:asciiTheme="majorHAnsi" w:hAnsiTheme="majorHAnsi" w:cstheme="majorHAnsi"/>
+          <w:szCs w:val="26"/>
+        </w:rPr>
+        <w:t>Signature</w:t>
+      </w:r>
+      <w:proofErr w:type="spellEnd"/>
+      <w:r>
+        <w:rPr>
+          <w:rFonts w:asciiTheme="majorHAnsi" w:hAnsiTheme="majorHAnsi" w:cstheme="majorHAnsi"/>
+          <w:szCs w:val="26"/>
+        </w:rPr>
+        <w:t xml:space="preserve"> Standard</w:t>
       </w:r>
     </w:p>
     <w:p>
@@ -7798,8 +7871,17 @@
           <w:rFonts w:asciiTheme="majorHAnsi" w:hAnsiTheme="majorHAnsi" w:cstheme="majorHAnsi"/>
           <w:szCs w:val="26"/>
         </w:rPr>
-        <w:t>RSA: Rivest-Shamir-Adleman</w:t>
-      </w:r>
+        <w:t xml:space="preserve">RSA: </w:t>
+      </w:r>
+      <w:proofErr w:type="spellStart"/>
+      <w:r>
+        <w:rPr>
+          <w:rFonts w:asciiTheme="majorHAnsi" w:hAnsiTheme="majorHAnsi" w:cstheme="majorHAnsi"/>
+          <w:szCs w:val="26"/>
+        </w:rPr>
+        <w:t>Rivest-Shamir-Adleman</w:t>
+      </w:r>
+      <w:proofErr w:type="spellEnd"/>
     </w:p>
     <w:p>
       <w:pPr>
@@ -7817,8 +7899,49 @@
           <w:rFonts w:asciiTheme="majorHAnsi" w:hAnsiTheme="majorHAnsi" w:cstheme="majorHAnsi"/>
           <w:szCs w:val="26"/>
         </w:rPr>
-        <w:t>SHA: Secure Hash Algorithm</w:t>
-      </w:r>
+        <w:t xml:space="preserve">SHA: </w:t>
+      </w:r>
+      <w:proofErr w:type="spellStart"/>
+      <w:r>
+        <w:rPr>
+          <w:rFonts w:asciiTheme="majorHAnsi" w:hAnsiTheme="majorHAnsi" w:cstheme="majorHAnsi"/>
+          <w:szCs w:val="26"/>
+        </w:rPr>
+        <w:t>Secure</w:t>
+      </w:r>
+      <w:proofErr w:type="spellEnd"/>
+      <w:r>
+        <w:rPr>
+          <w:rFonts w:asciiTheme="majorHAnsi" w:hAnsiTheme="majorHAnsi" w:cstheme="majorHAnsi"/>
+          <w:szCs w:val="26"/>
+        </w:rPr>
+        <w:t xml:space="preserve"> </w:t>
+      </w:r>
+      <w:proofErr w:type="spellStart"/>
+      <w:r>
+        <w:rPr>
+          <w:rFonts w:asciiTheme="majorHAnsi" w:hAnsiTheme="majorHAnsi" w:cstheme="majorHAnsi"/>
+          <w:szCs w:val="26"/>
+        </w:rPr>
+        <w:t>Hash</w:t>
+      </w:r>
+      <w:proofErr w:type="spellEnd"/>
+      <w:r>
+        <w:rPr>
+          <w:rFonts w:asciiTheme="majorHAnsi" w:hAnsiTheme="majorHAnsi" w:cstheme="majorHAnsi"/>
+          <w:szCs w:val="26"/>
+        </w:rPr>
+        <w:t xml:space="preserve"> </w:t>
+      </w:r>
+      <w:proofErr w:type="spellStart"/>
+      <w:r>
+        <w:rPr>
+          <w:rFonts w:asciiTheme="majorHAnsi" w:hAnsiTheme="majorHAnsi" w:cstheme="majorHAnsi"/>
+          <w:szCs w:val="26"/>
+        </w:rPr>
+        <w:t>Algorithm</w:t>
+      </w:r>
+      <w:proofErr w:type="spellEnd"/>
     </w:p>
     <w:p>
       <w:pPr>
@@ -7836,8 +7959,97 @@
           <w:rFonts w:asciiTheme="majorHAnsi" w:hAnsiTheme="majorHAnsi" w:cstheme="majorHAnsi"/>
           <w:szCs w:val="26"/>
         </w:rPr>
-        <w:t>NIST: National Institute of Standards and Technology</w:t>
-      </w:r>
+        <w:t xml:space="preserve">NIST: </w:t>
+      </w:r>
+      <w:proofErr w:type="spellStart"/>
+      <w:r>
+        <w:rPr>
+          <w:rFonts w:asciiTheme="majorHAnsi" w:hAnsiTheme="majorHAnsi" w:cstheme="majorHAnsi"/>
+          <w:szCs w:val="26"/>
+        </w:rPr>
+        <w:t>National</w:t>
+      </w:r>
+      <w:proofErr w:type="spellEnd"/>
+      <w:r>
+        <w:rPr>
+          <w:rFonts w:asciiTheme="majorHAnsi" w:hAnsiTheme="majorHAnsi" w:cstheme="majorHAnsi"/>
+          <w:szCs w:val="26"/>
+        </w:rPr>
+        <w:t xml:space="preserve"> </w:t>
+      </w:r>
+      <w:proofErr w:type="spellStart"/>
+      <w:r>
+        <w:rPr>
+          <w:rFonts w:asciiTheme="majorHAnsi" w:hAnsiTheme="majorHAnsi" w:cstheme="majorHAnsi"/>
+          <w:szCs w:val="26"/>
+        </w:rPr>
+        <w:t>Institute</w:t>
+      </w:r>
+      <w:proofErr w:type="spellEnd"/>
+      <w:r>
+        <w:rPr>
+          <w:rFonts w:asciiTheme="majorHAnsi" w:hAnsiTheme="majorHAnsi" w:cstheme="majorHAnsi"/>
+          <w:szCs w:val="26"/>
+        </w:rPr>
+        <w:t xml:space="preserve"> </w:t>
+      </w:r>
+      <w:proofErr w:type="spellStart"/>
+      <w:r>
+        <w:rPr>
+          <w:rFonts w:asciiTheme="majorHAnsi" w:hAnsiTheme="majorHAnsi" w:cstheme="majorHAnsi"/>
+          <w:szCs w:val="26"/>
+        </w:rPr>
+        <w:t>of</w:t>
+      </w:r>
+      <w:proofErr w:type="spellEnd"/>
+      <w:r>
+        <w:rPr>
+          <w:rFonts w:asciiTheme="majorHAnsi" w:hAnsiTheme="majorHAnsi" w:cstheme="majorHAnsi"/>
+          <w:szCs w:val="26"/>
+        </w:rPr>
+        <w:t xml:space="preserve"> </w:t>
+      </w:r>
+      <w:proofErr w:type="spellStart"/>
+      <w:r>
+        <w:rPr>
+          <w:rFonts w:asciiTheme="majorHAnsi" w:hAnsiTheme="majorHAnsi" w:cstheme="majorHAnsi"/>
+          <w:szCs w:val="26"/>
+        </w:rPr>
+        <w:t>Standards</w:t>
+      </w:r>
+      <w:proofErr w:type="spellEnd"/>
+      <w:r>
+        <w:rPr>
+          <w:rFonts w:asciiTheme="majorHAnsi" w:hAnsiTheme="majorHAnsi" w:cstheme="majorHAnsi"/>
+          <w:szCs w:val="26"/>
+        </w:rPr>
+        <w:t xml:space="preserve"> </w:t>
+      </w:r>
+      <w:proofErr w:type="spellStart"/>
+      <w:r>
+        <w:rPr>
+          <w:rFonts w:asciiTheme="majorHAnsi" w:hAnsiTheme="majorHAnsi" w:cstheme="majorHAnsi"/>
+          <w:szCs w:val="26"/>
+        </w:rPr>
+        <w:t>and</w:t>
+      </w:r>
+      <w:proofErr w:type="spellEnd"/>
+      <w:r>
+        <w:rPr>
+          <w:rFonts w:asciiTheme="majorHAnsi" w:hAnsiTheme="majorHAnsi" w:cstheme="majorHAnsi"/>
+          <w:szCs w:val="26"/>
+        </w:rPr>
+        <w:t xml:space="preserve"> </w:t>
+      </w:r>
+      <w:proofErr w:type="spellStart"/>
+      <w:r>
+        <w:rPr>
+          <w:rFonts w:asciiTheme="majorHAnsi" w:hAnsiTheme="majorHAnsi" w:cstheme="majorHAnsi"/>
+          <w:szCs w:val="26"/>
+        </w:rPr>
+        <w:t>Technology</w:t>
+      </w:r>
+      <w:proofErr w:type="spellEnd"/>
     </w:p>
     <w:p>
       <w:pPr>
@@ -7855,8 +8067,33 @@
           <w:rFonts w:asciiTheme="majorHAnsi" w:hAnsiTheme="majorHAnsi" w:cstheme="majorHAnsi"/>
           <w:szCs w:val="26"/>
         </w:rPr>
-        <w:t>DLP: Discrete Logarithm Problem</w:t>
-      </w:r>
+        <w:t xml:space="preserve">DLP: </w:t>
+      </w:r>
+      <w:proofErr w:type="spellStart"/>
+      <w:r>
+        <w:rPr>
+          <w:rFonts w:asciiTheme="majorHAnsi" w:hAnsiTheme="majorHAnsi" w:cstheme="majorHAnsi"/>
+          <w:szCs w:val="26"/>
+        </w:rPr>
+        <w:t>Discrete</w:t>
+      </w:r>
+      <w:proofErr w:type="spellEnd"/>
+      <w:r>
+        <w:rPr>
+          <w:rFonts w:asciiTheme="majorHAnsi" w:hAnsiTheme="majorHAnsi" w:cstheme="majorHAnsi"/>
+          <w:szCs w:val="26"/>
+        </w:rPr>
+        <w:t xml:space="preserve"> Logarithm </w:t>
+      </w:r>
+      <w:proofErr w:type="spellStart"/>
+      <w:r>
+        <w:rPr>
+          <w:rFonts w:asciiTheme="majorHAnsi" w:hAnsiTheme="majorHAnsi" w:cstheme="majorHAnsi"/>
+          <w:szCs w:val="26"/>
+        </w:rPr>
+        <w:t>Problem</w:t>
+      </w:r>
+      <w:proofErr w:type="spellEnd"/>
     </w:p>
     <w:p>
       <w:pPr>
@@ -7874,8 +8111,65 @@
           <w:rFonts w:asciiTheme="majorHAnsi" w:hAnsiTheme="majorHAnsi" w:cstheme="majorHAnsi"/>
           <w:szCs w:val="26"/>
         </w:rPr>
-        <w:t>GMP: GNU Multiple Precision Arithmetic Library</w:t>
-      </w:r>
+        <w:t xml:space="preserve">GMP: GNU </w:t>
+      </w:r>
+      <w:proofErr w:type="spellStart"/>
+      <w:r>
+        <w:rPr>
+          <w:rFonts w:asciiTheme="majorHAnsi" w:hAnsiTheme="majorHAnsi" w:cstheme="majorHAnsi"/>
+          <w:szCs w:val="26"/>
+        </w:rPr>
+        <w:t>Multiple</w:t>
+      </w:r>
+      <w:proofErr w:type="spellEnd"/>
+      <w:r>
+        <w:rPr>
+          <w:rFonts w:asciiTheme="majorHAnsi" w:hAnsiTheme="majorHAnsi" w:cstheme="majorHAnsi"/>
+          <w:szCs w:val="26"/>
+        </w:rPr>
+        <w:t xml:space="preserve"> </w:t>
+      </w:r>
+      <w:proofErr w:type="spellStart"/>
+      <w:r>
+        <w:rPr>
+          <w:rFonts w:asciiTheme="majorHAnsi" w:hAnsiTheme="majorHAnsi" w:cstheme="majorHAnsi"/>
+          <w:szCs w:val="26"/>
+        </w:rPr>
+        <w:t>Precision</w:t>
+      </w:r>
+      <w:proofErr w:type="spellEnd"/>
+      <w:r>
+        <w:rPr>
+          <w:rFonts w:asciiTheme="majorHAnsi" w:hAnsiTheme="majorHAnsi" w:cstheme="majorHAnsi"/>
+          <w:szCs w:val="26"/>
+        </w:rPr>
+        <w:t xml:space="preserve"> </w:t>
+      </w:r>
+      <w:proofErr w:type="spellStart"/>
+      <w:r>
+        <w:rPr>
+          <w:rFonts w:asciiTheme="majorHAnsi" w:hAnsiTheme="majorHAnsi" w:cstheme="majorHAnsi"/>
+          <w:szCs w:val="26"/>
+        </w:rPr>
+        <w:t>Arithmetic</w:t>
+      </w:r>
+      <w:proofErr w:type="spellEnd"/>
+      <w:r>
+        <w:rPr>
+          <w:rFonts w:asciiTheme="majorHAnsi" w:hAnsiTheme="majorHAnsi" w:cstheme="majorHAnsi"/>
+          <w:szCs w:val="26"/>
+        </w:rPr>
+        <w:t xml:space="preserve"> </w:t>
+      </w:r>
+      <w:proofErr w:type="spellStart"/>
+      <w:r>
+        <w:rPr>
+          <w:rFonts w:asciiTheme="majorHAnsi" w:hAnsiTheme="majorHAnsi" w:cstheme="majorHAnsi"/>
+          <w:szCs w:val="26"/>
+        </w:rPr>
+        <w:t>Library</w:t>
+      </w:r>
+      <w:proofErr w:type="spellEnd"/>
     </w:p>
     <w:p>
       <w:pPr>
@@ -7899,8 +8193,49 @@
           <w:rFonts w:asciiTheme="majorHAnsi" w:hAnsiTheme="majorHAnsi" w:cstheme="majorHAnsi"/>
           <w:szCs w:val="26"/>
         </w:rPr>
-        <w:t>IDE: Integrated Development Environmen</w:t>
-      </w:r>
+        <w:t xml:space="preserve">IDE: </w:t>
+      </w:r>
+      <w:proofErr w:type="spellStart"/>
+      <w:r>
+        <w:rPr>
+          <w:rFonts w:asciiTheme="majorHAnsi" w:hAnsiTheme="majorHAnsi" w:cstheme="majorHAnsi"/>
+          <w:szCs w:val="26"/>
+        </w:rPr>
+        <w:t>Integrated</w:t>
+      </w:r>
+      <w:proofErr w:type="spellEnd"/>
+      <w:r>
+        <w:rPr>
+          <w:rFonts w:asciiTheme="majorHAnsi" w:hAnsiTheme="majorHAnsi" w:cstheme="majorHAnsi"/>
+          <w:szCs w:val="26"/>
+        </w:rPr>
+        <w:t xml:space="preserve"> </w:t>
+      </w:r>
+      <w:proofErr w:type="spellStart"/>
+      <w:r>
+        <w:rPr>
+          <w:rFonts w:asciiTheme="majorHAnsi" w:hAnsiTheme="majorHAnsi" w:cstheme="majorHAnsi"/>
+          <w:szCs w:val="26"/>
+        </w:rPr>
+        <w:t>Development</w:t>
+      </w:r>
+      <w:proofErr w:type="spellEnd"/>
+      <w:r>
+        <w:rPr>
+          <w:rFonts w:asciiTheme="majorHAnsi" w:hAnsiTheme="majorHAnsi" w:cstheme="majorHAnsi"/>
+          <w:szCs w:val="26"/>
+        </w:rPr>
+        <w:t xml:space="preserve"> </w:t>
+      </w:r>
+      <w:proofErr w:type="spellStart"/>
+      <w:r>
+        <w:rPr>
+          <w:rFonts w:asciiTheme="majorHAnsi" w:hAnsiTheme="majorHAnsi" w:cstheme="majorHAnsi"/>
+          <w:szCs w:val="26"/>
+        </w:rPr>
+        <w:t>Environmen</w:t>
+      </w:r>
+      <w:proofErr w:type="spellEnd"/>
     </w:p>
     <w:p>
       <w:pPr>
@@ -7926,8 +8261,8 @@
         <w:lastRenderedPageBreak/>
         <w:t>DANH MỤC HÌNH ẢNH</w:t>
       </w:r>
-      <w:bookmarkStart w:id="14" w:name="danh-mục-bảng-biểu"/>
-      <w:bookmarkStart w:id="15" w:name="_Toc230289215"/>
+      <w:bookmarkStart w:id="14" w:name="_Toc230289215"/>
+      <w:bookmarkStart w:id="15" w:name="danh-mục-bảng-biểu"/>
       <w:bookmarkEnd w:id="13"/>
     </w:p>
     <w:p>
@@ -8037,7 +8372,7 @@
         <w:fldChar w:fldCharType="end"/>
       </w:r>
     </w:p>
-    <w:bookmarkEnd w:id="15"/>
+    <w:bookmarkEnd w:id="14"/>
     <w:p>
       <w:pPr>
         <w:ind w:firstLine="0"/>
@@ -8062,7 +8397,7 @@
       </w:r>
       <w:bookmarkStart w:id="16" w:name="bảng-phân-công-công-việc"/>
       <w:bookmarkStart w:id="17" w:name="_Toc230289216"/>
-      <w:bookmarkEnd w:id="14"/>
+      <w:bookmarkEnd w:id="15"/>
     </w:p>
     <w:p>
       <w:pPr>
@@ -8320,8 +8655,8 @@
         </w:rPr>
       </w:pPr>
       <w:bookmarkStart w:id="18" w:name="_Toc230289217"/>
-      <w:bookmarkStart w:id="19" w:name="lời-nói-đầu"/>
-      <w:bookmarkStart w:id="20" w:name="_Toc230535633"/>
+      <w:bookmarkStart w:id="19" w:name="_Toc230535633"/>
+      <w:bookmarkStart w:id="20" w:name="lời-nói-đầu"/>
       <w:bookmarkEnd w:id="9"/>
       <w:bookmarkEnd w:id="16"/>
       <w:bookmarkEnd w:id="17"/>
@@ -8334,7 +8669,7 @@
         <w:t>LỜI NÓI ĐẦU</w:t>
       </w:r>
       <w:bookmarkEnd w:id="18"/>
-      <w:bookmarkEnd w:id="20"/>
+      <w:bookmarkEnd w:id="19"/>
     </w:p>
     <w:p>
       <w:pPr>
@@ -8380,7 +8715,103 @@
           <w:rFonts w:asciiTheme="majorHAnsi" w:hAnsiTheme="majorHAnsi" w:cstheme="majorHAnsi"/>
           <w:szCs w:val="26"/>
         </w:rPr>
-        <w:t>Thuật toán chữ ký số DSA (Digital Signature Algorithm) được Viện Tiêu chuẩn và Công nghệ Quốc gia Hoa Kỳ (NIST) ban hành năm 1991 trong khuôn khổ chuẩn DSS (Digital Signature Standard). DSA được xây dựng trên nền tảng toán học vững chắc của bài toán logarit rời rạc, vốn được coi là bài toán khó về mặt tính toán. Tính bảo mật cao, hiệu quả trong thực tiễn và sự công nhận rộng rãi trong cộng đồng quốc tế khiến DSA trở thành một trong những thuật toán chữ ký số tiêu biểu và được ứng dụng rộng rãi trong nhiều lĩnh vực.</w:t>
+        <w:t>Thuật toán chữ ký số DSA (</w:t>
+      </w:r>
+      <w:proofErr w:type="spellStart"/>
+      <w:r>
+        <w:rPr>
+          <w:rFonts w:asciiTheme="majorHAnsi" w:hAnsiTheme="majorHAnsi" w:cstheme="majorHAnsi"/>
+          <w:szCs w:val="26"/>
+        </w:rPr>
+        <w:t>Digital</w:t>
+      </w:r>
+      <w:proofErr w:type="spellEnd"/>
+      <w:r>
+        <w:rPr>
+          <w:rFonts w:asciiTheme="majorHAnsi" w:hAnsiTheme="majorHAnsi" w:cstheme="majorHAnsi"/>
+          <w:szCs w:val="26"/>
+        </w:rPr>
+        <w:t xml:space="preserve"> </w:t>
+      </w:r>
+      <w:proofErr w:type="spellStart"/>
+      <w:r>
+        <w:rPr>
+          <w:rFonts w:asciiTheme="majorHAnsi" w:hAnsiTheme="majorHAnsi" w:cstheme="majorHAnsi"/>
+          <w:szCs w:val="26"/>
+        </w:rPr>
+        <w:t>Signature</w:t>
+      </w:r>
+      <w:proofErr w:type="spellEnd"/>
+      <w:r>
+        <w:rPr>
+          <w:rFonts w:asciiTheme="majorHAnsi" w:hAnsiTheme="majorHAnsi" w:cstheme="majorHAnsi"/>
+          <w:szCs w:val="26"/>
+        </w:rPr>
+        <w:t xml:space="preserve"> </w:t>
+      </w:r>
+      <w:proofErr w:type="spellStart"/>
+      <w:r>
+        <w:rPr>
+          <w:rFonts w:asciiTheme="majorHAnsi" w:hAnsiTheme="majorHAnsi" w:cstheme="majorHAnsi"/>
+          <w:szCs w:val="26"/>
+        </w:rPr>
+        <w:t>Algorithm</w:t>
+      </w:r>
+      <w:proofErr w:type="spellEnd"/>
+      <w:r>
+        <w:rPr>
+          <w:rFonts w:asciiTheme="majorHAnsi" w:hAnsiTheme="majorHAnsi" w:cstheme="majorHAnsi"/>
+          <w:szCs w:val="26"/>
+        </w:rPr>
+        <w:t>) được Viện Tiêu chuẩn và Công nghệ Quốc gia Hoa Kỳ (NIST) ban hành năm 1991 trong khuôn khổ chuẩn DSS (</w:t>
+      </w:r>
+      <w:proofErr w:type="spellStart"/>
+      <w:r>
+        <w:rPr>
+          <w:rFonts w:asciiTheme="majorHAnsi" w:hAnsiTheme="majorHAnsi" w:cstheme="majorHAnsi"/>
+          <w:szCs w:val="26"/>
+        </w:rPr>
+        <w:t>Digital</w:t>
+      </w:r>
+      <w:proofErr w:type="spellEnd"/>
+      <w:r>
+        <w:rPr>
+          <w:rFonts w:asciiTheme="majorHAnsi" w:hAnsiTheme="majorHAnsi" w:cstheme="majorHAnsi"/>
+          <w:szCs w:val="26"/>
+        </w:rPr>
+        <w:t xml:space="preserve"> </w:t>
+      </w:r>
+      <w:proofErr w:type="spellStart"/>
+      <w:r>
+        <w:rPr>
+          <w:rFonts w:asciiTheme="majorHAnsi" w:hAnsiTheme="majorHAnsi" w:cstheme="majorHAnsi"/>
+          <w:szCs w:val="26"/>
+        </w:rPr>
+        <w:t>Signature</w:t>
+      </w:r>
+      <w:proofErr w:type="spellEnd"/>
+      <w:r>
+        <w:rPr>
+          <w:rFonts w:asciiTheme="majorHAnsi" w:hAnsiTheme="majorHAnsi" w:cstheme="majorHAnsi"/>
+          <w:szCs w:val="26"/>
+        </w:rPr>
+        <w:t xml:space="preserve"> Standard). DSA được xây dựng trên nền tảng toán học vững chắc của bài toán </w:t>
+      </w:r>
+      <w:proofErr w:type="spellStart"/>
+      <w:r>
+        <w:rPr>
+          <w:rFonts w:asciiTheme="majorHAnsi" w:hAnsiTheme="majorHAnsi" w:cstheme="majorHAnsi"/>
+          <w:szCs w:val="26"/>
+        </w:rPr>
+        <w:t>logarit</w:t>
+      </w:r>
+      <w:proofErr w:type="spellEnd"/>
+      <w:r>
+        <w:rPr>
+          <w:rFonts w:asciiTheme="majorHAnsi" w:hAnsiTheme="majorHAnsi" w:cstheme="majorHAnsi"/>
+          <w:szCs w:val="26"/>
+        </w:rPr>
+        <w:t xml:space="preserve"> rời rạc, vốn được coi là bài toán khó về mặt tính toán. Tính bảo mật cao, hiệu quả trong thực tiễn và sự công nhận rộng rãi trong cộng đồng quốc tế khiến DSA trở thành một trong những thuật toán chữ ký số tiêu biểu và được ứng dụng rộng rãi trong nhiều lĩnh vực.</w:t>
       </w:r>
     </w:p>
     <w:p>
@@ -8452,7 +8883,39 @@
           <w:rFonts w:asciiTheme="majorHAnsi" w:hAnsiTheme="majorHAnsi" w:cstheme="majorHAnsi"/>
           <w:szCs w:val="26"/>
         </w:rPr>
-        <w:t>Nắm vững cơ sở lý thuyết nền tảng: Tìm hiểu các khái niệm toán học cốt yếu gồm số học modulo, bài toán logarit rời rạc, các hàm băm mật mã và nguyên lý của mật mã khóa công khai đã tạo ra cơ sở cho DSA.</w:t>
+        <w:t xml:space="preserve">Nắm vững cơ sở lý thuyết nền tảng: Tìm hiểu các khái niệm toán học cốt yếu gồm số học </w:t>
+      </w:r>
+      <w:proofErr w:type="spellStart"/>
+      <w:r>
+        <w:rPr>
+          <w:rFonts w:asciiTheme="majorHAnsi" w:hAnsiTheme="majorHAnsi" w:cstheme="majorHAnsi"/>
+          <w:szCs w:val="26"/>
+        </w:rPr>
+        <w:t>modulo</w:t>
+      </w:r>
+      <w:proofErr w:type="spellEnd"/>
+      <w:r>
+        <w:rPr>
+          <w:rFonts w:asciiTheme="majorHAnsi" w:hAnsiTheme="majorHAnsi" w:cstheme="majorHAnsi"/>
+          <w:szCs w:val="26"/>
+        </w:rPr>
+        <w:t xml:space="preserve">, bài toán </w:t>
+      </w:r>
+      <w:proofErr w:type="spellStart"/>
+      <w:r>
+        <w:rPr>
+          <w:rFonts w:asciiTheme="majorHAnsi" w:hAnsiTheme="majorHAnsi" w:cstheme="majorHAnsi"/>
+          <w:szCs w:val="26"/>
+        </w:rPr>
+        <w:t>logarit</w:t>
+      </w:r>
+      <w:proofErr w:type="spellEnd"/>
+      <w:r>
+        <w:rPr>
+          <w:rFonts w:asciiTheme="majorHAnsi" w:hAnsiTheme="majorHAnsi" w:cstheme="majorHAnsi"/>
+          <w:szCs w:val="26"/>
+        </w:rPr>
+        <w:t xml:space="preserve"> rời rạc, các hàm băm mật mã và nguyên lý của mật mã khóa công khai đã tạo ra cơ sở cho DSA.</w:t>
       </w:r>
     </w:p>
     <w:p>
@@ -8524,7 +8987,39 @@
           <w:rFonts w:asciiTheme="majorHAnsi" w:hAnsiTheme="majorHAnsi" w:cstheme="majorHAnsi"/>
           <w:szCs w:val="26"/>
         </w:rPr>
-        <w:t>Tìm hiểu ứng dụng thực tiễn: Khảo sát các lĩnh vực ứng dụng DSA trong thực tế như xác thực tài liệu điện tử, chữ ký phần mềm (code signing), giao thức SSH, chứng chỉ số và các hệ thống xác thực hiện đại.</w:t>
+        <w:t>Tìm hiểu ứng dụng thực tiễn: Khảo sát các lĩnh vực ứng dụng DSA trong thực tế như xác thực tài liệu điện tử, chữ ký phần mềm (</w:t>
+      </w:r>
+      <w:proofErr w:type="spellStart"/>
+      <w:r>
+        <w:rPr>
+          <w:rFonts w:asciiTheme="majorHAnsi" w:hAnsiTheme="majorHAnsi" w:cstheme="majorHAnsi"/>
+          <w:szCs w:val="26"/>
+        </w:rPr>
+        <w:t>code</w:t>
+      </w:r>
+      <w:proofErr w:type="spellEnd"/>
+      <w:r>
+        <w:rPr>
+          <w:rFonts w:asciiTheme="majorHAnsi" w:hAnsiTheme="majorHAnsi" w:cstheme="majorHAnsi"/>
+          <w:szCs w:val="26"/>
+        </w:rPr>
+        <w:t xml:space="preserve"> </w:t>
+      </w:r>
+      <w:proofErr w:type="spellStart"/>
+      <w:r>
+        <w:rPr>
+          <w:rFonts w:asciiTheme="majorHAnsi" w:hAnsiTheme="majorHAnsi" w:cstheme="majorHAnsi"/>
+          <w:szCs w:val="26"/>
+        </w:rPr>
+        <w:t>signing</w:t>
+      </w:r>
+      <w:proofErr w:type="spellEnd"/>
+      <w:r>
+        <w:rPr>
+          <w:rFonts w:asciiTheme="majorHAnsi" w:hAnsiTheme="majorHAnsi" w:cstheme="majorHAnsi"/>
+          <w:szCs w:val="26"/>
+        </w:rPr>
+        <w:t>), giao thức SSH, chứng chỉ số và các hệ thống xác thực hiện đại.</w:t>
       </w:r>
     </w:p>
     <w:p>
@@ -8584,7 +9079,55 @@
           <w:rFonts w:asciiTheme="majorHAnsi" w:hAnsiTheme="majorHAnsi" w:cstheme="majorHAnsi"/>
           <w:szCs w:val="26"/>
         </w:rPr>
-        <w:t>Thuật toán chữ ký số DSA (Digital Signature Algorithm): cấu trúc toán học, quy trình sinh khóa, ký số và xác thực.</w:t>
+        <w:t>Thuật toán chữ ký số DSA (</w:t>
+      </w:r>
+      <w:proofErr w:type="spellStart"/>
+      <w:r>
+        <w:rPr>
+          <w:rFonts w:asciiTheme="majorHAnsi" w:hAnsiTheme="majorHAnsi" w:cstheme="majorHAnsi"/>
+          <w:szCs w:val="26"/>
+        </w:rPr>
+        <w:t>Digital</w:t>
+      </w:r>
+      <w:proofErr w:type="spellEnd"/>
+      <w:r>
+        <w:rPr>
+          <w:rFonts w:asciiTheme="majorHAnsi" w:hAnsiTheme="majorHAnsi" w:cstheme="majorHAnsi"/>
+          <w:szCs w:val="26"/>
+        </w:rPr>
+        <w:t xml:space="preserve"> </w:t>
+      </w:r>
+      <w:proofErr w:type="spellStart"/>
+      <w:r>
+        <w:rPr>
+          <w:rFonts w:asciiTheme="majorHAnsi" w:hAnsiTheme="majorHAnsi" w:cstheme="majorHAnsi"/>
+          <w:szCs w:val="26"/>
+        </w:rPr>
+        <w:t>Signature</w:t>
+      </w:r>
+      <w:proofErr w:type="spellEnd"/>
+      <w:r>
+        <w:rPr>
+          <w:rFonts w:asciiTheme="majorHAnsi" w:hAnsiTheme="majorHAnsi" w:cstheme="majorHAnsi"/>
+          <w:szCs w:val="26"/>
+        </w:rPr>
+        <w:t xml:space="preserve"> </w:t>
+      </w:r>
+      <w:proofErr w:type="spellStart"/>
+      <w:r>
+        <w:rPr>
+          <w:rFonts w:asciiTheme="majorHAnsi" w:hAnsiTheme="majorHAnsi" w:cstheme="majorHAnsi"/>
+          <w:szCs w:val="26"/>
+        </w:rPr>
+        <w:t>Algorithm</w:t>
+      </w:r>
+      <w:proofErr w:type="spellEnd"/>
+      <w:r>
+        <w:rPr>
+          <w:rFonts w:asciiTheme="majorHAnsi" w:hAnsiTheme="majorHAnsi" w:cstheme="majorHAnsi"/>
+          <w:szCs w:val="26"/>
+        </w:rPr>
+        <w:t>): cấu trúc toán học, quy trình sinh khóa, ký số và xác thực.</w:t>
       </w:r>
     </w:p>
     <w:p>
@@ -8608,7 +9151,55 @@
           <w:rFonts w:asciiTheme="majorHAnsi" w:hAnsiTheme="majorHAnsi" w:cstheme="majorHAnsi"/>
           <w:szCs w:val="26"/>
         </w:rPr>
-        <w:t>Các thuật toán hỗ trợ liên quan: hàm băm SHA, thuật toán Miller-Rabin kiểm tra số nguyên tố, thuật toán lũy thừa modulo nhanh và thuật toán Euclid mở rộng.</w:t>
+        <w:t xml:space="preserve">Các thuật toán hỗ trợ liên quan: hàm băm SHA, thuật toán </w:t>
+      </w:r>
+      <w:proofErr w:type="spellStart"/>
+      <w:r>
+        <w:rPr>
+          <w:rFonts w:asciiTheme="majorHAnsi" w:hAnsiTheme="majorHAnsi" w:cstheme="majorHAnsi"/>
+          <w:szCs w:val="26"/>
+        </w:rPr>
+        <w:t>Miller-Rabin</w:t>
+      </w:r>
+      <w:proofErr w:type="spellEnd"/>
+      <w:r>
+        <w:rPr>
+          <w:rFonts w:asciiTheme="majorHAnsi" w:hAnsiTheme="majorHAnsi" w:cstheme="majorHAnsi"/>
+          <w:szCs w:val="26"/>
+        </w:rPr>
+        <w:t xml:space="preserve"> kiểm tra số nguyên tố, thuật toán lũy thừa </w:t>
+      </w:r>
+      <w:proofErr w:type="spellStart"/>
+      <w:r>
+        <w:rPr>
+          <w:rFonts w:asciiTheme="majorHAnsi" w:hAnsiTheme="majorHAnsi" w:cstheme="majorHAnsi"/>
+          <w:szCs w:val="26"/>
+        </w:rPr>
+        <w:t>modulo</w:t>
+      </w:r>
+      <w:proofErr w:type="spellEnd"/>
+      <w:r>
+        <w:rPr>
+          <w:rFonts w:asciiTheme="majorHAnsi" w:hAnsiTheme="majorHAnsi" w:cstheme="majorHAnsi"/>
+          <w:szCs w:val="26"/>
+        </w:rPr>
+        <w:t xml:space="preserve"> nhanh và thuật toán </w:t>
+      </w:r>
+      <w:proofErr w:type="spellStart"/>
+      <w:r>
+        <w:rPr>
+          <w:rFonts w:asciiTheme="majorHAnsi" w:hAnsiTheme="majorHAnsi" w:cstheme="majorHAnsi"/>
+          <w:szCs w:val="26"/>
+        </w:rPr>
+        <w:t>Euclid</w:t>
+      </w:r>
+      <w:proofErr w:type="spellEnd"/>
+      <w:r>
+        <w:rPr>
+          <w:rFonts w:asciiTheme="majorHAnsi" w:hAnsiTheme="majorHAnsi" w:cstheme="majorHAnsi"/>
+          <w:szCs w:val="26"/>
+        </w:rPr>
+        <w:t xml:space="preserve"> mở rộng.</w:t>
       </w:r>
     </w:p>
     <w:p>
@@ -8696,7 +9287,55 @@
           <w:rFonts w:asciiTheme="majorHAnsi" w:hAnsiTheme="majorHAnsi" w:cstheme="majorHAnsi"/>
           <w:szCs w:val="26"/>
         </w:rPr>
-        <w:t>Phạm vi công nghệ: Cài đặt thuật toán bằng ngôn ngữ C++ (sử dụng thư viện GMP) và Java (sử dụng lớp BigInteger trong java.math), không sử dụng các thư viện mật mã có sẵn như OpenSSL hay Bouncy Castle để đảm bảo việc hiểu sâu bản chất của thuật toán.</w:t>
+        <w:t xml:space="preserve">Phạm vi công nghệ: Cài đặt thuật toán bằng ngôn ngữ C++ (sử dụng thư viện GMP) và Java (sử dụng lớp BigInteger trong </w:t>
+      </w:r>
+      <w:proofErr w:type="spellStart"/>
+      <w:r>
+        <w:rPr>
+          <w:rFonts w:asciiTheme="majorHAnsi" w:hAnsiTheme="majorHAnsi" w:cstheme="majorHAnsi"/>
+          <w:szCs w:val="26"/>
+        </w:rPr>
+        <w:t>java.math</w:t>
+      </w:r>
+      <w:proofErr w:type="spellEnd"/>
+      <w:r>
+        <w:rPr>
+          <w:rFonts w:asciiTheme="majorHAnsi" w:hAnsiTheme="majorHAnsi" w:cstheme="majorHAnsi"/>
+          <w:szCs w:val="26"/>
+        </w:rPr>
+        <w:t xml:space="preserve">), không sử dụng các thư viện mật mã có sẵn như OpenSSL hay </w:t>
+      </w:r>
+      <w:proofErr w:type="spellStart"/>
+      <w:r>
+        <w:rPr>
+          <w:rFonts w:asciiTheme="majorHAnsi" w:hAnsiTheme="majorHAnsi" w:cstheme="majorHAnsi"/>
+          <w:szCs w:val="26"/>
+        </w:rPr>
+        <w:t>Bouncy</w:t>
+      </w:r>
+      <w:proofErr w:type="spellEnd"/>
+      <w:r>
+        <w:rPr>
+          <w:rFonts w:asciiTheme="majorHAnsi" w:hAnsiTheme="majorHAnsi" w:cstheme="majorHAnsi"/>
+          <w:szCs w:val="26"/>
+        </w:rPr>
+        <w:t xml:space="preserve"> </w:t>
+      </w:r>
+      <w:proofErr w:type="spellStart"/>
+      <w:r>
+        <w:rPr>
+          <w:rFonts w:asciiTheme="majorHAnsi" w:hAnsiTheme="majorHAnsi" w:cstheme="majorHAnsi"/>
+          <w:szCs w:val="26"/>
+        </w:rPr>
+        <w:t>Castle</w:t>
+      </w:r>
+      <w:proofErr w:type="spellEnd"/>
+      <w:r>
+        <w:rPr>
+          <w:rFonts w:asciiTheme="majorHAnsi" w:hAnsiTheme="majorHAnsi" w:cstheme="majorHAnsi"/>
+          <w:szCs w:val="26"/>
+        </w:rPr>
+        <w:t xml:space="preserve"> để đảm bảo việc hiểu sâu bản chất của thuật toán.</w:t>
       </w:r>
     </w:p>
     <w:p>
@@ -8819,7 +9458,55 @@
           <w:rFonts w:asciiTheme="majorHAnsi" w:hAnsiTheme="majorHAnsi" w:cstheme="majorHAnsi"/>
           <w:szCs w:val="26"/>
         </w:rPr>
-        <w:t xml:space="preserve"> Xây dựng Chương trình mô phỏng thuật toán DSA bằng C++ và Java từ đầu (from scratch). Thực hiện các test case kiểm thử với nhiều loại dữ liệu, kiểm chứng tính toàn vẹn khi dữ liệu bị thay đổi và điều chỉnh tham số để đánh giá hiệu năng.</w:t>
+        <w:t xml:space="preserve"> Xây dựng Chương trình mô phỏng thuật toán DSA bằng C++ và Java từ đầu (</w:t>
+      </w:r>
+      <w:proofErr w:type="spellStart"/>
+      <w:r>
+        <w:rPr>
+          <w:rFonts w:asciiTheme="majorHAnsi" w:hAnsiTheme="majorHAnsi" w:cstheme="majorHAnsi"/>
+          <w:szCs w:val="26"/>
+        </w:rPr>
+        <w:t>from</w:t>
+      </w:r>
+      <w:proofErr w:type="spellEnd"/>
+      <w:r>
+        <w:rPr>
+          <w:rFonts w:asciiTheme="majorHAnsi" w:hAnsiTheme="majorHAnsi" w:cstheme="majorHAnsi"/>
+          <w:szCs w:val="26"/>
+        </w:rPr>
+        <w:t xml:space="preserve"> </w:t>
+      </w:r>
+      <w:proofErr w:type="spellStart"/>
+      <w:r>
+        <w:rPr>
+          <w:rFonts w:asciiTheme="majorHAnsi" w:hAnsiTheme="majorHAnsi" w:cstheme="majorHAnsi"/>
+          <w:szCs w:val="26"/>
+        </w:rPr>
+        <w:t>scratch</w:t>
+      </w:r>
+      <w:proofErr w:type="spellEnd"/>
+      <w:r>
+        <w:rPr>
+          <w:rFonts w:asciiTheme="majorHAnsi" w:hAnsiTheme="majorHAnsi" w:cstheme="majorHAnsi"/>
+          <w:szCs w:val="26"/>
+        </w:rPr>
+        <w:t xml:space="preserve">). Thực hiện các </w:t>
+      </w:r>
+      <w:proofErr w:type="spellStart"/>
+      <w:r>
+        <w:rPr>
+          <w:rFonts w:asciiTheme="majorHAnsi" w:hAnsiTheme="majorHAnsi" w:cstheme="majorHAnsi"/>
+          <w:szCs w:val="26"/>
+        </w:rPr>
+        <w:t>test</w:t>
+      </w:r>
+      <w:proofErr w:type="spellEnd"/>
+      <w:r>
+        <w:rPr>
+          <w:rFonts w:asciiTheme="majorHAnsi" w:hAnsiTheme="majorHAnsi" w:cstheme="majorHAnsi"/>
+          <w:szCs w:val="26"/>
+        </w:rPr>
+        <w:t xml:space="preserve"> case kiểm thử với nhiều loại dữ liệu, kiểm chứng tính toàn vẹn khi dữ liệu bị thay đổi và điều chỉnh tham số để đánh giá hiệu năng.</w:t>
       </w:r>
     </w:p>
     <w:p>
@@ -9024,7 +9711,23 @@
           <w:rFonts w:asciiTheme="majorHAnsi" w:hAnsiTheme="majorHAnsi" w:cstheme="majorHAnsi"/>
           <w:szCs w:val="26"/>
         </w:rPr>
-        <w:t>Hiểu biết sâu về DSA tạo nền tảng để tiếp cận các công nghệ bảo mật hiện đại hơn như ECDSA trong giao thức TLS, JWT, Blockchain và các hệ thống xác thực danh tính phân tán.</w:t>
+        <w:t xml:space="preserve">Hiểu biết sâu về DSA tạo nền tảng để tiếp cận các công nghệ bảo mật hiện đại hơn như ECDSA trong giao thức TLS, JWT, </w:t>
+      </w:r>
+      <w:proofErr w:type="spellStart"/>
+      <w:r>
+        <w:rPr>
+          <w:rFonts w:asciiTheme="majorHAnsi" w:hAnsiTheme="majorHAnsi" w:cstheme="majorHAnsi"/>
+          <w:szCs w:val="26"/>
+        </w:rPr>
+        <w:t>Blockchain</w:t>
+      </w:r>
+      <w:proofErr w:type="spellEnd"/>
+      <w:r>
+        <w:rPr>
+          <w:rFonts w:asciiTheme="majorHAnsi" w:hAnsiTheme="majorHAnsi" w:cstheme="majorHAnsi"/>
+          <w:szCs w:val="26"/>
+        </w:rPr>
+        <w:t xml:space="preserve"> và các hệ thống xác thực danh tính phân tán.</w:t>
       </w:r>
     </w:p>
     <w:p>
@@ -9083,7 +9786,39 @@
           <w:rFonts w:asciiTheme="majorHAnsi" w:hAnsiTheme="majorHAnsi" w:cstheme="majorHAnsi"/>
           <w:szCs w:val="26"/>
         </w:rPr>
-        <w:t xml:space="preserve"> Trình bày các kiến thức nền tảng cần thiết bao gồm: tổng quan về an toàn thông tin, mật mã khóa công khai, các kiến thức toán học phục vụ thuật toán DSA (số học modulo, logarit rời rạc, hàm băm, kiểm tra nguyên tố), tổng quan về chữ ký số và phân tích chi tiết thuật toán DSA từ các tham số, quy trình sinh khóa, ký số đến xác thực chữ ký.</w:t>
+        <w:t xml:space="preserve"> Trình bày các kiến thức nền tảng cần thiết bao gồm: tổng quan về an toàn thông tin, mật mã khóa công khai, các kiến thức toán học phục vụ thuật toán DSA (số học </w:t>
+      </w:r>
+      <w:proofErr w:type="spellStart"/>
+      <w:r>
+        <w:rPr>
+          <w:rFonts w:asciiTheme="majorHAnsi" w:hAnsiTheme="majorHAnsi" w:cstheme="majorHAnsi"/>
+          <w:szCs w:val="26"/>
+        </w:rPr>
+        <w:t>modulo</w:t>
+      </w:r>
+      <w:proofErr w:type="spellEnd"/>
+      <w:r>
+        <w:rPr>
+          <w:rFonts w:asciiTheme="majorHAnsi" w:hAnsiTheme="majorHAnsi" w:cstheme="majorHAnsi"/>
+          <w:szCs w:val="26"/>
+        </w:rPr>
+        <w:t xml:space="preserve">, </w:t>
+      </w:r>
+      <w:proofErr w:type="spellStart"/>
+      <w:r>
+        <w:rPr>
+          <w:rFonts w:asciiTheme="majorHAnsi" w:hAnsiTheme="majorHAnsi" w:cstheme="majorHAnsi"/>
+          <w:szCs w:val="26"/>
+        </w:rPr>
+        <w:t>logarit</w:t>
+      </w:r>
+      <w:proofErr w:type="spellEnd"/>
+      <w:r>
+        <w:rPr>
+          <w:rFonts w:asciiTheme="majorHAnsi" w:hAnsiTheme="majorHAnsi" w:cstheme="majorHAnsi"/>
+          <w:szCs w:val="26"/>
+        </w:rPr>
+        <w:t xml:space="preserve"> rời rạc, hàm băm, kiểm tra nguyên tố), tổng quan về chữ ký số và phân tích chi tiết thuật toán DSA từ các tham số, quy trình sinh khóa, ký số đến xác thực chữ ký.</w:t>
       </w:r>
     </w:p>
     <w:p>
@@ -9151,9 +9886,9 @@
         </w:rPr>
       </w:pPr>
       <w:bookmarkStart w:id="31" w:name="_Toc230289224"/>
-      <w:bookmarkStart w:id="32" w:name="chương-1.-cơ-sở-lý-thuyết"/>
-      <w:bookmarkStart w:id="33" w:name="_Toc230535634"/>
-      <w:bookmarkEnd w:id="19"/>
+      <w:bookmarkStart w:id="32" w:name="_Toc230535634"/>
+      <w:bookmarkStart w:id="33" w:name="chương-1.-cơ-sở-lý-thuyết"/>
+      <w:bookmarkEnd w:id="20"/>
       <w:bookmarkEnd w:id="21"/>
       <w:r>
         <w:rPr>
@@ -9164,7 +9899,7 @@
         <w:t>CHƯƠNG 1. CƠ SỞ LÝ THUYẾT</w:t>
       </w:r>
       <w:bookmarkEnd w:id="31"/>
-      <w:bookmarkEnd w:id="33"/>
+      <w:bookmarkEnd w:id="32"/>
     </w:p>
     <w:p>
       <w:pPr>
@@ -9174,11 +9909,11 @@
           <w:lang w:val="vi-VN"/>
         </w:rPr>
       </w:pPr>
-      <w:bookmarkStart w:id="34" w:name="_Toc230289235"/>
-      <w:bookmarkStart w:id="35" w:name="X4dcbd703c271a1e160fe43581e19a4dc6d17b38"/>
-      <w:bookmarkStart w:id="36" w:name="_Toc230289225"/>
-      <w:bookmarkStart w:id="37" w:name="tổng-quan-về-an-toàn-thông-tin"/>
-      <w:bookmarkStart w:id="38" w:name="_Toc230535635"/>
+      <w:bookmarkStart w:id="34" w:name="_Toc230289225"/>
+      <w:bookmarkStart w:id="35" w:name="_Toc230535635"/>
+      <w:bookmarkStart w:id="36" w:name="tổng-quan-về-an-toàn-thông-tin"/>
+      <w:bookmarkStart w:id="37" w:name="_Toc230289235"/>
+      <w:bookmarkStart w:id="38" w:name="X4dcbd703c271a1e160fe43581e19a4dc6d17b38"/>
       <w:r>
         <w:rPr>
           <w:rFonts w:cstheme="majorHAnsi"/>
@@ -9186,8 +9921,8 @@
         </w:rPr>
         <w:t>1.1. Tổng quan về an toàn thông tin</w:t>
       </w:r>
-      <w:bookmarkEnd w:id="36"/>
-      <w:bookmarkEnd w:id="38"/>
+      <w:bookmarkEnd w:id="34"/>
+      <w:bookmarkEnd w:id="35"/>
     </w:p>
     <w:p>
       <w:pPr>
@@ -9198,8 +9933,8 @@
         </w:rPr>
       </w:pPr>
       <w:bookmarkStart w:id="39" w:name="_Toc230289226"/>
-      <w:bookmarkStart w:id="40" w:name="khái-niệm-an-toàn-thông-tin"/>
-      <w:bookmarkStart w:id="41" w:name="_Toc230535636"/>
+      <w:bookmarkStart w:id="40" w:name="_Toc230535636"/>
+      <w:bookmarkStart w:id="41" w:name="khái-niệm-an-toàn-thông-tin"/>
       <w:r>
         <w:rPr>
           <w:rFonts w:cstheme="majorHAnsi"/>
@@ -9208,7 +9943,7 @@
         <w:t>1.1.1. Khái niệm an toàn thông tin</w:t>
       </w:r>
       <w:bookmarkEnd w:id="39"/>
-      <w:bookmarkEnd w:id="41"/>
+      <w:bookmarkEnd w:id="40"/>
     </w:p>
     <w:p>
       <w:pPr>
@@ -9251,9 +9986,9 @@
         </w:rPr>
       </w:pPr>
       <w:bookmarkStart w:id="42" w:name="_Toc230289227"/>
-      <w:bookmarkStart w:id="43" w:name="các-mục-tiêu-bảo-mật-cơ-bản"/>
-      <w:bookmarkStart w:id="44" w:name="_Toc230535637"/>
-      <w:bookmarkEnd w:id="40"/>
+      <w:bookmarkStart w:id="43" w:name="_Toc230535637"/>
+      <w:bookmarkStart w:id="44" w:name="các-mục-tiêu-bảo-mật-cơ-bản"/>
+      <w:bookmarkEnd w:id="41"/>
       <w:r>
         <w:rPr>
           <w:rFonts w:cstheme="majorHAnsi"/>
@@ -9262,7 +9997,7 @@
         <w:t>1.1.2. Các mục tiêu bảo mật cơ bản</w:t>
       </w:r>
       <w:bookmarkEnd w:id="42"/>
-      <w:bookmarkEnd w:id="44"/>
+      <w:bookmarkEnd w:id="43"/>
     </w:p>
     <w:p>
       <w:pPr>
@@ -9273,7 +10008,7 @@
       </w:pPr>
       <w:bookmarkStart w:id="45" w:name="_Toc230289228"/>
       <w:bookmarkStart w:id="46" w:name="các-nguy-cơ-mất-toàn-vẹn-dữ-liệu"/>
-      <w:bookmarkEnd w:id="43"/>
+      <w:bookmarkEnd w:id="44"/>
       <w:r>
         <w:rPr>
           <w:rFonts w:asciiTheme="majorHAnsi" w:hAnsiTheme="majorHAnsi" w:cstheme="majorHAnsi"/>
@@ -9447,7 +10182,25 @@
           <w:szCs w:val="26"/>
           <w:lang w:eastAsia="zh-CN"/>
         </w:rPr>
-        <w:t>Tấn công phát lại: Kẻ tấn công chặn bắt một gói tin dữ liệu hợp pháp (ví dụ: một thông điệp xác thực hoặc lệnh chuyển tiền) và gửi lại gói tin đó nguyên vẹn vào một thời điểm khác. Dù nội dung gói tin không bị sửa đổi, hành vi gửi lặp lại này làm thay đổi tính toàn vẹn về mặt logic và trình tự thời gian của hệ thống.</w:t>
+        <w:t xml:space="preserve">Tấn công phát lại: Kẻ tấn công chặn bắt một gói tin dữ liệu hợp pháp (ví dụ: một thông điệp xác thực hoặc lệnh chuyển tiền) và gửi lại gói tin đó nguyên vẹn vào một thời điểm khác. Dù nội dung gói tin không bị sửa đổi, hành vi gửi lặp lại này làm thay đổi tính toàn vẹn về mặt </w:t>
+      </w:r>
+      <w:proofErr w:type="spellStart"/>
+      <w:r>
+        <w:rPr>
+          <w:rFonts w:asciiTheme="majorHAnsi" w:hAnsiTheme="majorHAnsi" w:cstheme="majorHAnsi"/>
+          <w:szCs w:val="26"/>
+          <w:lang w:eastAsia="zh-CN"/>
+        </w:rPr>
+        <w:t>logic</w:t>
+      </w:r>
+      <w:proofErr w:type="spellEnd"/>
+      <w:r>
+        <w:rPr>
+          <w:rFonts w:asciiTheme="majorHAnsi" w:hAnsiTheme="majorHAnsi" w:cstheme="majorHAnsi"/>
+          <w:szCs w:val="26"/>
+          <w:lang w:eastAsia="zh-CN"/>
+        </w:rPr>
+        <w:t xml:space="preserve"> và trình tự thời gian của hệ thống.</w:t>
       </w:r>
     </w:p>
     <w:p>
@@ -9543,7 +10296,25 @@
           <w:szCs w:val="26"/>
           <w:lang w:eastAsia="zh-CN"/>
         </w:rPr>
-        <w:t>Lỗi phần mềm và hệ điều hành: Các xung đột phần mềm, lỗi logic trong mã nguồn của ứng dụng quản lý hoặc lỗi của hệ điều hành trong quá trình đồng bộ hóa dữ liệu có thể làm sai lệch các tệp tin hệ thống và cơ sở dữ liệu.</w:t>
+        <w:t xml:space="preserve">Lỗi phần mềm và hệ điều hành: Các xung đột phần mềm, lỗi </w:t>
+      </w:r>
+      <w:proofErr w:type="spellStart"/>
+      <w:r>
+        <w:rPr>
+          <w:rFonts w:asciiTheme="majorHAnsi" w:hAnsiTheme="majorHAnsi" w:cstheme="majorHAnsi"/>
+          <w:szCs w:val="26"/>
+          <w:lang w:eastAsia="zh-CN"/>
+        </w:rPr>
+        <w:t>logic</w:t>
+      </w:r>
+      <w:proofErr w:type="spellEnd"/>
+      <w:r>
+        <w:rPr>
+          <w:rFonts w:asciiTheme="majorHAnsi" w:hAnsiTheme="majorHAnsi" w:cstheme="majorHAnsi"/>
+          <w:szCs w:val="26"/>
+          <w:lang w:eastAsia="zh-CN"/>
+        </w:rPr>
+        <w:t xml:space="preserve"> trong mã nguồn của ứng dụng quản lý hoặc lỗi của hệ điều hành trong quá trình đồng bộ hóa dữ liệu có thể làm sai lệch các tệp tin hệ thống và cơ sở dữ liệu.</w:t>
       </w:r>
     </w:p>
     <w:p>
@@ -9581,8 +10352,8 @@
         </w:rPr>
       </w:pPr>
       <w:bookmarkStart w:id="48" w:name="_Toc230289229"/>
-      <w:bookmarkStart w:id="49" w:name="Xe9cc1999b80e854853b6cbcfb4e4c80091cbae2"/>
-      <w:bookmarkStart w:id="50" w:name="_Toc230535639"/>
+      <w:bookmarkStart w:id="49" w:name="_Toc230535639"/>
+      <w:bookmarkStart w:id="50" w:name="Xe9cc1999b80e854853b6cbcfb4e4c80091cbae2"/>
       <w:bookmarkEnd w:id="46"/>
       <w:r>
         <w:rPr>
@@ -9592,7 +10363,7 @@
         <w:t>1.1.4. Vai trò của chữ ký số trong bảo mật dữ liệu</w:t>
       </w:r>
       <w:bookmarkEnd w:id="48"/>
-      <w:bookmarkEnd w:id="50"/>
+      <w:bookmarkEnd w:id="49"/>
     </w:p>
     <w:p>
       <w:pPr>
@@ -9608,7 +10379,133 @@
           <w:szCs w:val="26"/>
           <w:lang w:eastAsia="zh-CN"/>
         </w:rPr>
-        <w:t>Trong kỷ nguyên số hóa, khi dữ liệu liên tục được trao đổi qua các mạng công cộng không an toàn, các cơ chế bảo vệ truyền thống như mật khẩu hay mã kiểm tra lỗi (CRC, Checksum) không còn đủ khả năng ứng phó với các kỹ thuật tấn công tinh vi. Chữ ký số (Digital Signature) ra đời như một giải pháp mật mã học nền tảng, đóng vai trò cốt lõi trong việc thiết lập hạ tầng an toàn thông tin dựa trên sự kết hợp giữa hàm băm một chiều (Hash Function) và hệ mật mã khóa bất đối xứng (Asymmetric Cryptography).</w:t>
+        <w:t xml:space="preserve">Trong kỷ nguyên số hóa, khi dữ liệu liên tục được trao đổi qua các mạng công cộng không an toàn, các cơ chế bảo vệ truyền thống như mật khẩu hay mã kiểm tra lỗi (CRC, </w:t>
+      </w:r>
+      <w:proofErr w:type="spellStart"/>
+      <w:r>
+        <w:rPr>
+          <w:rFonts w:asciiTheme="majorHAnsi" w:hAnsiTheme="majorHAnsi" w:cstheme="majorHAnsi"/>
+          <w:szCs w:val="26"/>
+          <w:lang w:eastAsia="zh-CN"/>
+        </w:rPr>
+        <w:t>Checksum</w:t>
+      </w:r>
+      <w:proofErr w:type="spellEnd"/>
+      <w:r>
+        <w:rPr>
+          <w:rFonts w:asciiTheme="majorHAnsi" w:hAnsiTheme="majorHAnsi" w:cstheme="majorHAnsi"/>
+          <w:szCs w:val="26"/>
+          <w:lang w:eastAsia="zh-CN"/>
+        </w:rPr>
+        <w:t>) không còn đủ khả năng ứng phó với các kỹ thuật tấn công tinh vi. Chữ ký số (</w:t>
+      </w:r>
+      <w:proofErr w:type="spellStart"/>
+      <w:r>
+        <w:rPr>
+          <w:rFonts w:asciiTheme="majorHAnsi" w:hAnsiTheme="majorHAnsi" w:cstheme="majorHAnsi"/>
+          <w:szCs w:val="26"/>
+          <w:lang w:eastAsia="zh-CN"/>
+        </w:rPr>
+        <w:t>Digital</w:t>
+      </w:r>
+      <w:proofErr w:type="spellEnd"/>
+      <w:r>
+        <w:rPr>
+          <w:rFonts w:asciiTheme="majorHAnsi" w:hAnsiTheme="majorHAnsi" w:cstheme="majorHAnsi"/>
+          <w:szCs w:val="26"/>
+          <w:lang w:eastAsia="zh-CN"/>
+        </w:rPr>
+        <w:t xml:space="preserve"> </w:t>
+      </w:r>
+      <w:proofErr w:type="spellStart"/>
+      <w:r>
+        <w:rPr>
+          <w:rFonts w:asciiTheme="majorHAnsi" w:hAnsiTheme="majorHAnsi" w:cstheme="majorHAnsi"/>
+          <w:szCs w:val="26"/>
+          <w:lang w:eastAsia="zh-CN"/>
+        </w:rPr>
+        <w:t>Signature</w:t>
+      </w:r>
+      <w:proofErr w:type="spellEnd"/>
+      <w:r>
+        <w:rPr>
+          <w:rFonts w:asciiTheme="majorHAnsi" w:hAnsiTheme="majorHAnsi" w:cstheme="majorHAnsi"/>
+          <w:szCs w:val="26"/>
+          <w:lang w:eastAsia="zh-CN"/>
+        </w:rPr>
+        <w:t>) ra đời như một giải pháp mật mã học nền tảng, đóng vai trò cốt lõi trong việc thiết lập hạ tầng an toàn thông tin dựa trên sự kết hợp giữa hàm băm một chiều (</w:t>
+      </w:r>
+      <w:proofErr w:type="spellStart"/>
+      <w:r>
+        <w:rPr>
+          <w:rFonts w:asciiTheme="majorHAnsi" w:hAnsiTheme="majorHAnsi" w:cstheme="majorHAnsi"/>
+          <w:szCs w:val="26"/>
+          <w:lang w:eastAsia="zh-CN"/>
+        </w:rPr>
+        <w:t>Hash</w:t>
+      </w:r>
+      <w:proofErr w:type="spellEnd"/>
+      <w:r>
+        <w:rPr>
+          <w:rFonts w:asciiTheme="majorHAnsi" w:hAnsiTheme="majorHAnsi" w:cstheme="majorHAnsi"/>
+          <w:szCs w:val="26"/>
+          <w:lang w:eastAsia="zh-CN"/>
+        </w:rPr>
+        <w:t xml:space="preserve"> </w:t>
+      </w:r>
+      <w:proofErr w:type="spellStart"/>
+      <w:r>
+        <w:rPr>
+          <w:rFonts w:asciiTheme="majorHAnsi" w:hAnsiTheme="majorHAnsi" w:cstheme="majorHAnsi"/>
+          <w:szCs w:val="26"/>
+          <w:lang w:eastAsia="zh-CN"/>
+        </w:rPr>
+        <w:t>Function</w:t>
+      </w:r>
+      <w:proofErr w:type="spellEnd"/>
+      <w:r>
+        <w:rPr>
+          <w:rFonts w:asciiTheme="majorHAnsi" w:hAnsiTheme="majorHAnsi" w:cstheme="majorHAnsi"/>
+          <w:szCs w:val="26"/>
+          <w:lang w:eastAsia="zh-CN"/>
+        </w:rPr>
+        <w:t>) và hệ mật mã khóa bất đối xứng (</w:t>
+      </w:r>
+      <w:proofErr w:type="spellStart"/>
+      <w:r>
+        <w:rPr>
+          <w:rFonts w:asciiTheme="majorHAnsi" w:hAnsiTheme="majorHAnsi" w:cstheme="majorHAnsi"/>
+          <w:szCs w:val="26"/>
+          <w:lang w:eastAsia="zh-CN"/>
+        </w:rPr>
+        <w:t>Asymmetric</w:t>
+      </w:r>
+      <w:proofErr w:type="spellEnd"/>
+      <w:r>
+        <w:rPr>
+          <w:rFonts w:asciiTheme="majorHAnsi" w:hAnsiTheme="majorHAnsi" w:cstheme="majorHAnsi"/>
+          <w:szCs w:val="26"/>
+          <w:lang w:eastAsia="zh-CN"/>
+        </w:rPr>
+        <w:t xml:space="preserve"> </w:t>
+      </w:r>
+      <w:proofErr w:type="spellStart"/>
+      <w:r>
+        <w:rPr>
+          <w:rFonts w:asciiTheme="majorHAnsi" w:hAnsiTheme="majorHAnsi" w:cstheme="majorHAnsi"/>
+          <w:szCs w:val="26"/>
+          <w:lang w:eastAsia="zh-CN"/>
+        </w:rPr>
+        <w:t>Cryptography</w:t>
+      </w:r>
+      <w:proofErr w:type="spellEnd"/>
+      <w:r>
+        <w:rPr>
+          <w:rFonts w:asciiTheme="majorHAnsi" w:hAnsiTheme="majorHAnsi" w:cstheme="majorHAnsi"/>
+          <w:szCs w:val="26"/>
+          <w:lang w:eastAsia="zh-CN"/>
+        </w:rPr>
+        <w:t>).</w:t>
       </w:r>
     </w:p>
     <w:p>
@@ -9741,10 +10638,10 @@
         </w:rPr>
       </w:pPr>
       <w:bookmarkStart w:id="51" w:name="_Toc230289230"/>
-      <w:bookmarkStart w:id="52" w:name="tổng-quan-về-mật-mã-khóa-công-khai"/>
-      <w:bookmarkStart w:id="53" w:name="_Toc230535640"/>
-      <w:bookmarkEnd w:id="37"/>
-      <w:bookmarkEnd w:id="49"/>
+      <w:bookmarkStart w:id="52" w:name="_Toc230535640"/>
+      <w:bookmarkStart w:id="53" w:name="tổng-quan-về-mật-mã-khóa-công-khai"/>
+      <w:bookmarkEnd w:id="36"/>
+      <w:bookmarkEnd w:id="50"/>
       <w:r>
         <w:rPr>
           <w:rFonts w:cstheme="majorHAnsi"/>
@@ -9753,7 +10650,7 @@
         <w:t>1.2. Tổng quan về mật mã khóa công khai</w:t>
       </w:r>
       <w:bookmarkEnd w:id="51"/>
-      <w:bookmarkEnd w:id="53"/>
+      <w:bookmarkEnd w:id="52"/>
     </w:p>
     <w:p>
       <w:pPr>
@@ -9764,8 +10661,8 @@
         </w:rPr>
       </w:pPr>
       <w:bookmarkStart w:id="54" w:name="_Toc230289231"/>
-      <w:bookmarkStart w:id="55" w:name="khái-niệm-mã-hóa-khóa-công-khai"/>
-      <w:bookmarkStart w:id="56" w:name="_Toc230535641"/>
+      <w:bookmarkStart w:id="55" w:name="_Toc230535641"/>
+      <w:bookmarkStart w:id="56" w:name="khái-niệm-mã-hóa-khóa-công-khai"/>
       <w:r>
         <w:rPr>
           <w:rFonts w:cstheme="majorHAnsi"/>
@@ -9774,7 +10671,7 @@
         <w:t>1.2.1. Khái niệm mã hóa khóa công khai</w:t>
       </w:r>
       <w:bookmarkEnd w:id="54"/>
-      <w:bookmarkEnd w:id="56"/>
+      <w:bookmarkEnd w:id="55"/>
     </w:p>
     <w:p>
       <w:pPr>
@@ -9790,16 +10687,170 @@
           <w:szCs w:val="26"/>
           <w:lang w:eastAsia="zh-CN"/>
         </w:rPr>
-        <w:t xml:space="preserve">Mã hóa khóa công khai (Public Key Cryptography) là một phương pháp mật mã học mang tính cách mạng được đề xuất lần đầu tiên bởi Whitfield Diffie và Martin </w:t>
-      </w:r>
+        <w:t>Mã hóa khóa công khai (</w:t>
+      </w:r>
+      <w:proofErr w:type="spellStart"/>
       <w:r>
         <w:rPr>
           <w:rFonts w:asciiTheme="majorHAnsi" w:hAnsiTheme="majorHAnsi" w:cstheme="majorHAnsi"/>
           <w:szCs w:val="26"/>
           <w:lang w:eastAsia="zh-CN"/>
         </w:rPr>
+        <w:t>Public</w:t>
+      </w:r>
+      <w:proofErr w:type="spellEnd"/>
+      <w:r>
+        <w:rPr>
+          <w:rFonts w:asciiTheme="majorHAnsi" w:hAnsiTheme="majorHAnsi" w:cstheme="majorHAnsi"/>
+          <w:szCs w:val="26"/>
+          <w:lang w:eastAsia="zh-CN"/>
+        </w:rPr>
+        <w:t xml:space="preserve"> </w:t>
+      </w:r>
+      <w:proofErr w:type="spellStart"/>
+      <w:r>
+        <w:rPr>
+          <w:rFonts w:asciiTheme="majorHAnsi" w:hAnsiTheme="majorHAnsi" w:cstheme="majorHAnsi"/>
+          <w:szCs w:val="26"/>
+          <w:lang w:eastAsia="zh-CN"/>
+        </w:rPr>
+        <w:t>Key</w:t>
+      </w:r>
+      <w:proofErr w:type="spellEnd"/>
+      <w:r>
+        <w:rPr>
+          <w:rFonts w:asciiTheme="majorHAnsi" w:hAnsiTheme="majorHAnsi" w:cstheme="majorHAnsi"/>
+          <w:szCs w:val="26"/>
+          <w:lang w:eastAsia="zh-CN"/>
+        </w:rPr>
+        <w:t xml:space="preserve"> </w:t>
+      </w:r>
+      <w:proofErr w:type="spellStart"/>
+      <w:r>
+        <w:rPr>
+          <w:rFonts w:asciiTheme="majorHAnsi" w:hAnsiTheme="majorHAnsi" w:cstheme="majorHAnsi"/>
+          <w:szCs w:val="26"/>
+          <w:lang w:eastAsia="zh-CN"/>
+        </w:rPr>
+        <w:t>Cryptography</w:t>
+      </w:r>
+      <w:proofErr w:type="spellEnd"/>
+      <w:r>
+        <w:rPr>
+          <w:rFonts w:asciiTheme="majorHAnsi" w:hAnsiTheme="majorHAnsi" w:cstheme="majorHAnsi"/>
+          <w:szCs w:val="26"/>
+          <w:lang w:eastAsia="zh-CN"/>
+        </w:rPr>
+        <w:t xml:space="preserve">) là một phương pháp mật mã học mang tính cách mạng được đề xuất lần đầu tiên bởi </w:t>
+      </w:r>
+      <w:proofErr w:type="spellStart"/>
+      <w:r>
+        <w:rPr>
+          <w:rFonts w:asciiTheme="majorHAnsi" w:hAnsiTheme="majorHAnsi" w:cstheme="majorHAnsi"/>
+          <w:szCs w:val="26"/>
+          <w:lang w:eastAsia="zh-CN"/>
+        </w:rPr>
+        <w:t>Whitfield</w:t>
+      </w:r>
+      <w:proofErr w:type="spellEnd"/>
+      <w:r>
+        <w:rPr>
+          <w:rFonts w:asciiTheme="majorHAnsi" w:hAnsiTheme="majorHAnsi" w:cstheme="majorHAnsi"/>
+          <w:szCs w:val="26"/>
+          <w:lang w:eastAsia="zh-CN"/>
+        </w:rPr>
+        <w:t xml:space="preserve"> </w:t>
+      </w:r>
+      <w:proofErr w:type="spellStart"/>
+      <w:r>
+        <w:rPr>
+          <w:rFonts w:asciiTheme="majorHAnsi" w:hAnsiTheme="majorHAnsi" w:cstheme="majorHAnsi"/>
+          <w:szCs w:val="26"/>
+          <w:lang w:eastAsia="zh-CN"/>
+        </w:rPr>
+        <w:t>Diffie</w:t>
+      </w:r>
+      <w:proofErr w:type="spellEnd"/>
+      <w:r>
+        <w:rPr>
+          <w:rFonts w:asciiTheme="majorHAnsi" w:hAnsiTheme="majorHAnsi" w:cstheme="majorHAnsi"/>
+          <w:szCs w:val="26"/>
+          <w:lang w:eastAsia="zh-CN"/>
+        </w:rPr>
+        <w:t xml:space="preserve"> và </w:t>
+      </w:r>
+      <w:proofErr w:type="spellStart"/>
+      <w:r>
+        <w:rPr>
+          <w:rFonts w:asciiTheme="majorHAnsi" w:hAnsiTheme="majorHAnsi" w:cstheme="majorHAnsi"/>
+          <w:szCs w:val="26"/>
+          <w:lang w:eastAsia="zh-CN"/>
+        </w:rPr>
+        <w:t>Martin</w:t>
+      </w:r>
+      <w:proofErr w:type="spellEnd"/>
+      <w:r>
+        <w:rPr>
+          <w:rFonts w:asciiTheme="majorHAnsi" w:hAnsiTheme="majorHAnsi" w:cstheme="majorHAnsi"/>
+          <w:szCs w:val="26"/>
+          <w:lang w:eastAsia="zh-CN"/>
+        </w:rPr>
+        <w:t xml:space="preserve"> </w:t>
+      </w:r>
+      <w:proofErr w:type="spellStart"/>
+      <w:r>
+        <w:rPr>
+          <w:rFonts w:asciiTheme="majorHAnsi" w:hAnsiTheme="majorHAnsi" w:cstheme="majorHAnsi"/>
+          <w:szCs w:val="26"/>
+          <w:lang w:eastAsia="zh-CN"/>
+        </w:rPr>
         <w:lastRenderedPageBreak/>
-        <w:t>Hellman vào năm 1976. Khác với mật mã học đối xứng truyền thống vốn chỉ sử dụng một khóa duy nhất cho cả hai quá trình mã hóa và giải mã, mã hóa bất đối xứng sử dụng một cặp khóa (Key Pair) có mối quan hệ toán học chặt chẽ với nhau, bao gồm:</w:t>
+        <w:t>Hellman</w:t>
+      </w:r>
+      <w:proofErr w:type="spellEnd"/>
+      <w:r>
+        <w:rPr>
+          <w:rFonts w:asciiTheme="majorHAnsi" w:hAnsiTheme="majorHAnsi" w:cstheme="majorHAnsi"/>
+          <w:szCs w:val="26"/>
+          <w:lang w:eastAsia="zh-CN"/>
+        </w:rPr>
+        <w:t xml:space="preserve"> vào năm 1976. Khác với mật mã học đối xứng truyền thống vốn chỉ sử dụng một khóa duy nhất cho cả hai quá trình mã hóa và giải mã, mã hóa bất đối xứng sử dụng một cặp khóa (</w:t>
+      </w:r>
+      <w:proofErr w:type="spellStart"/>
+      <w:r>
+        <w:rPr>
+          <w:rFonts w:asciiTheme="majorHAnsi" w:hAnsiTheme="majorHAnsi" w:cstheme="majorHAnsi"/>
+          <w:szCs w:val="26"/>
+          <w:lang w:eastAsia="zh-CN"/>
+        </w:rPr>
+        <w:t>Key</w:t>
+      </w:r>
+      <w:proofErr w:type="spellEnd"/>
+      <w:r>
+        <w:rPr>
+          <w:rFonts w:asciiTheme="majorHAnsi" w:hAnsiTheme="majorHAnsi" w:cstheme="majorHAnsi"/>
+          <w:szCs w:val="26"/>
+          <w:lang w:eastAsia="zh-CN"/>
+        </w:rPr>
+        <w:t xml:space="preserve"> </w:t>
+      </w:r>
+      <w:proofErr w:type="spellStart"/>
+      <w:r>
+        <w:rPr>
+          <w:rFonts w:asciiTheme="majorHAnsi" w:hAnsiTheme="majorHAnsi" w:cstheme="majorHAnsi"/>
+          <w:szCs w:val="26"/>
+          <w:lang w:eastAsia="zh-CN"/>
+        </w:rPr>
+        <w:t>Pair</w:t>
+      </w:r>
+      <w:proofErr w:type="spellEnd"/>
+      <w:r>
+        <w:rPr>
+          <w:rFonts w:asciiTheme="majorHAnsi" w:hAnsiTheme="majorHAnsi" w:cstheme="majorHAnsi"/>
+          <w:szCs w:val="26"/>
+          <w:lang w:eastAsia="zh-CN"/>
+        </w:rPr>
+        <w:t>) có mối quan hệ toán học chặt chẽ với nhau, bao gồm:</w:t>
       </w:r>
     </w:p>
     <w:p>
@@ -9826,7 +10877,43 @@
           <w:szCs w:val="26"/>
           <w:lang w:eastAsia="zh-CN"/>
         </w:rPr>
-        <w:t>Khóa công khai (Public Key): Được công bố rộng rãi cho tất cả mọi người. Bất kỳ ai cũng có thể tiếp cận khóa này để mã hóa thông điệp hoặc xác thực chữ ký số.</w:t>
+        <w:t>Khóa công khai (</w:t>
+      </w:r>
+      <w:proofErr w:type="spellStart"/>
+      <w:r>
+        <w:rPr>
+          <w:rFonts w:asciiTheme="majorHAnsi" w:hAnsiTheme="majorHAnsi" w:cstheme="majorHAnsi"/>
+          <w:szCs w:val="26"/>
+          <w:lang w:eastAsia="zh-CN"/>
+        </w:rPr>
+        <w:t>Public</w:t>
+      </w:r>
+      <w:proofErr w:type="spellEnd"/>
+      <w:r>
+        <w:rPr>
+          <w:rFonts w:asciiTheme="majorHAnsi" w:hAnsiTheme="majorHAnsi" w:cstheme="majorHAnsi"/>
+          <w:szCs w:val="26"/>
+          <w:lang w:eastAsia="zh-CN"/>
+        </w:rPr>
+        <w:t xml:space="preserve"> </w:t>
+      </w:r>
+      <w:proofErr w:type="spellStart"/>
+      <w:r>
+        <w:rPr>
+          <w:rFonts w:asciiTheme="majorHAnsi" w:hAnsiTheme="majorHAnsi" w:cstheme="majorHAnsi"/>
+          <w:szCs w:val="26"/>
+          <w:lang w:eastAsia="zh-CN"/>
+        </w:rPr>
+        <w:t>Key</w:t>
+      </w:r>
+      <w:proofErr w:type="spellEnd"/>
+      <w:r>
+        <w:rPr>
+          <w:rFonts w:asciiTheme="majorHAnsi" w:hAnsiTheme="majorHAnsi" w:cstheme="majorHAnsi"/>
+          <w:szCs w:val="26"/>
+          <w:lang w:eastAsia="zh-CN"/>
+        </w:rPr>
+        <w:t>): Được công bố rộng rãi cho tất cả mọi người. Bất kỳ ai cũng có thể tiếp cận khóa này để mã hóa thông điệp hoặc xác thực chữ ký số.</w:t>
       </w:r>
     </w:p>
     <w:p>
@@ -9853,7 +10940,43 @@
           <w:szCs w:val="26"/>
           <w:lang w:eastAsia="zh-CN"/>
         </w:rPr>
-        <w:t>Khóa bí mật (Private Key): Được lưu trữ bí mật tuyệt đối và chỉ duy nhất chủ sở hữu cặp khóa biết. Khóa này được dùng để giải mã thông điệp hoặc tạo ra chữ ký số.</w:t>
+        <w:t>Khóa bí mật (</w:t>
+      </w:r>
+      <w:proofErr w:type="spellStart"/>
+      <w:r>
+        <w:rPr>
+          <w:rFonts w:asciiTheme="majorHAnsi" w:hAnsiTheme="majorHAnsi" w:cstheme="majorHAnsi"/>
+          <w:szCs w:val="26"/>
+          <w:lang w:eastAsia="zh-CN"/>
+        </w:rPr>
+        <w:t>Private</w:t>
+      </w:r>
+      <w:proofErr w:type="spellEnd"/>
+      <w:r>
+        <w:rPr>
+          <w:rFonts w:asciiTheme="majorHAnsi" w:hAnsiTheme="majorHAnsi" w:cstheme="majorHAnsi"/>
+          <w:szCs w:val="26"/>
+          <w:lang w:eastAsia="zh-CN"/>
+        </w:rPr>
+        <w:t xml:space="preserve"> </w:t>
+      </w:r>
+      <w:proofErr w:type="spellStart"/>
+      <w:r>
+        <w:rPr>
+          <w:rFonts w:asciiTheme="majorHAnsi" w:hAnsiTheme="majorHAnsi" w:cstheme="majorHAnsi"/>
+          <w:szCs w:val="26"/>
+          <w:lang w:eastAsia="zh-CN"/>
+        </w:rPr>
+        <w:t>Key</w:t>
+      </w:r>
+      <w:proofErr w:type="spellEnd"/>
+      <w:r>
+        <w:rPr>
+          <w:rFonts w:asciiTheme="majorHAnsi" w:hAnsiTheme="majorHAnsi" w:cstheme="majorHAnsi"/>
+          <w:szCs w:val="26"/>
+          <w:lang w:eastAsia="zh-CN"/>
+        </w:rPr>
+        <w:t>): Được lưu trữ bí mật tuyệt đối và chỉ duy nhất chủ sở hữu cặp khóa biết. Khóa này được dùng để giải mã thông điệp hoặc tạo ra chữ ký số.</w:t>
       </w:r>
     </w:p>
     <w:p>
@@ -9865,9 +10988,9 @@
         </w:rPr>
       </w:pPr>
       <w:bookmarkStart w:id="57" w:name="_Toc230289232"/>
-      <w:bookmarkStart w:id="58" w:name="nguyên-lý-hoạt-động"/>
-      <w:bookmarkStart w:id="59" w:name="_Toc230535642"/>
-      <w:bookmarkEnd w:id="55"/>
+      <w:bookmarkStart w:id="58" w:name="_Toc230535642"/>
+      <w:bookmarkStart w:id="59" w:name="nguyên-lý-hoạt-động"/>
+      <w:bookmarkEnd w:id="56"/>
       <w:r>
         <w:rPr>
           <w:rFonts w:cstheme="majorHAnsi"/>
@@ -9876,7 +10999,7 @@
         <w:t>1.2.2. Nguyên lý hoạt động</w:t>
       </w:r>
       <w:bookmarkEnd w:id="57"/>
-      <w:bookmarkEnd w:id="59"/>
+      <w:bookmarkEnd w:id="58"/>
     </w:p>
     <w:p>
       <w:pPr>
@@ -9923,7 +11046,23 @@
           <w:rFonts w:asciiTheme="majorHAnsi" w:hAnsiTheme="majorHAnsi" w:cstheme="majorHAnsi"/>
           <w:szCs w:val="26"/>
         </w:rPr>
-        <w:t>Tạo khóa: Người nhận (Alice) tạo ra một cặp khóa: khóa công khai và khóa bí mật.</w:t>
+        <w:t>Tạo khóa: Người nhận (</w:t>
+      </w:r>
+      <w:proofErr w:type="spellStart"/>
+      <w:r>
+        <w:rPr>
+          <w:rFonts w:asciiTheme="majorHAnsi" w:hAnsiTheme="majorHAnsi" w:cstheme="majorHAnsi"/>
+          <w:szCs w:val="26"/>
+        </w:rPr>
+        <w:t>Alice</w:t>
+      </w:r>
+      <w:proofErr w:type="spellEnd"/>
+      <w:r>
+        <w:rPr>
+          <w:rFonts w:asciiTheme="majorHAnsi" w:hAnsiTheme="majorHAnsi" w:cstheme="majorHAnsi"/>
+          <w:szCs w:val="26"/>
+        </w:rPr>
+        <w:t>) tạo ra một cặp khóa: khóa công khai và khóa bí mật.</w:t>
       </w:r>
     </w:p>
     <w:p>
@@ -9947,7 +11086,23 @@
           <w:rFonts w:asciiTheme="majorHAnsi" w:hAnsiTheme="majorHAnsi" w:cstheme="majorHAnsi"/>
           <w:szCs w:val="26"/>
         </w:rPr>
-        <w:t>Phổ biến khóa công khai: Alice công khai khóa công khai của mình cho người gửi.</w:t>
+        <w:t xml:space="preserve">Phổ biến khóa công khai: </w:t>
+      </w:r>
+      <w:proofErr w:type="spellStart"/>
+      <w:r>
+        <w:rPr>
+          <w:rFonts w:asciiTheme="majorHAnsi" w:hAnsiTheme="majorHAnsi" w:cstheme="majorHAnsi"/>
+          <w:szCs w:val="26"/>
+        </w:rPr>
+        <w:t>Alice</w:t>
+      </w:r>
+      <w:proofErr w:type="spellEnd"/>
+      <w:r>
+        <w:rPr>
+          <w:rFonts w:asciiTheme="majorHAnsi" w:hAnsiTheme="majorHAnsi" w:cstheme="majorHAnsi"/>
+          <w:szCs w:val="26"/>
+        </w:rPr>
+        <w:t xml:space="preserve"> công khai khóa công khai của mình cho người gửi.</w:t>
       </w:r>
     </w:p>
     <w:p>
@@ -9971,7 +11126,71 @@
           <w:rFonts w:asciiTheme="majorHAnsi" w:hAnsiTheme="majorHAnsi" w:cstheme="majorHAnsi"/>
           <w:szCs w:val="26"/>
         </w:rPr>
-        <w:t xml:space="preserve">Mã hóa: Bob muốn gửi một thông điệp bí mật (M) cho Alice. Bob sử dụng khóa công khai của Alice để mã hóa thông điệp thành bản mã (C). </w:t>
+        <w:t xml:space="preserve">Mã hóa: </w:t>
+      </w:r>
+      <w:proofErr w:type="spellStart"/>
+      <w:r>
+        <w:rPr>
+          <w:rFonts w:asciiTheme="majorHAnsi" w:hAnsiTheme="majorHAnsi" w:cstheme="majorHAnsi"/>
+          <w:szCs w:val="26"/>
+        </w:rPr>
+        <w:t>Bob</w:t>
+      </w:r>
+      <w:proofErr w:type="spellEnd"/>
+      <w:r>
+        <w:rPr>
+          <w:rFonts w:asciiTheme="majorHAnsi" w:hAnsiTheme="majorHAnsi" w:cstheme="majorHAnsi"/>
+          <w:szCs w:val="26"/>
+        </w:rPr>
+        <w:t xml:space="preserve"> muốn gửi một thông điệp bí mật (M) cho </w:t>
+      </w:r>
+      <w:proofErr w:type="spellStart"/>
+      <w:r>
+        <w:rPr>
+          <w:rFonts w:asciiTheme="majorHAnsi" w:hAnsiTheme="majorHAnsi" w:cstheme="majorHAnsi"/>
+          <w:szCs w:val="26"/>
+        </w:rPr>
+        <w:t>Alice</w:t>
+      </w:r>
+      <w:proofErr w:type="spellEnd"/>
+      <w:r>
+        <w:rPr>
+          <w:rFonts w:asciiTheme="majorHAnsi" w:hAnsiTheme="majorHAnsi" w:cstheme="majorHAnsi"/>
+          <w:szCs w:val="26"/>
+        </w:rPr>
+        <w:t xml:space="preserve">. </w:t>
+      </w:r>
+      <w:proofErr w:type="spellStart"/>
+      <w:r>
+        <w:rPr>
+          <w:rFonts w:asciiTheme="majorHAnsi" w:hAnsiTheme="majorHAnsi" w:cstheme="majorHAnsi"/>
+          <w:szCs w:val="26"/>
+        </w:rPr>
+        <w:t>Bob</w:t>
+      </w:r>
+      <w:proofErr w:type="spellEnd"/>
+      <w:r>
+        <w:rPr>
+          <w:rFonts w:asciiTheme="majorHAnsi" w:hAnsiTheme="majorHAnsi" w:cstheme="majorHAnsi"/>
+          <w:szCs w:val="26"/>
+        </w:rPr>
+        <w:t xml:space="preserve"> sử dụng khóa công khai của </w:t>
+      </w:r>
+      <w:proofErr w:type="spellStart"/>
+      <w:r>
+        <w:rPr>
+          <w:rFonts w:asciiTheme="majorHAnsi" w:hAnsiTheme="majorHAnsi" w:cstheme="majorHAnsi"/>
+          <w:szCs w:val="26"/>
+        </w:rPr>
+        <w:t>Alice</w:t>
+      </w:r>
+      <w:proofErr w:type="spellEnd"/>
+      <w:r>
+        <w:rPr>
+          <w:rFonts w:asciiTheme="majorHAnsi" w:hAnsiTheme="majorHAnsi" w:cstheme="majorHAnsi"/>
+          <w:szCs w:val="26"/>
+        </w:rPr>
+        <w:t xml:space="preserve"> để mã hóa thông điệp thành bản mã (C). </w:t>
       </w:r>
     </w:p>
     <w:p>
@@ -9995,7 +11214,39 @@
           <w:rFonts w:asciiTheme="majorHAnsi" w:hAnsiTheme="majorHAnsi" w:cstheme="majorHAnsi"/>
           <w:szCs w:val="26"/>
         </w:rPr>
-        <w:t>Gửi bản mã: Bob gửi bản mã (C) cho Alice qua kênh truyền thông không an toàn.</w:t>
+        <w:t xml:space="preserve">Gửi bản mã: </w:t>
+      </w:r>
+      <w:proofErr w:type="spellStart"/>
+      <w:r>
+        <w:rPr>
+          <w:rFonts w:asciiTheme="majorHAnsi" w:hAnsiTheme="majorHAnsi" w:cstheme="majorHAnsi"/>
+          <w:szCs w:val="26"/>
+        </w:rPr>
+        <w:t>Bob</w:t>
+      </w:r>
+      <w:proofErr w:type="spellEnd"/>
+      <w:r>
+        <w:rPr>
+          <w:rFonts w:asciiTheme="majorHAnsi" w:hAnsiTheme="majorHAnsi" w:cstheme="majorHAnsi"/>
+          <w:szCs w:val="26"/>
+        </w:rPr>
+        <w:t xml:space="preserve"> gửi bản mã (C) cho </w:t>
+      </w:r>
+      <w:proofErr w:type="spellStart"/>
+      <w:r>
+        <w:rPr>
+          <w:rFonts w:asciiTheme="majorHAnsi" w:hAnsiTheme="majorHAnsi" w:cstheme="majorHAnsi"/>
+          <w:szCs w:val="26"/>
+        </w:rPr>
+        <w:t>Alice</w:t>
+      </w:r>
+      <w:proofErr w:type="spellEnd"/>
+      <w:r>
+        <w:rPr>
+          <w:rFonts w:asciiTheme="majorHAnsi" w:hAnsiTheme="majorHAnsi" w:cstheme="majorHAnsi"/>
+          <w:szCs w:val="26"/>
+        </w:rPr>
+        <w:t xml:space="preserve"> qua kênh truyền thông không an toàn.</w:t>
       </w:r>
     </w:p>
     <w:p>
@@ -10019,7 +11270,39 @@
           <w:rFonts w:asciiTheme="majorHAnsi" w:hAnsiTheme="majorHAnsi" w:cstheme="majorHAnsi"/>
           <w:szCs w:val="26"/>
         </w:rPr>
-        <w:t>Giải mã: Alice nhận được bản mã (C) và sử dụng khóa bí mật của mình (Kpriv) để giải mã, khôi phục lại thông điệp gốc (M).</w:t>
+        <w:t xml:space="preserve">Giải mã: </w:t>
+      </w:r>
+      <w:proofErr w:type="spellStart"/>
+      <w:r>
+        <w:rPr>
+          <w:rFonts w:asciiTheme="majorHAnsi" w:hAnsiTheme="majorHAnsi" w:cstheme="majorHAnsi"/>
+          <w:szCs w:val="26"/>
+        </w:rPr>
+        <w:t>Alice</w:t>
+      </w:r>
+      <w:proofErr w:type="spellEnd"/>
+      <w:r>
+        <w:rPr>
+          <w:rFonts w:asciiTheme="majorHAnsi" w:hAnsiTheme="majorHAnsi" w:cstheme="majorHAnsi"/>
+          <w:szCs w:val="26"/>
+        </w:rPr>
+        <w:t xml:space="preserve"> nhận được bản mã (C) và sử dụng khóa bí mật của mình (</w:t>
+      </w:r>
+      <w:proofErr w:type="spellStart"/>
+      <w:r>
+        <w:rPr>
+          <w:rFonts w:asciiTheme="majorHAnsi" w:hAnsiTheme="majorHAnsi" w:cstheme="majorHAnsi"/>
+          <w:szCs w:val="26"/>
+        </w:rPr>
+        <w:t>Kpriv</w:t>
+      </w:r>
+      <w:proofErr w:type="spellEnd"/>
+      <w:r>
+        <w:rPr>
+          <w:rFonts w:asciiTheme="majorHAnsi" w:hAnsiTheme="majorHAnsi" w:cstheme="majorHAnsi"/>
+          <w:szCs w:val="26"/>
+        </w:rPr>
+        <w:t>) để giải mã, khôi phục lại thông điệp gốc (M).</w:t>
       </w:r>
     </w:p>
     <w:p>
@@ -10043,7 +11326,23 @@
           <w:rFonts w:asciiTheme="majorHAnsi" w:hAnsiTheme="majorHAnsi" w:cstheme="majorHAnsi"/>
           <w:szCs w:val="26"/>
         </w:rPr>
-        <w:t>Quá trình này đảm bảo rằng chỉ có Alice, người sở hữu khóa bí mật, mới có thể đọc được thông điệp, ngay cả khi bản mã bị lộ.</w:t>
+        <w:t xml:space="preserve">Quá trình này đảm bảo rằng chỉ có </w:t>
+      </w:r>
+      <w:proofErr w:type="spellStart"/>
+      <w:r>
+        <w:rPr>
+          <w:rFonts w:asciiTheme="majorHAnsi" w:hAnsiTheme="majorHAnsi" w:cstheme="majorHAnsi"/>
+          <w:szCs w:val="26"/>
+        </w:rPr>
+        <w:t>Alice</w:t>
+      </w:r>
+      <w:proofErr w:type="spellEnd"/>
+      <w:r>
+        <w:rPr>
+          <w:rFonts w:asciiTheme="majorHAnsi" w:hAnsiTheme="majorHAnsi" w:cstheme="majorHAnsi"/>
+          <w:szCs w:val="26"/>
+        </w:rPr>
+        <w:t>, người sở hữu khóa bí mật, mới có thể đọc được thông điệp, ngay cả khi bản mã bị lộ.</w:t>
       </w:r>
     </w:p>
     <w:p>
@@ -10088,7 +11387,23 @@
           <w:rFonts w:asciiTheme="majorHAnsi" w:hAnsiTheme="majorHAnsi" w:cstheme="majorHAnsi"/>
           <w:szCs w:val="26"/>
         </w:rPr>
-        <w:t>Tạo khóa: Người gửi (Bob) tạo ra một cặp khóa (khóa công khai và khóa bí mật).</w:t>
+        <w:t>Tạo khóa: Người gửi (</w:t>
+      </w:r>
+      <w:proofErr w:type="spellStart"/>
+      <w:r>
+        <w:rPr>
+          <w:rFonts w:asciiTheme="majorHAnsi" w:hAnsiTheme="majorHAnsi" w:cstheme="majorHAnsi"/>
+          <w:szCs w:val="26"/>
+        </w:rPr>
+        <w:t>Bob</w:t>
+      </w:r>
+      <w:proofErr w:type="spellEnd"/>
+      <w:r>
+        <w:rPr>
+          <w:rFonts w:asciiTheme="majorHAnsi" w:hAnsiTheme="majorHAnsi" w:cstheme="majorHAnsi"/>
+          <w:szCs w:val="26"/>
+        </w:rPr>
+        <w:t>) tạo ra một cặp khóa (khóa công khai và khóa bí mật).</w:t>
       </w:r>
     </w:p>
     <w:p>
@@ -10109,7 +11424,55 @@
           <w:rFonts w:asciiTheme="majorHAnsi" w:hAnsiTheme="majorHAnsi" w:cstheme="majorHAnsi"/>
           <w:szCs w:val="26"/>
         </w:rPr>
-        <w:t>Ký: Bob muốn ký một tài liệu (D) để chứng minh đó là của mình và đảm bảo tính toàn vẹn. Bob sử dụng khóa bí mật của mình để tạo ra chữ ký số (S) cho tài liệu. Thông thường, Bob sẽ băm tài liệu thành một giá trị băm (H) rồi mã hóa giá trị băm đó bằng khóa bí mật của mình.</w:t>
+        <w:t xml:space="preserve">Ký: </w:t>
+      </w:r>
+      <w:proofErr w:type="spellStart"/>
+      <w:r>
+        <w:rPr>
+          <w:rFonts w:asciiTheme="majorHAnsi" w:hAnsiTheme="majorHAnsi" w:cstheme="majorHAnsi"/>
+          <w:szCs w:val="26"/>
+        </w:rPr>
+        <w:t>Bob</w:t>
+      </w:r>
+      <w:proofErr w:type="spellEnd"/>
+      <w:r>
+        <w:rPr>
+          <w:rFonts w:asciiTheme="majorHAnsi" w:hAnsiTheme="majorHAnsi" w:cstheme="majorHAnsi"/>
+          <w:szCs w:val="26"/>
+        </w:rPr>
+        <w:t xml:space="preserve"> muốn ký một tài liệu (D) để chứng minh đó là của mình và đảm bảo tính toàn vẹn. </w:t>
+      </w:r>
+      <w:proofErr w:type="spellStart"/>
+      <w:r>
+        <w:rPr>
+          <w:rFonts w:asciiTheme="majorHAnsi" w:hAnsiTheme="majorHAnsi" w:cstheme="majorHAnsi"/>
+          <w:szCs w:val="26"/>
+        </w:rPr>
+        <w:t>Bob</w:t>
+      </w:r>
+      <w:proofErr w:type="spellEnd"/>
+      <w:r>
+        <w:rPr>
+          <w:rFonts w:asciiTheme="majorHAnsi" w:hAnsiTheme="majorHAnsi" w:cstheme="majorHAnsi"/>
+          <w:szCs w:val="26"/>
+        </w:rPr>
+        <w:t xml:space="preserve"> sử dụng khóa bí mật của mình để tạo ra chữ ký số (S) cho tài liệu. Thông thường, </w:t>
+      </w:r>
+      <w:proofErr w:type="spellStart"/>
+      <w:r>
+        <w:rPr>
+          <w:rFonts w:asciiTheme="majorHAnsi" w:hAnsiTheme="majorHAnsi" w:cstheme="majorHAnsi"/>
+          <w:szCs w:val="26"/>
+        </w:rPr>
+        <w:t>Bob</w:t>
+      </w:r>
+      <w:proofErr w:type="spellEnd"/>
+      <w:r>
+        <w:rPr>
+          <w:rFonts w:asciiTheme="majorHAnsi" w:hAnsiTheme="majorHAnsi" w:cstheme="majorHAnsi"/>
+          <w:szCs w:val="26"/>
+        </w:rPr>
+        <w:t xml:space="preserve"> sẽ băm tài liệu thành một giá trị băm (H) rồi mã hóa giá trị băm đó bằng khóa bí mật của mình.</w:t>
       </w:r>
     </w:p>
     <w:p>
@@ -10130,7 +11493,39 @@
           <w:rFonts w:asciiTheme="majorHAnsi" w:hAnsiTheme="majorHAnsi" w:cstheme="majorHAnsi"/>
           <w:szCs w:val="26"/>
         </w:rPr>
-        <w:t>Gửi tài liệu và chữ ký: Bob gửi tài liệu (D) cùng chữ ký số (S) cho người nhận (Alice).</w:t>
+        <w:t xml:space="preserve">Gửi tài liệu và chữ ký: </w:t>
+      </w:r>
+      <w:proofErr w:type="spellStart"/>
+      <w:r>
+        <w:rPr>
+          <w:rFonts w:asciiTheme="majorHAnsi" w:hAnsiTheme="majorHAnsi" w:cstheme="majorHAnsi"/>
+          <w:szCs w:val="26"/>
+        </w:rPr>
+        <w:t>Bob</w:t>
+      </w:r>
+      <w:proofErr w:type="spellEnd"/>
+      <w:r>
+        <w:rPr>
+          <w:rFonts w:asciiTheme="majorHAnsi" w:hAnsiTheme="majorHAnsi" w:cstheme="majorHAnsi"/>
+          <w:szCs w:val="26"/>
+        </w:rPr>
+        <w:t xml:space="preserve"> gửi tài liệu (D) cùng chữ ký số (S) cho người nhận (</w:t>
+      </w:r>
+      <w:proofErr w:type="spellStart"/>
+      <w:r>
+        <w:rPr>
+          <w:rFonts w:asciiTheme="majorHAnsi" w:hAnsiTheme="majorHAnsi" w:cstheme="majorHAnsi"/>
+          <w:szCs w:val="26"/>
+        </w:rPr>
+        <w:t>Alice</w:t>
+      </w:r>
+      <w:proofErr w:type="spellEnd"/>
+      <w:r>
+        <w:rPr>
+          <w:rFonts w:asciiTheme="majorHAnsi" w:hAnsiTheme="majorHAnsi" w:cstheme="majorHAnsi"/>
+          <w:szCs w:val="26"/>
+        </w:rPr>
+        <w:t>).</w:t>
       </w:r>
     </w:p>
     <w:p>
@@ -10151,7 +11546,87 @@
           <w:rFonts w:asciiTheme="majorHAnsi" w:hAnsiTheme="majorHAnsi" w:cstheme="majorHAnsi"/>
           <w:szCs w:val="26"/>
         </w:rPr>
-        <w:t>Xác minh: Alice nhận được tài liệu (D) và chữ ký số (S). Alice sử dụng khóa công khai của Bob để giải mã chữ ký số, thu được giá trị băm H’. Sau đó, Alice tự băm tài liệu nhận được (D) để có giá trị băm Hnew.</w:t>
+        <w:t xml:space="preserve">Xác minh: </w:t>
+      </w:r>
+      <w:proofErr w:type="spellStart"/>
+      <w:r>
+        <w:rPr>
+          <w:rFonts w:asciiTheme="majorHAnsi" w:hAnsiTheme="majorHAnsi" w:cstheme="majorHAnsi"/>
+          <w:szCs w:val="26"/>
+        </w:rPr>
+        <w:t>Alice</w:t>
+      </w:r>
+      <w:proofErr w:type="spellEnd"/>
+      <w:r>
+        <w:rPr>
+          <w:rFonts w:asciiTheme="majorHAnsi" w:hAnsiTheme="majorHAnsi" w:cstheme="majorHAnsi"/>
+          <w:szCs w:val="26"/>
+        </w:rPr>
+        <w:t xml:space="preserve"> nhận được tài liệu (D) và chữ ký số (S). </w:t>
+      </w:r>
+      <w:proofErr w:type="spellStart"/>
+      <w:r>
+        <w:rPr>
+          <w:rFonts w:asciiTheme="majorHAnsi" w:hAnsiTheme="majorHAnsi" w:cstheme="majorHAnsi"/>
+          <w:szCs w:val="26"/>
+        </w:rPr>
+        <w:t>Alice</w:t>
+      </w:r>
+      <w:proofErr w:type="spellEnd"/>
+      <w:r>
+        <w:rPr>
+          <w:rFonts w:asciiTheme="majorHAnsi" w:hAnsiTheme="majorHAnsi" w:cstheme="majorHAnsi"/>
+          <w:szCs w:val="26"/>
+        </w:rPr>
+        <w:t xml:space="preserve"> sử dụng khóa công khai của </w:t>
+      </w:r>
+      <w:proofErr w:type="spellStart"/>
+      <w:r>
+        <w:rPr>
+          <w:rFonts w:asciiTheme="majorHAnsi" w:hAnsiTheme="majorHAnsi" w:cstheme="majorHAnsi"/>
+          <w:szCs w:val="26"/>
+        </w:rPr>
+        <w:t>Bob</w:t>
+      </w:r>
+      <w:proofErr w:type="spellEnd"/>
+      <w:r>
+        <w:rPr>
+          <w:rFonts w:asciiTheme="majorHAnsi" w:hAnsiTheme="majorHAnsi" w:cstheme="majorHAnsi"/>
+          <w:szCs w:val="26"/>
+        </w:rPr>
+        <w:t xml:space="preserve"> để giải mã chữ ký số, thu được giá trị băm H’. Sau đó, </w:t>
+      </w:r>
+      <w:proofErr w:type="spellStart"/>
+      <w:r>
+        <w:rPr>
+          <w:rFonts w:asciiTheme="majorHAnsi" w:hAnsiTheme="majorHAnsi" w:cstheme="majorHAnsi"/>
+          <w:szCs w:val="26"/>
+        </w:rPr>
+        <w:t>Alice</w:t>
+      </w:r>
+      <w:proofErr w:type="spellEnd"/>
+      <w:r>
+        <w:rPr>
+          <w:rFonts w:asciiTheme="majorHAnsi" w:hAnsiTheme="majorHAnsi" w:cstheme="majorHAnsi"/>
+          <w:szCs w:val="26"/>
+        </w:rPr>
+        <w:t xml:space="preserve"> tự băm tài liệu nhận được (D) để có giá trị băm </w:t>
+      </w:r>
+      <w:proofErr w:type="spellStart"/>
+      <w:r>
+        <w:rPr>
+          <w:rFonts w:asciiTheme="majorHAnsi" w:hAnsiTheme="majorHAnsi" w:cstheme="majorHAnsi"/>
+          <w:szCs w:val="26"/>
+        </w:rPr>
+        <w:t>Hnew</w:t>
+      </w:r>
+      <w:proofErr w:type="spellEnd"/>
+      <w:r>
+        <w:rPr>
+          <w:rFonts w:asciiTheme="majorHAnsi" w:hAnsiTheme="majorHAnsi" w:cstheme="majorHAnsi"/>
+          <w:szCs w:val="26"/>
+        </w:rPr>
+        <w:t>.</w:t>
       </w:r>
     </w:p>
     <w:p>
@@ -10173,7 +11648,55 @@
           <w:szCs w:val="26"/>
         </w:rPr>
         <w:lastRenderedPageBreak/>
-        <w:t>So sánh: Alice so sánh H’và Hnew.</w:t>
+        <w:t xml:space="preserve">So sánh: </w:t>
+      </w:r>
+      <w:proofErr w:type="spellStart"/>
+      <w:r>
+        <w:rPr>
+          <w:rFonts w:asciiTheme="majorHAnsi" w:hAnsiTheme="majorHAnsi" w:cstheme="majorHAnsi"/>
+          <w:szCs w:val="26"/>
+        </w:rPr>
+        <w:t>Alice</w:t>
+      </w:r>
+      <w:proofErr w:type="spellEnd"/>
+      <w:r>
+        <w:rPr>
+          <w:rFonts w:asciiTheme="majorHAnsi" w:hAnsiTheme="majorHAnsi" w:cstheme="majorHAnsi"/>
+          <w:szCs w:val="26"/>
+        </w:rPr>
+        <w:t xml:space="preserve"> so sánh </w:t>
+      </w:r>
+      <w:proofErr w:type="spellStart"/>
+      <w:r>
+        <w:rPr>
+          <w:rFonts w:asciiTheme="majorHAnsi" w:hAnsiTheme="majorHAnsi" w:cstheme="majorHAnsi"/>
+          <w:szCs w:val="26"/>
+        </w:rPr>
+        <w:t>H’và</w:t>
+      </w:r>
+      <w:proofErr w:type="spellEnd"/>
+      <w:r>
+        <w:rPr>
+          <w:rFonts w:asciiTheme="majorHAnsi" w:hAnsiTheme="majorHAnsi" w:cstheme="majorHAnsi"/>
+          <w:szCs w:val="26"/>
+        </w:rPr>
+        <w:t xml:space="preserve"> </w:t>
+      </w:r>
+      <w:proofErr w:type="spellStart"/>
+      <w:r>
+        <w:rPr>
+          <w:rFonts w:asciiTheme="majorHAnsi" w:hAnsiTheme="majorHAnsi" w:cstheme="majorHAnsi"/>
+          <w:szCs w:val="26"/>
+        </w:rPr>
+        <w:t>Hnew</w:t>
+      </w:r>
+      <w:proofErr w:type="spellEnd"/>
+      <w:r>
+        <w:rPr>
+          <w:rFonts w:asciiTheme="majorHAnsi" w:hAnsiTheme="majorHAnsi" w:cstheme="majorHAnsi"/>
+          <w:szCs w:val="26"/>
+        </w:rPr>
+        <w:t>.</w:t>
       </w:r>
     </w:p>
     <w:p>
@@ -10194,7 +11717,39 @@
           <w:rFonts w:asciiTheme="majorHAnsi" w:hAnsiTheme="majorHAnsi" w:cstheme="majorHAnsi"/>
           <w:szCs w:val="26"/>
         </w:rPr>
-        <w:t>Nếu H’=Hnew: Chữ ký hợp lệ, chứng tỏ tài liệu đúng là do Bob gửi và không bị thay đổi trong quá trình truyền tải.</w:t>
+        <w:t>Nếu H’=</w:t>
+      </w:r>
+      <w:proofErr w:type="spellStart"/>
+      <w:r>
+        <w:rPr>
+          <w:rFonts w:asciiTheme="majorHAnsi" w:hAnsiTheme="majorHAnsi" w:cstheme="majorHAnsi"/>
+          <w:szCs w:val="26"/>
+        </w:rPr>
+        <w:t>Hnew</w:t>
+      </w:r>
+      <w:proofErr w:type="spellEnd"/>
+      <w:r>
+        <w:rPr>
+          <w:rFonts w:asciiTheme="majorHAnsi" w:hAnsiTheme="majorHAnsi" w:cstheme="majorHAnsi"/>
+          <w:szCs w:val="26"/>
+        </w:rPr>
+        <w:t xml:space="preserve">: Chữ ký hợp lệ, chứng tỏ tài liệu đúng là do </w:t>
+      </w:r>
+      <w:proofErr w:type="spellStart"/>
+      <w:r>
+        <w:rPr>
+          <w:rFonts w:asciiTheme="majorHAnsi" w:hAnsiTheme="majorHAnsi" w:cstheme="majorHAnsi"/>
+          <w:szCs w:val="26"/>
+        </w:rPr>
+        <w:t>Bob</w:t>
+      </w:r>
+      <w:proofErr w:type="spellEnd"/>
+      <w:r>
+        <w:rPr>
+          <w:rFonts w:asciiTheme="majorHAnsi" w:hAnsiTheme="majorHAnsi" w:cstheme="majorHAnsi"/>
+          <w:szCs w:val="26"/>
+        </w:rPr>
+        <w:t xml:space="preserve"> gửi và không bị thay đổi trong quá trình truyền tải.</w:t>
       </w:r>
     </w:p>
     <w:p>
@@ -10215,7 +11770,39 @@
           <w:rFonts w:asciiTheme="majorHAnsi" w:hAnsiTheme="majorHAnsi" w:cstheme="majorHAnsi"/>
           <w:szCs w:val="26"/>
         </w:rPr>
-        <w:t>Nếu H’!= Hnew: Chữ ký không hợp lệ, có thể tài liệu đã bị thay đổi hoặc không phải do Bob gửi.</w:t>
+        <w:t xml:space="preserve">Nếu H’!= </w:t>
+      </w:r>
+      <w:proofErr w:type="spellStart"/>
+      <w:r>
+        <w:rPr>
+          <w:rFonts w:asciiTheme="majorHAnsi" w:hAnsiTheme="majorHAnsi" w:cstheme="majorHAnsi"/>
+          <w:szCs w:val="26"/>
+        </w:rPr>
+        <w:t>Hnew</w:t>
+      </w:r>
+      <w:proofErr w:type="spellEnd"/>
+      <w:r>
+        <w:rPr>
+          <w:rFonts w:asciiTheme="majorHAnsi" w:hAnsiTheme="majorHAnsi" w:cstheme="majorHAnsi"/>
+          <w:szCs w:val="26"/>
+        </w:rPr>
+        <w:t xml:space="preserve">: Chữ ký không hợp lệ, có thể tài liệu đã bị thay đổi hoặc không phải do </w:t>
+      </w:r>
+      <w:proofErr w:type="spellStart"/>
+      <w:r>
+        <w:rPr>
+          <w:rFonts w:asciiTheme="majorHAnsi" w:hAnsiTheme="majorHAnsi" w:cstheme="majorHAnsi"/>
+          <w:szCs w:val="26"/>
+        </w:rPr>
+        <w:t>Bob</w:t>
+      </w:r>
+      <w:proofErr w:type="spellEnd"/>
+      <w:r>
+        <w:rPr>
+          <w:rFonts w:asciiTheme="majorHAnsi" w:hAnsiTheme="majorHAnsi" w:cstheme="majorHAnsi"/>
+          <w:szCs w:val="26"/>
+        </w:rPr>
+        <w:t xml:space="preserve"> gửi.</w:t>
       </w:r>
     </w:p>
     <w:p>
@@ -10227,9 +11814,9 @@
         </w:rPr>
       </w:pPr>
       <w:bookmarkStart w:id="62" w:name="_Toc230289233"/>
-      <w:bookmarkStart w:id="63" w:name="so-sánh-mã-hóa-đối-xứng-và-bất-đối-xứng"/>
-      <w:bookmarkStart w:id="64" w:name="_Toc230535643"/>
-      <w:bookmarkEnd w:id="58"/>
+      <w:bookmarkStart w:id="63" w:name="_Toc230535643"/>
+      <w:bookmarkStart w:id="64" w:name="so-sánh-mã-hóa-đối-xứng-và-bất-đối-xứng"/>
+      <w:bookmarkEnd w:id="59"/>
       <w:r>
         <w:rPr>
           <w:rFonts w:cstheme="majorHAnsi"/>
@@ -10238,7 +11825,7 @@
         <w:t>1.2.3. So sánh mã hóa đối xứng và bất đối xứng</w:t>
       </w:r>
       <w:bookmarkEnd w:id="62"/>
-      <w:bookmarkEnd w:id="64"/>
+      <w:bookmarkEnd w:id="63"/>
     </w:p>
     <w:p>
       <w:pPr>
@@ -10833,9 +12420,9 @@
         </w:rPr>
       </w:pPr>
       <w:bookmarkStart w:id="66" w:name="_Toc230289234"/>
-      <w:bookmarkStart w:id="67" w:name="một-số-hệ-mật-mã-tiêu-biểu"/>
-      <w:bookmarkStart w:id="68" w:name="_Toc230535644"/>
-      <w:bookmarkEnd w:id="63"/>
+      <w:bookmarkStart w:id="67" w:name="_Toc230535644"/>
+      <w:bookmarkStart w:id="68" w:name="một-số-hệ-mật-mã-tiêu-biểu"/>
+      <w:bookmarkEnd w:id="64"/>
       <w:r>
         <w:rPr>
           <w:rFonts w:cstheme="majorHAnsi"/>
@@ -10844,55 +12431,80 @@
         <w:t>1.2.4. Một số hệ mật mã tiêu biểu</w:t>
       </w:r>
       <w:bookmarkEnd w:id="66"/>
+      <w:bookmarkEnd w:id="67"/>
+    </w:p>
+    <w:p>
+      <w:pPr>
+        <w:rPr>
+          <w:rFonts w:asciiTheme="majorHAnsi" w:hAnsiTheme="majorHAnsi" w:cstheme="majorHAnsi"/>
+          <w:szCs w:val="26"/>
+        </w:rPr>
+      </w:pPr>
+      <w:r>
+        <w:rPr>
+          <w:rFonts w:asciiTheme="majorHAnsi" w:hAnsiTheme="majorHAnsi" w:cstheme="majorHAnsi"/>
+          <w:szCs w:val="26"/>
+        </w:rPr>
+        <w:t>RSA: Là một trong những thuật toán mã hóa khóa công khai đầu tiên và được sử dụng rộng rãi nhất. Độ an toàn của RSA dựa trên độ khó của bài toán phân tích thừa số nguyên tố của các số nguyên lớn.</w:t>
+      </w:r>
+    </w:p>
+    <w:p>
+      <w:pPr>
+        <w:rPr>
+          <w:rFonts w:asciiTheme="majorHAnsi" w:hAnsiTheme="majorHAnsi" w:cstheme="majorHAnsi"/>
+          <w:szCs w:val="26"/>
+        </w:rPr>
+      </w:pPr>
+      <w:proofErr w:type="spellStart"/>
+      <w:r>
+        <w:rPr>
+          <w:rFonts w:asciiTheme="majorHAnsi" w:hAnsiTheme="majorHAnsi" w:cstheme="majorHAnsi"/>
+          <w:szCs w:val="26"/>
+        </w:rPr>
+        <w:t>ElGamal</w:t>
+      </w:r>
+      <w:proofErr w:type="spellEnd"/>
+      <w:r>
+        <w:rPr>
+          <w:rFonts w:asciiTheme="majorHAnsi" w:hAnsiTheme="majorHAnsi" w:cstheme="majorHAnsi"/>
+          <w:szCs w:val="26"/>
+        </w:rPr>
+        <w:t>: Một thuật toán mã hóa và chữ ký số dựa trên bài toán logarithm rời rạc.</w:t>
+      </w:r>
+    </w:p>
+    <w:p>
+      <w:pPr>
+        <w:rPr>
+          <w:rFonts w:asciiTheme="majorHAnsi" w:hAnsiTheme="majorHAnsi" w:cstheme="majorHAnsi"/>
+          <w:szCs w:val="26"/>
+          <w:lang w:val="en-US"/>
+        </w:rPr>
+      </w:pPr>
+      <w:r>
+        <w:rPr>
+          <w:rFonts w:asciiTheme="majorHAnsi" w:hAnsiTheme="majorHAnsi" w:cstheme="majorHAnsi"/>
+          <w:szCs w:val="26"/>
+        </w:rPr>
+        <w:t xml:space="preserve">ECC: Cung cấp mức độ bảo mật tương đương với các thuật toán khác nhưng với kích thước khóa nhỏ hơn, giúp tăng hiệu suất và tiết kiệm tài nguyên. Độ an toàn của ECC dựa trên độ khó của bài toán logarithm rời rạc trên đường cong </w:t>
+      </w:r>
+      <w:proofErr w:type="spellStart"/>
+      <w:r>
+        <w:rPr>
+          <w:rFonts w:asciiTheme="majorHAnsi" w:hAnsiTheme="majorHAnsi" w:cstheme="majorHAnsi"/>
+          <w:szCs w:val="26"/>
+        </w:rPr>
+        <w:t>elliptic</w:t>
+      </w:r>
+      <w:proofErr w:type="spellEnd"/>
+      <w:r>
+        <w:rPr>
+          <w:rFonts w:asciiTheme="majorHAnsi" w:hAnsiTheme="majorHAnsi" w:cstheme="majorHAnsi"/>
+          <w:szCs w:val="26"/>
+        </w:rPr>
+        <w:t>.</w:t>
+      </w:r>
+      <w:bookmarkEnd w:id="53"/>
       <w:bookmarkEnd w:id="68"/>
-    </w:p>
-    <w:p>
-      <w:pPr>
-        <w:rPr>
-          <w:rFonts w:asciiTheme="majorHAnsi" w:hAnsiTheme="majorHAnsi" w:cstheme="majorHAnsi"/>
-          <w:szCs w:val="26"/>
-        </w:rPr>
-      </w:pPr>
-      <w:r>
-        <w:rPr>
-          <w:rFonts w:asciiTheme="majorHAnsi" w:hAnsiTheme="majorHAnsi" w:cstheme="majorHAnsi"/>
-          <w:szCs w:val="26"/>
-        </w:rPr>
-        <w:t>RSA: Là một trong những thuật toán mã hóa khóa công khai đầu tiên và được sử dụng rộng rãi nhất. Độ an toàn của RSA dựa trên độ khó của bài toán phân tích thừa số nguyên tố của các số nguyên lớn.</w:t>
-      </w:r>
-    </w:p>
-    <w:p>
-      <w:pPr>
-        <w:rPr>
-          <w:rFonts w:asciiTheme="majorHAnsi" w:hAnsiTheme="majorHAnsi" w:cstheme="majorHAnsi"/>
-          <w:szCs w:val="26"/>
-        </w:rPr>
-      </w:pPr>
-      <w:r>
-        <w:rPr>
-          <w:rFonts w:asciiTheme="majorHAnsi" w:hAnsiTheme="majorHAnsi" w:cstheme="majorHAnsi"/>
-          <w:szCs w:val="26"/>
-        </w:rPr>
-        <w:t>ElGamal: Một thuật toán mã hóa và chữ ký số dựa trên bài toán logarithm rời rạc.</w:t>
-      </w:r>
-    </w:p>
-    <w:p>
-      <w:pPr>
-        <w:rPr>
-          <w:rFonts w:asciiTheme="majorHAnsi" w:hAnsiTheme="majorHAnsi" w:cstheme="majorHAnsi"/>
-          <w:szCs w:val="26"/>
-          <w:lang w:val="en-US"/>
-        </w:rPr>
-      </w:pPr>
-      <w:r>
-        <w:rPr>
-          <w:rFonts w:asciiTheme="majorHAnsi" w:hAnsiTheme="majorHAnsi" w:cstheme="majorHAnsi"/>
-          <w:szCs w:val="26"/>
-        </w:rPr>
-        <w:t>ECC: Cung cấp mức độ bảo mật tương đương với các thuật toán khác nhưng với kích thước khóa nhỏ hơn, giúp tăng hiệu suất và tiết kiệm tài nguyên. Độ an toàn của ECC dựa trên độ khó của bài toán logarithm rời rạc trên đường cong elliptic.</w:t>
-      </w:r>
-      <w:bookmarkEnd w:id="52"/>
-      <w:bookmarkEnd w:id="67"/>
     </w:p>
     <w:p>
       <w:pPr>
@@ -10910,21 +12522,29 @@
         </w:rPr>
         <w:t>1.3. Kiến thức nền tảng phục vụ thuật toán DSA</w:t>
       </w:r>
-      <w:bookmarkEnd w:id="34"/>
+      <w:bookmarkEnd w:id="37"/>
       <w:bookmarkEnd w:id="69"/>
     </w:p>
     <w:p>
       <w:pPr>
         <w:pStyle w:val="Heading3"/>
       </w:pPr>
-      <w:bookmarkStart w:id="70" w:name="_Toc230289245"/>
-      <w:bookmarkStart w:id="71" w:name="tổng-quan-về-chữ-ký-số"/>
-      <w:bookmarkStart w:id="72" w:name="_Toc230535646"/>
-      <w:bookmarkEnd w:id="35"/>
-      <w:r>
-        <w:t>1.3.1. Số học modulo</w:t>
-      </w:r>
-      <w:bookmarkEnd w:id="72"/>
+      <w:bookmarkStart w:id="70" w:name="_Toc230535646"/>
+      <w:bookmarkStart w:id="71" w:name="_Toc230289245"/>
+      <w:bookmarkStart w:id="72" w:name="tổng-quan-về-chữ-ký-số"/>
+      <w:bookmarkEnd w:id="38"/>
+      <w:r>
+        <w:t xml:space="preserve">1.3.1. Số </w:t>
+      </w:r>
+      <w:proofErr w:type="spellStart"/>
+      <w:r>
+        <w:t>học</w:t>
+      </w:r>
+      <w:proofErr w:type="spellEnd"/>
+      <w:r>
+        <w:t xml:space="preserve"> modulo</w:t>
+      </w:r>
+      <w:bookmarkEnd w:id="70"/>
     </w:p>
     <w:p>
       <w:pPr>
@@ -10934,7 +12554,31 @@
         </w:rPr>
       </w:pPr>
       <w:r>
-        <w:t>Số học modulo là nền tảng của hầu hết các hệ mật mã hiện đại. Khi thực hiện phép chia một số nguyên a cho một số nguyên dương n, ta nhận được phần dư r. Phép toán này được biểu diễn là a ≡ r (mod n). Đặc điểm quan trọng của số học modulo là nó giới hạn tập hợp các kết quả vào một không gian hữu hạn</w:t>
+        <w:t xml:space="preserve">Số học </w:t>
+      </w:r>
+      <w:proofErr w:type="spellStart"/>
+      <w:r>
+        <w:t>modulo</w:t>
+      </w:r>
+      <w:proofErr w:type="spellEnd"/>
+      <w:r>
+        <w:t xml:space="preserve"> là nền tảng của hầu hết các hệ mật mã hiện đại. Khi thực hiện phép chia một số nguyên a cho một số nguyên dương n, ta nhận được phần dư r. Phép toán này được biểu diễn là a ≡ r (</w:t>
+      </w:r>
+      <w:proofErr w:type="spellStart"/>
+      <w:r>
+        <w:t>mod</w:t>
+      </w:r>
+      <w:proofErr w:type="spellEnd"/>
+      <w:r>
+        <w:t xml:space="preserve"> n). Đặc điểm quan trọng của số học </w:t>
+      </w:r>
+      <w:proofErr w:type="spellStart"/>
+      <w:r>
+        <w:t>modulo</w:t>
+      </w:r>
+      <w:proofErr w:type="spellEnd"/>
+      <w:r>
+        <w:t xml:space="preserve"> là nó giới hạn tập hợp các kết quả vào một không gian hữu hạn</w:t>
       </w:r>
       <w:r>
         <w:rPr>
@@ -10958,13 +12602,74 @@
       </w:pPr>
       <w:bookmarkStart w:id="73" w:name="_Toc230535647"/>
       <w:r>
-        <w:t>1.3.2. Số nguyên tố và số nguyên tố cùng nhau</w:t>
+        <w:t xml:space="preserve">1.3.2. Số </w:t>
+      </w:r>
+      <w:proofErr w:type="spellStart"/>
+      <w:r>
+        <w:t>nguyên</w:t>
+      </w:r>
+      <w:proofErr w:type="spellEnd"/>
+      <w:r>
+        <w:t xml:space="preserve"> </w:t>
+      </w:r>
+      <w:proofErr w:type="spellStart"/>
+      <w:r>
+        <w:t>tố</w:t>
+      </w:r>
+      <w:proofErr w:type="spellEnd"/>
+      <w:r>
+        <w:t xml:space="preserve"> và số </w:t>
+      </w:r>
+      <w:proofErr w:type="spellStart"/>
+      <w:r>
+        <w:t>nguyên</w:t>
+      </w:r>
+      <w:proofErr w:type="spellEnd"/>
+      <w:r>
+        <w:t xml:space="preserve"> </w:t>
+      </w:r>
+      <w:proofErr w:type="spellStart"/>
+      <w:r>
+        <w:t>tố</w:t>
+      </w:r>
+      <w:proofErr w:type="spellEnd"/>
+      <w:r>
+        <w:t xml:space="preserve"> </w:t>
+      </w:r>
+      <w:proofErr w:type="spellStart"/>
+      <w:r>
+        <w:t>cùng</w:t>
+      </w:r>
+      <w:proofErr w:type="spellEnd"/>
+      <w:r>
+        <w:t xml:space="preserve"> </w:t>
+      </w:r>
+      <w:proofErr w:type="spellStart"/>
+      <w:r>
+        <w:t>nhau</w:t>
       </w:r>
       <w:bookmarkEnd w:id="73"/>
-    </w:p>
-    <w:p>
-      <w:r>
-        <w:t>Số nguyên tố là số tự nhiên lớn hơn 1, chỉ chia hết cho 1 và chính nó. Trong mật mã học, các số nguyên tố có kích thước rất lớn (hàng trăm hoặc hàng nghìn bit) được sử dụng làm mỏ neo bảo mật. Hai số nguyên a và b được gọi là nguyên tố cùng nhau nếu ước chung lớn nhất của chúng bằng 1, ký hiệu là gcd(a, b) = 1. Tính chất này rất quan trọng để đảm bảo sự tồn tại của phần tử nghịch đảo trong phép nhân modulo.</w:t>
+      <w:proofErr w:type="spellEnd"/>
+    </w:p>
+    <w:p>
+      <w:r>
+        <w:t xml:space="preserve">Số nguyên tố là số tự nhiên lớn hơn 1, chỉ chia hết cho 1 và chính nó. Trong mật mã học, các số nguyên tố có kích thước rất lớn (hàng trăm hoặc hàng nghìn bit) được sử dụng làm mỏ neo bảo mật. Hai số nguyên a và b được gọi là nguyên tố cùng nhau nếu ước chung lớn nhất của chúng bằng 1, ký hiệu là </w:t>
+      </w:r>
+      <w:proofErr w:type="spellStart"/>
+      <w:r>
+        <w:t>gcd</w:t>
+      </w:r>
+      <w:proofErr w:type="spellEnd"/>
+      <w:r>
+        <w:t xml:space="preserve">(a, b) = 1. Tính chất này rất quan trọng để đảm bảo sự tồn tại của phần tử nghịch đảo trong phép nhân </w:t>
+      </w:r>
+      <w:proofErr w:type="spellStart"/>
+      <w:r>
+        <w:t>modulo</w:t>
+      </w:r>
+      <w:proofErr w:type="spellEnd"/>
+      <w:r>
+        <w:t>.</w:t>
       </w:r>
     </w:p>
     <w:p>
@@ -10973,7 +12678,31 @@
       </w:pPr>
       <w:bookmarkStart w:id="74" w:name="_Toc230535648"/>
       <w:r>
-        <w:t>1.3.3. Hàm Euler và định lý Fermat</w:t>
+        <w:t xml:space="preserve">1.3.3. </w:t>
+      </w:r>
+      <w:proofErr w:type="spellStart"/>
+      <w:r>
+        <w:t>Hàm</w:t>
+      </w:r>
+      <w:proofErr w:type="spellEnd"/>
+      <w:r>
+        <w:t xml:space="preserve"> Euler và </w:t>
+      </w:r>
+      <w:proofErr w:type="spellStart"/>
+      <w:r>
+        <w:t>định</w:t>
+      </w:r>
+      <w:proofErr w:type="spellEnd"/>
+      <w:r>
+        <w:t xml:space="preserve"> </w:t>
+      </w:r>
+      <w:proofErr w:type="spellStart"/>
+      <w:r>
+        <w:t>lý</w:t>
+      </w:r>
+      <w:proofErr w:type="spellEnd"/>
+      <w:r>
+        <w:t xml:space="preserve"> Fermat</w:t>
       </w:r>
       <w:bookmarkEnd w:id="74"/>
     </w:p>
@@ -10983,11 +12712,19 @@
           <w:lang w:val="fr-FR"/>
         </w:rPr>
       </w:pPr>
+      <w:proofErr w:type="spellStart"/>
       <w:r>
         <w:rPr>
           <w:lang w:val="fr-FR"/>
         </w:rPr>
-        <w:t xml:space="preserve">Hàm phi Euler </w:t>
+        <w:t>Hàm</w:t>
+      </w:r>
+      <w:proofErr w:type="spellEnd"/>
+      <w:r>
+        <w:rPr>
+          <w:lang w:val="fr-FR"/>
+        </w:rPr>
+        <w:t xml:space="preserve"> phi Euler </w:t>
       </w:r>
       <w:r>
         <w:t>φ</w:t>
@@ -10996,7 +12733,231 @@
         <w:rPr>
           <w:lang w:val="fr-FR"/>
         </w:rPr>
-        <w:t xml:space="preserve">(n): Đếm số lượng các số nguyên dương nhỏ hơn n và nguyên tố cùng nhau với n. Nếu p là số nguyên tố thì </w:t>
+        <w:t>(n</w:t>
+      </w:r>
+      <w:proofErr w:type="gramStart"/>
+      <w:r>
+        <w:rPr>
+          <w:lang w:val="fr-FR"/>
+        </w:rPr>
+        <w:t>):</w:t>
+      </w:r>
+      <w:proofErr w:type="gramEnd"/>
+      <w:r>
+        <w:rPr>
+          <w:lang w:val="fr-FR"/>
+        </w:rPr>
+        <w:t xml:space="preserve"> </w:t>
+      </w:r>
+      <w:proofErr w:type="spellStart"/>
+      <w:r>
+        <w:rPr>
+          <w:lang w:val="fr-FR"/>
+        </w:rPr>
+        <w:t>Đếm</w:t>
+      </w:r>
+      <w:proofErr w:type="spellEnd"/>
+      <w:r>
+        <w:rPr>
+          <w:lang w:val="fr-FR"/>
+        </w:rPr>
+        <w:t xml:space="preserve"> số </w:t>
+      </w:r>
+      <w:proofErr w:type="spellStart"/>
+      <w:r>
+        <w:rPr>
+          <w:lang w:val="fr-FR"/>
+        </w:rPr>
+        <w:t>lượng</w:t>
+      </w:r>
+      <w:proofErr w:type="spellEnd"/>
+      <w:r>
+        <w:rPr>
+          <w:lang w:val="fr-FR"/>
+        </w:rPr>
+        <w:t xml:space="preserve"> các số </w:t>
+      </w:r>
+      <w:proofErr w:type="spellStart"/>
+      <w:r>
+        <w:rPr>
+          <w:lang w:val="fr-FR"/>
+        </w:rPr>
+        <w:t>nguyên</w:t>
+      </w:r>
+      <w:proofErr w:type="spellEnd"/>
+      <w:r>
+        <w:rPr>
+          <w:lang w:val="fr-FR"/>
+        </w:rPr>
+        <w:t xml:space="preserve"> </w:t>
+      </w:r>
+      <w:proofErr w:type="spellStart"/>
+      <w:r>
+        <w:rPr>
+          <w:lang w:val="fr-FR"/>
+        </w:rPr>
+        <w:t>dương</w:t>
+      </w:r>
+      <w:proofErr w:type="spellEnd"/>
+      <w:r>
+        <w:rPr>
+          <w:lang w:val="fr-FR"/>
+        </w:rPr>
+        <w:t xml:space="preserve"> </w:t>
+      </w:r>
+      <w:proofErr w:type="spellStart"/>
+      <w:r>
+        <w:rPr>
+          <w:lang w:val="fr-FR"/>
+        </w:rPr>
+        <w:t>nhỏ</w:t>
+      </w:r>
+      <w:proofErr w:type="spellEnd"/>
+      <w:r>
+        <w:rPr>
+          <w:lang w:val="fr-FR"/>
+        </w:rPr>
+        <w:t xml:space="preserve"> </w:t>
+      </w:r>
+      <w:proofErr w:type="spellStart"/>
+      <w:r>
+        <w:rPr>
+          <w:lang w:val="fr-FR"/>
+        </w:rPr>
+        <w:t>hơn</w:t>
+      </w:r>
+      <w:proofErr w:type="spellEnd"/>
+      <w:r>
+        <w:rPr>
+          <w:lang w:val="fr-FR"/>
+        </w:rPr>
+        <w:t xml:space="preserve"> n và </w:t>
+      </w:r>
+      <w:proofErr w:type="spellStart"/>
+      <w:r>
+        <w:rPr>
+          <w:lang w:val="fr-FR"/>
+        </w:rPr>
+        <w:t>nguyên</w:t>
+      </w:r>
+      <w:proofErr w:type="spellEnd"/>
+      <w:r>
+        <w:rPr>
+          <w:lang w:val="fr-FR"/>
+        </w:rPr>
+        <w:t xml:space="preserve"> </w:t>
+      </w:r>
+      <w:proofErr w:type="spellStart"/>
+      <w:r>
+        <w:rPr>
+          <w:lang w:val="fr-FR"/>
+        </w:rPr>
+        <w:t>tố</w:t>
+      </w:r>
+      <w:proofErr w:type="spellEnd"/>
+      <w:r>
+        <w:rPr>
+          <w:lang w:val="fr-FR"/>
+        </w:rPr>
+        <w:t xml:space="preserve"> </w:t>
+      </w:r>
+      <w:proofErr w:type="spellStart"/>
+      <w:r>
+        <w:rPr>
+          <w:lang w:val="fr-FR"/>
+        </w:rPr>
+        <w:t>cùng</w:t>
+      </w:r>
+      <w:proofErr w:type="spellEnd"/>
+      <w:r>
+        <w:rPr>
+          <w:lang w:val="fr-FR"/>
+        </w:rPr>
+        <w:t xml:space="preserve"> </w:t>
+      </w:r>
+      <w:proofErr w:type="spellStart"/>
+      <w:r>
+        <w:rPr>
+          <w:lang w:val="fr-FR"/>
+        </w:rPr>
+        <w:t>nhau</w:t>
+      </w:r>
+      <w:proofErr w:type="spellEnd"/>
+      <w:r>
+        <w:rPr>
+          <w:lang w:val="fr-FR"/>
+        </w:rPr>
+        <w:t xml:space="preserve"> </w:t>
+      </w:r>
+      <w:proofErr w:type="spellStart"/>
+      <w:r>
+        <w:rPr>
+          <w:lang w:val="fr-FR"/>
+        </w:rPr>
+        <w:t>với</w:t>
+      </w:r>
+      <w:proofErr w:type="spellEnd"/>
+      <w:r>
+        <w:rPr>
+          <w:lang w:val="fr-FR"/>
+        </w:rPr>
+        <w:t xml:space="preserve"> n. </w:t>
+      </w:r>
+      <w:proofErr w:type="spellStart"/>
+      <w:r>
+        <w:rPr>
+          <w:lang w:val="fr-FR"/>
+        </w:rPr>
+        <w:t>Nếu</w:t>
+      </w:r>
+      <w:proofErr w:type="spellEnd"/>
+      <w:r>
+        <w:rPr>
+          <w:lang w:val="fr-FR"/>
+        </w:rPr>
+        <w:t xml:space="preserve"> p là số </w:t>
+      </w:r>
+      <w:proofErr w:type="spellStart"/>
+      <w:r>
+        <w:rPr>
+          <w:lang w:val="fr-FR"/>
+        </w:rPr>
+        <w:t>nguyên</w:t>
+      </w:r>
+      <w:proofErr w:type="spellEnd"/>
+      <w:r>
+        <w:rPr>
+          <w:lang w:val="fr-FR"/>
+        </w:rPr>
+        <w:t xml:space="preserve"> </w:t>
+      </w:r>
+      <w:proofErr w:type="spellStart"/>
+      <w:r>
+        <w:rPr>
+          <w:lang w:val="fr-FR"/>
+        </w:rPr>
+        <w:t>tố</w:t>
+      </w:r>
+      <w:proofErr w:type="spellEnd"/>
+      <w:r>
+        <w:rPr>
+          <w:lang w:val="fr-FR"/>
+        </w:rPr>
+        <w:t xml:space="preserve"> </w:t>
+      </w:r>
+      <w:proofErr w:type="spellStart"/>
+      <w:r>
+        <w:rPr>
+          <w:lang w:val="fr-FR"/>
+        </w:rPr>
+        <w:t>thì</w:t>
+      </w:r>
+      <w:proofErr w:type="spellEnd"/>
+      <w:r>
+        <w:rPr>
+          <w:lang w:val="fr-FR"/>
+        </w:rPr>
+        <w:t xml:space="preserve"> </w:t>
       </w:r>
       <w:r>
         <w:t>φ</w:t>
@@ -11018,7 +12979,575 @@
         <w:rPr>
           <w:lang w:val="fr-FR"/>
         </w:rPr>
-        <w:t>Định lý nhỏ Fermat: Định lý này phát biểu rằng, nếu p là một số nguyên tố và a là một số nguyên không chia hết cho p, thì: a^(p-1) ≡ 1 (mod p). Định lý Fermat là cơ sở để thực hiện các phép rút gọn số mũ lớn trong modulo và đóng vai trò nền tảng trong thuật toán kiểm tra tính nguyên tố.</w:t>
+        <w:t xml:space="preserve">Định </w:t>
+      </w:r>
+      <w:proofErr w:type="spellStart"/>
+      <w:r>
+        <w:rPr>
+          <w:lang w:val="fr-FR"/>
+        </w:rPr>
+        <w:t>lý</w:t>
+      </w:r>
+      <w:proofErr w:type="spellEnd"/>
+      <w:r>
+        <w:rPr>
+          <w:lang w:val="fr-FR"/>
+        </w:rPr>
+        <w:t xml:space="preserve"> </w:t>
+      </w:r>
+      <w:proofErr w:type="spellStart"/>
+      <w:r>
+        <w:rPr>
+          <w:lang w:val="fr-FR"/>
+        </w:rPr>
+        <w:t>nhỏ</w:t>
+      </w:r>
+      <w:proofErr w:type="spellEnd"/>
+      <w:r>
+        <w:rPr>
+          <w:lang w:val="fr-FR"/>
+        </w:rPr>
+        <w:t xml:space="preserve"> </w:t>
+      </w:r>
+      <w:proofErr w:type="gramStart"/>
+      <w:r>
+        <w:rPr>
+          <w:lang w:val="fr-FR"/>
+        </w:rPr>
+        <w:t>Fermat:</w:t>
+      </w:r>
+      <w:proofErr w:type="gramEnd"/>
+      <w:r>
+        <w:rPr>
+          <w:lang w:val="fr-FR"/>
+        </w:rPr>
+        <w:t xml:space="preserve"> Định </w:t>
+      </w:r>
+      <w:proofErr w:type="spellStart"/>
+      <w:r>
+        <w:rPr>
+          <w:lang w:val="fr-FR"/>
+        </w:rPr>
+        <w:t>lý</w:t>
+      </w:r>
+      <w:proofErr w:type="spellEnd"/>
+      <w:r>
+        <w:rPr>
+          <w:lang w:val="fr-FR"/>
+        </w:rPr>
+        <w:t xml:space="preserve"> </w:t>
+      </w:r>
+      <w:proofErr w:type="spellStart"/>
+      <w:r>
+        <w:rPr>
+          <w:lang w:val="fr-FR"/>
+        </w:rPr>
+        <w:t>này</w:t>
+      </w:r>
+      <w:proofErr w:type="spellEnd"/>
+      <w:r>
+        <w:rPr>
+          <w:lang w:val="fr-FR"/>
+        </w:rPr>
+        <w:t xml:space="preserve"> </w:t>
+      </w:r>
+      <w:proofErr w:type="spellStart"/>
+      <w:r>
+        <w:rPr>
+          <w:lang w:val="fr-FR"/>
+        </w:rPr>
+        <w:t>phát</w:t>
+      </w:r>
+      <w:proofErr w:type="spellEnd"/>
+      <w:r>
+        <w:rPr>
+          <w:lang w:val="fr-FR"/>
+        </w:rPr>
+        <w:t xml:space="preserve"> </w:t>
+      </w:r>
+      <w:proofErr w:type="spellStart"/>
+      <w:r>
+        <w:rPr>
+          <w:lang w:val="fr-FR"/>
+        </w:rPr>
+        <w:t>biểu</w:t>
+      </w:r>
+      <w:proofErr w:type="spellEnd"/>
+      <w:r>
+        <w:rPr>
+          <w:lang w:val="fr-FR"/>
+        </w:rPr>
+        <w:t xml:space="preserve"> </w:t>
+      </w:r>
+      <w:proofErr w:type="spellStart"/>
+      <w:r>
+        <w:rPr>
+          <w:lang w:val="fr-FR"/>
+        </w:rPr>
+        <w:t>rằng</w:t>
+      </w:r>
+      <w:proofErr w:type="spellEnd"/>
+      <w:r>
+        <w:rPr>
+          <w:lang w:val="fr-FR"/>
+        </w:rPr>
+        <w:t xml:space="preserve">, </w:t>
+      </w:r>
+      <w:proofErr w:type="spellStart"/>
+      <w:r>
+        <w:rPr>
+          <w:lang w:val="fr-FR"/>
+        </w:rPr>
+        <w:t>nếu</w:t>
+      </w:r>
+      <w:proofErr w:type="spellEnd"/>
+      <w:r>
+        <w:rPr>
+          <w:lang w:val="fr-FR"/>
+        </w:rPr>
+        <w:t xml:space="preserve"> p là </w:t>
+      </w:r>
+      <w:proofErr w:type="spellStart"/>
+      <w:r>
+        <w:rPr>
+          <w:lang w:val="fr-FR"/>
+        </w:rPr>
+        <w:t>một</w:t>
+      </w:r>
+      <w:proofErr w:type="spellEnd"/>
+      <w:r>
+        <w:rPr>
+          <w:lang w:val="fr-FR"/>
+        </w:rPr>
+        <w:t xml:space="preserve"> số </w:t>
+      </w:r>
+      <w:proofErr w:type="spellStart"/>
+      <w:r>
+        <w:rPr>
+          <w:lang w:val="fr-FR"/>
+        </w:rPr>
+        <w:t>nguyên</w:t>
+      </w:r>
+      <w:proofErr w:type="spellEnd"/>
+      <w:r>
+        <w:rPr>
+          <w:lang w:val="fr-FR"/>
+        </w:rPr>
+        <w:t xml:space="preserve"> </w:t>
+      </w:r>
+      <w:proofErr w:type="spellStart"/>
+      <w:r>
+        <w:rPr>
+          <w:lang w:val="fr-FR"/>
+        </w:rPr>
+        <w:t>tố</w:t>
+      </w:r>
+      <w:proofErr w:type="spellEnd"/>
+      <w:r>
+        <w:rPr>
+          <w:lang w:val="fr-FR"/>
+        </w:rPr>
+        <w:t xml:space="preserve"> và a là </w:t>
+      </w:r>
+      <w:proofErr w:type="spellStart"/>
+      <w:r>
+        <w:rPr>
+          <w:lang w:val="fr-FR"/>
+        </w:rPr>
+        <w:t>một</w:t>
+      </w:r>
+      <w:proofErr w:type="spellEnd"/>
+      <w:r>
+        <w:rPr>
+          <w:lang w:val="fr-FR"/>
+        </w:rPr>
+        <w:t xml:space="preserve"> số </w:t>
+      </w:r>
+      <w:proofErr w:type="spellStart"/>
+      <w:r>
+        <w:rPr>
+          <w:lang w:val="fr-FR"/>
+        </w:rPr>
+        <w:t>nguyên</w:t>
+      </w:r>
+      <w:proofErr w:type="spellEnd"/>
+      <w:r>
+        <w:rPr>
+          <w:lang w:val="fr-FR"/>
+        </w:rPr>
+        <w:t xml:space="preserve"> </w:t>
+      </w:r>
+      <w:proofErr w:type="spellStart"/>
+      <w:r>
+        <w:rPr>
+          <w:lang w:val="fr-FR"/>
+        </w:rPr>
+        <w:t>không</w:t>
+      </w:r>
+      <w:proofErr w:type="spellEnd"/>
+      <w:r>
+        <w:rPr>
+          <w:lang w:val="fr-FR"/>
+        </w:rPr>
+        <w:t xml:space="preserve"> chia </w:t>
+      </w:r>
+      <w:proofErr w:type="spellStart"/>
+      <w:r>
+        <w:rPr>
+          <w:lang w:val="fr-FR"/>
+        </w:rPr>
+        <w:t>hết</w:t>
+      </w:r>
+      <w:proofErr w:type="spellEnd"/>
+      <w:r>
+        <w:rPr>
+          <w:lang w:val="fr-FR"/>
+        </w:rPr>
+        <w:t xml:space="preserve"> </w:t>
+      </w:r>
+      <w:proofErr w:type="spellStart"/>
+      <w:r>
+        <w:rPr>
+          <w:lang w:val="fr-FR"/>
+        </w:rPr>
+        <w:t>cho</w:t>
+      </w:r>
+      <w:proofErr w:type="spellEnd"/>
+      <w:r>
+        <w:rPr>
+          <w:lang w:val="fr-FR"/>
+        </w:rPr>
+        <w:t xml:space="preserve"> p, </w:t>
+      </w:r>
+      <w:proofErr w:type="spellStart"/>
+      <w:proofErr w:type="gramStart"/>
+      <w:r>
+        <w:rPr>
+          <w:lang w:val="fr-FR"/>
+        </w:rPr>
+        <w:t>thì</w:t>
+      </w:r>
+      <w:proofErr w:type="spellEnd"/>
+      <w:r>
+        <w:rPr>
+          <w:lang w:val="fr-FR"/>
+        </w:rPr>
+        <w:t>:</w:t>
+      </w:r>
+      <w:proofErr w:type="gramEnd"/>
+      <w:r>
+        <w:rPr>
+          <w:lang w:val="fr-FR"/>
+        </w:rPr>
+        <w:t xml:space="preserve"> a^(p-1) ≡ 1 (mod p). Định </w:t>
+      </w:r>
+      <w:proofErr w:type="spellStart"/>
+      <w:r>
+        <w:rPr>
+          <w:lang w:val="fr-FR"/>
+        </w:rPr>
+        <w:t>lý</w:t>
+      </w:r>
+      <w:proofErr w:type="spellEnd"/>
+      <w:r>
+        <w:rPr>
+          <w:lang w:val="fr-FR"/>
+        </w:rPr>
+        <w:t xml:space="preserve"> Fermat là </w:t>
+      </w:r>
+      <w:proofErr w:type="spellStart"/>
+      <w:r>
+        <w:rPr>
+          <w:lang w:val="fr-FR"/>
+        </w:rPr>
+        <w:t>cơ</w:t>
+      </w:r>
+      <w:proofErr w:type="spellEnd"/>
+      <w:r>
+        <w:rPr>
+          <w:lang w:val="fr-FR"/>
+        </w:rPr>
+        <w:t xml:space="preserve"> </w:t>
+      </w:r>
+      <w:proofErr w:type="spellStart"/>
+      <w:r>
+        <w:rPr>
+          <w:lang w:val="fr-FR"/>
+        </w:rPr>
+        <w:t>sở</w:t>
+      </w:r>
+      <w:proofErr w:type="spellEnd"/>
+      <w:r>
+        <w:rPr>
+          <w:lang w:val="fr-FR"/>
+        </w:rPr>
+        <w:t xml:space="preserve"> </w:t>
+      </w:r>
+      <w:proofErr w:type="spellStart"/>
+      <w:r>
+        <w:rPr>
+          <w:lang w:val="fr-FR"/>
+        </w:rPr>
+        <w:t>để</w:t>
+      </w:r>
+      <w:proofErr w:type="spellEnd"/>
+      <w:r>
+        <w:rPr>
+          <w:lang w:val="fr-FR"/>
+        </w:rPr>
+        <w:t xml:space="preserve"> </w:t>
+      </w:r>
+      <w:proofErr w:type="spellStart"/>
+      <w:r>
+        <w:rPr>
+          <w:lang w:val="fr-FR"/>
+        </w:rPr>
+        <w:t>thực</w:t>
+      </w:r>
+      <w:proofErr w:type="spellEnd"/>
+      <w:r>
+        <w:rPr>
+          <w:lang w:val="fr-FR"/>
+        </w:rPr>
+        <w:t xml:space="preserve"> </w:t>
+      </w:r>
+      <w:proofErr w:type="spellStart"/>
+      <w:r>
+        <w:rPr>
+          <w:lang w:val="fr-FR"/>
+        </w:rPr>
+        <w:t>hiện</w:t>
+      </w:r>
+      <w:proofErr w:type="spellEnd"/>
+      <w:r>
+        <w:rPr>
+          <w:lang w:val="fr-FR"/>
+        </w:rPr>
+        <w:t xml:space="preserve"> các </w:t>
+      </w:r>
+      <w:proofErr w:type="spellStart"/>
+      <w:r>
+        <w:rPr>
+          <w:lang w:val="fr-FR"/>
+        </w:rPr>
+        <w:t>phép</w:t>
+      </w:r>
+      <w:proofErr w:type="spellEnd"/>
+      <w:r>
+        <w:rPr>
+          <w:lang w:val="fr-FR"/>
+        </w:rPr>
+        <w:t xml:space="preserve"> </w:t>
+      </w:r>
+      <w:proofErr w:type="spellStart"/>
+      <w:r>
+        <w:rPr>
+          <w:lang w:val="fr-FR"/>
+        </w:rPr>
+        <w:t>rút</w:t>
+      </w:r>
+      <w:proofErr w:type="spellEnd"/>
+      <w:r>
+        <w:rPr>
+          <w:lang w:val="fr-FR"/>
+        </w:rPr>
+        <w:t xml:space="preserve"> </w:t>
+      </w:r>
+      <w:proofErr w:type="spellStart"/>
+      <w:r>
+        <w:rPr>
+          <w:lang w:val="fr-FR"/>
+        </w:rPr>
+        <w:t>gọn</w:t>
+      </w:r>
+      <w:proofErr w:type="spellEnd"/>
+      <w:r>
+        <w:rPr>
+          <w:lang w:val="fr-FR"/>
+        </w:rPr>
+        <w:t xml:space="preserve"> số </w:t>
+      </w:r>
+      <w:proofErr w:type="spellStart"/>
+      <w:r>
+        <w:rPr>
+          <w:lang w:val="fr-FR"/>
+        </w:rPr>
+        <w:t>mũ</w:t>
+      </w:r>
+      <w:proofErr w:type="spellEnd"/>
+      <w:r>
+        <w:rPr>
+          <w:lang w:val="fr-FR"/>
+        </w:rPr>
+        <w:t xml:space="preserve"> </w:t>
+      </w:r>
+      <w:proofErr w:type="spellStart"/>
+      <w:r>
+        <w:rPr>
+          <w:lang w:val="fr-FR"/>
+        </w:rPr>
+        <w:t>lớn</w:t>
+      </w:r>
+      <w:proofErr w:type="spellEnd"/>
+      <w:r>
+        <w:rPr>
+          <w:lang w:val="fr-FR"/>
+        </w:rPr>
+        <w:t xml:space="preserve"> trong modulo và </w:t>
+      </w:r>
+      <w:proofErr w:type="spellStart"/>
+      <w:r>
+        <w:rPr>
+          <w:lang w:val="fr-FR"/>
+        </w:rPr>
+        <w:t>đóng</w:t>
+      </w:r>
+      <w:proofErr w:type="spellEnd"/>
+      <w:r>
+        <w:rPr>
+          <w:lang w:val="fr-FR"/>
+        </w:rPr>
+        <w:t xml:space="preserve"> </w:t>
+      </w:r>
+      <w:proofErr w:type="spellStart"/>
+      <w:r>
+        <w:rPr>
+          <w:lang w:val="fr-FR"/>
+        </w:rPr>
+        <w:t>vai</w:t>
+      </w:r>
+      <w:proofErr w:type="spellEnd"/>
+      <w:r>
+        <w:rPr>
+          <w:lang w:val="fr-FR"/>
+        </w:rPr>
+        <w:t xml:space="preserve"> </w:t>
+      </w:r>
+      <w:proofErr w:type="spellStart"/>
+      <w:r>
+        <w:rPr>
+          <w:lang w:val="fr-FR"/>
+        </w:rPr>
+        <w:t>trò</w:t>
+      </w:r>
+      <w:proofErr w:type="spellEnd"/>
+      <w:r>
+        <w:rPr>
+          <w:lang w:val="fr-FR"/>
+        </w:rPr>
+        <w:t xml:space="preserve"> </w:t>
+      </w:r>
+      <w:proofErr w:type="spellStart"/>
+      <w:r>
+        <w:rPr>
+          <w:lang w:val="fr-FR"/>
+        </w:rPr>
+        <w:t>nền</w:t>
+      </w:r>
+      <w:proofErr w:type="spellEnd"/>
+      <w:r>
+        <w:rPr>
+          <w:lang w:val="fr-FR"/>
+        </w:rPr>
+        <w:t xml:space="preserve"> </w:t>
+      </w:r>
+      <w:proofErr w:type="spellStart"/>
+      <w:r>
+        <w:rPr>
+          <w:lang w:val="fr-FR"/>
+        </w:rPr>
+        <w:t>tảng</w:t>
+      </w:r>
+      <w:proofErr w:type="spellEnd"/>
+      <w:r>
+        <w:rPr>
+          <w:lang w:val="fr-FR"/>
+        </w:rPr>
+        <w:t xml:space="preserve"> trong </w:t>
+      </w:r>
+      <w:proofErr w:type="spellStart"/>
+      <w:r>
+        <w:rPr>
+          <w:lang w:val="fr-FR"/>
+        </w:rPr>
+        <w:t>thuật</w:t>
+      </w:r>
+      <w:proofErr w:type="spellEnd"/>
+      <w:r>
+        <w:rPr>
+          <w:lang w:val="fr-FR"/>
+        </w:rPr>
+        <w:t xml:space="preserve"> </w:t>
+      </w:r>
+      <w:proofErr w:type="spellStart"/>
+      <w:r>
+        <w:rPr>
+          <w:lang w:val="fr-FR"/>
+        </w:rPr>
+        <w:t>toán</w:t>
+      </w:r>
+      <w:proofErr w:type="spellEnd"/>
+      <w:r>
+        <w:rPr>
+          <w:lang w:val="fr-FR"/>
+        </w:rPr>
+        <w:t xml:space="preserve"> </w:t>
+      </w:r>
+      <w:proofErr w:type="spellStart"/>
+      <w:r>
+        <w:rPr>
+          <w:lang w:val="fr-FR"/>
+        </w:rPr>
+        <w:t>kiểm</w:t>
+      </w:r>
+      <w:proofErr w:type="spellEnd"/>
+      <w:r>
+        <w:rPr>
+          <w:lang w:val="fr-FR"/>
+        </w:rPr>
+        <w:t xml:space="preserve"> tra </w:t>
+      </w:r>
+      <w:proofErr w:type="spellStart"/>
+      <w:r>
+        <w:rPr>
+          <w:lang w:val="fr-FR"/>
+        </w:rPr>
+        <w:t>tính</w:t>
+      </w:r>
+      <w:proofErr w:type="spellEnd"/>
+      <w:r>
+        <w:rPr>
+          <w:lang w:val="fr-FR"/>
+        </w:rPr>
+        <w:t xml:space="preserve"> </w:t>
+      </w:r>
+      <w:proofErr w:type="spellStart"/>
+      <w:r>
+        <w:rPr>
+          <w:lang w:val="fr-FR"/>
+        </w:rPr>
+        <w:t>nguyên</w:t>
+      </w:r>
+      <w:proofErr w:type="spellEnd"/>
+      <w:r>
+        <w:rPr>
+          <w:lang w:val="fr-FR"/>
+        </w:rPr>
+        <w:t xml:space="preserve"> </w:t>
+      </w:r>
+      <w:proofErr w:type="spellStart"/>
+      <w:r>
+        <w:rPr>
+          <w:lang w:val="fr-FR"/>
+        </w:rPr>
+        <w:t>tố</w:t>
+      </w:r>
+      <w:proofErr w:type="spellEnd"/>
+      <w:r>
+        <w:rPr>
+          <w:lang w:val="fr-FR"/>
+        </w:rPr>
+        <w:t>.</w:t>
       </w:r>
     </w:p>
     <w:p>
@@ -11027,13 +13556,53 @@
       </w:pPr>
       <w:bookmarkStart w:id="75" w:name="_Toc230535649"/>
       <w:r>
-        <w:t>1.3.4. Phần tử sinh trong nhóm cyclic</w:t>
+        <w:t xml:space="preserve">1.3.4. Phần </w:t>
+      </w:r>
+      <w:proofErr w:type="spellStart"/>
+      <w:r>
+        <w:t>tử</w:t>
+      </w:r>
+      <w:proofErr w:type="spellEnd"/>
+      <w:r>
+        <w:t xml:space="preserve"> </w:t>
+      </w:r>
+      <w:proofErr w:type="spellStart"/>
+      <w:r>
+        <w:t>sinh</w:t>
+      </w:r>
+      <w:proofErr w:type="spellEnd"/>
+      <w:r>
+        <w:t xml:space="preserve"> trong nhóm cyclic</w:t>
       </w:r>
       <w:bookmarkEnd w:id="75"/>
     </w:p>
     <w:p>
       <w:r>
-        <w:t>Một nhóm nhân modulo p được gọi là nhóm cyclic nếu tồn tại một phần tử g sao cho mọi phần tử trong nhóm đều có thể được biểu diễn dưới dạng lũy thừa của g. Phần tử g đó được gọi là "phần tử sinh" (generator). Trong DSA, phần tử sinh được sử dụng để tạo ra các khóa công khai từ khóa bí mật, đảm bảo rằng không gian sinh khóa đủ lớn để chống lại các cuộc tấn công vét cạn.</w:t>
+        <w:t xml:space="preserve">Một nhóm nhân </w:t>
+      </w:r>
+      <w:proofErr w:type="spellStart"/>
+      <w:r>
+        <w:t>modulo</w:t>
+      </w:r>
+      <w:proofErr w:type="spellEnd"/>
+      <w:r>
+        <w:t xml:space="preserve"> p được gọi là nhóm </w:t>
+      </w:r>
+      <w:proofErr w:type="spellStart"/>
+      <w:r>
+        <w:t>cyclic</w:t>
+      </w:r>
+      <w:proofErr w:type="spellEnd"/>
+      <w:r>
+        <w:t xml:space="preserve"> nếu tồn tại một phần tử g sao cho mọi phần tử trong nhóm đều có thể được biểu diễn dưới dạng lũy thừa của g. Phần tử g đó được gọi là "phần tử sinh" (</w:t>
+      </w:r>
+      <w:proofErr w:type="spellStart"/>
+      <w:r>
+        <w:t>generator</w:t>
+      </w:r>
+      <w:proofErr w:type="spellEnd"/>
+      <w:r>
+        <w:t>). Trong DSA, phần tử sinh được sử dụng để tạo ra các khóa công khai từ khóa bí mật, đảm bảo rằng không gian sinh khóa đủ lớn để chống lại các cuộc tấn công vét cạn.</w:t>
       </w:r>
     </w:p>
     <w:p>
@@ -11042,13 +13611,90 @@
       </w:pPr>
       <w:bookmarkStart w:id="76" w:name="_Toc230535650"/>
       <w:r>
-        <w:t>1.3.5. Bài toán logarit rời rạc</w:t>
+        <w:t xml:space="preserve">1.3.5. Bài </w:t>
+      </w:r>
+      <w:proofErr w:type="spellStart"/>
+      <w:r>
+        <w:t>toán</w:t>
+      </w:r>
+      <w:proofErr w:type="spellEnd"/>
+      <w:r>
+        <w:t xml:space="preserve"> </w:t>
+      </w:r>
+      <w:proofErr w:type="spellStart"/>
+      <w:r>
+        <w:t>logarit</w:t>
+      </w:r>
+      <w:proofErr w:type="spellEnd"/>
+      <w:r>
+        <w:t xml:space="preserve"> </w:t>
+      </w:r>
+      <w:proofErr w:type="spellStart"/>
+      <w:r>
+        <w:t>rời</w:t>
+      </w:r>
+      <w:proofErr w:type="spellEnd"/>
+      <w:r>
+        <w:t xml:space="preserve"> </w:t>
+      </w:r>
+      <w:proofErr w:type="spellStart"/>
+      <w:r>
+        <w:t>rạc</w:t>
       </w:r>
       <w:bookmarkEnd w:id="76"/>
-    </w:p>
-    <w:p>
-      <w:r>
-        <w:t>Đây chính là "trái tim" bảo mật của thuật toán DSA. Cho một số nguyên tố p, phần tử sinh g và một giá trị y. Bài toán đặt ra là tìm số nguyên x sao cho: y ≡ g^x (mod p). Hàm mũ g^x (mod p) là một hàm một chiều (one-way function): tính toán y khi biết x thì rất nhanh, nhưng để tìm ngược lại x khi chỉ biết y, g, p (với các số này đủ lớn) là một bài toán bất khả thi đối với sức mạnh máy tính hiện tại. Trong DSA, x chính là khóa bí mật, và y là khóa công khai.</w:t>
+      <w:proofErr w:type="spellEnd"/>
+    </w:p>
+    <w:p>
+      <w:r>
+        <w:t xml:space="preserve">Đây chính là "trái tim" bảo mật của thuật toán DSA. Cho một số nguyên tố p, phần tử sinh g và một giá trị y. Bài toán đặt ra là tìm số nguyên x sao cho: y ≡ </w:t>
+      </w:r>
+      <w:proofErr w:type="spellStart"/>
+      <w:r>
+        <w:t>g^x</w:t>
+      </w:r>
+      <w:proofErr w:type="spellEnd"/>
+      <w:r>
+        <w:t xml:space="preserve"> (</w:t>
+      </w:r>
+      <w:proofErr w:type="spellStart"/>
+      <w:r>
+        <w:t>mod</w:t>
+      </w:r>
+      <w:proofErr w:type="spellEnd"/>
+      <w:r>
+        <w:t xml:space="preserve"> p). Hàm mũ </w:t>
+      </w:r>
+      <w:proofErr w:type="spellStart"/>
+      <w:r>
+        <w:t>g^x</w:t>
+      </w:r>
+      <w:proofErr w:type="spellEnd"/>
+      <w:r>
+        <w:t xml:space="preserve"> (</w:t>
+      </w:r>
+      <w:proofErr w:type="spellStart"/>
+      <w:r>
+        <w:t>mod</w:t>
+      </w:r>
+      <w:proofErr w:type="spellEnd"/>
+      <w:r>
+        <w:t xml:space="preserve"> p) là một hàm một chiều (</w:t>
+      </w:r>
+      <w:proofErr w:type="spellStart"/>
+      <w:r>
+        <w:t>one-way</w:t>
+      </w:r>
+      <w:proofErr w:type="spellEnd"/>
+      <w:r>
+        <w:t xml:space="preserve"> </w:t>
+      </w:r>
+      <w:proofErr w:type="spellStart"/>
+      <w:r>
+        <w:t>function</w:t>
+      </w:r>
+      <w:proofErr w:type="spellEnd"/>
+      <w:r>
+        <w:t>): tính toán y khi biết x thì rất nhanh, nhưng để tìm ngược lại x khi chỉ biết y, g, p (với các số này đủ lớn) là một bài toán bất khả thi đối với sức mạnh máy tính hiện tại. Trong DSA, x chính là khóa bí mật, và y là khóa công khai.</w:t>
       </w:r>
     </w:p>
     <w:p>
@@ -11057,13 +13703,66 @@
       </w:pPr>
       <w:bookmarkStart w:id="77" w:name="_Toc230535651"/>
       <w:r>
-        <w:t>1.3.6. Thuật toán Euclid mở rộng</w:t>
+        <w:t xml:space="preserve">1.3.6. </w:t>
+      </w:r>
+      <w:proofErr w:type="spellStart"/>
+      <w:r>
+        <w:t>Thuật</w:t>
+      </w:r>
+      <w:proofErr w:type="spellEnd"/>
+      <w:r>
+        <w:t xml:space="preserve"> </w:t>
+      </w:r>
+      <w:proofErr w:type="spellStart"/>
+      <w:r>
+        <w:t>toán</w:t>
+      </w:r>
+      <w:proofErr w:type="spellEnd"/>
+      <w:r>
+        <w:t xml:space="preserve"> Euclid </w:t>
+      </w:r>
+      <w:proofErr w:type="spellStart"/>
+      <w:r>
+        <w:t>mở</w:t>
+      </w:r>
+      <w:proofErr w:type="spellEnd"/>
+      <w:r>
+        <w:t xml:space="preserve"> </w:t>
+      </w:r>
+      <w:proofErr w:type="spellStart"/>
+      <w:r>
+        <w:t>rộng</w:t>
       </w:r>
       <w:bookmarkEnd w:id="77"/>
-    </w:p>
-    <w:p>
-      <w:r>
-        <w:t>Trong cấu trúc của DSA, quá trình tạo chữ ký đòi hỏi phải tính toán phần tử nghịch đảo của một số k theo modulo q (tức là tìm k^-1 sao cho k * k^-1 ≡ 1 (mod q)). Thuật toán Euclid mở rộng cung cấp một phương pháp cực kỳ hiệu quả để giải bài toán này, giúp quá trình ký số diễn ra nhanh chóng mà không gặp trở ngại về tính toán.</w:t>
+      <w:proofErr w:type="spellEnd"/>
+    </w:p>
+    <w:p>
+      <w:r>
+        <w:t xml:space="preserve">Trong cấu trúc của DSA, quá trình tạo chữ ký đòi hỏi phải tính toán phần tử nghịch đảo của một số k theo </w:t>
+      </w:r>
+      <w:proofErr w:type="spellStart"/>
+      <w:r>
+        <w:t>modulo</w:t>
+      </w:r>
+      <w:proofErr w:type="spellEnd"/>
+      <w:r>
+        <w:t xml:space="preserve"> q (tức là tìm k^-1 sao cho k * k^-1 ≡ 1 (</w:t>
+      </w:r>
+      <w:proofErr w:type="spellStart"/>
+      <w:r>
+        <w:t>mod</w:t>
+      </w:r>
+      <w:proofErr w:type="spellEnd"/>
+      <w:r>
+        <w:t xml:space="preserve"> q)). Thuật toán </w:t>
+      </w:r>
+      <w:proofErr w:type="spellStart"/>
+      <w:r>
+        <w:t>Euclid</w:t>
+      </w:r>
+      <w:proofErr w:type="spellEnd"/>
+      <w:r>
+        <w:t xml:space="preserve"> mở rộng cung cấp một phương pháp cực kỳ hiệu quả để giải bài toán này, giúp quá trình ký số diễn ra nhanh chóng mà không gặp trở ngại về tính toán.</w:t>
       </w:r>
     </w:p>
     <w:p>
@@ -11073,13 +13772,61 @@
       <w:bookmarkStart w:id="78" w:name="_Toc230535652"/>
       <w:r>
         <w:lastRenderedPageBreak/>
-        <w:t>1.3.7. Thuật toán băm SHA</w:t>
+        <w:t xml:space="preserve">1.3.7. </w:t>
+      </w:r>
+      <w:proofErr w:type="spellStart"/>
+      <w:r>
+        <w:t>Thuật</w:t>
+      </w:r>
+      <w:proofErr w:type="spellEnd"/>
+      <w:r>
+        <w:t xml:space="preserve"> </w:t>
+      </w:r>
+      <w:proofErr w:type="spellStart"/>
+      <w:r>
+        <w:t>toán</w:t>
+      </w:r>
+      <w:proofErr w:type="spellEnd"/>
+      <w:r>
+        <w:t xml:space="preserve"> </w:t>
+      </w:r>
+      <w:proofErr w:type="spellStart"/>
+      <w:r>
+        <w:t>băm</w:t>
+      </w:r>
+      <w:proofErr w:type="spellEnd"/>
+      <w:r>
+        <w:t xml:space="preserve"> SHA</w:t>
       </w:r>
       <w:bookmarkEnd w:id="78"/>
     </w:p>
     <w:p>
       <w:r>
-        <w:t>Thuật toán băm (Secure Hash Algorithm) nhận đầu vào là một thông điệp có độ dài bất kỳ và nén nó thành một chuỗi bit có độ dài cố định (thường là 160 bit với SHA-1 hoặc 256 bit với SHA-256). Hàm băm có tính chất kháng va chạm (khó tìm được hai thông điệp khác nhau có cùng mã băm) và tính một chiều. DSA không trực tiếp ký lên toàn bộ dữ liệu (vì sẽ rất chậm), mà ký lên bản băm của dữ liệu đó.</w:t>
+        <w:t>Thuật toán băm (</w:t>
+      </w:r>
+      <w:proofErr w:type="spellStart"/>
+      <w:r>
+        <w:t>Secure</w:t>
+      </w:r>
+      <w:proofErr w:type="spellEnd"/>
+      <w:r>
+        <w:t xml:space="preserve"> </w:t>
+      </w:r>
+      <w:proofErr w:type="spellStart"/>
+      <w:r>
+        <w:t>Hash</w:t>
+      </w:r>
+      <w:proofErr w:type="spellEnd"/>
+      <w:r>
+        <w:t xml:space="preserve"> </w:t>
+      </w:r>
+      <w:proofErr w:type="spellStart"/>
+      <w:r>
+        <w:t>Algorithm</w:t>
+      </w:r>
+      <w:proofErr w:type="spellEnd"/>
+      <w:r>
+        <w:t>) nhận đầu vào là một thông điệp có độ dài bất kỳ và nén nó thành một chuỗi bit có độ dài cố định (thường là 160 bit với SHA-1 hoặc 256 bit với SHA-256). Hàm băm có tính chất kháng va chạm (khó tìm được hai thông điệp khác nhau có cùng mã băm) và tính một chiều. DSA không trực tiếp ký lên toàn bộ dữ liệu (vì sẽ rất chậm), mà ký lên bản băm của dữ liệu đó.</w:t>
       </w:r>
     </w:p>
     <w:p>
@@ -11088,13 +13835,53 @@
       </w:pPr>
       <w:bookmarkStart w:id="79" w:name="_Toc230535653"/>
       <w:r>
-        <w:t>1.3.8. Thuật toán Miller-Rabin</w:t>
+        <w:t xml:space="preserve">1.3.8. </w:t>
+      </w:r>
+      <w:proofErr w:type="spellStart"/>
+      <w:r>
+        <w:t>Thuật</w:t>
+      </w:r>
+      <w:proofErr w:type="spellEnd"/>
+      <w:r>
+        <w:t xml:space="preserve"> </w:t>
+      </w:r>
+      <w:proofErr w:type="spellStart"/>
+      <w:r>
+        <w:t>toán</w:t>
+      </w:r>
+      <w:proofErr w:type="spellEnd"/>
+      <w:r>
+        <w:t xml:space="preserve"> Miller-Rabin</w:t>
       </w:r>
       <w:bookmarkEnd w:id="79"/>
     </w:p>
     <w:p>
       <w:r>
-        <w:t>Để DSA hoạt động, ta cần khởi tạo các số nguyên tố rất lớn (p và q). Việc tìm các số này bằng thuật toán chia thử thông thường là không thể do giới hạn thời gian. Thuật toán Miller-Rabin là một phương pháp kiểm tra tính nguyên tố theo xác suất. Nó có thể nhanh chóng xác định một số ngẫu nhiên khổng lồ có phải là số nguyên tố hay không với độ chính xác gần như tuyệt đối, phục vụ trực tiếp cho khâu phát sinh khóa (Key Generation).</w:t>
+        <w:t xml:space="preserve">Để DSA hoạt động, ta cần khởi tạo các số nguyên tố rất lớn (p và q). Việc tìm các số này bằng thuật toán chia thử thông thường là không thể do giới hạn thời gian. Thuật toán </w:t>
+      </w:r>
+      <w:proofErr w:type="spellStart"/>
+      <w:r>
+        <w:t>Miller-Rabin</w:t>
+      </w:r>
+      <w:proofErr w:type="spellEnd"/>
+      <w:r>
+        <w:t xml:space="preserve"> là một phương pháp kiểm tra tính nguyên tố theo xác suất. Nó có thể nhanh chóng xác định một số ngẫu nhiên khổng lồ có phải là số nguyên tố hay không với độ chính xác gần như tuyệt đối, phục vụ trực tiếp cho khâu phát sinh khóa (</w:t>
+      </w:r>
+      <w:proofErr w:type="spellStart"/>
+      <w:r>
+        <w:t>Key</w:t>
+      </w:r>
+      <w:proofErr w:type="spellEnd"/>
+      <w:r>
+        <w:t xml:space="preserve"> </w:t>
+      </w:r>
+      <w:proofErr w:type="spellStart"/>
+      <w:r>
+        <w:t>Generation</w:t>
+      </w:r>
+      <w:proofErr w:type="spellEnd"/>
+      <w:r>
+        <w:t>).</w:t>
       </w:r>
     </w:p>
     <w:p>
@@ -11103,9 +13890,46 @@
       </w:pPr>
       <w:bookmarkStart w:id="80" w:name="_Toc230535654"/>
       <w:r>
-        <w:t>1.3.9. Thuật toán lũy thừa modulo nhanh</w:t>
+        <w:t xml:space="preserve">1.3.9. </w:t>
+      </w:r>
+      <w:proofErr w:type="spellStart"/>
+      <w:r>
+        <w:t>Thuật</w:t>
+      </w:r>
+      <w:proofErr w:type="spellEnd"/>
+      <w:r>
+        <w:t xml:space="preserve"> </w:t>
+      </w:r>
+      <w:proofErr w:type="spellStart"/>
+      <w:r>
+        <w:t>toán</w:t>
+      </w:r>
+      <w:proofErr w:type="spellEnd"/>
+      <w:r>
+        <w:t xml:space="preserve"> </w:t>
+      </w:r>
+      <w:proofErr w:type="spellStart"/>
+      <w:r>
+        <w:t>lũy</w:t>
+      </w:r>
+      <w:proofErr w:type="spellEnd"/>
+      <w:r>
+        <w:t xml:space="preserve"> </w:t>
+      </w:r>
+      <w:proofErr w:type="spellStart"/>
+      <w:r>
+        <w:t>thừa</w:t>
+      </w:r>
+      <w:proofErr w:type="spellEnd"/>
+      <w:r>
+        <w:t xml:space="preserve"> modulo </w:t>
+      </w:r>
+      <w:proofErr w:type="spellStart"/>
+      <w:r>
+        <w:t>nhanh</w:t>
       </w:r>
       <w:bookmarkEnd w:id="80"/>
+      <w:proofErr w:type="spellEnd"/>
     </w:p>
     <w:p>
       <w:pPr>
@@ -11114,7 +13938,63 @@
         </w:rPr>
       </w:pPr>
       <w:r>
-        <w:t>Quá trình tạo và xác minh chữ ký DSA đòi hỏi phải tính các lũy thừa với số mũ rất lớn (ví dụ: g^x (mod p)). Nếu nhân tuần tự sẽ tốn lượng thời gian khổng lồ. Thuật toán lũy thừa modulo nhanh (thường gọi là phương pháp Bình phương và Nhân - Square and Multiply) giúp giảm số lượng phép tính từ mức tuyến tính xuống mức logarit, làm cho DSA có thể ứng dụng được trong thực tế theo thời gian thực.</w:t>
+        <w:t xml:space="preserve">Quá trình tạo và xác minh chữ ký DSA đòi hỏi phải tính các lũy thừa với số mũ rất lớn (ví dụ: </w:t>
+      </w:r>
+      <w:proofErr w:type="spellStart"/>
+      <w:r>
+        <w:t>g^x</w:t>
+      </w:r>
+      <w:proofErr w:type="spellEnd"/>
+      <w:r>
+        <w:t xml:space="preserve"> (</w:t>
+      </w:r>
+      <w:proofErr w:type="spellStart"/>
+      <w:r>
+        <w:t>mod</w:t>
+      </w:r>
+      <w:proofErr w:type="spellEnd"/>
+      <w:r>
+        <w:t xml:space="preserve"> p)). Nếu nhân tuần tự sẽ tốn lượng thời gian khổng lồ. Thuật toán lũy thừa </w:t>
+      </w:r>
+      <w:proofErr w:type="spellStart"/>
+      <w:r>
+        <w:t>modulo</w:t>
+      </w:r>
+      <w:proofErr w:type="spellEnd"/>
+      <w:r>
+        <w:t xml:space="preserve"> nhanh (thường gọi là phương pháp Bình phương và Nhân - </w:t>
+      </w:r>
+      <w:proofErr w:type="spellStart"/>
+      <w:r>
+        <w:t>Square</w:t>
+      </w:r>
+      <w:proofErr w:type="spellEnd"/>
+      <w:r>
+        <w:t xml:space="preserve"> </w:t>
+      </w:r>
+      <w:proofErr w:type="spellStart"/>
+      <w:r>
+        <w:t>and</w:t>
+      </w:r>
+      <w:proofErr w:type="spellEnd"/>
+      <w:r>
+        <w:t xml:space="preserve"> </w:t>
+      </w:r>
+      <w:proofErr w:type="spellStart"/>
+      <w:r>
+        <w:t>Multiply</w:t>
+      </w:r>
+      <w:proofErr w:type="spellEnd"/>
+      <w:r>
+        <w:t xml:space="preserve">) giúp giảm số lượng phép tính từ mức tuyến tính xuống mức </w:t>
+      </w:r>
+      <w:proofErr w:type="spellStart"/>
+      <w:r>
+        <w:t>logarit</w:t>
+      </w:r>
+      <w:proofErr w:type="spellEnd"/>
+      <w:r>
+        <w:t>, làm cho DSA có thể ứng dụng được trong thực tế theo thời gian thực.</w:t>
       </w:r>
     </w:p>
     <w:p>
@@ -11133,24 +14013,128 @@
         </w:rPr>
         <w:t>1.4. Tổng quan về chữ ký số</w:t>
       </w:r>
-      <w:bookmarkEnd w:id="70"/>
+      <w:bookmarkEnd w:id="71"/>
       <w:bookmarkEnd w:id="81"/>
     </w:p>
     <w:p>
       <w:pPr>
         <w:pStyle w:val="Heading3"/>
       </w:pPr>
-      <w:bookmarkStart w:id="82" w:name="_Toc230289250"/>
-      <w:bookmarkStart w:id="83" w:name="ứng-dụng-của-chữ-ký-số-trong-thực-tế"/>
-      <w:bookmarkStart w:id="84" w:name="_Toc230535656"/>
-      <w:r>
-        <w:t>1.4.1. Khái niệm chữ ký số</w:t>
-      </w:r>
-      <w:bookmarkEnd w:id="84"/>
-    </w:p>
-    <w:p>
-      <w:r>
-        <w:t>Chữ ký số (Digital Signature) có thể hiểu là một chuỗi dữ liệu toán học được gắn kèm với một thông điệp (văn bản, phần mềm, email...) nhằm mục đích chứng thực nguồn gốc xuất xứ và trạng thái của thông điệp đó. Khác với chữ ký tay có thể dễ dàng bị sao chép, chữ ký số dựa trên hệ mật mã khóa bất đối xứng (Asymmetric Cryptography). Mỗi người dùng sẽ sở hữu một cặp khóa: Khóa bí mật (Private Key) dùng để tạo chữ ký và Khóa công khai (Public Key) dùng để mọi người kiểm tra chữ ký đó.</w:t>
+      <w:bookmarkStart w:id="82" w:name="_Toc230535656"/>
+      <w:bookmarkStart w:id="83" w:name="_Toc230289250"/>
+      <w:bookmarkStart w:id="84" w:name="ứng-dụng-của-chữ-ký-số-trong-thực-tế"/>
+      <w:r>
+        <w:t xml:space="preserve">1.4.1. </w:t>
+      </w:r>
+      <w:proofErr w:type="spellStart"/>
+      <w:r>
+        <w:t>Khái</w:t>
+      </w:r>
+      <w:proofErr w:type="spellEnd"/>
+      <w:r>
+        <w:t xml:space="preserve"> </w:t>
+      </w:r>
+      <w:proofErr w:type="spellStart"/>
+      <w:r>
+        <w:t>niệm</w:t>
+      </w:r>
+      <w:proofErr w:type="spellEnd"/>
+      <w:r>
+        <w:t xml:space="preserve"> </w:t>
+      </w:r>
+      <w:proofErr w:type="spellStart"/>
+      <w:r>
+        <w:t>chữ</w:t>
+      </w:r>
+      <w:proofErr w:type="spellEnd"/>
+      <w:r>
+        <w:t xml:space="preserve"> </w:t>
+      </w:r>
+      <w:proofErr w:type="spellStart"/>
+      <w:r>
+        <w:t>ký</w:t>
+      </w:r>
+      <w:proofErr w:type="spellEnd"/>
+      <w:r>
+        <w:t xml:space="preserve"> số</w:t>
+      </w:r>
+      <w:bookmarkEnd w:id="82"/>
+    </w:p>
+    <w:p>
+      <w:r>
+        <w:t>Chữ ký số (</w:t>
+      </w:r>
+      <w:proofErr w:type="spellStart"/>
+      <w:r>
+        <w:t>Digital</w:t>
+      </w:r>
+      <w:proofErr w:type="spellEnd"/>
+      <w:r>
+        <w:t xml:space="preserve"> </w:t>
+      </w:r>
+      <w:proofErr w:type="spellStart"/>
+      <w:r>
+        <w:t>Signature</w:t>
+      </w:r>
+      <w:proofErr w:type="spellEnd"/>
+      <w:r>
+        <w:t xml:space="preserve">) có thể hiểu là một chuỗi dữ liệu toán học được gắn kèm với một thông điệp (văn bản, phần mềm, </w:t>
+      </w:r>
+      <w:proofErr w:type="spellStart"/>
+      <w:r>
+        <w:t>email</w:t>
+      </w:r>
+      <w:proofErr w:type="spellEnd"/>
+      <w:r>
+        <w:t>...) nhằm mục đích chứng thực nguồn gốc xuất xứ và trạng thái của thông điệp đó. Khác với chữ ký tay có thể dễ dàng bị sao chép, chữ ký số dựa trên hệ mật mã khóa bất đối xứng (</w:t>
+      </w:r>
+      <w:proofErr w:type="spellStart"/>
+      <w:r>
+        <w:t>Asymmetric</w:t>
+      </w:r>
+      <w:proofErr w:type="spellEnd"/>
+      <w:r>
+        <w:t xml:space="preserve"> </w:t>
+      </w:r>
+      <w:proofErr w:type="spellStart"/>
+      <w:r>
+        <w:t>Cryptography</w:t>
+      </w:r>
+      <w:proofErr w:type="spellEnd"/>
+      <w:r>
+        <w:t>). Mỗi người dùng sẽ sở hữu một cặp khóa: Khóa bí mật (</w:t>
+      </w:r>
+      <w:proofErr w:type="spellStart"/>
+      <w:r>
+        <w:t>Private</w:t>
+      </w:r>
+      <w:proofErr w:type="spellEnd"/>
+      <w:r>
+        <w:t xml:space="preserve"> </w:t>
+      </w:r>
+      <w:proofErr w:type="spellStart"/>
+      <w:r>
+        <w:t>Key</w:t>
+      </w:r>
+      <w:proofErr w:type="spellEnd"/>
+      <w:r>
+        <w:t>) dùng để tạo chữ ký và Khóa công khai (</w:t>
+      </w:r>
+      <w:proofErr w:type="spellStart"/>
+      <w:r>
+        <w:t>Public</w:t>
+      </w:r>
+      <w:proofErr w:type="spellEnd"/>
+      <w:r>
+        <w:t xml:space="preserve"> </w:t>
+      </w:r>
+      <w:proofErr w:type="spellStart"/>
+      <w:r>
+        <w:t>Key</w:t>
+      </w:r>
+      <w:proofErr w:type="spellEnd"/>
+      <w:r>
+        <w:t>) dùng để mọi người kiểm tra chữ ký đó.</w:t>
       </w:r>
     </w:p>
     <w:p>
@@ -11159,9 +14143,38 @@
       </w:pPr>
       <w:bookmarkStart w:id="85" w:name="_Toc230535657"/>
       <w:r>
-        <w:t>1.4.2. Đặc điểm và tính chất</w:t>
+        <w:t xml:space="preserve">1.4.2. </w:t>
+      </w:r>
+      <w:proofErr w:type="spellStart"/>
+      <w:r>
+        <w:t>Đặc</w:t>
+      </w:r>
+      <w:proofErr w:type="spellEnd"/>
+      <w:r>
+        <w:t xml:space="preserve"> </w:t>
+      </w:r>
+      <w:proofErr w:type="spellStart"/>
+      <w:r>
+        <w:t>điểm</w:t>
+      </w:r>
+      <w:proofErr w:type="spellEnd"/>
+      <w:r>
+        <w:t xml:space="preserve"> và </w:t>
+      </w:r>
+      <w:proofErr w:type="spellStart"/>
+      <w:r>
+        <w:t>tính</w:t>
+      </w:r>
+      <w:proofErr w:type="spellEnd"/>
+      <w:r>
+        <w:t xml:space="preserve"> </w:t>
+      </w:r>
+      <w:proofErr w:type="spellStart"/>
+      <w:r>
+        <w:t>chất</w:t>
       </w:r>
       <w:bookmarkEnd w:id="85"/>
+      <w:proofErr w:type="spellEnd"/>
     </w:p>
     <w:p>
       <w:r>
@@ -11184,7 +14197,21 @@
         <w:rPr>
           <w:b/>
         </w:rPr>
-        <w:t xml:space="preserve">Xác thực (Authentication): </w:t>
+        <w:t>Xác thực (</w:t>
+      </w:r>
+      <w:proofErr w:type="spellStart"/>
+      <w:r>
+        <w:rPr>
+          <w:b/>
+        </w:rPr>
+        <w:t>Authentication</w:t>
+      </w:r>
+      <w:proofErr w:type="spellEnd"/>
+      <w:r>
+        <w:rPr>
+          <w:b/>
+        </w:rPr>
+        <w:t xml:space="preserve">): </w:t>
       </w:r>
       <w:r>
         <w:t>Chữ ký số giúp người nhận xác minh chính xác danh tính của người gửi. Vì chỉ người gửi mới nắm giữ khóa bí mật hợp lệ để tạo ra chữ ký khớp với khóa công khai của họ.</w:t>
@@ -11206,14 +14233,36 @@
         <w:rPr>
           <w:b/>
         </w:rPr>
-        <w:t xml:space="preserve">Toàn vẹn (Integrity): </w:t>
+        <w:t>Toàn vẹn (</w:t>
+      </w:r>
+      <w:proofErr w:type="spellStart"/>
+      <w:r>
+        <w:rPr>
+          <w:b/>
+        </w:rPr>
+        <w:t>Integrity</w:t>
+      </w:r>
+      <w:proofErr w:type="spellEnd"/>
+      <w:r>
+        <w:rPr>
+          <w:b/>
+        </w:rPr>
+        <w:t xml:space="preserve">): </w:t>
       </w:r>
       <w:r>
         <w:t xml:space="preserve">Nhờ sự kết hợp với hàm băm, mọi sự thay đổi dù là nhỏ nhất trên tài liệu gốc (chỉ một dấu chấm hay một khoảng trắng) sau khi ký đều sẽ </w:t>
       </w:r>
       <w:r>
         <w:lastRenderedPageBreak/>
-        <w:t>làm thay đổi hoàn toàn mã băm. Qua đó, chữ ký sẽ bị đánh định là không hợp lệ (Invalid), giúp phát hiện ngay lập tức dữ liệu đã bị giả mạo.</w:t>
+        <w:t>làm thay đổi hoàn toàn mã băm. Qua đó, chữ ký sẽ bị đánh định là không hợp lệ (</w:t>
+      </w:r>
+      <w:proofErr w:type="spellStart"/>
+      <w:r>
+        <w:t>Invalid</w:t>
+      </w:r>
+      <w:proofErr w:type="spellEnd"/>
+      <w:r>
+        <w:t>), giúp phát hiện ngay lập tức dữ liệu đã bị giả mạo.</w:t>
       </w:r>
     </w:p>
     <w:p>
@@ -11232,7 +14281,21 @@
         <w:rPr>
           <w:b/>
         </w:rPr>
-        <w:t xml:space="preserve">Không thể chối bỏ (Non-repudiation): </w:t>
+        <w:t>Không thể chối bỏ (Non-</w:t>
+      </w:r>
+      <w:proofErr w:type="spellStart"/>
+      <w:r>
+        <w:rPr>
+          <w:b/>
+        </w:rPr>
+        <w:t>repudiation</w:t>
+      </w:r>
+      <w:proofErr w:type="spellEnd"/>
+      <w:r>
+        <w:rPr>
+          <w:b/>
+        </w:rPr>
+        <w:t xml:space="preserve">): </w:t>
       </w:r>
       <w:r>
         <w:t>Một khi tài liệu đã được ký bằng khóa bí mật của một cá nhân/tổ chức, họ không thể phủ nhận việc mình đã gửi hay phê duyệt tài liệu đó. Điều này mang lại giá trị pháp lý cực kỳ cao cho các giao dịch điện tử.</w:t>
@@ -11244,7 +14307,47 @@
       </w:pPr>
       <w:bookmarkStart w:id="86" w:name="_Toc230535658"/>
       <w:r>
-        <w:t>1.4.3. Quy trình hoạt động của chữ ký số</w:t>
+        <w:t xml:space="preserve">1.4.3. Quy </w:t>
+      </w:r>
+      <w:proofErr w:type="spellStart"/>
+      <w:r>
+        <w:t>trình</w:t>
+      </w:r>
+      <w:proofErr w:type="spellEnd"/>
+      <w:r>
+        <w:t xml:space="preserve"> </w:t>
+      </w:r>
+      <w:proofErr w:type="spellStart"/>
+      <w:r>
+        <w:t>hoạt</w:t>
+      </w:r>
+      <w:proofErr w:type="spellEnd"/>
+      <w:r>
+        <w:t xml:space="preserve"> </w:t>
+      </w:r>
+      <w:proofErr w:type="spellStart"/>
+      <w:r>
+        <w:t>động</w:t>
+      </w:r>
+      <w:proofErr w:type="spellEnd"/>
+      <w:r>
+        <w:t xml:space="preserve"> của </w:t>
+      </w:r>
+      <w:proofErr w:type="spellStart"/>
+      <w:r>
+        <w:t>chữ</w:t>
+      </w:r>
+      <w:proofErr w:type="spellEnd"/>
+      <w:r>
+        <w:t xml:space="preserve"> </w:t>
+      </w:r>
+      <w:proofErr w:type="spellStart"/>
+      <w:r>
+        <w:t>ký</w:t>
+      </w:r>
+      <w:proofErr w:type="spellEnd"/>
+      <w:r>
+        <w:t xml:space="preserve"> số</w:t>
       </w:r>
       <w:bookmarkEnd w:id="86"/>
     </w:p>
@@ -11279,7 +14382,31 @@
         <w:ind w:left="0" w:firstLine="567"/>
       </w:pPr>
       <w:r>
-        <w:t>Phát sinh khóa (Key Generation): Sử dụng các thuật toán toán học (như kiểm tra nguyên tố, chọn phần tử sinh) để tạo ra cặp Khóa bí mật và Khóa công khai.</w:t>
+        <w:t>Phát sinh khóa (</w:t>
+      </w:r>
+      <w:proofErr w:type="spellStart"/>
+      <w:r>
+        <w:t>Key</w:t>
+      </w:r>
+      <w:proofErr w:type="spellEnd"/>
+      <w:r>
+        <w:t xml:space="preserve"> </w:t>
+      </w:r>
+      <w:proofErr w:type="spellStart"/>
+      <w:r>
+        <w:t>Generation</w:t>
+      </w:r>
+      <w:proofErr w:type="spellEnd"/>
+      <w:r>
+        <w:t xml:space="preserve">): Sử dụng các thuật toán </w:t>
+      </w:r>
+      <w:proofErr w:type="spellStart"/>
+      <w:r>
+        <w:t>toán</w:t>
+      </w:r>
+      <w:proofErr w:type="spellEnd"/>
+      <w:r>
+        <w:t xml:space="preserve"> học (như kiểm tra nguyên tố, chọn phần tử sinh) để tạo ra cặp Khóa bí mật và Khóa công khai.</w:t>
       </w:r>
     </w:p>
     <w:p>
@@ -11295,7 +14422,23 @@
         <w:ind w:left="0" w:firstLine="567"/>
       </w:pPr>
       <w:r>
-        <w:t>Tạo chữ ký (Signing): Người gửi đưa thông điệp qua hàm băm để lấy bản tóm tắt (digest). Sau đó, dùng khóa bí mật của mình cùng các thuật toán mã hóa lên bản tóm tắt này để tạo ra chữ ký số. Chữ ký số được đính kèm vào thông điệp và gửi đi.</w:t>
+        <w:t>Tạo chữ ký (</w:t>
+      </w:r>
+      <w:proofErr w:type="spellStart"/>
+      <w:r>
+        <w:t>Signing</w:t>
+      </w:r>
+      <w:proofErr w:type="spellEnd"/>
+      <w:r>
+        <w:t>): Người gửi đưa thông điệp qua hàm băm để lấy bản tóm tắt (</w:t>
+      </w:r>
+      <w:proofErr w:type="spellStart"/>
+      <w:r>
+        <w:t>digest</w:t>
+      </w:r>
+      <w:proofErr w:type="spellEnd"/>
+      <w:r>
+        <w:t>). Sau đó, dùng khóa bí mật của mình cùng các thuật toán mã hóa lên bản tóm tắt này để tạo ra chữ ký số. Chữ ký số được đính kèm vào thông điệp và gửi đi.</w:t>
       </w:r>
     </w:p>
     <w:p>
@@ -11311,7 +14454,15 @@
         <w:ind w:left="0" w:firstLine="567"/>
       </w:pPr>
       <w:r>
-        <w:t>Xác minh chữ ký (Verification): Người nhận tách thông điệp gốc và chữ ký ra. Họ dùng hàm băm tương tự để tự băm thông điệp gốc. Cùng lúc, họ dùng khóa công khai của người gửi để giải mã chữ ký số, thu được bản băm ban đầu. Nếu hai bản băm này hoàn toàn trùng khớp, chữ ký là hợp lệ.</w:t>
+        <w:t>Xác minh chữ ký (</w:t>
+      </w:r>
+      <w:proofErr w:type="spellStart"/>
+      <w:r>
+        <w:t>Verification</w:t>
+      </w:r>
+      <w:proofErr w:type="spellEnd"/>
+      <w:r>
+        <w:t>): Người nhận tách thông điệp gốc và chữ ký ra. Họ dùng hàm băm tương tự để tự băm thông điệp gốc. Cùng lúc, họ dùng khóa công khai của người gửi để giải mã chữ ký số, thu được bản băm ban đầu. Nếu hai bản băm này hoàn toàn trùng khớp, chữ ký là hợp lệ.</w:t>
       </w:r>
     </w:p>
     <w:p>
@@ -11320,9 +14471,54 @@
       </w:pPr>
       <w:bookmarkStart w:id="87" w:name="_Toc230535659"/>
       <w:r>
-        <w:t>1.4.4. Các mô hình chữ ký số phổ biến</w:t>
+        <w:t xml:space="preserve">1.4.4. Các </w:t>
+      </w:r>
+      <w:proofErr w:type="spellStart"/>
+      <w:r>
+        <w:t>mô</w:t>
+      </w:r>
+      <w:proofErr w:type="spellEnd"/>
+      <w:r>
+        <w:t xml:space="preserve"> </w:t>
+      </w:r>
+      <w:proofErr w:type="spellStart"/>
+      <w:r>
+        <w:t>hình</w:t>
+      </w:r>
+      <w:proofErr w:type="spellEnd"/>
+      <w:r>
+        <w:t xml:space="preserve"> </w:t>
+      </w:r>
+      <w:proofErr w:type="spellStart"/>
+      <w:r>
+        <w:t>chữ</w:t>
+      </w:r>
+      <w:proofErr w:type="spellEnd"/>
+      <w:r>
+        <w:t xml:space="preserve"> </w:t>
+      </w:r>
+      <w:proofErr w:type="spellStart"/>
+      <w:r>
+        <w:t>ký</w:t>
+      </w:r>
+      <w:proofErr w:type="spellEnd"/>
+      <w:r>
+        <w:t xml:space="preserve"> số </w:t>
+      </w:r>
+      <w:proofErr w:type="spellStart"/>
+      <w:r>
+        <w:t>phổ</w:t>
+      </w:r>
+      <w:proofErr w:type="spellEnd"/>
+      <w:r>
+        <w:t xml:space="preserve"> </w:t>
+      </w:r>
+      <w:proofErr w:type="spellStart"/>
+      <w:r>
+        <w:t>biến</w:t>
       </w:r>
       <w:bookmarkEnd w:id="87"/>
+      <w:proofErr w:type="spellEnd"/>
     </w:p>
     <w:p>
       <w:r>
@@ -11345,7 +14541,21 @@
         <w:rPr>
           <w:b/>
         </w:rPr>
-        <w:t xml:space="preserve">RSA Signature: </w:t>
+        <w:t xml:space="preserve">RSA </w:t>
+      </w:r>
+      <w:proofErr w:type="spellStart"/>
+      <w:r>
+        <w:rPr>
+          <w:b/>
+        </w:rPr>
+        <w:t>Signature</w:t>
+      </w:r>
+      <w:proofErr w:type="spellEnd"/>
+      <w:r>
+        <w:rPr>
+          <w:b/>
+        </w:rPr>
+        <w:t xml:space="preserve">: </w:t>
       </w:r>
       <w:r>
         <w:t>Dựa trên bài toán phân tích thừa số nguyên tố (hệ mật RSA). Dễ cài đặt, tốc độ xác minh rất nhanh nhưng tốc độ tạo chữ ký khá chậm và kích thước khóa lớn.</w:t>
@@ -11363,14 +14573,44 @@
         </w:tabs>
         <w:ind w:left="0" w:firstLine="567"/>
       </w:pPr>
+      <w:proofErr w:type="spellStart"/>
       <w:r>
         <w:rPr>
           <w:b/>
         </w:rPr>
-        <w:t xml:space="preserve">ElGamal Signature: </w:t>
-      </w:r>
-      <w:r>
-        <w:t>Thuật toán tiên phong dựa trên bài toán logarit rời rạc. Tuy nhiên, kích thước chữ ký sinh ra khá lớn (gấp đôi độ dài tài liệu gốc ở cấp độ mật mã), khiến nó ít được sử dụng nguyên bản trong thực tế.</w:t>
+        <w:t>ElGamal</w:t>
+      </w:r>
+      <w:proofErr w:type="spellEnd"/>
+      <w:r>
+        <w:rPr>
+          <w:b/>
+        </w:rPr>
+        <w:t xml:space="preserve"> </w:t>
+      </w:r>
+      <w:proofErr w:type="spellStart"/>
+      <w:r>
+        <w:rPr>
+          <w:b/>
+        </w:rPr>
+        <w:t>Signature</w:t>
+      </w:r>
+      <w:proofErr w:type="spellEnd"/>
+      <w:r>
+        <w:rPr>
+          <w:b/>
+        </w:rPr>
+        <w:t xml:space="preserve">: </w:t>
+      </w:r>
+      <w:r>
+        <w:t xml:space="preserve">Thuật toán tiên phong dựa trên bài toán </w:t>
+      </w:r>
+      <w:proofErr w:type="spellStart"/>
+      <w:r>
+        <w:t>logarit</w:t>
+      </w:r>
+      <w:proofErr w:type="spellEnd"/>
+      <w:r>
+        <w:t xml:space="preserve"> rời rạc. Tuy nhiên, kích thước chữ ký sinh ra khá lớn (gấp đôi độ dài tài liệu gốc ở cấp độ mật mã), khiến nó ít được sử dụng nguyên bản trong thực tế.</w:t>
       </w:r>
     </w:p>
     <w:p>
@@ -11389,10 +14629,68 @@
         <w:rPr>
           <w:b/>
         </w:rPr>
-        <w:t xml:space="preserve">DSA (Digital Signature Algorithm): </w:t>
-      </w:r>
-      <w:r>
-        <w:t>Do Viện Tiêu chuẩn và Công nghệ Quốc gia Mỹ (NIST) ban hành. Là một biến thể tối ưu của ElGamal, nó tạo ra chữ ký có kích thước nhỏ gọn hơn rất nhiều trong khi vẫn duy trì độ an toàn tương đương dựa trên bài toán logarit rời rạc.</w:t>
+        <w:t>DSA (</w:t>
+      </w:r>
+      <w:proofErr w:type="spellStart"/>
+      <w:r>
+        <w:rPr>
+          <w:b/>
+        </w:rPr>
+        <w:t>Digital</w:t>
+      </w:r>
+      <w:proofErr w:type="spellEnd"/>
+      <w:r>
+        <w:rPr>
+          <w:b/>
+        </w:rPr>
+        <w:t xml:space="preserve"> </w:t>
+      </w:r>
+      <w:proofErr w:type="spellStart"/>
+      <w:r>
+        <w:rPr>
+          <w:b/>
+        </w:rPr>
+        <w:t>Signature</w:t>
+      </w:r>
+      <w:proofErr w:type="spellEnd"/>
+      <w:r>
+        <w:rPr>
+          <w:b/>
+        </w:rPr>
+        <w:t xml:space="preserve"> </w:t>
+      </w:r>
+      <w:proofErr w:type="spellStart"/>
+      <w:r>
+        <w:rPr>
+          <w:b/>
+        </w:rPr>
+        <w:t>Algorithm</w:t>
+      </w:r>
+      <w:proofErr w:type="spellEnd"/>
+      <w:r>
+        <w:rPr>
+          <w:b/>
+        </w:rPr>
+        <w:t xml:space="preserve">): </w:t>
+      </w:r>
+      <w:r>
+        <w:t xml:space="preserve">Do Viện Tiêu chuẩn và Công nghệ Quốc gia Mỹ (NIST) ban hành. Là một biến thể tối ưu của </w:t>
+      </w:r>
+      <w:proofErr w:type="spellStart"/>
+      <w:r>
+        <w:t>ElGamal</w:t>
+      </w:r>
+      <w:proofErr w:type="spellEnd"/>
+      <w:r>
+        <w:t xml:space="preserve">, nó tạo ra chữ ký có kích thước nhỏ gọn hơn rất nhiều trong khi vẫn duy trì độ an toàn tương đương dựa trên bài toán </w:t>
+      </w:r>
+      <w:proofErr w:type="spellStart"/>
+      <w:r>
+        <w:t>logarit</w:t>
+      </w:r>
+      <w:proofErr w:type="spellEnd"/>
+      <w:r>
+        <w:t xml:space="preserve"> rời rạc.</w:t>
       </w:r>
     </w:p>
     <w:p>
@@ -11414,14 +14712,100 @@
         <w:rPr>
           <w:b/>
         </w:rPr>
-        <w:t xml:space="preserve">ECDSA (Elliptic Curve Digital Signature Algorithm): </w:t>
-      </w:r>
-      <w:r>
-        <w:t xml:space="preserve">Là phiên bản nâng cấp của DSA sử dụng đường cong elliptic. ECDSA mang lại mức độ bảo mật tương đương RSA và DSA nhưng với kích thước khóa nhỏ hơn đáng kể (ví dụ: khóa ECDSA </w:t>
+        <w:t>ECDSA (</w:t>
+      </w:r>
+      <w:proofErr w:type="spellStart"/>
+      <w:r>
+        <w:rPr>
+          <w:b/>
+        </w:rPr>
+        <w:t>Elliptic</w:t>
+      </w:r>
+      <w:proofErr w:type="spellEnd"/>
+      <w:r>
+        <w:rPr>
+          <w:b/>
+        </w:rPr>
+        <w:t xml:space="preserve"> </w:t>
+      </w:r>
+      <w:proofErr w:type="spellStart"/>
+      <w:r>
+        <w:rPr>
+          <w:b/>
+        </w:rPr>
+        <w:t>Curve</w:t>
+      </w:r>
+      <w:proofErr w:type="spellEnd"/>
+      <w:r>
+        <w:rPr>
+          <w:b/>
+        </w:rPr>
+        <w:t xml:space="preserve"> </w:t>
+      </w:r>
+      <w:proofErr w:type="spellStart"/>
+      <w:r>
+        <w:rPr>
+          <w:b/>
+        </w:rPr>
+        <w:t>Digital</w:t>
+      </w:r>
+      <w:proofErr w:type="spellEnd"/>
+      <w:r>
+        <w:rPr>
+          <w:b/>
+        </w:rPr>
+        <w:t xml:space="preserve"> </w:t>
+      </w:r>
+      <w:proofErr w:type="spellStart"/>
+      <w:r>
+        <w:rPr>
+          <w:b/>
+        </w:rPr>
+        <w:t>Signature</w:t>
+      </w:r>
+      <w:proofErr w:type="spellEnd"/>
+      <w:r>
+        <w:rPr>
+          <w:b/>
+        </w:rPr>
+        <w:t xml:space="preserve"> </w:t>
+      </w:r>
+      <w:proofErr w:type="spellStart"/>
+      <w:r>
+        <w:rPr>
+          <w:b/>
+        </w:rPr>
+        <w:t>Algorithm</w:t>
+      </w:r>
+      <w:proofErr w:type="spellEnd"/>
+      <w:r>
+        <w:rPr>
+          <w:b/>
+        </w:rPr>
+        <w:t xml:space="preserve">): </w:t>
+      </w:r>
+      <w:r>
+        <w:t xml:space="preserve">Là phiên bản nâng cấp của DSA sử dụng đường cong </w:t>
+      </w:r>
+      <w:proofErr w:type="spellStart"/>
+      <w:r>
+        <w:t>elliptic</w:t>
+      </w:r>
+      <w:proofErr w:type="spellEnd"/>
+      <w:r>
+        <w:t xml:space="preserve">. ECDSA mang lại mức độ bảo mật tương đương RSA và DSA nhưng với kích thước khóa nhỏ hơn đáng kể (ví dụ: khóa ECDSA </w:t>
       </w:r>
       <w:r>
         <w:lastRenderedPageBreak/>
-        <w:t>256-bit an toàn bằng khóa RSA 3072-bit), rất lý tưởng cho các thiết bị di động, thẻ thông minh và công nghệ blockchain.</w:t>
+        <w:t xml:space="preserve">256-bit an toàn bằng khóa RSA 3072-bit), rất lý tưởng cho các thiết bị di động, thẻ thông minh và công nghệ </w:t>
+      </w:r>
+      <w:proofErr w:type="spellStart"/>
+      <w:r>
+        <w:t>blockchain</w:t>
+      </w:r>
+      <w:proofErr w:type="spellEnd"/>
+      <w:r>
+        <w:t>.</w:t>
       </w:r>
     </w:p>
     <w:p>
@@ -11439,7 +14823,7 @@
         </w:rPr>
         <w:t>1.4.5. Ứng dụng của chữ ký số trong thực tế</w:t>
       </w:r>
-      <w:bookmarkEnd w:id="82"/>
+      <w:bookmarkEnd w:id="83"/>
       <w:bookmarkEnd w:id="88"/>
     </w:p>
     <w:p>
@@ -11449,12 +14833,37 @@
           <w:lang w:val="en-US" w:eastAsia="zh-CN"/>
         </w:rPr>
       </w:pPr>
+      <w:proofErr w:type="spellStart"/>
       <w:r>
         <w:rPr>
           <w:szCs w:val="26"/>
           <w:lang w:eastAsia="zh-CN"/>
         </w:rPr>
-        <w:t>Digital Signature hiện được ứng dụng rộng rãi trong nhiều lĩnh vực nhằm bảo đảm tính xác thực, toàn vẹn dữ liệu và chống chối bỏ trong môi trường số. Một số ứng dụng tiêu biểu của chữ ký số gồm:</w:t>
+        <w:t>Digital</w:t>
+      </w:r>
+      <w:proofErr w:type="spellEnd"/>
+      <w:r>
+        <w:rPr>
+          <w:szCs w:val="26"/>
+          <w:lang w:eastAsia="zh-CN"/>
+        </w:rPr>
+        <w:t xml:space="preserve"> </w:t>
+      </w:r>
+      <w:proofErr w:type="spellStart"/>
+      <w:r>
+        <w:rPr>
+          <w:szCs w:val="26"/>
+          <w:lang w:eastAsia="zh-CN"/>
+        </w:rPr>
+        <w:t>Signature</w:t>
+      </w:r>
+      <w:proofErr w:type="spellEnd"/>
+      <w:r>
+        <w:rPr>
+          <w:szCs w:val="26"/>
+          <w:lang w:eastAsia="zh-CN"/>
+        </w:rPr>
+        <w:t xml:space="preserve"> hiện được ứng dụng rộng rãi trong nhiều lĩnh vực nhằm bảo đảm tính xác thực, toàn vẹn dữ liệu và chống chối bỏ trong môi trường số. Một số ứng dụng tiêu biểu của chữ ký số gồm:</w:t>
       </w:r>
     </w:p>
     <w:p>
@@ -11513,12 +14922,21 @@
         </w:rPr>
         <w:t>H</w:t>
       </w:r>
+      <w:proofErr w:type="spellStart"/>
       <w:r>
         <w:rPr>
           <w:szCs w:val="26"/>
           <w:lang w:eastAsia="zh-CN"/>
         </w:rPr>
-        <w:t xml:space="preserve">ợp đồng điện tử, </w:t>
+        <w:t>ợp</w:t>
+      </w:r>
+      <w:proofErr w:type="spellEnd"/>
+      <w:r>
+        <w:rPr>
+          <w:szCs w:val="26"/>
+          <w:lang w:eastAsia="zh-CN"/>
+        </w:rPr>
+        <w:t xml:space="preserve"> đồng điện tử, </w:t>
       </w:r>
     </w:p>
     <w:p>
@@ -11543,12 +14961,21 @@
         </w:rPr>
         <w:t>H</w:t>
       </w:r>
+      <w:proofErr w:type="spellStart"/>
       <w:r>
         <w:rPr>
           <w:szCs w:val="26"/>
           <w:lang w:eastAsia="zh-CN"/>
         </w:rPr>
-        <w:t xml:space="preserve">óa đơn điện tử, </w:t>
+        <w:t>óa</w:t>
+      </w:r>
+      <w:proofErr w:type="spellEnd"/>
+      <w:r>
+        <w:rPr>
+          <w:szCs w:val="26"/>
+          <w:lang w:eastAsia="zh-CN"/>
+        </w:rPr>
+        <w:t xml:space="preserve"> đơn điện tử, </w:t>
       </w:r>
     </w:p>
     <w:p>
@@ -11603,12 +15030,21 @@
         </w:rPr>
         <w:t>T</w:t>
       </w:r>
+      <w:proofErr w:type="spellStart"/>
       <w:r>
         <w:rPr>
           <w:szCs w:val="26"/>
           <w:lang w:eastAsia="zh-CN"/>
         </w:rPr>
-        <w:t xml:space="preserve">ài liệu nội bộ doanh nghiệp. </w:t>
+        <w:t>ài</w:t>
+      </w:r>
+      <w:proofErr w:type="spellEnd"/>
+      <w:r>
+        <w:rPr>
+          <w:szCs w:val="26"/>
+          <w:lang w:eastAsia="zh-CN"/>
+        </w:rPr>
+        <w:t xml:space="preserve"> liệu nội bộ doanh nghiệp. </w:t>
       </w:r>
     </w:p>
     <w:p>
@@ -11897,13 +15333,58 @@
           <w:szCs w:val="26"/>
           <w:lang w:eastAsia="zh-CN"/>
         </w:rPr>
-        <w:t>Chữ ký số được sử dụng trong các hệ thống email bảo mật nhằm:</w:t>
-      </w:r>
-      <w:r>
-        <w:rPr>
+        <w:t xml:space="preserve">Chữ ký số được sử dụng trong các hệ thống </w:t>
+      </w:r>
+      <w:proofErr w:type="spellStart"/>
+      <w:r>
+        <w:rPr>
+          <w:szCs w:val="26"/>
           <w:lang w:eastAsia="zh-CN"/>
         </w:rPr>
-        <w:t xml:space="preserve">xác minh người gửi, đảm bảo nội dung email không bị thay đổi, ngăn chặn giả mạo thư điện tử. </w:t>
+        <w:t>email</w:t>
+      </w:r>
+      <w:proofErr w:type="spellEnd"/>
+      <w:r>
+        <w:rPr>
+          <w:szCs w:val="26"/>
+          <w:lang w:eastAsia="zh-CN"/>
+        </w:rPr>
+        <w:t xml:space="preserve"> bảo mật </w:t>
+      </w:r>
+      <w:proofErr w:type="spellStart"/>
+      <w:r>
+        <w:rPr>
+          <w:szCs w:val="26"/>
+          <w:lang w:eastAsia="zh-CN"/>
+        </w:rPr>
+        <w:t>nhằm:</w:t>
+      </w:r>
+      <w:r>
+        <w:rPr>
+          <w:lang w:eastAsia="zh-CN"/>
+        </w:rPr>
+        <w:t>xác</w:t>
+      </w:r>
+      <w:proofErr w:type="spellEnd"/>
+      <w:r>
+        <w:rPr>
+          <w:lang w:eastAsia="zh-CN"/>
+        </w:rPr>
+        <w:t xml:space="preserve"> minh người gửi, đảm bảo nội dung </w:t>
+      </w:r>
+      <w:proofErr w:type="spellStart"/>
+      <w:r>
+        <w:rPr>
+          <w:lang w:eastAsia="zh-CN"/>
+        </w:rPr>
+        <w:t>email</w:t>
+      </w:r>
+      <w:proofErr w:type="spellEnd"/>
+      <w:r>
+        <w:rPr>
+          <w:lang w:eastAsia="zh-CN"/>
+        </w:rPr>
+        <w:t xml:space="preserve"> không bị thay đổi, ngăn chặn giả mạo thư điện tử. </w:t>
       </w:r>
     </w:p>
     <w:p>
@@ -11952,13 +15433,28 @@
           <w:szCs w:val="26"/>
           <w:lang w:eastAsia="zh-CN"/>
         </w:rPr>
-        <w:t>Các nhà phát triển phần mềm sử dụng chữ ký số để ký:</w:t>
-      </w:r>
-      <w:r>
-        <w:rPr>
+        <w:t xml:space="preserve">Các nhà phát triển phần mềm sử dụng chữ ký số để </w:t>
+      </w:r>
+      <w:proofErr w:type="spellStart"/>
+      <w:r>
+        <w:rPr>
+          <w:szCs w:val="26"/>
           <w:lang w:eastAsia="zh-CN"/>
         </w:rPr>
-        <w:t xml:space="preserve">chương trình cài đặt, ứng dụng, bản cập nhật phần mềm, mã nguồn. </w:t>
+        <w:t>ký:</w:t>
+      </w:r>
+      <w:r>
+        <w:rPr>
+          <w:lang w:eastAsia="zh-CN"/>
+        </w:rPr>
+        <w:t>chương</w:t>
+      </w:r>
+      <w:proofErr w:type="spellEnd"/>
+      <w:r>
+        <w:rPr>
+          <w:lang w:eastAsia="zh-CN"/>
+        </w:rPr>
+        <w:t xml:space="preserve"> trình cài đặt, ứng dụng, bản cập nhật phần mềm, mã nguồn. </w:t>
       </w:r>
     </w:p>
     <w:p>
@@ -12100,7 +15596,55 @@
           <w:rFonts w:asciiTheme="majorHAnsi" w:hAnsiTheme="majorHAnsi" w:cstheme="majorHAnsi"/>
           <w:szCs w:val="26"/>
         </w:rPr>
-        <w:t xml:space="preserve"> Thuật toán DSA (Digital Signatures Algorithm) là một tiêu chuẩn xử lý thông tin sử dụng cho việc xác thực chữ ký điện tử. Nó đã được đề xuất vào năm 1991 và sau đó tiêu chuẩn hóa trên toàn cầu vào năm 1994 bởi Viện Tiêu chuẩn và Công nghệ Quốc gia Hoa Kỳ (NIST).</w:t>
+        <w:t xml:space="preserve"> Thuật toán DSA (</w:t>
+      </w:r>
+      <w:proofErr w:type="spellStart"/>
+      <w:r>
+        <w:rPr>
+          <w:rFonts w:asciiTheme="majorHAnsi" w:hAnsiTheme="majorHAnsi" w:cstheme="majorHAnsi"/>
+          <w:szCs w:val="26"/>
+        </w:rPr>
+        <w:t>Digital</w:t>
+      </w:r>
+      <w:proofErr w:type="spellEnd"/>
+      <w:r>
+        <w:rPr>
+          <w:rFonts w:asciiTheme="majorHAnsi" w:hAnsiTheme="majorHAnsi" w:cstheme="majorHAnsi"/>
+          <w:szCs w:val="26"/>
+        </w:rPr>
+        <w:t xml:space="preserve"> </w:t>
+      </w:r>
+      <w:proofErr w:type="spellStart"/>
+      <w:r>
+        <w:rPr>
+          <w:rFonts w:asciiTheme="majorHAnsi" w:hAnsiTheme="majorHAnsi" w:cstheme="majorHAnsi"/>
+          <w:szCs w:val="26"/>
+        </w:rPr>
+        <w:t>Signatures</w:t>
+      </w:r>
+      <w:proofErr w:type="spellEnd"/>
+      <w:r>
+        <w:rPr>
+          <w:rFonts w:asciiTheme="majorHAnsi" w:hAnsiTheme="majorHAnsi" w:cstheme="majorHAnsi"/>
+          <w:szCs w:val="26"/>
+        </w:rPr>
+        <w:t xml:space="preserve"> </w:t>
+      </w:r>
+      <w:proofErr w:type="spellStart"/>
+      <w:r>
+        <w:rPr>
+          <w:rFonts w:asciiTheme="majorHAnsi" w:hAnsiTheme="majorHAnsi" w:cstheme="majorHAnsi"/>
+          <w:szCs w:val="26"/>
+        </w:rPr>
+        <w:t>Algorithm</w:t>
+      </w:r>
+      <w:proofErr w:type="spellEnd"/>
+      <w:r>
+        <w:rPr>
+          <w:rFonts w:asciiTheme="majorHAnsi" w:hAnsiTheme="majorHAnsi" w:cstheme="majorHAnsi"/>
+          <w:szCs w:val="26"/>
+        </w:rPr>
+        <w:t>) là một tiêu chuẩn xử lý thông tin sử dụng cho việc xác thực chữ ký điện tử. Nó đã được đề xuất vào năm 1991 và sau đó tiêu chuẩn hóa trên toàn cầu vào năm 1994 bởi Viện Tiêu chuẩn và Công nghệ Quốc gia Hoa Kỳ (NIST).</w:t>
       </w:r>
     </w:p>
     <w:p>
@@ -12147,7 +15691,27 @@
           <w:sz w:val="26"/>
           <w:lang w:val="vi-VN"/>
         </w:rPr>
-        <w:t>Phương pháp DSA (Thuật toán chữ ký số) liên quan đến việc sử dụng hàm băm để tạo mã băm, giống như RSA. Mã băm này được kết hợp với một số k được tạo ngẫu nhiên làm đầu vào cho hàm chữ ký. Hàm chữ ký phụ thuộc vào khóa riêng của người gửi (PRa) cũng như một tập hợp các tham số được một nhóm các bên liên lạc biết đến. Tập hợp này có thể được coi là khóa công khai toàn cục (PUG).</w:t>
+        <w:t>Phương pháp DSA (Thuật toán chữ ký số) liên quan đến việc sử dụng hàm băm để tạo mã băm, giống như RSA. Mã băm này được kết hợp với một số k được tạo ngẫu nhiên làm đầu vào cho hàm chữ ký. Hàm chữ ký phụ thuộc vào khóa riêng của người gửi (</w:t>
+      </w:r>
+      <w:proofErr w:type="spellStart"/>
+      <w:r>
+        <w:rPr>
+          <w:rStyle w:val="NidungChar"/>
+          <w:rFonts w:asciiTheme="majorHAnsi" w:hAnsiTheme="majorHAnsi" w:cstheme="majorHAnsi"/>
+          <w:sz w:val="26"/>
+          <w:lang w:val="vi-VN"/>
+        </w:rPr>
+        <w:t>PRa</w:t>
+      </w:r>
+      <w:proofErr w:type="spellEnd"/>
+      <w:r>
+        <w:rPr>
+          <w:rStyle w:val="NidungChar"/>
+          <w:rFonts w:asciiTheme="majorHAnsi" w:hAnsiTheme="majorHAnsi" w:cstheme="majorHAnsi"/>
+          <w:sz w:val="26"/>
+          <w:lang w:val="vi-VN"/>
+        </w:rPr>
+        <w:t>) cũng như một tập hợp các tham số được một nhóm các bên liên lạc biết đến. Tập hợp này có thể được coi là khóa công khai toàn cục (PUG).</w:t>
       </w:r>
       <w:r>
         <w:rPr>
@@ -12169,22 +15733,54 @@
           <w:rFonts w:asciiTheme="majorHAnsi" w:hAnsiTheme="majorHAnsi" w:cstheme="majorHAnsi"/>
           <w:szCs w:val="26"/>
         </w:rPr>
-        <w:t>Đầu ra của hàm chữ ký là một chữ ký có hai thành phần, s và r. Khi nhận được tin nhắn đến, một mã băm được tạo cho tin nhắn đó. Sau đó, mã băm này được kết hợp với chữ ký và đầu vào vào hàm xác minh.</w:t>
-      </w:r>
-    </w:p>
-    <w:p>
-      <w:pPr>
-        <w:rPr>
-          <w:rFonts w:asciiTheme="majorHAnsi" w:hAnsiTheme="majorHAnsi" w:cstheme="majorHAnsi"/>
-          <w:szCs w:val="26"/>
-        </w:rPr>
-      </w:pPr>
-      <w:r>
-        <w:rPr>
-          <w:rFonts w:asciiTheme="majorHAnsi" w:hAnsiTheme="majorHAnsi" w:cstheme="majorHAnsi"/>
-          <w:szCs w:val="26"/>
-        </w:rPr>
-        <w:t xml:space="preserve"> Hàm xác minh phụ thuộc vào khóa công khai toàn cục cũng như khóa công khai của người gửi (PRa) được ghép nối với khóa riêng của người gửi. Đầu ra của hàm xác minh trả về một giá trị bằng với thành phần r của chữ ký, nếu chữ ký hợp lệ. </w:t>
+        <w:t xml:space="preserve">Đầu ra của hàm chữ ký là một chữ ký có hai thành phần, s và r. Khi nhận được tin nhắn đến, một mã băm được tạo cho tin nhắn đó. Sau đó, mã băm này được kết hợp với chữ ký và đầu vào </w:t>
+      </w:r>
+      <w:proofErr w:type="spellStart"/>
+      <w:r>
+        <w:rPr>
+          <w:rFonts w:asciiTheme="majorHAnsi" w:hAnsiTheme="majorHAnsi" w:cstheme="majorHAnsi"/>
+          <w:szCs w:val="26"/>
+        </w:rPr>
+        <w:t>vào</w:t>
+      </w:r>
+      <w:proofErr w:type="spellEnd"/>
+      <w:r>
+        <w:rPr>
+          <w:rFonts w:asciiTheme="majorHAnsi" w:hAnsiTheme="majorHAnsi" w:cstheme="majorHAnsi"/>
+          <w:szCs w:val="26"/>
+        </w:rPr>
+        <w:t xml:space="preserve"> hàm xác minh.</w:t>
+      </w:r>
+    </w:p>
+    <w:p>
+      <w:pPr>
+        <w:rPr>
+          <w:rFonts w:asciiTheme="majorHAnsi" w:hAnsiTheme="majorHAnsi" w:cstheme="majorHAnsi"/>
+          <w:szCs w:val="26"/>
+        </w:rPr>
+      </w:pPr>
+      <w:r>
+        <w:rPr>
+          <w:rFonts w:asciiTheme="majorHAnsi" w:hAnsiTheme="majorHAnsi" w:cstheme="majorHAnsi"/>
+          <w:szCs w:val="26"/>
+        </w:rPr>
+        <w:t xml:space="preserve"> Hàm xác minh phụ thuộc vào khóa công khai toàn cục cũng như khóa công khai của người gửi (</w:t>
+      </w:r>
+      <w:proofErr w:type="spellStart"/>
+      <w:r>
+        <w:rPr>
+          <w:rFonts w:asciiTheme="majorHAnsi" w:hAnsiTheme="majorHAnsi" w:cstheme="majorHAnsi"/>
+          <w:szCs w:val="26"/>
+        </w:rPr>
+        <w:t>PRa</w:t>
+      </w:r>
+      <w:proofErr w:type="spellEnd"/>
+      <w:r>
+        <w:rPr>
+          <w:rFonts w:asciiTheme="majorHAnsi" w:hAnsiTheme="majorHAnsi" w:cstheme="majorHAnsi"/>
+          <w:szCs w:val="26"/>
+        </w:rPr>
+        <w:t xml:space="preserve">) được ghép nối với khóa riêng của người gửi. Đầu ra của hàm xác minh trả về một giá trị bằng với thành phần r của chữ ký, nếu chữ ký hợp lệ. </w:t>
       </w:r>
     </w:p>
     <w:p>
@@ -12286,8 +15882,9 @@
           <w:iCs/>
           <w:szCs w:val="26"/>
         </w:rPr>
-        <w:t xml:space="preserve">||: </w:t>
-      </w:r>
+        <w:t xml:space="preserve">||: Bó </w:t>
+      </w:r>
+      <w:proofErr w:type="spellStart"/>
       <w:r>
         <w:rPr>
           <w:rFonts w:asciiTheme="majorHAnsi" w:hAnsiTheme="majorHAnsi" w:cstheme="majorHAnsi"/>
@@ -12295,8 +15892,9 @@
           <w:iCs/>
           <w:szCs w:val="26"/>
         </w:rPr>
-        <w:t>B</w:t>
-      </w:r>
+        <w:t>plantext</w:t>
+      </w:r>
+      <w:proofErr w:type="spellEnd"/>
       <w:r>
         <w:rPr>
           <w:rFonts w:asciiTheme="majorHAnsi" w:hAnsiTheme="majorHAnsi" w:cstheme="majorHAnsi"/>
@@ -12304,7 +15902,7 @@
           <w:iCs/>
           <w:szCs w:val="26"/>
         </w:rPr>
-        <w:t>ó plantext và hàm băm (tóm tắt băm)</w:t>
+        <w:t xml:space="preserve"> và hàm băm (tóm tắt băm)</w:t>
       </w:r>
     </w:p>
     <w:p>
@@ -12384,6 +15982,7 @@
           <w:szCs w:val="26"/>
         </w:rPr>
       </w:pPr>
+      <w:proofErr w:type="spellStart"/>
       <w:r>
         <w:rPr>
           <w:rFonts w:asciiTheme="majorHAnsi" w:hAnsiTheme="majorHAnsi" w:cstheme="majorHAnsi"/>
@@ -12391,7 +15990,17 @@
           <w:iCs/>
           <w:szCs w:val="26"/>
         </w:rPr>
-        <w:t>Pua:  Khóa công khai của người gửi</w:t>
+        <w:t>Pua</w:t>
+      </w:r>
+      <w:proofErr w:type="spellEnd"/>
+      <w:r>
+        <w:rPr>
+          <w:rFonts w:asciiTheme="majorHAnsi" w:hAnsiTheme="majorHAnsi" w:cstheme="majorHAnsi"/>
+          <w:bCs/>
+          <w:iCs/>
+          <w:szCs w:val="26"/>
+        </w:rPr>
+        <w:t>:  Khóa công khai của người gửi</w:t>
       </w:r>
     </w:p>
     <w:p>
@@ -12413,6 +16022,7 @@
           <w:szCs w:val="26"/>
         </w:rPr>
       </w:pPr>
+      <w:proofErr w:type="spellStart"/>
       <w:r>
         <w:rPr>
           <w:rFonts w:asciiTheme="majorHAnsi" w:hAnsiTheme="majorHAnsi" w:cstheme="majorHAnsi"/>
@@ -12421,7 +16031,17 @@
           <w:szCs w:val="26"/>
         </w:rPr>
         <w:lastRenderedPageBreak/>
-        <w:t>Pra: Khóa riêng của người gửi</w:t>
+        <w:t>Pra</w:t>
+      </w:r>
+      <w:proofErr w:type="spellEnd"/>
+      <w:r>
+        <w:rPr>
+          <w:rFonts w:asciiTheme="majorHAnsi" w:hAnsiTheme="majorHAnsi" w:cstheme="majorHAnsi"/>
+          <w:bCs/>
+          <w:iCs/>
+          <w:szCs w:val="26"/>
+        </w:rPr>
+        <w:t>: Khóa riêng của người gửi</w:t>
       </w:r>
     </w:p>
     <w:p>
@@ -12443,6 +16063,7 @@
           <w:szCs w:val="26"/>
         </w:rPr>
       </w:pPr>
+      <w:proofErr w:type="spellStart"/>
       <w:r>
         <w:rPr>
           <w:rFonts w:asciiTheme="majorHAnsi" w:hAnsiTheme="majorHAnsi" w:cstheme="majorHAnsi"/>
@@ -12450,7 +16071,17 @@
           <w:iCs/>
           <w:szCs w:val="26"/>
         </w:rPr>
-        <w:t>Sig: Hàm chữ ký</w:t>
+        <w:t>Sig</w:t>
+      </w:r>
+      <w:proofErr w:type="spellEnd"/>
+      <w:r>
+        <w:rPr>
+          <w:rFonts w:asciiTheme="majorHAnsi" w:hAnsiTheme="majorHAnsi" w:cstheme="majorHAnsi"/>
+          <w:bCs/>
+          <w:iCs/>
+          <w:szCs w:val="26"/>
+        </w:rPr>
+        <w:t>: Hàm chữ ký</w:t>
       </w:r>
     </w:p>
     <w:p>
@@ -12472,6 +16103,7 @@
           <w:szCs w:val="26"/>
         </w:rPr>
       </w:pPr>
+      <w:proofErr w:type="spellStart"/>
       <w:r>
         <w:rPr>
           <w:rFonts w:asciiTheme="majorHAnsi" w:hAnsiTheme="majorHAnsi" w:cstheme="majorHAnsi"/>
@@ -12479,7 +16111,17 @@
           <w:iCs/>
           <w:szCs w:val="26"/>
         </w:rPr>
-        <w:t>Ver: Chức năng xác minh</w:t>
+        <w:t>Ver</w:t>
+      </w:r>
+      <w:proofErr w:type="spellEnd"/>
+      <w:r>
+        <w:rPr>
+          <w:rFonts w:asciiTheme="majorHAnsi" w:hAnsiTheme="majorHAnsi" w:cstheme="majorHAnsi"/>
+          <w:bCs/>
+          <w:iCs/>
+          <w:szCs w:val="26"/>
+        </w:rPr>
+        <w:t>: Chức năng xác minh</w:t>
       </w:r>
     </w:p>
     <w:p>
@@ -12578,15 +16220,7 @@
           <w:szCs w:val="26"/>
           <w:lang w:val="vi-VN"/>
         </w:rPr>
-        <w:t xml:space="preserve">Hình 1.1 </w:t>
-      </w:r>
-      <w:r>
-        <w:rPr>
-          <w:rFonts w:asciiTheme="majorHAnsi" w:hAnsiTheme="majorHAnsi" w:cstheme="majorHAnsi"/>
-          <w:szCs w:val="26"/>
-          <w:lang w:val="vi-VN"/>
-        </w:rPr>
-        <w:t>Mô hình cách tiếp cận DSA</w:t>
+        <w:t>Hình 1.1 Mô hình cách tiếp cận DSA</w:t>
       </w:r>
       <w:bookmarkEnd w:id="91"/>
     </w:p>
@@ -12632,22 +16266,54 @@
           <w:rFonts w:asciiTheme="majorHAnsi" w:hAnsiTheme="majorHAnsi" w:cstheme="majorHAnsi"/>
           <w:szCs w:val="26"/>
         </w:rPr>
-        <w:t>Ký (Sig): Ký bao gồm việc tạo chữ ký số với sự trợ giúp của khóa riêng của người dùng. Trong trường hợp DSA, quá trình này yêu cầu thực hiện các phép toán trên tin nhắn cần được ký bằng khóa riêng đã cho để tạo chữ ký duy nhất cho tin nhắn đó.</w:t>
-      </w:r>
-    </w:p>
-    <w:p>
-      <w:pPr>
-        <w:rPr>
-          <w:rFonts w:asciiTheme="majorHAnsi" w:hAnsiTheme="majorHAnsi" w:cstheme="majorHAnsi"/>
-          <w:szCs w:val="26"/>
-        </w:rPr>
-      </w:pPr>
-      <w:r>
-        <w:rPr>
-          <w:rFonts w:asciiTheme="majorHAnsi" w:hAnsiTheme="majorHAnsi" w:cstheme="majorHAnsi"/>
-          <w:szCs w:val="26"/>
-        </w:rPr>
-        <w:t>Xác minh (Ver): Xác minh là quá trình xác minh xem chữ ký số có bị làm giả hay không bằng khóa công khai tương ứng. Trong DSA, điều này liên quan đến việc so sánh hàm băm của tin nhắn với giá trị xác minh thông qua các phép toán giữa hai chuỗi nhị phân – một chuỗi biểu diễn dữ liệu được mã hóa và một chuỗi biểu diễn tin nhắn gốc dạng văn bản thuần túy</w:t>
+        <w:t>Ký (</w:t>
+      </w:r>
+      <w:proofErr w:type="spellStart"/>
+      <w:r>
+        <w:rPr>
+          <w:rFonts w:asciiTheme="majorHAnsi" w:hAnsiTheme="majorHAnsi" w:cstheme="majorHAnsi"/>
+          <w:szCs w:val="26"/>
+        </w:rPr>
+        <w:t>Sig</w:t>
+      </w:r>
+      <w:proofErr w:type="spellEnd"/>
+      <w:r>
+        <w:rPr>
+          <w:rFonts w:asciiTheme="majorHAnsi" w:hAnsiTheme="majorHAnsi" w:cstheme="majorHAnsi"/>
+          <w:szCs w:val="26"/>
+        </w:rPr>
+        <w:t>): Ký bao gồm việc tạo chữ ký số với sự trợ giúp của khóa riêng của người dùng. Trong trường hợp DSA, quá trình này yêu cầu thực hiện các phép toán trên tin nhắn cần được ký bằng khóa riêng đã cho để tạo chữ ký duy nhất cho tin nhắn đó.</w:t>
+      </w:r>
+    </w:p>
+    <w:p>
+      <w:pPr>
+        <w:rPr>
+          <w:rFonts w:asciiTheme="majorHAnsi" w:hAnsiTheme="majorHAnsi" w:cstheme="majorHAnsi"/>
+          <w:szCs w:val="26"/>
+        </w:rPr>
+      </w:pPr>
+      <w:r>
+        <w:rPr>
+          <w:rFonts w:asciiTheme="majorHAnsi" w:hAnsiTheme="majorHAnsi" w:cstheme="majorHAnsi"/>
+          <w:szCs w:val="26"/>
+        </w:rPr>
+        <w:t>Xác minh (</w:t>
+      </w:r>
+      <w:proofErr w:type="spellStart"/>
+      <w:r>
+        <w:rPr>
+          <w:rFonts w:asciiTheme="majorHAnsi" w:hAnsiTheme="majorHAnsi" w:cstheme="majorHAnsi"/>
+          <w:szCs w:val="26"/>
+        </w:rPr>
+        <w:t>Ver</w:t>
+      </w:r>
+      <w:proofErr w:type="spellEnd"/>
+      <w:r>
+        <w:rPr>
+          <w:rFonts w:asciiTheme="majorHAnsi" w:hAnsiTheme="majorHAnsi" w:cstheme="majorHAnsi"/>
+          <w:szCs w:val="26"/>
+        </w:rPr>
+        <w:t>): Xác minh là quá trình xác minh xem chữ ký số có bị làm giả hay không bằng khóa công khai tương ứng. Trong DSA, điều này liên quan đến việc so sánh hàm băm của tin nhắn với giá trị xác minh thông qua các phép toán giữa hai chuỗi nhị phân – một chuỗi biểu diễn dữ liệu được mã hóa và một chuỗi biểu diễn tin nhắn gốc dạng văn bản thuần túy</w:t>
       </w:r>
     </w:p>
     <w:p>
@@ -12693,7 +16359,67 @@
           <w:iCs/>
           <w:szCs w:val="26"/>
         </w:rPr>
-        <w:t>Theo: FIPS Pub 186-5, Digital Signature Standard (DSS)</w:t>
+        <w:t xml:space="preserve">Theo: FIPS </w:t>
+      </w:r>
+      <w:proofErr w:type="spellStart"/>
+      <w:r>
+        <w:rPr>
+          <w:rFonts w:asciiTheme="majorHAnsi" w:hAnsiTheme="majorHAnsi" w:cstheme="majorHAnsi"/>
+          <w:i/>
+          <w:iCs/>
+          <w:szCs w:val="26"/>
+        </w:rPr>
+        <w:t>Pub</w:t>
+      </w:r>
+      <w:proofErr w:type="spellEnd"/>
+      <w:r>
+        <w:rPr>
+          <w:rFonts w:asciiTheme="majorHAnsi" w:hAnsiTheme="majorHAnsi" w:cstheme="majorHAnsi"/>
+          <w:i/>
+          <w:iCs/>
+          <w:szCs w:val="26"/>
+        </w:rPr>
+        <w:t xml:space="preserve"> 186-5, </w:t>
+      </w:r>
+      <w:proofErr w:type="spellStart"/>
+      <w:r>
+        <w:rPr>
+          <w:rFonts w:asciiTheme="majorHAnsi" w:hAnsiTheme="majorHAnsi" w:cstheme="majorHAnsi"/>
+          <w:i/>
+          <w:iCs/>
+          <w:szCs w:val="26"/>
+        </w:rPr>
+        <w:t>Digital</w:t>
+      </w:r>
+      <w:proofErr w:type="spellEnd"/>
+      <w:r>
+        <w:rPr>
+          <w:rFonts w:asciiTheme="majorHAnsi" w:hAnsiTheme="majorHAnsi" w:cstheme="majorHAnsi"/>
+          <w:i/>
+          <w:iCs/>
+          <w:szCs w:val="26"/>
+        </w:rPr>
+        <w:t xml:space="preserve"> </w:t>
+      </w:r>
+      <w:proofErr w:type="spellStart"/>
+      <w:r>
+        <w:rPr>
+          <w:rFonts w:asciiTheme="majorHAnsi" w:hAnsiTheme="majorHAnsi" w:cstheme="majorHAnsi"/>
+          <w:i/>
+          <w:iCs/>
+          <w:szCs w:val="26"/>
+        </w:rPr>
+        <w:t>Signature</w:t>
+      </w:r>
+      <w:proofErr w:type="spellEnd"/>
+      <w:r>
+        <w:rPr>
+          <w:rFonts w:asciiTheme="majorHAnsi" w:hAnsiTheme="majorHAnsi" w:cstheme="majorHAnsi"/>
+          <w:i/>
+          <w:iCs/>
+          <w:szCs w:val="26"/>
+        </w:rPr>
+        <w:t xml:space="preserve"> Standard (DSS)</w:t>
       </w:r>
     </w:p>
     <w:p>
@@ -12735,22 +16461,150 @@
           <w:szCs w:val="26"/>
         </w:rPr>
         <w:lastRenderedPageBreak/>
-        <w:t>NIST (National Institute of Standards and Technology): Viện Tiêu chuẩn và Công nghệ Quốc gia được thành lập năm 1901 và hiện là một phần của Bộ Thương mại Hoa Kỳ.</w:t>
-      </w:r>
-    </w:p>
-    <w:p>
-      <w:pPr>
-        <w:rPr>
-          <w:rFonts w:asciiTheme="majorHAnsi" w:hAnsiTheme="majorHAnsi" w:cstheme="majorHAnsi"/>
-          <w:szCs w:val="26"/>
-        </w:rPr>
-      </w:pPr>
-      <w:r>
-        <w:rPr>
-          <w:rFonts w:asciiTheme="majorHAnsi" w:hAnsiTheme="majorHAnsi" w:cstheme="majorHAnsi"/>
-          <w:szCs w:val="26"/>
-        </w:rPr>
-        <w:t>DSS (Digital Signature Standard) là Chuẩn Chữ ký Số. Đây là một tập hợp các quy tắc và thuật toán dùng để tạo chữ ký số để đảm bảo tính pháp lý và bảo mật.</w:t>
+        <w:t>NIST (</w:t>
+      </w:r>
+      <w:proofErr w:type="spellStart"/>
+      <w:r>
+        <w:rPr>
+          <w:rFonts w:asciiTheme="majorHAnsi" w:hAnsiTheme="majorHAnsi" w:cstheme="majorHAnsi"/>
+          <w:szCs w:val="26"/>
+        </w:rPr>
+        <w:t>National</w:t>
+      </w:r>
+      <w:proofErr w:type="spellEnd"/>
+      <w:r>
+        <w:rPr>
+          <w:rFonts w:asciiTheme="majorHAnsi" w:hAnsiTheme="majorHAnsi" w:cstheme="majorHAnsi"/>
+          <w:szCs w:val="26"/>
+        </w:rPr>
+        <w:t xml:space="preserve"> </w:t>
+      </w:r>
+      <w:proofErr w:type="spellStart"/>
+      <w:r>
+        <w:rPr>
+          <w:rFonts w:asciiTheme="majorHAnsi" w:hAnsiTheme="majorHAnsi" w:cstheme="majorHAnsi"/>
+          <w:szCs w:val="26"/>
+        </w:rPr>
+        <w:t>Institute</w:t>
+      </w:r>
+      <w:proofErr w:type="spellEnd"/>
+      <w:r>
+        <w:rPr>
+          <w:rFonts w:asciiTheme="majorHAnsi" w:hAnsiTheme="majorHAnsi" w:cstheme="majorHAnsi"/>
+          <w:szCs w:val="26"/>
+        </w:rPr>
+        <w:t xml:space="preserve"> </w:t>
+      </w:r>
+      <w:proofErr w:type="spellStart"/>
+      <w:r>
+        <w:rPr>
+          <w:rFonts w:asciiTheme="majorHAnsi" w:hAnsiTheme="majorHAnsi" w:cstheme="majorHAnsi"/>
+          <w:szCs w:val="26"/>
+        </w:rPr>
+        <w:t>of</w:t>
+      </w:r>
+      <w:proofErr w:type="spellEnd"/>
+      <w:r>
+        <w:rPr>
+          <w:rFonts w:asciiTheme="majorHAnsi" w:hAnsiTheme="majorHAnsi" w:cstheme="majorHAnsi"/>
+          <w:szCs w:val="26"/>
+        </w:rPr>
+        <w:t xml:space="preserve"> </w:t>
+      </w:r>
+      <w:proofErr w:type="spellStart"/>
+      <w:r>
+        <w:rPr>
+          <w:rFonts w:asciiTheme="majorHAnsi" w:hAnsiTheme="majorHAnsi" w:cstheme="majorHAnsi"/>
+          <w:szCs w:val="26"/>
+        </w:rPr>
+        <w:t>Standards</w:t>
+      </w:r>
+      <w:proofErr w:type="spellEnd"/>
+      <w:r>
+        <w:rPr>
+          <w:rFonts w:asciiTheme="majorHAnsi" w:hAnsiTheme="majorHAnsi" w:cstheme="majorHAnsi"/>
+          <w:szCs w:val="26"/>
+        </w:rPr>
+        <w:t xml:space="preserve"> </w:t>
+      </w:r>
+      <w:proofErr w:type="spellStart"/>
+      <w:r>
+        <w:rPr>
+          <w:rFonts w:asciiTheme="majorHAnsi" w:hAnsiTheme="majorHAnsi" w:cstheme="majorHAnsi"/>
+          <w:szCs w:val="26"/>
+        </w:rPr>
+        <w:t>and</w:t>
+      </w:r>
+      <w:proofErr w:type="spellEnd"/>
+      <w:r>
+        <w:rPr>
+          <w:rFonts w:asciiTheme="majorHAnsi" w:hAnsiTheme="majorHAnsi" w:cstheme="majorHAnsi"/>
+          <w:szCs w:val="26"/>
+        </w:rPr>
+        <w:t xml:space="preserve"> </w:t>
+      </w:r>
+      <w:proofErr w:type="spellStart"/>
+      <w:r>
+        <w:rPr>
+          <w:rFonts w:asciiTheme="majorHAnsi" w:hAnsiTheme="majorHAnsi" w:cstheme="majorHAnsi"/>
+          <w:szCs w:val="26"/>
+        </w:rPr>
+        <w:t>Technology</w:t>
+      </w:r>
+      <w:proofErr w:type="spellEnd"/>
+      <w:r>
+        <w:rPr>
+          <w:rFonts w:asciiTheme="majorHAnsi" w:hAnsiTheme="majorHAnsi" w:cstheme="majorHAnsi"/>
+          <w:szCs w:val="26"/>
+        </w:rPr>
+        <w:t>): Viện Tiêu chuẩn và Công nghệ Quốc gia được thành lập năm 1901 và hiện là một phần của Bộ Thương mại Hoa Kỳ.</w:t>
+      </w:r>
+    </w:p>
+    <w:p>
+      <w:pPr>
+        <w:rPr>
+          <w:rFonts w:asciiTheme="majorHAnsi" w:hAnsiTheme="majorHAnsi" w:cstheme="majorHAnsi"/>
+          <w:szCs w:val="26"/>
+        </w:rPr>
+      </w:pPr>
+      <w:r>
+        <w:rPr>
+          <w:rFonts w:asciiTheme="majorHAnsi" w:hAnsiTheme="majorHAnsi" w:cstheme="majorHAnsi"/>
+          <w:szCs w:val="26"/>
+        </w:rPr>
+        <w:t>DSS (</w:t>
+      </w:r>
+      <w:proofErr w:type="spellStart"/>
+      <w:r>
+        <w:rPr>
+          <w:rFonts w:asciiTheme="majorHAnsi" w:hAnsiTheme="majorHAnsi" w:cstheme="majorHAnsi"/>
+          <w:szCs w:val="26"/>
+        </w:rPr>
+        <w:t>Digital</w:t>
+      </w:r>
+      <w:proofErr w:type="spellEnd"/>
+      <w:r>
+        <w:rPr>
+          <w:rFonts w:asciiTheme="majorHAnsi" w:hAnsiTheme="majorHAnsi" w:cstheme="majorHAnsi"/>
+          <w:szCs w:val="26"/>
+        </w:rPr>
+        <w:t xml:space="preserve"> </w:t>
+      </w:r>
+      <w:proofErr w:type="spellStart"/>
+      <w:r>
+        <w:rPr>
+          <w:rFonts w:asciiTheme="majorHAnsi" w:hAnsiTheme="majorHAnsi" w:cstheme="majorHAnsi"/>
+          <w:szCs w:val="26"/>
+        </w:rPr>
+        <w:t>Signature</w:t>
+      </w:r>
+      <w:proofErr w:type="spellEnd"/>
+      <w:r>
+        <w:rPr>
+          <w:rFonts w:asciiTheme="majorHAnsi" w:hAnsiTheme="majorHAnsi" w:cstheme="majorHAnsi"/>
+          <w:szCs w:val="26"/>
+        </w:rPr>
+        <w:t xml:space="preserve"> Standard) là Chuẩn Chữ ký Số. Đây là một tập hợp các quy tắc và thuật toán dùng để tạo chữ ký số để đảm bảo tính pháp lý và bảo mật.</w:t>
       </w:r>
     </w:p>
     <w:p>
@@ -12912,7 +16766,87 @@
           <w:iCs/>
           <w:szCs w:val="26"/>
         </w:rPr>
-        <w:t>DSA (Digital Signature Algorithm): Thuật toán truyền thống dựa trên bài toán logarit rời rạc.</w:t>
+        <w:t>DSA (</w:t>
+      </w:r>
+      <w:proofErr w:type="spellStart"/>
+      <w:r>
+        <w:rPr>
+          <w:rFonts w:asciiTheme="majorHAnsi" w:hAnsiTheme="majorHAnsi" w:cstheme="majorHAnsi"/>
+          <w:bCs/>
+          <w:iCs/>
+          <w:szCs w:val="26"/>
+        </w:rPr>
+        <w:t>Digital</w:t>
+      </w:r>
+      <w:proofErr w:type="spellEnd"/>
+      <w:r>
+        <w:rPr>
+          <w:rFonts w:asciiTheme="majorHAnsi" w:hAnsiTheme="majorHAnsi" w:cstheme="majorHAnsi"/>
+          <w:bCs/>
+          <w:iCs/>
+          <w:szCs w:val="26"/>
+        </w:rPr>
+        <w:t xml:space="preserve"> </w:t>
+      </w:r>
+      <w:proofErr w:type="spellStart"/>
+      <w:r>
+        <w:rPr>
+          <w:rFonts w:asciiTheme="majorHAnsi" w:hAnsiTheme="majorHAnsi" w:cstheme="majorHAnsi"/>
+          <w:bCs/>
+          <w:iCs/>
+          <w:szCs w:val="26"/>
+        </w:rPr>
+        <w:t>Signature</w:t>
+      </w:r>
+      <w:proofErr w:type="spellEnd"/>
+      <w:r>
+        <w:rPr>
+          <w:rFonts w:asciiTheme="majorHAnsi" w:hAnsiTheme="majorHAnsi" w:cstheme="majorHAnsi"/>
+          <w:bCs/>
+          <w:iCs/>
+          <w:szCs w:val="26"/>
+        </w:rPr>
+        <w:t xml:space="preserve"> </w:t>
+      </w:r>
+      <w:proofErr w:type="spellStart"/>
+      <w:r>
+        <w:rPr>
+          <w:rFonts w:asciiTheme="majorHAnsi" w:hAnsiTheme="majorHAnsi" w:cstheme="majorHAnsi"/>
+          <w:bCs/>
+          <w:iCs/>
+          <w:szCs w:val="26"/>
+        </w:rPr>
+        <w:t>Algorithm</w:t>
+      </w:r>
+      <w:proofErr w:type="spellEnd"/>
+      <w:r>
+        <w:rPr>
+          <w:rFonts w:asciiTheme="majorHAnsi" w:hAnsiTheme="majorHAnsi" w:cstheme="majorHAnsi"/>
+          <w:bCs/>
+          <w:iCs/>
+          <w:szCs w:val="26"/>
+        </w:rPr>
+        <w:t xml:space="preserve">): Thuật toán truyền thống dựa trên bài toán </w:t>
+      </w:r>
+      <w:proofErr w:type="spellStart"/>
+      <w:r>
+        <w:rPr>
+          <w:rFonts w:asciiTheme="majorHAnsi" w:hAnsiTheme="majorHAnsi" w:cstheme="majorHAnsi"/>
+          <w:bCs/>
+          <w:iCs/>
+          <w:szCs w:val="26"/>
+        </w:rPr>
+        <w:t>logarit</w:t>
+      </w:r>
+      <w:proofErr w:type="spellEnd"/>
+      <w:r>
+        <w:rPr>
+          <w:rFonts w:asciiTheme="majorHAnsi" w:hAnsiTheme="majorHAnsi" w:cstheme="majorHAnsi"/>
+          <w:bCs/>
+          <w:iCs/>
+          <w:szCs w:val="26"/>
+        </w:rPr>
+        <w:t xml:space="preserve"> rời rạc.</w:t>
       </w:r>
     </w:p>
     <w:p>
@@ -12940,7 +16874,27 @@
           <w:iCs/>
           <w:szCs w:val="26"/>
         </w:rPr>
-        <w:t>RSA (Rivest-Shamir-Adleman): Thuật toán phổ biến nhất, dựa trên việc phân tích số nguyên tố lớn.</w:t>
+        <w:t>RSA (</w:t>
+      </w:r>
+      <w:proofErr w:type="spellStart"/>
+      <w:r>
+        <w:rPr>
+          <w:rFonts w:asciiTheme="majorHAnsi" w:hAnsiTheme="majorHAnsi" w:cstheme="majorHAnsi"/>
+          <w:bCs/>
+          <w:iCs/>
+          <w:szCs w:val="26"/>
+        </w:rPr>
+        <w:t>Rivest-Shamir-Adleman</w:t>
+      </w:r>
+      <w:proofErr w:type="spellEnd"/>
+      <w:r>
+        <w:rPr>
+          <w:rFonts w:asciiTheme="majorHAnsi" w:hAnsiTheme="majorHAnsi" w:cstheme="majorHAnsi"/>
+          <w:bCs/>
+          <w:iCs/>
+          <w:szCs w:val="26"/>
+        </w:rPr>
+        <w:t>): Thuật toán phổ biến nhất, dựa trên việc phân tích số nguyên tố lớn.</w:t>
       </w:r>
     </w:p>
     <w:p>
@@ -12968,7 +16922,67 @@
           <w:iCs/>
           <w:szCs w:val="26"/>
         </w:rPr>
-        <w:t>ECDSA (Elliptic Curve DSA): Sử dụng đường cong Elliptic, cho phép độ bảo mật cao với kích thước khóa nhỏ (nhanh hơn và tiết kiệm tài nguyên hơn).</w:t>
+        <w:t>ECDSA (</w:t>
+      </w:r>
+      <w:proofErr w:type="spellStart"/>
+      <w:r>
+        <w:rPr>
+          <w:rFonts w:asciiTheme="majorHAnsi" w:hAnsiTheme="majorHAnsi" w:cstheme="majorHAnsi"/>
+          <w:bCs/>
+          <w:iCs/>
+          <w:szCs w:val="26"/>
+        </w:rPr>
+        <w:t>Elliptic</w:t>
+      </w:r>
+      <w:proofErr w:type="spellEnd"/>
+      <w:r>
+        <w:rPr>
+          <w:rFonts w:asciiTheme="majorHAnsi" w:hAnsiTheme="majorHAnsi" w:cstheme="majorHAnsi"/>
+          <w:bCs/>
+          <w:iCs/>
+          <w:szCs w:val="26"/>
+        </w:rPr>
+        <w:t xml:space="preserve"> </w:t>
+      </w:r>
+      <w:proofErr w:type="spellStart"/>
+      <w:r>
+        <w:rPr>
+          <w:rFonts w:asciiTheme="majorHAnsi" w:hAnsiTheme="majorHAnsi" w:cstheme="majorHAnsi"/>
+          <w:bCs/>
+          <w:iCs/>
+          <w:szCs w:val="26"/>
+        </w:rPr>
+        <w:t>Curve</w:t>
+      </w:r>
+      <w:proofErr w:type="spellEnd"/>
+      <w:r>
+        <w:rPr>
+          <w:rFonts w:asciiTheme="majorHAnsi" w:hAnsiTheme="majorHAnsi" w:cstheme="majorHAnsi"/>
+          <w:bCs/>
+          <w:iCs/>
+          <w:szCs w:val="26"/>
+        </w:rPr>
+        <w:t xml:space="preserve"> DSA): Sử dụng đường cong </w:t>
+      </w:r>
+      <w:proofErr w:type="spellStart"/>
+      <w:r>
+        <w:rPr>
+          <w:rFonts w:asciiTheme="majorHAnsi" w:hAnsiTheme="majorHAnsi" w:cstheme="majorHAnsi"/>
+          <w:bCs/>
+          <w:iCs/>
+          <w:szCs w:val="26"/>
+        </w:rPr>
+        <w:t>Elliptic</w:t>
+      </w:r>
+      <w:proofErr w:type="spellEnd"/>
+      <w:r>
+        <w:rPr>
+          <w:rFonts w:asciiTheme="majorHAnsi" w:hAnsiTheme="majorHAnsi" w:cstheme="majorHAnsi"/>
+          <w:bCs/>
+          <w:iCs/>
+          <w:szCs w:val="26"/>
+        </w:rPr>
+        <w:t>, cho phép độ bảo mật cao với kích thước khóa nhỏ (nhanh hơn và tiết kiệm tài nguyên hơn).</w:t>
       </w:r>
     </w:p>
     <w:p>
@@ -13035,7 +17049,27 @@
           <w:iCs/>
           <w:szCs w:val="26"/>
         </w:rPr>
-        <w:t>Băm (Hashing): Văn bản gốc được đưa qua hàm băm (như SHA-256) để tạo ra một "dấu vân tay" duy nhất (Mã băm).</w:t>
+        <w:t>Băm (</w:t>
+      </w:r>
+      <w:proofErr w:type="spellStart"/>
+      <w:r>
+        <w:rPr>
+          <w:rFonts w:asciiTheme="majorHAnsi" w:hAnsiTheme="majorHAnsi" w:cstheme="majorHAnsi"/>
+          <w:bCs/>
+          <w:iCs/>
+          <w:szCs w:val="26"/>
+        </w:rPr>
+        <w:t>Hashing</w:t>
+      </w:r>
+      <w:proofErr w:type="spellEnd"/>
+      <w:r>
+        <w:rPr>
+          <w:rFonts w:asciiTheme="majorHAnsi" w:hAnsiTheme="majorHAnsi" w:cstheme="majorHAnsi"/>
+          <w:bCs/>
+          <w:iCs/>
+          <w:szCs w:val="26"/>
+        </w:rPr>
+        <w:t>): Văn bản gốc được đưa qua hàm băm (như SHA-256) để tạo ra một "dấu vân tay" duy nhất (Mã băm).</w:t>
       </w:r>
     </w:p>
     <w:p>
@@ -13061,7 +17095,27 @@
           <w:iCs/>
           <w:szCs w:val="26"/>
         </w:rPr>
-        <w:t>Ký (Signing): Người gửi dùng Khóa bí mật của mình kết hợp với mã băm để tạo ra Chữ ký số.</w:t>
+        <w:t>Ký (</w:t>
+      </w:r>
+      <w:proofErr w:type="spellStart"/>
+      <w:r>
+        <w:rPr>
+          <w:rFonts w:asciiTheme="majorHAnsi" w:hAnsiTheme="majorHAnsi" w:cstheme="majorHAnsi"/>
+          <w:bCs/>
+          <w:iCs/>
+          <w:szCs w:val="26"/>
+        </w:rPr>
+        <w:t>Signing</w:t>
+      </w:r>
+      <w:proofErr w:type="spellEnd"/>
+      <w:r>
+        <w:rPr>
+          <w:rFonts w:asciiTheme="majorHAnsi" w:hAnsiTheme="majorHAnsi" w:cstheme="majorHAnsi"/>
+          <w:bCs/>
+          <w:iCs/>
+          <w:szCs w:val="26"/>
+        </w:rPr>
+        <w:t>): Người gửi dùng Khóa bí mật của mình kết hợp với mã băm để tạo ra Chữ ký số.</w:t>
       </w:r>
     </w:p>
     <w:p>
@@ -13087,7 +17141,27 @@
           <w:iCs/>
           <w:szCs w:val="26"/>
         </w:rPr>
-        <w:t>Xác minh (Verifying): Người nhận dùng Khóa công khai của người gửi để kiểm tra. Nếu chữ ký khớp với mã băm của văn bản hiện tại, văn bản đó được coi là hợp lệ.</w:t>
+        <w:t>Xác minh (</w:t>
+      </w:r>
+      <w:proofErr w:type="spellStart"/>
+      <w:r>
+        <w:rPr>
+          <w:rFonts w:asciiTheme="majorHAnsi" w:hAnsiTheme="majorHAnsi" w:cstheme="majorHAnsi"/>
+          <w:bCs/>
+          <w:iCs/>
+          <w:szCs w:val="26"/>
+        </w:rPr>
+        <w:t>Verifying</w:t>
+      </w:r>
+      <w:proofErr w:type="spellEnd"/>
+      <w:r>
+        <w:rPr>
+          <w:rFonts w:asciiTheme="majorHAnsi" w:hAnsiTheme="majorHAnsi" w:cstheme="majorHAnsi"/>
+          <w:bCs/>
+          <w:iCs/>
+          <w:szCs w:val="26"/>
+        </w:rPr>
+        <w:t>): Người nhận dùng Khóa công khai của người gửi để kiểm tra. Nếu chữ ký khớp với mã băm của văn bản hiện tại, văn bản đó được coi là hợp lệ.</w:t>
       </w:r>
     </w:p>
     <w:p>
@@ -13534,7 +17608,29 @@
                 <w:lang w:eastAsia="vi-VN"/>
                 <w14:ligatures w14:val="none"/>
               </w:rPr>
-              <w:t>- Thường có độ dài từ 1024 đến 3072 bit. - Xác định phạm vi modulo trong các phép tính toán học.</w:t>
+              <w:t xml:space="preserve">- Thường có độ dài từ 1024 đến 3072 bit. - Xác định phạm vi </w:t>
+            </w:r>
+            <w:proofErr w:type="spellStart"/>
+            <w:r>
+              <w:rPr>
+                <w:rFonts w:asciiTheme="majorHAnsi" w:eastAsia="Times New Roman" w:hAnsiTheme="majorHAnsi" w:cstheme="majorHAnsi"/>
+                <w:kern w:val="0"/>
+                <w:szCs w:val="26"/>
+                <w:lang w:eastAsia="vi-VN"/>
+                <w14:ligatures w14:val="none"/>
+              </w:rPr>
+              <w:t>modulo</w:t>
+            </w:r>
+            <w:proofErr w:type="spellEnd"/>
+            <w:r>
+              <w:rPr>
+                <w:rFonts w:asciiTheme="majorHAnsi" w:eastAsia="Times New Roman" w:hAnsiTheme="majorHAnsi" w:cstheme="majorHAnsi"/>
+                <w:kern w:val="0"/>
+                <w:szCs w:val="26"/>
+                <w:lang w:eastAsia="vi-VN"/>
+                <w14:ligatures w14:val="none"/>
+              </w:rPr>
+              <w:t xml:space="preserve"> trong các phép tính toán học.</w:t>
             </w:r>
           </w:p>
         </w:tc>
@@ -13647,7 +17743,29 @@
                 <w:lang w:eastAsia="vi-VN"/>
                 <w14:ligatures w14:val="none"/>
               </w:rPr>
-              <w:t>- Thường có độ dài từ 160 đến 256 bit. - Là ước nguyên tố của ( p - 1 ). - Dùng để tạo nhóm con trong phép toán modulo ( p ).</w:t>
+              <w:t xml:space="preserve">- Thường có độ dài từ 160 đến 256 bit. - Là ước nguyên tố của ( p - 1 ). - Dùng để tạo nhóm con trong phép toán </w:t>
+            </w:r>
+            <w:proofErr w:type="spellStart"/>
+            <w:r>
+              <w:rPr>
+                <w:rFonts w:asciiTheme="majorHAnsi" w:eastAsia="Times New Roman" w:hAnsiTheme="majorHAnsi" w:cstheme="majorHAnsi"/>
+                <w:kern w:val="0"/>
+                <w:szCs w:val="26"/>
+                <w:lang w:eastAsia="vi-VN"/>
+                <w14:ligatures w14:val="none"/>
+              </w:rPr>
+              <w:t>modulo</w:t>
+            </w:r>
+            <w:proofErr w:type="spellEnd"/>
+            <w:r>
+              <w:rPr>
+                <w:rFonts w:asciiTheme="majorHAnsi" w:eastAsia="Times New Roman" w:hAnsiTheme="majorHAnsi" w:cstheme="majorHAnsi"/>
+                <w:kern w:val="0"/>
+                <w:szCs w:val="26"/>
+                <w:lang w:eastAsia="vi-VN"/>
+                <w14:ligatures w14:val="none"/>
+              </w:rPr>
+              <w:t xml:space="preserve"> ( p ).</w:t>
             </w:r>
           </w:p>
         </w:tc>
@@ -13730,7 +17848,29 @@
                 <w:lang w:eastAsia="vi-VN"/>
                 <w14:ligatures w14:val="none"/>
               </w:rPr>
-              <w:t>Cơ số sinh (generator) được tính từ ( p ) và ( q ).</w:t>
+              <w:t>Cơ số sinh (</w:t>
+            </w:r>
+            <w:proofErr w:type="spellStart"/>
+            <w:r>
+              <w:rPr>
+                <w:rFonts w:asciiTheme="majorHAnsi" w:eastAsia="Times New Roman" w:hAnsiTheme="majorHAnsi" w:cstheme="majorHAnsi"/>
+                <w:kern w:val="0"/>
+                <w:szCs w:val="26"/>
+                <w:lang w:eastAsia="vi-VN"/>
+                <w14:ligatures w14:val="none"/>
+              </w:rPr>
+              <w:t>generator</w:t>
+            </w:r>
+            <w:proofErr w:type="spellEnd"/>
+            <w:r>
+              <w:rPr>
+                <w:rFonts w:asciiTheme="majorHAnsi" w:eastAsia="Times New Roman" w:hAnsiTheme="majorHAnsi" w:cstheme="majorHAnsi"/>
+                <w:kern w:val="0"/>
+                <w:szCs w:val="26"/>
+                <w:lang w:eastAsia="vi-VN"/>
+                <w14:ligatures w14:val="none"/>
+              </w:rPr>
+              <w:t>) được tính từ ( p ) và ( q ).</w:t>
             </w:r>
           </w:p>
         </w:tc>
@@ -13760,7 +17900,51 @@
                 <w:lang w:eastAsia="vi-VN"/>
                 <w14:ligatures w14:val="none"/>
               </w:rPr>
-              <w:t>- Thỏa mãn điều kiện: g=h^{\frac{p-1}{q}}\bmod p - Được sử dụng trong quá trình tạo khóa công khai và thực hiện ký số.</w:t>
+              <w:t>- Thỏa mãn điều kiện: g=h^{\</w:t>
+            </w:r>
+            <w:proofErr w:type="spellStart"/>
+            <w:r>
+              <w:rPr>
+                <w:rFonts w:asciiTheme="majorHAnsi" w:eastAsia="Times New Roman" w:hAnsiTheme="majorHAnsi" w:cstheme="majorHAnsi"/>
+                <w:kern w:val="0"/>
+                <w:szCs w:val="26"/>
+                <w:lang w:eastAsia="vi-VN"/>
+                <w14:ligatures w14:val="none"/>
+              </w:rPr>
+              <w:t>frac</w:t>
+            </w:r>
+            <w:proofErr w:type="spellEnd"/>
+            <w:r>
+              <w:rPr>
+                <w:rFonts w:asciiTheme="majorHAnsi" w:eastAsia="Times New Roman" w:hAnsiTheme="majorHAnsi" w:cstheme="majorHAnsi"/>
+                <w:kern w:val="0"/>
+                <w:szCs w:val="26"/>
+                <w:lang w:eastAsia="vi-VN"/>
+                <w14:ligatures w14:val="none"/>
+              </w:rPr>
+              <w:t>{p-1}{q}}\</w:t>
+            </w:r>
+            <w:proofErr w:type="spellStart"/>
+            <w:r>
+              <w:rPr>
+                <w:rFonts w:asciiTheme="majorHAnsi" w:eastAsia="Times New Roman" w:hAnsiTheme="majorHAnsi" w:cstheme="majorHAnsi"/>
+                <w:kern w:val="0"/>
+                <w:szCs w:val="26"/>
+                <w:lang w:eastAsia="vi-VN"/>
+                <w14:ligatures w14:val="none"/>
+              </w:rPr>
+              <w:t>bmod</w:t>
+            </w:r>
+            <w:proofErr w:type="spellEnd"/>
+            <w:r>
+              <w:rPr>
+                <w:rFonts w:asciiTheme="majorHAnsi" w:eastAsia="Times New Roman" w:hAnsiTheme="majorHAnsi" w:cstheme="majorHAnsi"/>
+                <w:kern w:val="0"/>
+                <w:szCs w:val="26"/>
+                <w:lang w:eastAsia="vi-VN"/>
+                <w14:ligatures w14:val="none"/>
+              </w:rPr>
+              <w:t xml:space="preserve"> p - Được sử dụng trong quá trình tạo khóa công khai và thực hiện ký số.</w:t>
             </w:r>
           </w:p>
         </w:tc>
@@ -14020,7 +18204,51 @@
                 <w:lang w:eastAsia="vi-VN"/>
                 <w14:ligatures w14:val="none"/>
               </w:rPr>
-              <w:t>- Được tính theo công thức: y=g^x\bmod p - Có thể công khai cho mọi người sử dụng.</w:t>
+              <w:t>- Được tính theo công thức: y=</w:t>
+            </w:r>
+            <w:proofErr w:type="spellStart"/>
+            <w:r>
+              <w:rPr>
+                <w:rFonts w:asciiTheme="majorHAnsi" w:eastAsia="Times New Roman" w:hAnsiTheme="majorHAnsi" w:cstheme="majorHAnsi"/>
+                <w:kern w:val="0"/>
+                <w:szCs w:val="26"/>
+                <w:lang w:eastAsia="vi-VN"/>
+                <w14:ligatures w14:val="none"/>
+              </w:rPr>
+              <w:t>g^x</w:t>
+            </w:r>
+            <w:proofErr w:type="spellEnd"/>
+            <w:r>
+              <w:rPr>
+                <w:rFonts w:asciiTheme="majorHAnsi" w:eastAsia="Times New Roman" w:hAnsiTheme="majorHAnsi" w:cstheme="majorHAnsi"/>
+                <w:kern w:val="0"/>
+                <w:szCs w:val="26"/>
+                <w:lang w:eastAsia="vi-VN"/>
+                <w14:ligatures w14:val="none"/>
+              </w:rPr>
+              <w:t>\</w:t>
+            </w:r>
+            <w:proofErr w:type="spellStart"/>
+            <w:r>
+              <w:rPr>
+                <w:rFonts w:asciiTheme="majorHAnsi" w:eastAsia="Times New Roman" w:hAnsiTheme="majorHAnsi" w:cstheme="majorHAnsi"/>
+                <w:kern w:val="0"/>
+                <w:szCs w:val="26"/>
+                <w:lang w:eastAsia="vi-VN"/>
+                <w14:ligatures w14:val="none"/>
+              </w:rPr>
+              <w:t>bmod</w:t>
+            </w:r>
+            <w:proofErr w:type="spellEnd"/>
+            <w:r>
+              <w:rPr>
+                <w:rFonts w:asciiTheme="majorHAnsi" w:eastAsia="Times New Roman" w:hAnsiTheme="majorHAnsi" w:cstheme="majorHAnsi"/>
+                <w:kern w:val="0"/>
+                <w:szCs w:val="26"/>
+                <w:lang w:eastAsia="vi-VN"/>
+                <w14:ligatures w14:val="none"/>
+              </w:rPr>
+              <w:t xml:space="preserve"> p - Có thể công khai cho mọi người sử dụng.</w:t>
             </w:r>
           </w:p>
         </w:tc>
@@ -14188,6 +18416,7 @@
                 <w14:ligatures w14:val="none"/>
               </w:rPr>
             </w:pPr>
+            <w:proofErr w:type="spellStart"/>
             <w:r>
               <w:rPr>
                 <w:rFonts w:asciiTheme="majorHAnsi" w:eastAsia="Times New Roman" w:hAnsiTheme="majorHAnsi" w:cstheme="majorHAnsi"/>
@@ -14198,6 +18427,7 @@
               </w:rPr>
               <w:t>Hash</w:t>
             </w:r>
+            <w:proofErr w:type="spellEnd"/>
           </w:p>
         </w:tc>
         <w:tc>
@@ -14284,9 +18514,59 @@
         <w:rPr>
           <w:rFonts w:cstheme="majorHAnsi"/>
         </w:rPr>
-        <w:t>1.5.4. Quá trình sinh khóa</w:t>
+        <w:t xml:space="preserve">1.5.4. </w:t>
+      </w:r>
+      <w:proofErr w:type="spellStart"/>
+      <w:r>
+        <w:rPr>
+          <w:rFonts w:cstheme="majorHAnsi"/>
+        </w:rPr>
+        <w:t>Quá</w:t>
+      </w:r>
+      <w:proofErr w:type="spellEnd"/>
+      <w:r>
+        <w:rPr>
+          <w:rFonts w:cstheme="majorHAnsi"/>
+        </w:rPr>
+        <w:t xml:space="preserve"> </w:t>
+      </w:r>
+      <w:proofErr w:type="spellStart"/>
+      <w:r>
+        <w:rPr>
+          <w:rFonts w:cstheme="majorHAnsi"/>
+        </w:rPr>
+        <w:t>trình</w:t>
+      </w:r>
+      <w:proofErr w:type="spellEnd"/>
+      <w:r>
+        <w:rPr>
+          <w:rFonts w:cstheme="majorHAnsi"/>
+        </w:rPr>
+        <w:t xml:space="preserve"> </w:t>
+      </w:r>
+      <w:proofErr w:type="spellStart"/>
+      <w:r>
+        <w:rPr>
+          <w:rFonts w:cstheme="majorHAnsi"/>
+        </w:rPr>
+        <w:t>sinh</w:t>
+      </w:r>
+      <w:proofErr w:type="spellEnd"/>
+      <w:r>
+        <w:rPr>
+          <w:rFonts w:cstheme="majorHAnsi"/>
+        </w:rPr>
+        <w:t xml:space="preserve"> </w:t>
+      </w:r>
+      <w:proofErr w:type="spellStart"/>
+      <w:r>
+        <w:rPr>
+          <w:rFonts w:cstheme="majorHAnsi"/>
+        </w:rPr>
+        <w:t>khóa</w:t>
       </w:r>
       <w:bookmarkEnd w:id="95"/>
+      <w:proofErr w:type="spellEnd"/>
     </w:p>
     <w:p>
       <w:pPr>
@@ -14302,7 +18582,61 @@
           <w:szCs w:val="26"/>
           <w:lang w:eastAsia="vi-VN"/>
         </w:rPr>
-        <w:t>Quá trình sinh khóa trong thuật toán Digital Signature Algorithm bao gồm các bước sau:</w:t>
+        <w:t xml:space="preserve">Quá trình sinh khóa trong thuật toán </w:t>
+      </w:r>
+      <w:proofErr w:type="spellStart"/>
+      <w:r>
+        <w:rPr>
+          <w:rFonts w:asciiTheme="majorHAnsi" w:hAnsiTheme="majorHAnsi" w:cstheme="majorHAnsi"/>
+          <w:szCs w:val="26"/>
+          <w:lang w:eastAsia="vi-VN"/>
+        </w:rPr>
+        <w:t>Digital</w:t>
+      </w:r>
+      <w:proofErr w:type="spellEnd"/>
+      <w:r>
+        <w:rPr>
+          <w:rFonts w:asciiTheme="majorHAnsi" w:hAnsiTheme="majorHAnsi" w:cstheme="majorHAnsi"/>
+          <w:szCs w:val="26"/>
+          <w:lang w:eastAsia="vi-VN"/>
+        </w:rPr>
+        <w:t xml:space="preserve"> </w:t>
+      </w:r>
+      <w:proofErr w:type="spellStart"/>
+      <w:r>
+        <w:rPr>
+          <w:rFonts w:asciiTheme="majorHAnsi" w:hAnsiTheme="majorHAnsi" w:cstheme="majorHAnsi"/>
+          <w:szCs w:val="26"/>
+          <w:lang w:eastAsia="vi-VN"/>
+        </w:rPr>
+        <w:t>Signature</w:t>
+      </w:r>
+      <w:proofErr w:type="spellEnd"/>
+      <w:r>
+        <w:rPr>
+          <w:rFonts w:asciiTheme="majorHAnsi" w:hAnsiTheme="majorHAnsi" w:cstheme="majorHAnsi"/>
+          <w:szCs w:val="26"/>
+          <w:lang w:eastAsia="vi-VN"/>
+        </w:rPr>
+        <w:t xml:space="preserve"> </w:t>
+      </w:r>
+      <w:proofErr w:type="spellStart"/>
+      <w:r>
+        <w:rPr>
+          <w:rFonts w:asciiTheme="majorHAnsi" w:hAnsiTheme="majorHAnsi" w:cstheme="majorHAnsi"/>
+          <w:szCs w:val="26"/>
+          <w:lang w:eastAsia="vi-VN"/>
+        </w:rPr>
+        <w:t>Algorithm</w:t>
+      </w:r>
+      <w:proofErr w:type="spellEnd"/>
+      <w:r>
+        <w:rPr>
+          <w:rFonts w:asciiTheme="majorHAnsi" w:hAnsiTheme="majorHAnsi" w:cstheme="majorHAnsi"/>
+          <w:szCs w:val="26"/>
+          <w:lang w:eastAsia="vi-VN"/>
+        </w:rPr>
+        <w:t xml:space="preserve"> bao gồm các bước sau:</w:t>
       </w:r>
     </w:p>
     <w:p>
@@ -14372,7 +18706,25 @@
           <w:szCs w:val="26"/>
           <w:lang w:eastAsia="vi-VN"/>
         </w:rPr>
-        <w:t xml:space="preserve">, còn gọi là </w:t>
+        <w:t>, còn g</w:t>
+      </w:r>
+      <w:proofErr w:type="spellStart"/>
+      <w:r>
+        <w:rPr>
+          <w:rFonts w:asciiTheme="majorHAnsi" w:hAnsiTheme="majorHAnsi" w:cstheme="majorHAnsi"/>
+          <w:szCs w:val="26"/>
+          <w:lang w:eastAsia="vi-VN"/>
+        </w:rPr>
+        <w:t>ọi</w:t>
+      </w:r>
+      <w:proofErr w:type="spellEnd"/>
+      <w:r>
+        <w:rPr>
+          <w:rFonts w:asciiTheme="majorHAnsi" w:hAnsiTheme="majorHAnsi" w:cstheme="majorHAnsi"/>
+          <w:szCs w:val="26"/>
+          <w:lang w:eastAsia="vi-VN"/>
+        </w:rPr>
+        <w:t xml:space="preserve"> là </w:t>
       </w:r>
       <w:r>
         <w:rPr>
@@ -14466,15 +18818,7 @@
             <w:szCs w:val="26"/>
             <w:lang w:eastAsia="vi-VN"/>
           </w:rPr>
-          <m:t>p</m:t>
-        </m:r>
-        <m:r>
-          <w:rPr>
-            <w:rFonts w:ascii="Cambria Math" w:hAnsi="Cambria Math" w:cstheme="majorHAnsi"/>
-            <w:szCs w:val="26"/>
-            <w:lang w:eastAsia="vi-VN"/>
-          </w:rPr>
-          <m:t xml:space="preserve"> </m:t>
+          <m:t xml:space="preserve">p </m:t>
         </m:r>
       </m:oMath>
       <w:r>
@@ -14626,7 +18970,25 @@
           <w:szCs w:val="26"/>
           <w:lang w:eastAsia="vi-VN"/>
         </w:rPr>
-        <w:t>thường có độ dài từ 1024 đến 3072 bit.</w:t>
+        <w:t>thư</w:t>
+      </w:r>
+      <w:proofErr w:type="spellStart"/>
+      <w:r>
+        <w:rPr>
+          <w:rFonts w:asciiTheme="majorHAnsi" w:hAnsiTheme="majorHAnsi" w:cstheme="majorHAnsi"/>
+          <w:szCs w:val="26"/>
+          <w:lang w:eastAsia="vi-VN"/>
+        </w:rPr>
+        <w:t>ờng</w:t>
+      </w:r>
+      <w:proofErr w:type="spellEnd"/>
+      <w:r>
+        <w:rPr>
+          <w:rFonts w:asciiTheme="majorHAnsi" w:hAnsiTheme="majorHAnsi" w:cstheme="majorHAnsi"/>
+          <w:szCs w:val="26"/>
+          <w:lang w:eastAsia="vi-VN"/>
+        </w:rPr>
+        <w:t xml:space="preserve"> có độ dài từ 1024 đến 3072 bit.</w:t>
       </w:r>
     </w:p>
     <w:p>
@@ -14686,15 +19048,7 @@
             <w:szCs w:val="26"/>
             <w:lang w:eastAsia="vi-VN"/>
           </w:rPr>
-          <m:t>h</m:t>
-        </m:r>
-        <m:r>
-          <w:rPr>
-            <w:rFonts w:ascii="Cambria Math" w:hAnsi="Cambria Math" w:cstheme="majorHAnsi"/>
-            <w:szCs w:val="26"/>
-            <w:lang w:eastAsia="vi-VN"/>
-          </w:rPr>
-          <m:t xml:space="preserve"> </m:t>
+          <m:t xml:space="preserve">h </m:t>
         </m:r>
       </m:oMath>
       <w:r>
@@ -14802,15 +19156,7 @@
                   <w:szCs w:val="26"/>
                   <w:lang w:eastAsia="vi-VN"/>
                 </w:rPr>
-                <m:t>h</m:t>
-              </m:r>
-              <m:r>
-                <w:rPr>
-                  <w:rFonts w:ascii="Cambria Math" w:hAnsi="Cambria Math" w:cstheme="majorHAnsi"/>
-                  <w:szCs w:val="26"/>
-                  <w:lang w:eastAsia="vi-VN"/>
-                </w:rPr>
-                <m:t xml:space="preserve"> </m:t>
+                <m:t xml:space="preserve">h </m:t>
               </m:r>
               <m:r>
                 <w:rPr>
@@ -15060,15 +19406,7 @@
             <w:szCs w:val="26"/>
             <w:lang w:eastAsia="vi-VN"/>
           </w:rPr>
-          <m:t>g</m:t>
-        </m:r>
-        <m:r>
-          <w:rPr>
-            <w:rFonts w:ascii="Cambria Math" w:hAnsi="Cambria Math" w:cstheme="majorHAnsi"/>
-            <w:szCs w:val="26"/>
-            <w:lang w:eastAsia="vi-VN"/>
-          </w:rPr>
-          <m:t xml:space="preserve"> </m:t>
+          <m:t xml:space="preserve">g </m:t>
         </m:r>
       </m:oMath>
       <w:r>
@@ -15207,7 +19545,43 @@
           <w:szCs w:val="26"/>
           <w:lang w:eastAsia="vi-VN"/>
         </w:rPr>
-        <w:t>chính là khóa riêng (private key) và phải được giữ bí mật tuyệt đối.</w:t>
+        <w:t>chính là khóa riêng (</w:t>
+      </w:r>
+      <w:proofErr w:type="spellStart"/>
+      <w:r>
+        <w:rPr>
+          <w:rFonts w:asciiTheme="majorHAnsi" w:hAnsiTheme="majorHAnsi" w:cstheme="majorHAnsi"/>
+          <w:szCs w:val="26"/>
+          <w:lang w:eastAsia="vi-VN"/>
+        </w:rPr>
+        <w:t>private</w:t>
+      </w:r>
+      <w:proofErr w:type="spellEnd"/>
+      <w:r>
+        <w:rPr>
+          <w:rFonts w:asciiTheme="majorHAnsi" w:hAnsiTheme="majorHAnsi" w:cstheme="majorHAnsi"/>
+          <w:szCs w:val="26"/>
+          <w:lang w:eastAsia="vi-VN"/>
+        </w:rPr>
+        <w:t xml:space="preserve"> </w:t>
+      </w:r>
+      <w:proofErr w:type="spellStart"/>
+      <w:r>
+        <w:rPr>
+          <w:rFonts w:asciiTheme="majorHAnsi" w:hAnsiTheme="majorHAnsi" w:cstheme="majorHAnsi"/>
+          <w:szCs w:val="26"/>
+          <w:lang w:eastAsia="vi-VN"/>
+        </w:rPr>
+        <w:t>key</w:t>
+      </w:r>
+      <w:proofErr w:type="spellEnd"/>
+      <w:r>
+        <w:rPr>
+          <w:rFonts w:asciiTheme="majorHAnsi" w:hAnsiTheme="majorHAnsi" w:cstheme="majorHAnsi"/>
+          <w:szCs w:val="26"/>
+          <w:lang w:eastAsia="vi-VN"/>
+        </w:rPr>
+        <w:t>) và phải được giữ bí mật tuyệt đối.</w:t>
       </w:r>
     </w:p>
     <w:p>
@@ -15276,7 +19650,25 @@
           <w:szCs w:val="26"/>
           <w:lang w:eastAsia="vi-VN"/>
         </w:rPr>
-        <w:t>được tính theo công thức:</w:t>
+        <w:t>đư</w:t>
+      </w:r>
+      <w:proofErr w:type="spellStart"/>
+      <w:r>
+        <w:rPr>
+          <w:rFonts w:asciiTheme="majorHAnsi" w:hAnsiTheme="majorHAnsi" w:cstheme="majorHAnsi"/>
+          <w:szCs w:val="26"/>
+          <w:lang w:eastAsia="vi-VN"/>
+        </w:rPr>
+        <w:t>ợc</w:t>
+      </w:r>
+      <w:proofErr w:type="spellEnd"/>
+      <w:r>
+        <w:rPr>
+          <w:rFonts w:asciiTheme="majorHAnsi" w:hAnsiTheme="majorHAnsi" w:cstheme="majorHAnsi"/>
+          <w:szCs w:val="26"/>
+          <w:lang w:eastAsia="vi-VN"/>
+        </w:rPr>
+        <w:t xml:space="preserve"> tính theo công thức:</w:t>
       </w:r>
       <w:r>
         <w:rPr>
@@ -15798,13 +20190,61 @@
       </w:pPr>
       <w:bookmarkStart w:id="96" w:name="_Toc230535666"/>
       <w:r>
-        <w:t>1.5.5. Quá trình ký số</w:t>
+        <w:t xml:space="preserve">1.5.5. </w:t>
+      </w:r>
+      <w:proofErr w:type="spellStart"/>
+      <w:r>
+        <w:t>Quá</w:t>
+      </w:r>
+      <w:proofErr w:type="spellEnd"/>
+      <w:r>
+        <w:t xml:space="preserve"> </w:t>
+      </w:r>
+      <w:proofErr w:type="spellStart"/>
+      <w:r>
+        <w:t>trình</w:t>
+      </w:r>
+      <w:proofErr w:type="spellEnd"/>
+      <w:r>
+        <w:t xml:space="preserve"> </w:t>
+      </w:r>
+      <w:proofErr w:type="spellStart"/>
+      <w:r>
+        <w:t>ký</w:t>
+      </w:r>
+      <w:proofErr w:type="spellEnd"/>
+      <w:r>
+        <w:t xml:space="preserve"> số</w:t>
       </w:r>
       <w:bookmarkEnd w:id="96"/>
     </w:p>
     <w:p>
       <w:r>
-        <w:t>Quá trình tạo chữ ký số trong thuật toán Digital Signature Algorithm được thực hiện theo các bước sau:</w:t>
+        <w:t xml:space="preserve">Quá trình tạo chữ ký số trong thuật toán </w:t>
+      </w:r>
+      <w:proofErr w:type="spellStart"/>
+      <w:r>
+        <w:t>Digital</w:t>
+      </w:r>
+      <w:proofErr w:type="spellEnd"/>
+      <w:r>
+        <w:t xml:space="preserve"> </w:t>
+      </w:r>
+      <w:proofErr w:type="spellStart"/>
+      <w:r>
+        <w:t>Signature</w:t>
+      </w:r>
+      <w:proofErr w:type="spellEnd"/>
+      <w:r>
+        <w:t xml:space="preserve"> </w:t>
+      </w:r>
+      <w:proofErr w:type="spellStart"/>
+      <w:r>
+        <w:t>Algorithm</w:t>
+      </w:r>
+      <w:proofErr w:type="spellEnd"/>
+      <w:r>
+        <w:t xml:space="preserve"> được thực hiện theo các bước sau:</w:t>
       </w:r>
     </w:p>
     <w:p>
@@ -15835,7 +20275,15 @@
         </m:r>
       </m:oMath>
       <w:r>
-        <w:t xml:space="preserve">được đưa qua hàm băm </w:t>
+        <w:t>đư</w:t>
+      </w:r>
+      <w:proofErr w:type="spellStart"/>
+      <w:r>
+        <w:t>ợc</w:t>
+      </w:r>
+      <w:proofErr w:type="spellEnd"/>
+      <w:r>
+        <w:t xml:space="preserve"> đưa qua hàm băm </w:t>
       </w:r>
       <m:oMath>
         <m:r>
@@ -15846,7 +20294,23 @@
         </m:r>
       </m:oMath>
       <w:r>
-        <w:t xml:space="preserve">để tạo ra bản tóm tắt thông điệp (message digest) </w:t>
+        <w:t>để tạo ra bản tóm tắt thông điệp (</w:t>
+      </w:r>
+      <w:proofErr w:type="spellStart"/>
+      <w:r>
+        <w:t>message</w:t>
+      </w:r>
+      <w:proofErr w:type="spellEnd"/>
+      <w:r>
+        <w:t xml:space="preserve"> </w:t>
+      </w:r>
+      <w:proofErr w:type="spellStart"/>
+      <w:r>
+        <w:t>digest</w:t>
+      </w:r>
+      <w:proofErr w:type="spellEnd"/>
+      <w:r>
+        <w:t xml:space="preserve">) </w:t>
       </w:r>
       <m:oMath>
         <m:r>
@@ -15899,7 +20363,15 @@
         </m:r>
       </m:oMath>
       <w:r>
-        <w:t xml:space="preserve">: thông điệp gốc, </w:t>
+        <w:t>: thông đi</w:t>
+      </w:r>
+      <w:proofErr w:type="spellStart"/>
+      <w:r>
+        <w:t>ệp</w:t>
+      </w:r>
+      <w:proofErr w:type="spellEnd"/>
+      <w:r>
+        <w:t xml:space="preserve"> gốc, </w:t>
       </w:r>
     </w:p>
     <w:p>
@@ -15988,7 +20460,15 @@
         </m:r>
       </m:oMath>
       <w:r>
-        <w:t>thỏa mãn điều kiện:</w:t>
+        <w:t>th</w:t>
+      </w:r>
+      <w:proofErr w:type="spellStart"/>
+      <w:r>
+        <w:t>ỏa</w:t>
+      </w:r>
+      <w:proofErr w:type="spellEnd"/>
+      <w:r>
+        <w:t xml:space="preserve"> mãn điều kiện:</w:t>
       </w:r>
       <w:r>
         <w:rPr>
@@ -16014,13 +20494,7 @@
           <w:rPr>
             <w:rFonts w:ascii="Cambria Math" w:hAnsi="Cambria Math"/>
           </w:rPr>
-          <m:t>k</m:t>
-        </m:r>
-        <m:r>
-          <w:rPr>
-            <w:rFonts w:ascii="Cambria Math" w:hAnsi="Cambria Math"/>
-          </w:rPr>
-          <m:t xml:space="preserve"> </m:t>
+          <m:t xml:space="preserve">k </m:t>
         </m:r>
       </m:oMath>
       <w:r>
@@ -16107,17 +20581,19 @@
           <w:rPr>
             <w:rFonts w:ascii="Cambria Math" w:hAnsi="Cambria Math"/>
           </w:rPr>
-          <m:t>r</m:t>
-        </m:r>
-        <m:r>
-          <w:rPr>
-            <w:rFonts w:ascii="Cambria Math" w:hAnsi="Cambria Math"/>
-          </w:rPr>
-          <m:t xml:space="preserve"> </m:t>
+          <m:t xml:space="preserve">r </m:t>
         </m:r>
       </m:oMath>
       <w:r>
-        <w:t>được tính theo công thức:</w:t>
+        <w:t>đư</w:t>
+      </w:r>
+      <w:proofErr w:type="spellStart"/>
+      <w:r>
+        <w:t>ợc</w:t>
+      </w:r>
+      <w:proofErr w:type="spellEnd"/>
+      <w:r>
+        <w:t xml:space="preserve"> tính theo công thức:</w:t>
       </w:r>
       <w:r>
         <w:rPr>
@@ -16225,7 +20701,15 @@
         </m:r>
       </m:oMath>
       <w:r>
-        <w:t xml:space="preserve">, cần chọn lại giá trị </w:t>
+        <w:t>, c</w:t>
+      </w:r>
+      <w:proofErr w:type="spellStart"/>
+      <w:r>
+        <w:t>ần</w:t>
+      </w:r>
+      <w:proofErr w:type="spellEnd"/>
+      <w:r>
+        <w:t xml:space="preserve"> chọn lại giá trị </w:t>
       </w:r>
       <m:oMath>
         <m:r>
@@ -16278,7 +20762,15 @@
         </m:r>
       </m:oMath>
       <w:r>
-        <w:t>được tính theo công thức:</w:t>
+        <w:t>đư</w:t>
+      </w:r>
+      <w:proofErr w:type="spellStart"/>
+      <w:r>
+        <w:t>ợc</w:t>
+      </w:r>
+      <w:proofErr w:type="spellEnd"/>
+      <w:r>
+        <w:t xml:space="preserve"> tính theo công thức:</w:t>
       </w:r>
       <w:r>
         <w:rPr>
@@ -16394,7 +20886,15 @@
         </m:sSup>
       </m:oMath>
       <w:r>
-        <w:t xml:space="preserve">: nghịch đảo modulo của </w:t>
+        <w:t xml:space="preserve">: nghịch đảo </w:t>
+      </w:r>
+      <w:proofErr w:type="spellStart"/>
+      <w:r>
+        <w:t>modulo</w:t>
+      </w:r>
+      <w:proofErr w:type="spellEnd"/>
+      <w:r>
+        <w:t xml:space="preserve"> của </w:t>
       </w:r>
       <m:oMath>
         <m:r>
@@ -16506,7 +21006,15 @@
         </m:r>
       </m:oMath>
       <w:r>
-        <w:t xml:space="preserve">, cần tạo lại chữ ký với giá trị </w:t>
+        <w:t>, c</w:t>
+      </w:r>
+      <w:proofErr w:type="spellStart"/>
+      <w:r>
+        <w:t>ần</w:t>
+      </w:r>
+      <w:proofErr w:type="spellEnd"/>
+      <w:r>
+        <w:t xml:space="preserve"> tạo lại chữ ký với giá trị </w:t>
       </w:r>
       <m:oMath>
         <m:r>
@@ -16714,7 +21222,15 @@
         </m:r>
       </m:oMath>
       <w:r>
-        <w:t xml:space="preserve">: thông điệp gốc, </w:t>
+        <w:t>: thông đi</w:t>
+      </w:r>
+      <w:proofErr w:type="spellStart"/>
+      <w:r>
+        <w:t>ệp</w:t>
+      </w:r>
+      <w:proofErr w:type="spellEnd"/>
+      <w:r>
+        <w:t xml:space="preserve"> gốc, </w:t>
       </w:r>
     </w:p>
     <w:p>
@@ -16737,7 +21253,15 @@
         </m:r>
       </m:oMath>
       <w:r>
-        <w:t xml:space="preserve">: hai thành phần của chữ ký số. </w:t>
+        <w:t>: hai thành ph</w:t>
+      </w:r>
+      <w:proofErr w:type="spellStart"/>
+      <w:r>
+        <w:t>ần</w:t>
+      </w:r>
+      <w:proofErr w:type="spellEnd"/>
+      <w:r>
+        <w:t xml:space="preserve"> của chữ ký số. </w:t>
       </w:r>
     </w:p>
     <w:p>
@@ -16756,9 +21280,54 @@
       </w:pPr>
       <w:bookmarkStart w:id="97" w:name="_Toc230535667"/>
       <w:r>
-        <w:t>1.5.6. Quá trình xác thực chữ ký</w:t>
+        <w:t xml:space="preserve">1.5.6. </w:t>
+      </w:r>
+      <w:proofErr w:type="spellStart"/>
+      <w:r>
+        <w:t>Quá</w:t>
+      </w:r>
+      <w:proofErr w:type="spellEnd"/>
+      <w:r>
+        <w:t xml:space="preserve"> </w:t>
+      </w:r>
+      <w:proofErr w:type="spellStart"/>
+      <w:r>
+        <w:t>trình</w:t>
+      </w:r>
+      <w:proofErr w:type="spellEnd"/>
+      <w:r>
+        <w:t xml:space="preserve"> </w:t>
+      </w:r>
+      <w:proofErr w:type="spellStart"/>
+      <w:r>
+        <w:t>xác</w:t>
+      </w:r>
+      <w:proofErr w:type="spellEnd"/>
+      <w:r>
+        <w:t xml:space="preserve"> </w:t>
+      </w:r>
+      <w:proofErr w:type="spellStart"/>
+      <w:r>
+        <w:t>thực</w:t>
+      </w:r>
+      <w:proofErr w:type="spellEnd"/>
+      <w:r>
+        <w:t xml:space="preserve"> </w:t>
+      </w:r>
+      <w:proofErr w:type="spellStart"/>
+      <w:r>
+        <w:t>chữ</w:t>
+      </w:r>
+      <w:proofErr w:type="spellEnd"/>
+      <w:r>
+        <w:t xml:space="preserve"> </w:t>
+      </w:r>
+      <w:proofErr w:type="spellStart"/>
+      <w:r>
+        <w:t>ký</w:t>
       </w:r>
       <w:bookmarkEnd w:id="97"/>
+      <w:proofErr w:type="spellEnd"/>
     </w:p>
     <w:p>
       <w:pPr>
@@ -16776,7 +21345,67 @@
           <w:iCs/>
           <w:szCs w:val="26"/>
         </w:rPr>
-        <w:t>Quá trình xác thực chữ ký trong thuật toán Digital Signature Algorithm được thực hiện nhằm kiểm tra tính hợp lệ của chữ ký số và xác minh rằng thông điệp chưa bị thay đổi trong quá trình truyền.</w:t>
+        <w:t xml:space="preserve">Quá trình xác thực chữ ký trong thuật toán </w:t>
+      </w:r>
+      <w:proofErr w:type="spellStart"/>
+      <w:r>
+        <w:rPr>
+          <w:rFonts w:asciiTheme="majorHAnsi" w:hAnsiTheme="majorHAnsi" w:cstheme="majorHAnsi"/>
+          <w:bCs/>
+          <w:iCs/>
+          <w:szCs w:val="26"/>
+        </w:rPr>
+        <w:t>Digital</w:t>
+      </w:r>
+      <w:proofErr w:type="spellEnd"/>
+      <w:r>
+        <w:rPr>
+          <w:rFonts w:asciiTheme="majorHAnsi" w:hAnsiTheme="majorHAnsi" w:cstheme="majorHAnsi"/>
+          <w:bCs/>
+          <w:iCs/>
+          <w:szCs w:val="26"/>
+        </w:rPr>
+        <w:t xml:space="preserve"> </w:t>
+      </w:r>
+      <w:proofErr w:type="spellStart"/>
+      <w:r>
+        <w:rPr>
+          <w:rFonts w:asciiTheme="majorHAnsi" w:hAnsiTheme="majorHAnsi" w:cstheme="majorHAnsi"/>
+          <w:bCs/>
+          <w:iCs/>
+          <w:szCs w:val="26"/>
+        </w:rPr>
+        <w:t>Signature</w:t>
+      </w:r>
+      <w:proofErr w:type="spellEnd"/>
+      <w:r>
+        <w:rPr>
+          <w:rFonts w:asciiTheme="majorHAnsi" w:hAnsiTheme="majorHAnsi" w:cstheme="majorHAnsi"/>
+          <w:bCs/>
+          <w:iCs/>
+          <w:szCs w:val="26"/>
+        </w:rPr>
+        <w:t xml:space="preserve"> </w:t>
+      </w:r>
+      <w:proofErr w:type="spellStart"/>
+      <w:r>
+        <w:rPr>
+          <w:rFonts w:asciiTheme="majorHAnsi" w:hAnsiTheme="majorHAnsi" w:cstheme="majorHAnsi"/>
+          <w:bCs/>
+          <w:iCs/>
+          <w:szCs w:val="26"/>
+        </w:rPr>
+        <w:t>Algorithm</w:t>
+      </w:r>
+      <w:proofErr w:type="spellEnd"/>
+      <w:r>
+        <w:rPr>
+          <w:rFonts w:asciiTheme="majorHAnsi" w:hAnsiTheme="majorHAnsi" w:cstheme="majorHAnsi"/>
+          <w:bCs/>
+          <w:iCs/>
+          <w:szCs w:val="26"/>
+        </w:rPr>
+        <w:t xml:space="preserve"> được thực hiện nhằm kiểm tra tính hợp lệ của chữ ký số và xác minh rằng thông điệp chưa bị thay đổi trong quá trình truyền.</w:t>
       </w:r>
     </w:p>
     <w:p>
@@ -16854,7 +21483,27 @@
           <w:iCs/>
           <w:szCs w:val="26"/>
         </w:rPr>
-        <w:t xml:space="preserve">như phía người gửi để tạo giá trị băm của thông điệp </w:t>
+        <w:t>như phía ngư</w:t>
+      </w:r>
+      <w:proofErr w:type="spellStart"/>
+      <w:r>
+        <w:rPr>
+          <w:rFonts w:asciiTheme="majorHAnsi" w:hAnsiTheme="majorHAnsi" w:cstheme="majorHAnsi"/>
+          <w:bCs/>
+          <w:iCs/>
+          <w:szCs w:val="26"/>
+        </w:rPr>
+        <w:t>ời</w:t>
+      </w:r>
+      <w:proofErr w:type="spellEnd"/>
+      <w:r>
+        <w:rPr>
+          <w:rFonts w:asciiTheme="majorHAnsi" w:hAnsiTheme="majorHAnsi" w:cstheme="majorHAnsi"/>
+          <w:bCs/>
+          <w:iCs/>
+          <w:szCs w:val="26"/>
+        </w:rPr>
+        <w:t xml:space="preserve"> gửi để tạo giá trị băm của thông điệp </w:t>
       </w:r>
       <m:oMath>
         <m:r>
@@ -16934,16 +21583,7 @@
           <w:iCs/>
           <w:szCs w:val="26"/>
         </w:rPr>
-        <w:t>𝑀</w:t>
-      </w:r>
-      <w:r>
-        <w:rPr>
-          <w:rFonts w:asciiTheme="majorHAnsi" w:eastAsiaTheme="minorEastAsia" w:hAnsiTheme="majorHAnsi" w:cstheme="majorHAnsi"/>
-          <w:bCs/>
-          <w:iCs/>
-          <w:szCs w:val="26"/>
-        </w:rPr>
-        <w:t xml:space="preserve">: thông điệp nhận được, </w:t>
+        <w:t xml:space="preserve">𝑀: thông điệp nhận được, </w:t>
       </w:r>
     </w:p>
     <w:p>
@@ -16966,16 +21606,7 @@
           <w:iCs/>
           <w:szCs w:val="26"/>
         </w:rPr>
-        <w:t>ℎ</w:t>
-      </w:r>
-      <w:r>
-        <w:rPr>
-          <w:rFonts w:asciiTheme="majorHAnsi" w:eastAsiaTheme="minorEastAsia" w:hAnsiTheme="majorHAnsi" w:cstheme="majorHAnsi"/>
-          <w:bCs/>
-          <w:iCs/>
-          <w:szCs w:val="26"/>
-        </w:rPr>
-        <w:t xml:space="preserve">: giá trị băm của thông điệp. </w:t>
+        <w:t xml:space="preserve">ℎ: giá trị băm của thông điệp. </w:t>
       </w:r>
     </w:p>
     <w:p>
@@ -17027,7 +21658,27 @@
           <w:iCs/>
           <w:szCs w:val="26"/>
         </w:rPr>
-        <w:t xml:space="preserve">Tính nghịch đảo modulo của </w:t>
+        <w:t xml:space="preserve">Tính nghịch đảo </w:t>
+      </w:r>
+      <w:proofErr w:type="spellStart"/>
+      <w:r>
+        <w:rPr>
+          <w:rFonts w:asciiTheme="majorHAnsi" w:hAnsiTheme="majorHAnsi" w:cstheme="majorHAnsi"/>
+          <w:bCs/>
+          <w:iCs/>
+          <w:szCs w:val="26"/>
+        </w:rPr>
+        <w:t>modulo</w:t>
+      </w:r>
+      <w:proofErr w:type="spellEnd"/>
+      <w:r>
+        <w:rPr>
+          <w:rFonts w:asciiTheme="majorHAnsi" w:hAnsiTheme="majorHAnsi" w:cstheme="majorHAnsi"/>
+          <w:bCs/>
+          <w:iCs/>
+          <w:szCs w:val="26"/>
+        </w:rPr>
+        <w:t xml:space="preserve"> của </w:t>
       </w:r>
       <m:oMath>
         <m:r>
@@ -17081,28 +21732,7 @@
             <w:rFonts w:ascii="Cambria Math" w:hAnsi="Cambria Math" w:cstheme="majorHAnsi"/>
             <w:szCs w:val="26"/>
           </w:rPr>
-          <m:t>s</m:t>
-        </m:r>
-        <m:r>
-          <w:rPr>
-            <w:rFonts w:ascii="Cambria Math" w:hAnsi="Cambria Math" w:cstheme="majorHAnsi"/>
-            <w:szCs w:val="26"/>
-          </w:rPr>
-          <m:t>*</m:t>
-        </m:r>
-        <m:r>
-          <w:rPr>
-            <w:rFonts w:ascii="Cambria Math" w:hAnsi="Cambria Math" w:cstheme="majorHAnsi"/>
-            <w:szCs w:val="26"/>
-          </w:rPr>
-          <m:t>w</m:t>
-        </m:r>
-        <m:r>
-          <w:rPr>
-            <w:rFonts w:ascii="Cambria Math" w:hAnsi="Cambria Math" w:cstheme="majorHAnsi"/>
-            <w:szCs w:val="26"/>
-          </w:rPr>
-          <m:t xml:space="preserve"> </m:t>
+          <m:t xml:space="preserve">s*w </m:t>
         </m:r>
         <m:r>
           <m:rPr>
@@ -17121,14 +21751,7 @@
             <w:rFonts w:ascii="Cambria Math" w:hAnsi="Cambria Math" w:cstheme="majorHAnsi"/>
             <w:szCs w:val="26"/>
           </w:rPr>
-          <m:t>mod</m:t>
-        </m:r>
-        <m:r>
-          <w:rPr>
-            <w:rFonts w:ascii="Cambria Math" w:hAnsi="Cambria Math" w:cstheme="majorHAnsi"/>
-            <w:szCs w:val="26"/>
-          </w:rPr>
-          <m:t xml:space="preserve"> </m:t>
+          <m:t xml:space="preserve">mod </m:t>
         </m:r>
         <m:r>
           <m:rPr>
@@ -17387,7 +22010,27 @@
           <w:iCs/>
           <w:szCs w:val="26"/>
         </w:rPr>
-        <w:t>được tính theo công thức:</w:t>
+        <w:t>đư</w:t>
+      </w:r>
+      <w:proofErr w:type="spellStart"/>
+      <w:r>
+        <w:rPr>
+          <w:rFonts w:asciiTheme="majorHAnsi" w:hAnsiTheme="majorHAnsi" w:cstheme="majorHAnsi"/>
+          <w:bCs/>
+          <w:iCs/>
+          <w:szCs w:val="26"/>
+        </w:rPr>
+        <w:t>ợc</w:t>
+      </w:r>
+      <w:proofErr w:type="spellEnd"/>
+      <w:r>
+        <w:rPr>
+          <w:rFonts w:asciiTheme="majorHAnsi" w:hAnsiTheme="majorHAnsi" w:cstheme="majorHAnsi"/>
+          <w:bCs/>
+          <w:iCs/>
+          <w:szCs w:val="26"/>
+        </w:rPr>
+        <w:t xml:space="preserve"> tính theo công thức:</w:t>
       </w:r>
       <w:r>
         <w:rPr>
@@ -17435,28 +22078,7 @@
             <w:rFonts w:ascii="Cambria Math" w:hAnsi="Cambria Math" w:cstheme="majorHAnsi"/>
             <w:szCs w:val="26"/>
           </w:rPr>
-          <m:t>=h</m:t>
-        </m:r>
-        <m:r>
-          <w:rPr>
-            <w:rFonts w:ascii="Cambria Math" w:hAnsi="Cambria Math" w:cstheme="majorHAnsi"/>
-            <w:szCs w:val="26"/>
-          </w:rPr>
-          <m:t>*</m:t>
-        </m:r>
-        <m:r>
-          <w:rPr>
-            <w:rFonts w:ascii="Cambria Math" w:hAnsi="Cambria Math" w:cstheme="majorHAnsi"/>
-            <w:szCs w:val="26"/>
-          </w:rPr>
-          <m:t>w</m:t>
-        </m:r>
-        <m:r>
-          <w:rPr>
-            <w:rFonts w:ascii="Cambria Math" w:hAnsi="Cambria Math" w:cstheme="majorHAnsi"/>
-            <w:szCs w:val="26"/>
-          </w:rPr>
-          <m:t xml:space="preserve"> </m:t>
+          <m:t xml:space="preserve">=h*w </m:t>
         </m:r>
         <m:r>
           <m:rPr>
@@ -17475,14 +22097,7 @@
             <w:rFonts w:ascii="Cambria Math" w:hAnsi="Cambria Math" w:cstheme="majorHAnsi"/>
             <w:szCs w:val="26"/>
           </w:rPr>
-          <m:t>mod</m:t>
-        </m:r>
-        <m:r>
-          <w:rPr>
-            <w:rFonts w:ascii="Cambria Math" w:hAnsi="Cambria Math" w:cstheme="majorHAnsi"/>
-            <w:szCs w:val="26"/>
-          </w:rPr>
-          <m:t xml:space="preserve"> </m:t>
+          <m:t xml:space="preserve">mod </m:t>
         </m:r>
         <m:r>
           <m:rPr>
@@ -17622,7 +22237,27 @@
           <w:iCs/>
           <w:szCs w:val="26"/>
         </w:rPr>
-        <w:t>được tính theo công thức:</w:t>
+        <w:t>đư</w:t>
+      </w:r>
+      <w:proofErr w:type="spellStart"/>
+      <w:r>
+        <w:rPr>
+          <w:rFonts w:asciiTheme="majorHAnsi" w:hAnsiTheme="majorHAnsi" w:cstheme="majorHAnsi"/>
+          <w:bCs/>
+          <w:iCs/>
+          <w:szCs w:val="26"/>
+        </w:rPr>
+        <w:t>ợc</w:t>
+      </w:r>
+      <w:proofErr w:type="spellEnd"/>
+      <w:r>
+        <w:rPr>
+          <w:rFonts w:asciiTheme="majorHAnsi" w:hAnsiTheme="majorHAnsi" w:cstheme="majorHAnsi"/>
+          <w:bCs/>
+          <w:iCs/>
+          <w:szCs w:val="26"/>
+        </w:rPr>
+        <w:t xml:space="preserve"> tính theo công thức:</w:t>
       </w:r>
       <w:r>
         <w:rPr>
@@ -17670,28 +22305,7 @@
             <w:rFonts w:ascii="Cambria Math" w:hAnsi="Cambria Math" w:cstheme="majorHAnsi"/>
             <w:szCs w:val="26"/>
           </w:rPr>
-          <m:t>=r</m:t>
-        </m:r>
-        <m:r>
-          <w:rPr>
-            <w:rFonts w:ascii="Cambria Math" w:hAnsi="Cambria Math" w:cstheme="majorHAnsi"/>
-            <w:szCs w:val="26"/>
-          </w:rPr>
-          <m:t>*</m:t>
-        </m:r>
-        <m:r>
-          <w:rPr>
-            <w:rFonts w:ascii="Cambria Math" w:hAnsi="Cambria Math" w:cstheme="majorHAnsi"/>
-            <w:szCs w:val="26"/>
-          </w:rPr>
-          <m:t>w</m:t>
-        </m:r>
-        <m:r>
-          <w:rPr>
-            <w:rFonts w:ascii="Cambria Math" w:hAnsi="Cambria Math" w:cstheme="majorHAnsi"/>
-            <w:szCs w:val="26"/>
-          </w:rPr>
-          <m:t xml:space="preserve"> </m:t>
+          <m:t xml:space="preserve">=r*w </m:t>
         </m:r>
         <m:r>
           <m:rPr>
@@ -17710,14 +22324,7 @@
             <w:rFonts w:ascii="Cambria Math" w:hAnsi="Cambria Math" w:cstheme="majorHAnsi"/>
             <w:szCs w:val="26"/>
           </w:rPr>
-          <m:t>mod</m:t>
-        </m:r>
-        <m:r>
-          <w:rPr>
-            <w:rFonts w:ascii="Cambria Math" w:hAnsi="Cambria Math" w:cstheme="majorHAnsi"/>
-            <w:szCs w:val="26"/>
-          </w:rPr>
-          <m:t xml:space="preserve"> </m:t>
+          <m:t xml:space="preserve">mod </m:t>
         </m:r>
         <m:r>
           <m:rPr>
@@ -17807,7 +22414,27 @@
           <w:iCs/>
           <w:szCs w:val="26"/>
         </w:rPr>
-        <w:t>được tính bằng:</w:t>
+        <w:t>đư</w:t>
+      </w:r>
+      <w:proofErr w:type="spellStart"/>
+      <w:r>
+        <w:rPr>
+          <w:rFonts w:asciiTheme="majorHAnsi" w:hAnsiTheme="majorHAnsi" w:cstheme="majorHAnsi"/>
+          <w:bCs/>
+          <w:iCs/>
+          <w:szCs w:val="26"/>
+        </w:rPr>
+        <w:t>ợc</w:t>
+      </w:r>
+      <w:proofErr w:type="spellEnd"/>
+      <w:r>
+        <w:rPr>
+          <w:rFonts w:asciiTheme="majorHAnsi" w:hAnsiTheme="majorHAnsi" w:cstheme="majorHAnsi"/>
+          <w:bCs/>
+          <w:iCs/>
+          <w:szCs w:val="26"/>
+        </w:rPr>
+        <w:t xml:space="preserve"> tính bằng:</w:t>
       </w:r>
       <w:r>
         <w:rPr>
@@ -18196,14 +22823,7 @@
             <w:rFonts w:ascii="Cambria Math" w:hAnsi="Cambria Math" w:cstheme="majorHAnsi"/>
             <w:szCs w:val="26"/>
           </w:rPr>
-          <m:t>v</m:t>
-        </m:r>
-        <m:r>
-          <w:rPr>
-            <w:rFonts w:ascii="Cambria Math" w:hAnsi="Cambria Math" w:cstheme="majorHAnsi"/>
-            <w:szCs w:val="26"/>
-          </w:rPr>
-          <m:t xml:space="preserve"> </m:t>
+          <m:t xml:space="preserve">v </m:t>
         </m:r>
         <m:r>
           <m:rPr>
@@ -18247,7 +22867,31 @@
           <w:szCs w:val="26"/>
           <w:lang w:val="en-US"/>
         </w:rPr>
-        <w:t xml:space="preserve"> nếu </w:t>
+        <w:t xml:space="preserve"> n</w:t>
+      </w:r>
+      <w:proofErr w:type="spellStart"/>
+      <w:r>
+        <w:rPr>
+          <w:rFonts w:asciiTheme="majorHAnsi" w:hAnsiTheme="majorHAnsi" w:cstheme="majorHAnsi"/>
+          <w:bCs/>
+          <w:i/>
+          <w:iCs/>
+          <w:szCs w:val="26"/>
+          <w:lang w:val="en-US"/>
+        </w:rPr>
+        <w:t>ếu</w:t>
+      </w:r>
+      <w:proofErr w:type="spellEnd"/>
+      <w:r>
+        <w:rPr>
+          <w:rFonts w:asciiTheme="majorHAnsi" w:hAnsiTheme="majorHAnsi" w:cstheme="majorHAnsi"/>
+          <w:bCs/>
+          <w:i/>
+          <w:iCs/>
+          <w:szCs w:val="26"/>
+          <w:lang w:val="en-US"/>
+        </w:rPr>
+        <w:t xml:space="preserve"> </w:t>
       </w:r>
       <m:oMath>
         <m:r>
@@ -18342,13 +22986,31 @@
       </w:pPr>
       <w:bookmarkStart w:id="98" w:name="_Toc230535668"/>
       <w:r>
-        <w:t>1.5.7. Độ</w:t>
-      </w:r>
+        <w:t xml:space="preserve">1.5.7. </w:t>
+      </w:r>
+      <w:proofErr w:type="spellStart"/>
+      <w:proofErr w:type="gramStart"/>
+      <w:r>
+        <w:t>Độ</w:t>
+      </w:r>
+      <w:proofErr w:type="spellEnd"/>
       <w:r>
         <w:t xml:space="preserve"> </w:t>
       </w:r>
       <w:r>
-        <w:t>an toàn của DSA</w:t>
+        <w:t>an</w:t>
+      </w:r>
+      <w:proofErr w:type="gramEnd"/>
+      <w:r>
+        <w:t xml:space="preserve"> </w:t>
+      </w:r>
+      <w:proofErr w:type="spellStart"/>
+      <w:r>
+        <w:t>toàn</w:t>
+      </w:r>
+      <w:proofErr w:type="spellEnd"/>
+      <w:r>
+        <w:t xml:space="preserve"> của DSA</w:t>
       </w:r>
       <w:bookmarkEnd w:id="98"/>
     </w:p>
@@ -18358,8 +23020,45 @@
           <w:lang w:val="en-US"/>
         </w:rPr>
       </w:pPr>
-      <w:r>
-        <w:t>Digital Signature Algorithm là hệ chữ ký số dựa trên độ khó của bài toán logarithm rời rạc (Discrete Logarithm Problem).</w:t>
+      <w:proofErr w:type="spellStart"/>
+      <w:r>
+        <w:t>Digital</w:t>
+      </w:r>
+      <w:proofErr w:type="spellEnd"/>
+      <w:r>
+        <w:t xml:space="preserve"> </w:t>
+      </w:r>
+      <w:proofErr w:type="spellStart"/>
+      <w:r>
+        <w:t>Signature</w:t>
+      </w:r>
+      <w:proofErr w:type="spellEnd"/>
+      <w:r>
+        <w:t xml:space="preserve"> </w:t>
+      </w:r>
+      <w:proofErr w:type="spellStart"/>
+      <w:r>
+        <w:t>Algorithm</w:t>
+      </w:r>
+      <w:proofErr w:type="spellEnd"/>
+      <w:r>
+        <w:t xml:space="preserve"> là hệ chữ ký số dựa trên độ khó của bài toán logarithm rời rạc (</w:t>
+      </w:r>
+      <w:proofErr w:type="spellStart"/>
+      <w:r>
+        <w:t>Discrete</w:t>
+      </w:r>
+      <w:proofErr w:type="spellEnd"/>
+      <w:r>
+        <w:t xml:space="preserve"> Logarithm </w:t>
+      </w:r>
+      <w:proofErr w:type="spellStart"/>
+      <w:r>
+        <w:t>Problem</w:t>
+      </w:r>
+      <w:proofErr w:type="spellEnd"/>
+      <w:r>
+        <w:t>).</w:t>
       </w:r>
       <w:r>
         <w:rPr>
@@ -18368,7 +23067,15 @@
         <w:t xml:space="preserve"> </w:t>
       </w:r>
       <w:r>
-        <w:t>Tính bảo mật của DSA phụ thuộc trực tiếp vào mức độ khó khi giải bài toán này trong trường hữu hạn modulo số nguyên tố lớn.</w:t>
+        <w:t xml:space="preserve">Tính bảo mật của DSA phụ thuộc trực tiếp vào mức độ khó khi giải bài toán này trong trường hữu hạn </w:t>
+      </w:r>
+      <w:proofErr w:type="spellStart"/>
+      <w:r>
+        <w:t>modulo</w:t>
+      </w:r>
+      <w:proofErr w:type="spellEnd"/>
+      <w:r>
+        <w:t xml:space="preserve"> số nguyên tố lớn.</w:t>
       </w:r>
     </w:p>
     <w:p>
@@ -18407,13 +23114,7 @@
           <w:rPr>
             <w:rFonts w:ascii="Cambria Math" w:hAnsi="Cambria Math"/>
           </w:rPr>
-          <m:t>p</m:t>
-        </m:r>
-        <m:r>
-          <w:rPr>
-            <w:rFonts w:ascii="Cambria Math" w:hAnsi="Cambria Math"/>
-          </w:rPr>
-          <m:t xml:space="preserve"> </m:t>
+          <m:t xml:space="preserve">p </m:t>
         </m:r>
       </m:oMath>
       <w:r>
@@ -18435,17 +23136,19 @@
           <w:rPr>
             <w:rFonts w:ascii="Cambria Math" w:hAnsi="Cambria Math"/>
           </w:rPr>
-          <m:t>q</m:t>
-        </m:r>
-        <m:r>
-          <w:rPr>
-            <w:rFonts w:ascii="Cambria Math" w:hAnsi="Cambria Math"/>
-          </w:rPr>
-          <m:t xml:space="preserve"> </m:t>
+          <m:t xml:space="preserve">q </m:t>
         </m:r>
       </m:oMath>
       <w:r>
-        <w:t xml:space="preserve">là ước của </w:t>
+        <w:t>là ư</w:t>
+      </w:r>
+      <w:proofErr w:type="spellStart"/>
+      <w:r>
+        <w:t>ớc</w:t>
+      </w:r>
+      <w:proofErr w:type="spellEnd"/>
+      <w:r>
+        <w:t xml:space="preserve"> của </w:t>
       </w:r>
       <m:oMath>
         <m:r>
@@ -18475,17 +23178,19 @@
           <w:rPr>
             <w:rFonts w:ascii="Cambria Math" w:hAnsi="Cambria Math"/>
           </w:rPr>
-          <m:t>g</m:t>
-        </m:r>
-        <m:r>
-          <w:rPr>
-            <w:rFonts w:ascii="Cambria Math" w:hAnsi="Cambria Math"/>
-          </w:rPr>
-          <m:t xml:space="preserve"> </m:t>
+          <m:t xml:space="preserve">g </m:t>
         </m:r>
       </m:oMath>
       <w:r>
-        <w:t xml:space="preserve">là phần tử sinh có bậc </w:t>
+        <w:t>là ph</w:t>
+      </w:r>
+      <w:proofErr w:type="spellStart"/>
+      <w:r>
+        <w:t>ần</w:t>
+      </w:r>
+      <w:proofErr w:type="spellEnd"/>
+      <w:r>
+        <w:t xml:space="preserve"> tử sinh có bậc </w:t>
       </w:r>
       <m:oMath>
         <m:r>
@@ -18526,13 +23231,7 @@
           <w:rPr>
             <w:rFonts w:ascii="Cambria Math" w:hAnsi="Cambria Math"/>
           </w:rPr>
-          <m:t>x</m:t>
-        </m:r>
-        <m:r>
-          <w:rPr>
-            <w:rFonts w:ascii="Cambria Math" w:hAnsi="Cambria Math"/>
-          </w:rPr>
-          <m:t xml:space="preserve"> </m:t>
+          <m:t xml:space="preserve">x </m:t>
         </m:r>
       </m:oMath>
       <w:r>
@@ -18555,17 +23254,19 @@
           <w:rPr>
             <w:rFonts w:ascii="Cambria Math" w:hAnsi="Cambria Math"/>
           </w:rPr>
-          <m:t>y</m:t>
-        </m:r>
-        <m:r>
-          <w:rPr>
-            <w:rFonts w:ascii="Cambria Math" w:hAnsi="Cambria Math"/>
-          </w:rPr>
-          <m:t xml:space="preserve"> </m:t>
+          <m:t xml:space="preserve">y </m:t>
         </m:r>
       </m:oMath>
       <w:r>
-        <w:t xml:space="preserve">là khóa công khai được tính từ khóa bí mật. </w:t>
+        <w:t>là khóa công khai đư</w:t>
+      </w:r>
+      <w:proofErr w:type="spellStart"/>
+      <w:r>
+        <w:t>ợc</w:t>
+      </w:r>
+      <w:proofErr w:type="spellEnd"/>
+      <w:r>
+        <w:t xml:space="preserve"> tính từ khóa bí mật. </w:t>
       </w:r>
     </w:p>
     <w:p>
@@ -18689,7 +23390,15 @@
         </m:r>
       </m:oMath>
       <w:r>
-        <w:t xml:space="preserve">đã biết, hãy tìm giá trị duy nhất của </w:t>
+        <w:t>đã bi</w:t>
+      </w:r>
+      <w:proofErr w:type="spellStart"/>
+      <w:r>
+        <w:t>ết</w:t>
+      </w:r>
+      <w:proofErr w:type="spellEnd"/>
+      <w:r>
+        <w:t xml:space="preserve">, hãy tìm giá trị duy nhất của </w:t>
       </w:r>
       <m:oMath>
         <m:r>
@@ -18805,13 +23514,7 @@
           <w:rPr>
             <w:rFonts w:ascii="Cambria Math" w:hAnsi="Cambria Math"/>
           </w:rPr>
-          <m:t>x</m:t>
-        </m:r>
-        <m:r>
-          <w:rPr>
-            <w:rFonts w:ascii="Cambria Math" w:hAnsi="Cambria Math"/>
-          </w:rPr>
-          <m:t xml:space="preserve"> </m:t>
+          <m:t xml:space="preserve">x </m:t>
         </m:r>
       </m:oMath>
       <w:r>
@@ -18826,7 +23529,15 @@
         </m:r>
       </m:oMath>
       <w:r>
-        <w:t>(phương pháp vét cạn).</w:t>
+        <w:t>(phương pháp vét c</w:t>
+      </w:r>
+      <w:proofErr w:type="spellStart"/>
+      <w:r>
+        <w:t>ạn</w:t>
+      </w:r>
+      <w:proofErr w:type="spellEnd"/>
+      <w:r>
+        <w:t>).</w:t>
       </w:r>
       <w:r>
         <w:rPr>
@@ -18870,17 +23581,19 @@
           <w:rPr>
             <w:rFonts w:ascii="Cambria Math" w:hAnsi="Cambria Math"/>
           </w:rPr>
-          <m:t>q</m:t>
-        </m:r>
-        <m:r>
-          <w:rPr>
-            <w:rFonts w:ascii="Cambria Math" w:hAnsi="Cambria Math"/>
-          </w:rPr>
-          <m:t xml:space="preserve"> </m:t>
+          <m:t xml:space="preserve">q </m:t>
         </m:r>
       </m:oMath>
       <w:r>
-        <w:t>có kích thước lớn, ví dụ từ 256 bit trở lên, số lượng phép thử sẽ cực kỳ lớn, khiến việc tấn công bằng vét cạn gần như không khả thi với năng lực tính toán hiện nay.</w:t>
+        <w:t>có kích thư</w:t>
+      </w:r>
+      <w:proofErr w:type="spellStart"/>
+      <w:r>
+        <w:t>ớc</w:t>
+      </w:r>
+      <w:proofErr w:type="spellEnd"/>
+      <w:r>
+        <w:t xml:space="preserve"> lớn, ví dụ từ 256 bit trở lên, số lượng phép thử sẽ cực kỳ lớn, khiến việc tấn công bằng vét cạn gần như không khả thi với năng lực tính toán hiện nay.</w:t>
       </w:r>
     </w:p>
     <w:p>
@@ -18983,17 +23696,19 @@
           <w:rPr>
             <w:rFonts w:ascii="Cambria Math" w:hAnsi="Cambria Math"/>
           </w:rPr>
-          <m:t>k</m:t>
-        </m:r>
-        <m:r>
-          <w:rPr>
-            <w:rFonts w:ascii="Cambria Math" w:hAnsi="Cambria Math"/>
-          </w:rPr>
-          <m:t xml:space="preserve"> </m:t>
+          <m:t xml:space="preserve">k </m:t>
         </m:r>
       </m:oMath>
       <w:r>
-        <w:t>được sử dụng trong mỗi lần ký.</w:t>
+        <w:t>đư</w:t>
+      </w:r>
+      <w:proofErr w:type="spellStart"/>
+      <w:r>
+        <w:t>ợc</w:t>
+      </w:r>
+      <w:proofErr w:type="spellEnd"/>
+      <w:r>
+        <w:t xml:space="preserve"> sử dụng trong mỗi lần ký.</w:t>
       </w:r>
       <w:r>
         <w:rPr>
@@ -19089,7 +23804,63 @@
       </w:pPr>
       <w:bookmarkStart w:id="99" w:name="_Toc230535669"/>
       <w:r>
-        <w:t>1.5.8. Các nguy cơ bảo mật liên quan đến DSA</w:t>
+        <w:t xml:space="preserve">1.5.8. Các </w:t>
+      </w:r>
+      <w:proofErr w:type="spellStart"/>
+      <w:r>
+        <w:t>nguy</w:t>
+      </w:r>
+      <w:proofErr w:type="spellEnd"/>
+      <w:r>
+        <w:t xml:space="preserve"> </w:t>
+      </w:r>
+      <w:proofErr w:type="spellStart"/>
+      <w:r>
+        <w:t>cơ</w:t>
+      </w:r>
+      <w:proofErr w:type="spellEnd"/>
+      <w:r>
+        <w:t xml:space="preserve"> </w:t>
+      </w:r>
+      <w:proofErr w:type="spellStart"/>
+      <w:r>
+        <w:t>bảo</w:t>
+      </w:r>
+      <w:proofErr w:type="spellEnd"/>
+      <w:r>
+        <w:t xml:space="preserve"> </w:t>
+      </w:r>
+      <w:proofErr w:type="spellStart"/>
+      <w:r>
+        <w:t>mật</w:t>
+      </w:r>
+      <w:proofErr w:type="spellEnd"/>
+      <w:r>
+        <w:t xml:space="preserve"> </w:t>
+      </w:r>
+      <w:proofErr w:type="spellStart"/>
+      <w:r>
+        <w:t>liên</w:t>
+      </w:r>
+      <w:proofErr w:type="spellEnd"/>
+      <w:r>
+        <w:t xml:space="preserve"> </w:t>
+      </w:r>
+      <w:proofErr w:type="spellStart"/>
+      <w:r>
+        <w:t>quan</w:t>
+      </w:r>
+      <w:proofErr w:type="spellEnd"/>
+      <w:r>
+        <w:t xml:space="preserve"> </w:t>
+      </w:r>
+      <w:proofErr w:type="spellStart"/>
+      <w:r>
+        <w:t>đến</w:t>
+      </w:r>
+      <w:proofErr w:type="spellEnd"/>
+      <w:r>
+        <w:t xml:space="preserve"> DSA</w:t>
       </w:r>
       <w:bookmarkEnd w:id="99"/>
     </w:p>
@@ -19148,12 +23919,28 @@
     </w:p>
     <w:p>
       <w:r>
-        <w:t>Nếu kẻ tấn công biết hai chữ ký (r1, s1) và (r2, s2) với cùng giá trị r (tức là cùng giá trị k), kẻ tấn công có thể giải hệ phương trình sau để tìm khóa riêng x: s1-s2 = (H(M1)-H(M2)) * mod q</w:t>
-      </w:r>
-    </w:p>
-    <w:p>
-      <w:r>
-        <w:t>Từ đó, kẻ tấn công có thể tính được k, và sau khi biết k, khóa riêng x có thể được tính bằng: x= (s1 * k - H(M1)) * mod q</w:t>
+        <w:t xml:space="preserve">Nếu kẻ tấn công biết hai chữ ký (r1, s1) và (r2, s2) với cùng giá trị r (tức là cùng giá trị k), kẻ tấn công có thể giải hệ phương trình sau để tìm khóa riêng x: s1-s2 = (H(M1)-H(M2)) * </w:t>
+      </w:r>
+      <w:proofErr w:type="spellStart"/>
+      <w:r>
+        <w:t>mod</w:t>
+      </w:r>
+      <w:proofErr w:type="spellEnd"/>
+      <w:r>
+        <w:t xml:space="preserve"> q</w:t>
+      </w:r>
+    </w:p>
+    <w:p>
+      <w:r>
+        <w:t xml:space="preserve">Từ đó, kẻ tấn công có thể tính được k, và sau khi biết k, khóa riêng x có thể được tính bằng: x= (s1 * k - H(M1)) * </w:t>
+      </w:r>
+      <w:proofErr w:type="spellStart"/>
+      <w:r>
+        <w:t>mod</w:t>
+      </w:r>
+      <w:proofErr w:type="spellEnd"/>
+      <w:r>
+        <w:t xml:space="preserve"> q</w:t>
       </w:r>
     </w:p>
     <w:p>
@@ -19198,7 +23985,23 @@
     </w:p>
     <w:p>
       <w:r>
-        <w:t>Tấn công bằng phân tích thời gian (Timing Attack):</w:t>
+        <w:t>Tấn công bằng phân tích thời gian (</w:t>
+      </w:r>
+      <w:proofErr w:type="spellStart"/>
+      <w:r>
+        <w:t>Timing</w:t>
+      </w:r>
+      <w:proofErr w:type="spellEnd"/>
+      <w:r>
+        <w:t xml:space="preserve"> </w:t>
+      </w:r>
+      <w:proofErr w:type="spellStart"/>
+      <w:r>
+        <w:t>Attack</w:t>
+      </w:r>
+      <w:proofErr w:type="spellEnd"/>
+      <w:r>
+        <w:t>):</w:t>
       </w:r>
     </w:p>
     <w:p>
@@ -19256,7 +24059,27 @@
           <w:iCs/>
           <w:szCs w:val="26"/>
         </w:rPr>
-        <w:t xml:space="preserve">Ví dụ, trong thuật toán DSA, khi thực hiện phép nhân mô-đun mod p, thời gian tính toán có thể thay đổi tùy theo các giá trị cụ thể của x. Nếu kẻ tấn công có thể phân biệt được sự khác nhau nhỏ trong thời gian tính toán, họ có thể suy luận về khóa riêng x </w:t>
+        <w:t xml:space="preserve">Ví dụ, trong thuật toán DSA, khi thực hiện phép nhân mô-đun </w:t>
+      </w:r>
+      <w:proofErr w:type="spellStart"/>
+      <w:r>
+        <w:rPr>
+          <w:rFonts w:asciiTheme="majorHAnsi" w:hAnsiTheme="majorHAnsi" w:cstheme="majorHAnsi"/>
+          <w:bCs/>
+          <w:iCs/>
+          <w:szCs w:val="26"/>
+        </w:rPr>
+        <w:t>mod</w:t>
+      </w:r>
+      <w:proofErr w:type="spellEnd"/>
+      <w:r>
+        <w:rPr>
+          <w:rFonts w:asciiTheme="majorHAnsi" w:hAnsiTheme="majorHAnsi" w:cstheme="majorHAnsi"/>
+          <w:bCs/>
+          <w:iCs/>
+          <w:szCs w:val="26"/>
+        </w:rPr>
+        <w:t xml:space="preserve"> p, thời gian tính toán có thể thay đổi tùy theo các giá trị cụ thể của x. Nếu kẻ tấn công có thể phân biệt được sự khác nhau nhỏ trong thời gian tính toán, họ có thể suy luận về khóa riêng x </w:t>
       </w:r>
     </w:p>
     <w:p>
@@ -19343,7 +24166,23 @@
       </w:pPr>
       <w:bookmarkStart w:id="100" w:name="_Toc230535670"/>
       <w:r>
-        <w:t>1.5.9. So sánh DSA với RSA</w:t>
+        <w:t xml:space="preserve">1.5.9. So </w:t>
+      </w:r>
+      <w:proofErr w:type="spellStart"/>
+      <w:r>
+        <w:t>sánh</w:t>
+      </w:r>
+      <w:proofErr w:type="spellEnd"/>
+      <w:r>
+        <w:t xml:space="preserve"> DSA </w:t>
+      </w:r>
+      <w:proofErr w:type="spellStart"/>
+      <w:r>
+        <w:t>với</w:t>
+      </w:r>
+      <w:proofErr w:type="spellEnd"/>
+      <w:r>
+        <w:t xml:space="preserve"> RSA</w:t>
       </w:r>
       <w:bookmarkEnd w:id="100"/>
       <w:r>
@@ -19374,7 +24213,35 @@
         <w:rPr>
           <w:lang w:val="en-US"/>
         </w:rPr>
-        <w:t xml:space="preserve"> So sánh DSA vơi RSA</w:t>
+        <w:t xml:space="preserve"> So </w:t>
+      </w:r>
+      <w:proofErr w:type="spellStart"/>
+      <w:r>
+        <w:rPr>
+          <w:lang w:val="en-US"/>
+        </w:rPr>
+        <w:t>sánh</w:t>
+      </w:r>
+      <w:proofErr w:type="spellEnd"/>
+      <w:r>
+        <w:rPr>
+          <w:lang w:val="en-US"/>
+        </w:rPr>
+        <w:t xml:space="preserve"> DSA </w:t>
+      </w:r>
+      <w:proofErr w:type="spellStart"/>
+      <w:r>
+        <w:rPr>
+          <w:lang w:val="en-US"/>
+        </w:rPr>
+        <w:t>vơi</w:t>
+      </w:r>
+      <w:proofErr w:type="spellEnd"/>
+      <w:r>
+        <w:rPr>
+          <w:lang w:val="en-US"/>
+        </w:rPr>
+        <w:t xml:space="preserve"> RSA</w:t>
       </w:r>
       <w:bookmarkEnd w:id="101"/>
     </w:p>
@@ -19873,7 +24740,27 @@
                 <w:iCs/>
                 <w:szCs w:val="26"/>
               </w:rPr>
-              <w:t>DSA sử dụng các phép toán modulo trên số nguyên, mang lại hiệu năng cao hơn.</w:t>
+              <w:t xml:space="preserve">DSA sử dụng các phép toán </w:t>
+            </w:r>
+            <w:proofErr w:type="spellStart"/>
+            <w:r>
+              <w:rPr>
+                <w:rFonts w:asciiTheme="majorHAnsi" w:hAnsiTheme="majorHAnsi" w:cstheme="majorHAnsi"/>
+                <w:bCs/>
+                <w:iCs/>
+                <w:szCs w:val="26"/>
+              </w:rPr>
+              <w:t>modulo</w:t>
+            </w:r>
+            <w:proofErr w:type="spellEnd"/>
+            <w:r>
+              <w:rPr>
+                <w:rFonts w:asciiTheme="majorHAnsi" w:hAnsiTheme="majorHAnsi" w:cstheme="majorHAnsi"/>
+                <w:bCs/>
+                <w:iCs/>
+                <w:szCs w:val="26"/>
+              </w:rPr>
+              <w:t xml:space="preserve"> trên số nguyên, mang lại hiệu năng cao hơn.</w:t>
             </w:r>
           </w:p>
         </w:tc>
@@ -19901,7 +24788,47 @@
                 <w:iCs/>
                 <w:szCs w:val="26"/>
               </w:rPr>
-              <w:t>RSA tính toán dựa vào phép luỹ thừa modulo trên số nguyên lớn hơn.</w:t>
+              <w:t xml:space="preserve">RSA tính toán dựa vào phép </w:t>
+            </w:r>
+            <w:proofErr w:type="spellStart"/>
+            <w:r>
+              <w:rPr>
+                <w:rFonts w:asciiTheme="majorHAnsi" w:hAnsiTheme="majorHAnsi" w:cstheme="majorHAnsi"/>
+                <w:bCs/>
+                <w:iCs/>
+                <w:szCs w:val="26"/>
+              </w:rPr>
+              <w:t>luỹ</w:t>
+            </w:r>
+            <w:proofErr w:type="spellEnd"/>
+            <w:r>
+              <w:rPr>
+                <w:rFonts w:asciiTheme="majorHAnsi" w:hAnsiTheme="majorHAnsi" w:cstheme="majorHAnsi"/>
+                <w:bCs/>
+                <w:iCs/>
+                <w:szCs w:val="26"/>
+              </w:rPr>
+              <w:t xml:space="preserve"> thừa </w:t>
+            </w:r>
+            <w:proofErr w:type="spellStart"/>
+            <w:r>
+              <w:rPr>
+                <w:rFonts w:asciiTheme="majorHAnsi" w:hAnsiTheme="majorHAnsi" w:cstheme="majorHAnsi"/>
+                <w:bCs/>
+                <w:iCs/>
+                <w:szCs w:val="26"/>
+              </w:rPr>
+              <w:t>modulo</w:t>
+            </w:r>
+            <w:proofErr w:type="spellEnd"/>
+            <w:r>
+              <w:rPr>
+                <w:rFonts w:asciiTheme="majorHAnsi" w:hAnsiTheme="majorHAnsi" w:cstheme="majorHAnsi"/>
+                <w:bCs/>
+                <w:iCs/>
+                <w:szCs w:val="26"/>
+              </w:rPr>
+              <w:t xml:space="preserve"> trên số nguyên lớn hơn.</w:t>
             </w:r>
           </w:p>
         </w:tc>
@@ -20193,11 +25120,11 @@
         </w:rPr>
       </w:pPr>
       <w:bookmarkStart w:id="102" w:name="_Toc230289261"/>
-      <w:bookmarkStart w:id="103" w:name="Xa8ca394183e42c952d8797a6759f8e46317c38c"/>
-      <w:bookmarkStart w:id="104" w:name="_Toc230535671"/>
-      <w:bookmarkEnd w:id="32"/>
-      <w:bookmarkEnd w:id="71"/>
-      <w:bookmarkEnd w:id="83"/>
+      <w:bookmarkStart w:id="103" w:name="_Toc230535671"/>
+      <w:bookmarkStart w:id="104" w:name="Xa8ca394183e42c952d8797a6759f8e46317c38c"/>
+      <w:bookmarkEnd w:id="33"/>
+      <w:bookmarkEnd w:id="72"/>
+      <w:bookmarkEnd w:id="84"/>
       <w:r>
         <w:rPr>
           <w:rFonts w:cstheme="majorHAnsi"/>
@@ -20207,7 +25134,7 @@
         <w:t>CHƯƠNG 2. PHÂN TÍCH, THIẾT KẾ VÀ CÀI ĐẶT HỆ THỐNG</w:t>
       </w:r>
       <w:bookmarkEnd w:id="102"/>
-      <w:bookmarkEnd w:id="104"/>
+      <w:bookmarkEnd w:id="103"/>
     </w:p>
     <w:p>
       <w:pPr>
@@ -20218,8 +25145,8 @@
         </w:rPr>
       </w:pPr>
       <w:bookmarkStart w:id="105" w:name="_Toc230289262"/>
-      <w:bookmarkStart w:id="106" w:name="phân-tích-yêu-cầu-hệ-thống"/>
-      <w:bookmarkStart w:id="107" w:name="_Toc230535672"/>
+      <w:bookmarkStart w:id="106" w:name="_Toc230535672"/>
+      <w:bookmarkStart w:id="107" w:name="phân-tích-yêu-cầu-hệ-thống"/>
       <w:r>
         <w:rPr>
           <w:rFonts w:cstheme="majorHAnsi"/>
@@ -20228,7 +25155,7 @@
         <w:t>2.1. Phân tích yêu cầu hệ thống</w:t>
       </w:r>
       <w:bookmarkEnd w:id="105"/>
-      <w:bookmarkEnd w:id="107"/>
+      <w:bookmarkEnd w:id="106"/>
     </w:p>
     <w:p>
       <w:pPr>
@@ -20239,8 +25166,8 @@
         </w:rPr>
       </w:pPr>
       <w:bookmarkStart w:id="108" w:name="_Toc230289263"/>
-      <w:bookmarkStart w:id="109" w:name="mục-tiêu-xây-dựng-chương-trình"/>
-      <w:bookmarkStart w:id="110" w:name="_Toc230535673"/>
+      <w:bookmarkStart w:id="109" w:name="_Toc230535673"/>
+      <w:bookmarkStart w:id="110" w:name="mục-tiêu-xây-dựng-chương-trình"/>
       <w:r>
         <w:rPr>
           <w:rFonts w:cstheme="majorHAnsi"/>
@@ -20249,7 +25176,7 @@
         <w:t>2.1.1. Mục tiêu xây dựng chương trình</w:t>
       </w:r>
       <w:bookmarkEnd w:id="108"/>
-      <w:bookmarkEnd w:id="110"/>
+      <w:bookmarkEnd w:id="109"/>
     </w:p>
     <w:p>
       <w:pPr>
@@ -20260,9 +25187,9 @@
         </w:rPr>
       </w:pPr>
       <w:bookmarkStart w:id="111" w:name="_Toc230289264"/>
-      <w:bookmarkStart w:id="112" w:name="chức-năng-chính-của-hệ-thống"/>
-      <w:bookmarkStart w:id="113" w:name="_Toc230535674"/>
-      <w:bookmarkEnd w:id="109"/>
+      <w:bookmarkStart w:id="112" w:name="_Toc230535674"/>
+      <w:bookmarkStart w:id="113" w:name="chức-năng-chính-của-hệ-thống"/>
+      <w:bookmarkEnd w:id="110"/>
       <w:r>
         <w:rPr>
           <w:rFonts w:cstheme="majorHAnsi"/>
@@ -20271,7 +25198,7 @@
         <w:t>2.1.2. Chức năng chính của hệ thống</w:t>
       </w:r>
       <w:bookmarkEnd w:id="111"/>
-      <w:bookmarkEnd w:id="113"/>
+      <w:bookmarkEnd w:id="112"/>
     </w:p>
     <w:p>
       <w:pPr>
@@ -20377,9 +25304,9 @@
         </w:rPr>
       </w:pPr>
       <w:bookmarkStart w:id="114" w:name="_Toc230289265"/>
-      <w:bookmarkStart w:id="115" w:name="yêu-cầu-đầu-vào-và-đầu-ra"/>
-      <w:bookmarkStart w:id="116" w:name="_Toc230535675"/>
-      <w:bookmarkEnd w:id="112"/>
+      <w:bookmarkStart w:id="115" w:name="_Toc230535675"/>
+      <w:bookmarkStart w:id="116" w:name="yêu-cầu-đầu-vào-và-đầu-ra"/>
+      <w:bookmarkEnd w:id="113"/>
       <w:r>
         <w:rPr>
           <w:rFonts w:cstheme="majorHAnsi"/>
@@ -20388,7 +25315,7 @@
         <w:t>2.1.3. Yêu cầu đầu vào và đầu ra</w:t>
       </w:r>
       <w:bookmarkEnd w:id="114"/>
-      <w:bookmarkEnd w:id="116"/>
+      <w:bookmarkEnd w:id="115"/>
     </w:p>
     <w:p>
       <w:pPr>
@@ -20399,9 +25326,9 @@
         </w:rPr>
       </w:pPr>
       <w:bookmarkStart w:id="117" w:name="_Toc230289266"/>
-      <w:bookmarkStart w:id="118" w:name="kịch-bản-hoạt-động-của-hệ-thống"/>
-      <w:bookmarkStart w:id="119" w:name="_Toc230535676"/>
-      <w:bookmarkEnd w:id="115"/>
+      <w:bookmarkStart w:id="118" w:name="_Toc230535676"/>
+      <w:bookmarkStart w:id="119" w:name="kịch-bản-hoạt-động-của-hệ-thống"/>
+      <w:bookmarkEnd w:id="116"/>
       <w:r>
         <w:rPr>
           <w:rFonts w:cstheme="majorHAnsi"/>
@@ -20410,7 +25337,7 @@
         <w:t>2.1.4. Kịch bản hoạt động của hệ thống</w:t>
       </w:r>
       <w:bookmarkEnd w:id="117"/>
-      <w:bookmarkEnd w:id="119"/>
+      <w:bookmarkEnd w:id="118"/>
     </w:p>
     <w:p>
       <w:pPr>
@@ -20421,10 +25348,10 @@
         </w:rPr>
       </w:pPr>
       <w:bookmarkStart w:id="120" w:name="_Toc230289267"/>
-      <w:bookmarkStart w:id="121" w:name="thiết-kế-chương-trình"/>
-      <w:bookmarkStart w:id="122" w:name="_Toc230535677"/>
-      <w:bookmarkEnd w:id="106"/>
-      <w:bookmarkEnd w:id="118"/>
+      <w:bookmarkStart w:id="121" w:name="_Toc230535677"/>
+      <w:bookmarkStart w:id="122" w:name="thiết-kế-chương-trình"/>
+      <w:bookmarkEnd w:id="107"/>
+      <w:bookmarkEnd w:id="119"/>
       <w:r>
         <w:rPr>
           <w:rFonts w:cstheme="majorHAnsi"/>
@@ -20433,7 +25360,7 @@
         <w:t>2.2. Thiết kế chương trình</w:t>
       </w:r>
       <w:bookmarkEnd w:id="120"/>
-      <w:bookmarkEnd w:id="122"/>
+      <w:bookmarkEnd w:id="121"/>
     </w:p>
     <w:p>
       <w:pPr>
@@ -20444,8 +25371,8 @@
         </w:rPr>
       </w:pPr>
       <w:bookmarkStart w:id="123" w:name="_Toc230289268"/>
-      <w:bookmarkStart w:id="124" w:name="kiến-trúc-tổng-thể-hệ-thống"/>
-      <w:bookmarkStart w:id="125" w:name="_Toc230535678"/>
+      <w:bookmarkStart w:id="124" w:name="_Toc230535678"/>
+      <w:bookmarkStart w:id="125" w:name="kiến-trúc-tổng-thể-hệ-thống"/>
       <w:r>
         <w:rPr>
           <w:rFonts w:cstheme="majorHAnsi"/>
@@ -20454,7 +25381,7 @@
         <w:t>2.2.1. Kiến trúc tổng thể hệ thống</w:t>
       </w:r>
       <w:bookmarkEnd w:id="123"/>
-      <w:bookmarkEnd w:id="125"/>
+      <w:bookmarkEnd w:id="124"/>
     </w:p>
     <w:p>
       <w:pPr>
@@ -20465,9 +25392,9 @@
         </w:rPr>
       </w:pPr>
       <w:bookmarkStart w:id="126" w:name="_Toc230289269"/>
-      <w:bookmarkStart w:id="127" w:name="thiết-kế-luồng-xử-lý"/>
-      <w:bookmarkStart w:id="128" w:name="_Toc230535679"/>
-      <w:bookmarkEnd w:id="124"/>
+      <w:bookmarkStart w:id="127" w:name="_Toc230535679"/>
+      <w:bookmarkStart w:id="128" w:name="thiết-kế-luồng-xử-lý"/>
+      <w:bookmarkEnd w:id="125"/>
       <w:r>
         <w:rPr>
           <w:rFonts w:cstheme="majorHAnsi"/>
@@ -20476,7 +25403,7 @@
         <w:t>2.2.2. Thiết kế luồng xử lý</w:t>
       </w:r>
       <w:bookmarkEnd w:id="126"/>
-      <w:bookmarkEnd w:id="128"/>
+      <w:bookmarkEnd w:id="127"/>
     </w:p>
     <w:p>
       <w:pPr>
@@ -20487,9 +25414,9 @@
         </w:rPr>
       </w:pPr>
       <w:bookmarkStart w:id="129" w:name="_Toc230289270"/>
-      <w:bookmarkStart w:id="130" w:name="thiết-kế-chức-năng-ký-số"/>
-      <w:bookmarkStart w:id="131" w:name="_Toc230535680"/>
-      <w:bookmarkEnd w:id="127"/>
+      <w:bookmarkStart w:id="130" w:name="_Toc230535680"/>
+      <w:bookmarkStart w:id="131" w:name="thiết-kế-chức-năng-ký-số"/>
+      <w:bookmarkEnd w:id="128"/>
       <w:r>
         <w:rPr>
           <w:rFonts w:cstheme="majorHAnsi"/>
@@ -20498,7 +25425,7 @@
         <w:t>2.2.3. Thiết kế chức năng ký số</w:t>
       </w:r>
       <w:bookmarkEnd w:id="129"/>
-      <w:bookmarkEnd w:id="131"/>
+      <w:bookmarkEnd w:id="130"/>
     </w:p>
     <w:p>
       <w:pPr>
@@ -20509,9 +25436,9 @@
         </w:rPr>
       </w:pPr>
       <w:bookmarkStart w:id="132" w:name="_Toc230289271"/>
-      <w:bookmarkStart w:id="133" w:name="thiết-kế-chức-năng-xác-thực"/>
-      <w:bookmarkStart w:id="134" w:name="_Toc230535681"/>
-      <w:bookmarkEnd w:id="130"/>
+      <w:bookmarkStart w:id="133" w:name="_Toc230535681"/>
+      <w:bookmarkStart w:id="134" w:name="thiết-kế-chức-năng-xác-thực"/>
+      <w:bookmarkEnd w:id="131"/>
       <w:r>
         <w:rPr>
           <w:rFonts w:cstheme="majorHAnsi"/>
@@ -20520,7 +25447,7 @@
         <w:t>2.2.4. Thiết kế chức năng xác thực</w:t>
       </w:r>
       <w:bookmarkEnd w:id="132"/>
-      <w:bookmarkEnd w:id="134"/>
+      <w:bookmarkEnd w:id="133"/>
     </w:p>
     <w:p>
       <w:pPr>
@@ -20531,9 +25458,9 @@
         </w:rPr>
       </w:pPr>
       <w:bookmarkStart w:id="135" w:name="_Toc230289272"/>
-      <w:bookmarkStart w:id="136" w:name="thiết-kế-quản-lý-khóa"/>
-      <w:bookmarkStart w:id="137" w:name="_Toc230535682"/>
-      <w:bookmarkEnd w:id="133"/>
+      <w:bookmarkStart w:id="136" w:name="_Toc230535682"/>
+      <w:bookmarkStart w:id="137" w:name="thiết-kế-quản-lý-khóa"/>
+      <w:bookmarkEnd w:id="134"/>
       <w:r>
         <w:rPr>
           <w:rFonts w:cstheme="majorHAnsi"/>
@@ -20542,7 +25469,7 @@
         <w:t>2.2.5. Thiết kế quản lý khóa</w:t>
       </w:r>
       <w:bookmarkEnd w:id="135"/>
-      <w:bookmarkEnd w:id="137"/>
+      <w:bookmarkEnd w:id="136"/>
     </w:p>
     <w:p>
       <w:pPr>
@@ -20553,9 +25480,9 @@
         </w:rPr>
       </w:pPr>
       <w:bookmarkStart w:id="138" w:name="_Toc230289273"/>
-      <w:bookmarkStart w:id="139" w:name="thiết-kế-xử-lý-file"/>
-      <w:bookmarkStart w:id="140" w:name="_Toc230535683"/>
-      <w:bookmarkEnd w:id="136"/>
+      <w:bookmarkStart w:id="139" w:name="_Toc230535683"/>
+      <w:bookmarkStart w:id="140" w:name="thiết-kế-xử-lý-file"/>
+      <w:bookmarkEnd w:id="137"/>
       <w:r>
         <w:rPr>
           <w:rFonts w:cstheme="majorHAnsi"/>
@@ -20564,7 +25491,7 @@
         <w:t>2.2.6. Thiết kế xử lý file</w:t>
       </w:r>
       <w:bookmarkEnd w:id="138"/>
-      <w:bookmarkEnd w:id="140"/>
+      <w:bookmarkEnd w:id="139"/>
     </w:p>
     <w:p>
       <w:pPr>
@@ -20575,9 +25502,9 @@
         </w:rPr>
       </w:pPr>
       <w:bookmarkStart w:id="141" w:name="_Toc230289274"/>
-      <w:bookmarkStart w:id="142" w:name="thiết-kế-giao-diện-chương-trình"/>
-      <w:bookmarkStart w:id="143" w:name="_Toc230535684"/>
-      <w:bookmarkEnd w:id="139"/>
+      <w:bookmarkStart w:id="142" w:name="_Toc230535684"/>
+      <w:bookmarkStart w:id="143" w:name="thiết-kế-giao-diện-chương-trình"/>
+      <w:bookmarkEnd w:id="140"/>
       <w:r>
         <w:rPr>
           <w:rFonts w:cstheme="majorHAnsi"/>
@@ -20586,7 +25513,7 @@
         <w:t>2.2.7. Thiết kế giao diện chương trình</w:t>
       </w:r>
       <w:bookmarkEnd w:id="141"/>
-      <w:bookmarkEnd w:id="143"/>
+      <w:bookmarkEnd w:id="142"/>
     </w:p>
     <w:p>
       <w:pPr>
@@ -20597,10 +25524,10 @@
         </w:rPr>
       </w:pPr>
       <w:bookmarkStart w:id="144" w:name="_Toc230289275"/>
-      <w:bookmarkStart w:id="145" w:name="công-nghệ-và-công-cụ-sử-dụng"/>
-      <w:bookmarkStart w:id="146" w:name="_Toc230535685"/>
-      <w:bookmarkEnd w:id="121"/>
-      <w:bookmarkEnd w:id="142"/>
+      <w:bookmarkStart w:id="145" w:name="_Toc230535685"/>
+      <w:bookmarkStart w:id="146" w:name="công-nghệ-và-công-cụ-sử-dụng"/>
+      <w:bookmarkEnd w:id="122"/>
+      <w:bookmarkEnd w:id="143"/>
       <w:r>
         <w:rPr>
           <w:rFonts w:cstheme="majorHAnsi"/>
@@ -20609,7 +25536,7 @@
         <w:t>2.3. Công nghệ và công cụ sử dụng</w:t>
       </w:r>
       <w:bookmarkEnd w:id="144"/>
-      <w:bookmarkEnd w:id="146"/>
+      <w:bookmarkEnd w:id="145"/>
     </w:p>
     <w:p>
       <w:pPr>
@@ -20620,8 +25547,8 @@
         </w:rPr>
       </w:pPr>
       <w:bookmarkStart w:id="147" w:name="_Toc230289276"/>
-      <w:bookmarkStart w:id="148" w:name="ngôn-ngữ-c"/>
-      <w:bookmarkStart w:id="149" w:name="_Toc230535686"/>
+      <w:bookmarkStart w:id="148" w:name="_Toc230535686"/>
+      <w:bookmarkStart w:id="149" w:name="ngôn-ngữ-c"/>
       <w:r>
         <w:rPr>
           <w:rFonts w:cstheme="majorHAnsi"/>
@@ -20630,7 +25557,7 @@
         <w:t>2.3.1. Ngôn ngữ C++</w:t>
       </w:r>
       <w:bookmarkEnd w:id="147"/>
-      <w:bookmarkEnd w:id="149"/>
+      <w:bookmarkEnd w:id="148"/>
     </w:p>
     <w:p>
       <w:pPr>
@@ -20641,9 +25568,9 @@
         </w:rPr>
       </w:pPr>
       <w:bookmarkStart w:id="150" w:name="_Toc230289277"/>
-      <w:bookmarkStart w:id="151" w:name="thư-viện-gmp-và-openssl"/>
-      <w:bookmarkStart w:id="152" w:name="_Toc230535687"/>
-      <w:bookmarkEnd w:id="148"/>
+      <w:bookmarkStart w:id="151" w:name="_Toc230535687"/>
+      <w:bookmarkStart w:id="152" w:name="thư-viện-gmp-và-openssl"/>
+      <w:bookmarkEnd w:id="149"/>
       <w:r>
         <w:rPr>
           <w:rFonts w:cstheme="majorHAnsi"/>
@@ -20652,7 +25579,7 @@
         <w:t>2.3.2. Thư viện GMP và OpenSSL</w:t>
       </w:r>
       <w:bookmarkEnd w:id="150"/>
-      <w:bookmarkEnd w:id="152"/>
+      <w:bookmarkEnd w:id="151"/>
     </w:p>
     <w:p>
       <w:pPr>
@@ -20663,9 +25590,9 @@
         </w:rPr>
       </w:pPr>
       <w:bookmarkStart w:id="153" w:name="_Toc230289278"/>
-      <w:bookmarkStart w:id="154" w:name="ngôn-ngữ-java"/>
-      <w:bookmarkStart w:id="155" w:name="_Toc230535688"/>
-      <w:bookmarkEnd w:id="151"/>
+      <w:bookmarkStart w:id="154" w:name="_Toc230535688"/>
+      <w:bookmarkStart w:id="155" w:name="ngôn-ngữ-java"/>
+      <w:bookmarkEnd w:id="152"/>
       <w:r>
         <w:rPr>
           <w:rFonts w:cstheme="majorHAnsi"/>
@@ -20674,7 +25601,7 @@
         <w:t>2.3.3. Ngôn ngữ Java</w:t>
       </w:r>
       <w:bookmarkEnd w:id="153"/>
-      <w:bookmarkEnd w:id="155"/>
+      <w:bookmarkEnd w:id="154"/>
     </w:p>
     <w:p>
       <w:pPr>
@@ -20685,9 +25612,9 @@
         </w:rPr>
       </w:pPr>
       <w:bookmarkStart w:id="156" w:name="_Toc230289279"/>
-      <w:bookmarkStart w:id="157" w:name="biginteger-và-messagedigest"/>
-      <w:bookmarkStart w:id="158" w:name="_Toc230535689"/>
-      <w:bookmarkEnd w:id="154"/>
+      <w:bookmarkStart w:id="157" w:name="_Toc230535689"/>
+      <w:bookmarkStart w:id="158" w:name="biginteger-và-messagedigest"/>
+      <w:bookmarkEnd w:id="155"/>
       <w:r>
         <w:rPr>
           <w:rFonts w:cstheme="majorHAnsi"/>
@@ -20696,7 +25623,7 @@
         <w:t>2.3.4. BigInteger và MessageDigest</w:t>
       </w:r>
       <w:bookmarkEnd w:id="156"/>
-      <w:bookmarkEnd w:id="158"/>
+      <w:bookmarkEnd w:id="157"/>
     </w:p>
     <w:p>
       <w:pPr>
@@ -20707,9 +25634,9 @@
         </w:rPr>
       </w:pPr>
       <w:bookmarkStart w:id="159" w:name="_Toc230289280"/>
-      <w:bookmarkStart w:id="160" w:name="java-swing"/>
-      <w:bookmarkStart w:id="161" w:name="_Toc230535690"/>
-      <w:bookmarkEnd w:id="157"/>
+      <w:bookmarkStart w:id="160" w:name="_Toc230535690"/>
+      <w:bookmarkStart w:id="161" w:name="java-swing"/>
+      <w:bookmarkEnd w:id="158"/>
       <w:r>
         <w:rPr>
           <w:rFonts w:cstheme="majorHAnsi"/>
@@ -20718,7 +25645,7 @@
         <w:t>2.3.5. Java Swing</w:t>
       </w:r>
       <w:bookmarkEnd w:id="159"/>
-      <w:bookmarkEnd w:id="161"/>
+      <w:bookmarkEnd w:id="160"/>
     </w:p>
     <w:p>
       <w:pPr>
@@ -20729,9 +25656,9 @@
         </w:rPr>
       </w:pPr>
       <w:bookmarkStart w:id="162" w:name="_Toc230289281"/>
-      <w:bookmarkStart w:id="163" w:name="công-cụ-phát-triển"/>
-      <w:bookmarkStart w:id="164" w:name="_Toc230535691"/>
-      <w:bookmarkEnd w:id="160"/>
+      <w:bookmarkStart w:id="163" w:name="_Toc230535691"/>
+      <w:bookmarkStart w:id="164" w:name="công-cụ-phát-triển"/>
+      <w:bookmarkEnd w:id="161"/>
       <w:r>
         <w:rPr>
           <w:rFonts w:cstheme="majorHAnsi"/>
@@ -20740,7 +25667,7 @@
         <w:t>2.3.6. Công cụ phát triển</w:t>
       </w:r>
       <w:bookmarkEnd w:id="162"/>
-      <w:bookmarkEnd w:id="164"/>
+      <w:bookmarkEnd w:id="163"/>
     </w:p>
     <w:p>
       <w:pPr>
@@ -20753,13 +25680,31 @@
           <w:szCs w:val="26"/>
         </w:rPr>
       </w:pPr>
-      <w:r>
-        <w:rPr>
-          <w:rFonts w:asciiTheme="majorHAnsi" w:hAnsiTheme="majorHAnsi" w:cstheme="majorHAnsi"/>
-          <w:szCs w:val="26"/>
-        </w:rPr>
-        <w:t>Visual Studio</w:t>
-      </w:r>
+      <w:proofErr w:type="spellStart"/>
+      <w:r>
+        <w:rPr>
+          <w:rFonts w:asciiTheme="majorHAnsi" w:hAnsiTheme="majorHAnsi" w:cstheme="majorHAnsi"/>
+          <w:szCs w:val="26"/>
+        </w:rPr>
+        <w:t>Visual</w:t>
+      </w:r>
+      <w:proofErr w:type="spellEnd"/>
+      <w:r>
+        <w:rPr>
+          <w:rFonts w:asciiTheme="majorHAnsi" w:hAnsiTheme="majorHAnsi" w:cstheme="majorHAnsi"/>
+          <w:szCs w:val="26"/>
+        </w:rPr>
+        <w:t xml:space="preserve"> </w:t>
+      </w:r>
+      <w:proofErr w:type="spellStart"/>
+      <w:r>
+        <w:rPr>
+          <w:rFonts w:asciiTheme="majorHAnsi" w:hAnsiTheme="majorHAnsi" w:cstheme="majorHAnsi"/>
+          <w:szCs w:val="26"/>
+        </w:rPr>
+        <w:t>Studio</w:t>
+      </w:r>
+      <w:proofErr w:type="spellEnd"/>
     </w:p>
     <w:p>
       <w:pPr>
@@ -20772,12 +25717,21 @@
           <w:szCs w:val="26"/>
         </w:rPr>
       </w:pPr>
-      <w:r>
-        <w:rPr>
-          <w:rFonts w:asciiTheme="majorHAnsi" w:hAnsiTheme="majorHAnsi" w:cstheme="majorHAnsi"/>
-          <w:szCs w:val="26"/>
-        </w:rPr>
-        <w:t>IntelliJ IDEA</w:t>
+      <w:proofErr w:type="spellStart"/>
+      <w:r>
+        <w:rPr>
+          <w:rFonts w:asciiTheme="majorHAnsi" w:hAnsiTheme="majorHAnsi" w:cstheme="majorHAnsi"/>
+          <w:szCs w:val="26"/>
+        </w:rPr>
+        <w:t>IntelliJ</w:t>
+      </w:r>
+      <w:proofErr w:type="spellEnd"/>
+      <w:r>
+        <w:rPr>
+          <w:rFonts w:asciiTheme="majorHAnsi" w:hAnsiTheme="majorHAnsi" w:cstheme="majorHAnsi"/>
+          <w:szCs w:val="26"/>
+        </w:rPr>
+        <w:t xml:space="preserve"> IDEA</w:t>
       </w:r>
     </w:p>
     <w:p>
@@ -20791,6 +25745,7 @@
           <w:szCs w:val="26"/>
         </w:rPr>
       </w:pPr>
+      <w:proofErr w:type="spellStart"/>
       <w:r>
         <w:rPr>
           <w:rFonts w:asciiTheme="majorHAnsi" w:hAnsiTheme="majorHAnsi" w:cstheme="majorHAnsi"/>
@@ -20798,6 +25753,7 @@
         </w:rPr>
         <w:t>GitHub</w:t>
       </w:r>
+      <w:proofErr w:type="spellEnd"/>
     </w:p>
     <w:p>
       <w:pPr>
@@ -20808,10 +25764,10 @@
         </w:rPr>
       </w:pPr>
       <w:bookmarkStart w:id="165" w:name="_Toc230289282"/>
-      <w:bookmarkStart w:id="166" w:name="cài-đặt-thuật-toán-dsa"/>
-      <w:bookmarkStart w:id="167" w:name="_Toc230535692"/>
-      <w:bookmarkEnd w:id="145"/>
-      <w:bookmarkEnd w:id="163"/>
+      <w:bookmarkStart w:id="166" w:name="_Toc230535692"/>
+      <w:bookmarkStart w:id="167" w:name="cài-đặt-thuật-toán-dsa"/>
+      <w:bookmarkEnd w:id="146"/>
+      <w:bookmarkEnd w:id="164"/>
       <w:r>
         <w:rPr>
           <w:rFonts w:cstheme="majorHAnsi"/>
@@ -20821,7 +25777,7 @@
         <w:t>2.4. Cài đặt thuật toán DSA</w:t>
       </w:r>
       <w:bookmarkEnd w:id="165"/>
-      <w:bookmarkEnd w:id="167"/>
+      <w:bookmarkEnd w:id="166"/>
     </w:p>
     <w:p>
       <w:pPr>
@@ -20832,8 +25788,8 @@
         </w:rPr>
       </w:pPr>
       <w:bookmarkStart w:id="168" w:name="_Toc230289283"/>
-      <w:bookmarkStart w:id="169" w:name="cài-đặt-sinh-tham-số"/>
-      <w:bookmarkStart w:id="170" w:name="_Toc230535693"/>
+      <w:bookmarkStart w:id="169" w:name="_Toc230535693"/>
+      <w:bookmarkStart w:id="170" w:name="cài-đặt-sinh-tham-số"/>
       <w:r>
         <w:rPr>
           <w:rFonts w:cstheme="majorHAnsi"/>
@@ -20842,7 +25798,7 @@
         <w:t>2.4.1. Cài đặt sinh tham số</w:t>
       </w:r>
       <w:bookmarkEnd w:id="168"/>
-      <w:bookmarkEnd w:id="170"/>
+      <w:bookmarkEnd w:id="169"/>
     </w:p>
     <w:p>
       <w:pPr>
@@ -20853,9 +25809,9 @@
         </w:rPr>
       </w:pPr>
       <w:bookmarkStart w:id="171" w:name="_Toc230289284"/>
-      <w:bookmarkStart w:id="172" w:name="cài-đặt-sinh-khóa"/>
-      <w:bookmarkStart w:id="173" w:name="_Toc230535694"/>
-      <w:bookmarkEnd w:id="169"/>
+      <w:bookmarkStart w:id="172" w:name="_Toc230535694"/>
+      <w:bookmarkStart w:id="173" w:name="cài-đặt-sinh-khóa"/>
+      <w:bookmarkEnd w:id="170"/>
       <w:r>
         <w:rPr>
           <w:rFonts w:cstheme="majorHAnsi"/>
@@ -20864,7 +25820,7 @@
         <w:t>2.4.2. Cài đặt sinh khóa</w:t>
       </w:r>
       <w:bookmarkEnd w:id="171"/>
-      <w:bookmarkEnd w:id="173"/>
+      <w:bookmarkEnd w:id="172"/>
     </w:p>
     <w:p>
       <w:pPr>
@@ -20875,9 +25831,9 @@
         </w:rPr>
       </w:pPr>
       <w:bookmarkStart w:id="174" w:name="_Toc230289285"/>
-      <w:bookmarkStart w:id="175" w:name="cài-đặt-thuật-toán-ký-số"/>
-      <w:bookmarkStart w:id="176" w:name="_Toc230535695"/>
-      <w:bookmarkEnd w:id="172"/>
+      <w:bookmarkStart w:id="175" w:name="_Toc230535695"/>
+      <w:bookmarkStart w:id="176" w:name="cài-đặt-thuật-toán-ký-số"/>
+      <w:bookmarkEnd w:id="173"/>
       <w:r>
         <w:rPr>
           <w:rFonts w:cstheme="majorHAnsi"/>
@@ -20886,7 +25842,7 @@
         <w:t>2.4.3. Cài đặt thuật toán ký số</w:t>
       </w:r>
       <w:bookmarkEnd w:id="174"/>
-      <w:bookmarkEnd w:id="176"/>
+      <w:bookmarkEnd w:id="175"/>
     </w:p>
     <w:p>
       <w:pPr>
@@ -20897,9 +25853,9 @@
         </w:rPr>
       </w:pPr>
       <w:bookmarkStart w:id="177" w:name="_Toc230289286"/>
-      <w:bookmarkStart w:id="178" w:name="cài-đặt-thuật-toán-xác-thực"/>
-      <w:bookmarkStart w:id="179" w:name="_Toc230535696"/>
-      <w:bookmarkEnd w:id="175"/>
+      <w:bookmarkStart w:id="178" w:name="_Toc230535696"/>
+      <w:bookmarkStart w:id="179" w:name="cài-đặt-thuật-toán-xác-thực"/>
+      <w:bookmarkEnd w:id="176"/>
       <w:r>
         <w:rPr>
           <w:rFonts w:cstheme="majorHAnsi"/>
@@ -20908,7 +25864,7 @@
         <w:t>2.4.4. Cài đặt thuật toán xác thực</w:t>
       </w:r>
       <w:bookmarkEnd w:id="177"/>
-      <w:bookmarkEnd w:id="179"/>
+      <w:bookmarkEnd w:id="178"/>
     </w:p>
     <w:p>
       <w:pPr>
@@ -20919,9 +25875,9 @@
         </w:rPr>
       </w:pPr>
       <w:bookmarkStart w:id="180" w:name="_Toc230289287"/>
-      <w:bookmarkStart w:id="181" w:name="cài-đặt-hàm-băm-dữ-liệu"/>
-      <w:bookmarkStart w:id="182" w:name="_Toc230535697"/>
-      <w:bookmarkEnd w:id="178"/>
+      <w:bookmarkStart w:id="181" w:name="_Toc230535697"/>
+      <w:bookmarkStart w:id="182" w:name="cài-đặt-hàm-băm-dữ-liệu"/>
+      <w:bookmarkEnd w:id="179"/>
       <w:r>
         <w:rPr>
           <w:rFonts w:cstheme="majorHAnsi"/>
@@ -20930,7 +25886,7 @@
         <w:t>2.4.5. Cài đặt hàm băm dữ liệu</w:t>
       </w:r>
       <w:bookmarkEnd w:id="180"/>
-      <w:bookmarkEnd w:id="182"/>
+      <w:bookmarkEnd w:id="181"/>
     </w:p>
     <w:p>
       <w:pPr>
@@ -20941,9 +25897,9 @@
         </w:rPr>
       </w:pPr>
       <w:bookmarkStart w:id="183" w:name="_Toc230289288"/>
-      <w:bookmarkStart w:id="184" w:name="xử-lý-file-và-lưu-chữ-ký"/>
-      <w:bookmarkStart w:id="185" w:name="_Toc230535698"/>
-      <w:bookmarkEnd w:id="181"/>
+      <w:bookmarkStart w:id="184" w:name="_Toc230535698"/>
+      <w:bookmarkStart w:id="185" w:name="xử-lý-file-và-lưu-chữ-ký"/>
+      <w:bookmarkEnd w:id="182"/>
       <w:r>
         <w:rPr>
           <w:rFonts w:cstheme="majorHAnsi"/>
@@ -20952,7 +25908,7 @@
         <w:t>2.4.6. Xử lý file và lưu chữ ký</w:t>
       </w:r>
       <w:bookmarkEnd w:id="183"/>
-      <w:bookmarkEnd w:id="185"/>
+      <w:bookmarkEnd w:id="184"/>
     </w:p>
     <w:p>
       <w:pPr>
@@ -20963,9 +25919,9 @@
         </w:rPr>
       </w:pPr>
       <w:bookmarkStart w:id="186" w:name="_Toc230289289"/>
-      <w:bookmarkStart w:id="187" w:name="xử-lý-lỗi-và-kiểm-tra-tính-hợp-lệ"/>
-      <w:bookmarkStart w:id="188" w:name="_Toc230535699"/>
-      <w:bookmarkEnd w:id="184"/>
+      <w:bookmarkStart w:id="187" w:name="_Toc230535699"/>
+      <w:bookmarkStart w:id="188" w:name="xử-lý-lỗi-và-kiểm-tra-tính-hợp-lệ"/>
+      <w:bookmarkEnd w:id="185"/>
       <w:r>
         <w:rPr>
           <w:rFonts w:cstheme="majorHAnsi"/>
@@ -20974,7 +25930,7 @@
         <w:t>2.4.7. Xử lý lỗi và kiểm tra tính hợp lệ</w:t>
       </w:r>
       <w:bookmarkEnd w:id="186"/>
-      <w:bookmarkEnd w:id="188"/>
+      <w:bookmarkEnd w:id="187"/>
     </w:p>
     <w:p>
       <w:pPr>
@@ -20985,10 +25941,10 @@
         </w:rPr>
       </w:pPr>
       <w:bookmarkStart w:id="189" w:name="_Toc230289290"/>
-      <w:bookmarkStart w:id="190" w:name="xây-dựng-chương-trình-ứng-dụng"/>
-      <w:bookmarkStart w:id="191" w:name="_Toc230535700"/>
-      <w:bookmarkEnd w:id="166"/>
-      <w:bookmarkEnd w:id="187"/>
+      <w:bookmarkStart w:id="190" w:name="_Toc230535700"/>
+      <w:bookmarkStart w:id="191" w:name="xây-dựng-chương-trình-ứng-dụng"/>
+      <w:bookmarkEnd w:id="167"/>
+      <w:bookmarkEnd w:id="188"/>
       <w:r>
         <w:rPr>
           <w:rFonts w:cstheme="majorHAnsi"/>
@@ -20997,7 +25953,7 @@
         <w:t>2.5. Xây dựng chương trình ứng dụng</w:t>
       </w:r>
       <w:bookmarkEnd w:id="189"/>
-      <w:bookmarkEnd w:id="191"/>
+      <w:bookmarkEnd w:id="190"/>
     </w:p>
     <w:p>
       <w:pPr>
@@ -21008,8 +25964,8 @@
         </w:rPr>
       </w:pPr>
       <w:bookmarkStart w:id="192" w:name="_Toc230289291"/>
-      <w:bookmarkStart w:id="193" w:name="phiên-bản-java"/>
-      <w:bookmarkStart w:id="194" w:name="_Toc230535701"/>
+      <w:bookmarkStart w:id="193" w:name="_Toc230535701"/>
+      <w:bookmarkStart w:id="194" w:name="phiên-bản-java"/>
       <w:r>
         <w:rPr>
           <w:rFonts w:cstheme="majorHAnsi"/>
@@ -21018,7 +25974,7 @@
         <w:t>2.5.1. Phiên bản Java</w:t>
       </w:r>
       <w:bookmarkEnd w:id="192"/>
-      <w:bookmarkEnd w:id="194"/>
+      <w:bookmarkEnd w:id="193"/>
     </w:p>
     <w:p>
       <w:pPr>
@@ -21105,9 +26061,9 @@
         </w:rPr>
       </w:pPr>
       <w:bookmarkStart w:id="195" w:name="_Toc230289292"/>
-      <w:bookmarkStart w:id="196" w:name="phiên-bản-c"/>
-      <w:bookmarkStart w:id="197" w:name="_Toc230535702"/>
-      <w:bookmarkEnd w:id="193"/>
+      <w:bookmarkStart w:id="196" w:name="_Toc230535702"/>
+      <w:bookmarkStart w:id="197" w:name="phiên-bản-c"/>
+      <w:bookmarkEnd w:id="194"/>
       <w:r>
         <w:rPr>
           <w:rFonts w:cstheme="majorHAnsi"/>
@@ -21116,7 +26072,7 @@
         <w:t>2.5.2. Phiên bản C++</w:t>
       </w:r>
       <w:bookmarkEnd w:id="195"/>
-      <w:bookmarkEnd w:id="197"/>
+      <w:bookmarkEnd w:id="196"/>
     </w:p>
     <w:p>
       <w:pPr>
@@ -21184,9 +26140,9 @@
         </w:rPr>
       </w:pPr>
       <w:bookmarkStart w:id="198" w:name="_Toc230289293"/>
-      <w:bookmarkStart w:id="199" w:name="minh-họa-giao-diện-và-chức-năng"/>
-      <w:bookmarkStart w:id="200" w:name="_Toc230535703"/>
-      <w:bookmarkEnd w:id="196"/>
+      <w:bookmarkStart w:id="199" w:name="_Toc230535703"/>
+      <w:bookmarkStart w:id="200" w:name="minh-họa-giao-diện-và-chức-năng"/>
+      <w:bookmarkEnd w:id="197"/>
       <w:r>
         <w:rPr>
           <w:rFonts w:cstheme="majorHAnsi"/>
@@ -21195,7 +26151,7 @@
         <w:t>2.5.3. Minh họa giao diện và chức năng</w:t>
       </w:r>
       <w:bookmarkEnd w:id="198"/>
-      <w:bookmarkEnd w:id="200"/>
+      <w:bookmarkEnd w:id="199"/>
     </w:p>
     <w:p>
       <w:pPr>
@@ -21206,10 +26162,10 @@
         </w:rPr>
       </w:pPr>
       <w:bookmarkStart w:id="201" w:name="_Toc230289294"/>
-      <w:bookmarkStart w:id="202" w:name="kiểm-thử-và-đánh-giá-hệ-thống"/>
-      <w:bookmarkStart w:id="203" w:name="_Toc230535704"/>
-      <w:bookmarkEnd w:id="190"/>
-      <w:bookmarkEnd w:id="199"/>
+      <w:bookmarkStart w:id="202" w:name="_Toc230535704"/>
+      <w:bookmarkStart w:id="203" w:name="kiểm-thử-và-đánh-giá-hệ-thống"/>
+      <w:bookmarkEnd w:id="191"/>
+      <w:bookmarkEnd w:id="200"/>
       <w:r>
         <w:rPr>
           <w:rFonts w:cstheme="majorHAnsi"/>
@@ -21218,7 +26174,7 @@
         <w:t>2.6. Kiểm thử và đánh giá hệ thống</w:t>
       </w:r>
       <w:bookmarkEnd w:id="201"/>
-      <w:bookmarkEnd w:id="203"/>
+      <w:bookmarkEnd w:id="202"/>
     </w:p>
     <w:p>
       <w:pPr>
@@ -21229,8 +26185,8 @@
         </w:rPr>
       </w:pPr>
       <w:bookmarkStart w:id="204" w:name="_Toc230289295"/>
-      <w:bookmarkStart w:id="205" w:name="môi-trường-kiểm-thử"/>
-      <w:bookmarkStart w:id="206" w:name="_Toc230535705"/>
+      <w:bookmarkStart w:id="205" w:name="_Toc230535705"/>
+      <w:bookmarkStart w:id="206" w:name="môi-trường-kiểm-thử"/>
       <w:r>
         <w:rPr>
           <w:rFonts w:cstheme="majorHAnsi"/>
@@ -21239,7 +26195,7 @@
         <w:t>2.6.1. Môi trường kiểm thử</w:t>
       </w:r>
       <w:bookmarkEnd w:id="204"/>
-      <w:bookmarkEnd w:id="206"/>
+      <w:bookmarkEnd w:id="205"/>
     </w:p>
     <w:p>
       <w:pPr>
@@ -21250,9 +26206,9 @@
         </w:rPr>
       </w:pPr>
       <w:bookmarkStart w:id="207" w:name="_Toc230289296"/>
-      <w:bookmarkStart w:id="208" w:name="các-trường-hợp-kiểm-thử"/>
-      <w:bookmarkStart w:id="209" w:name="_Toc230535706"/>
-      <w:bookmarkEnd w:id="205"/>
+      <w:bookmarkStart w:id="208" w:name="_Toc230535706"/>
+      <w:bookmarkStart w:id="209" w:name="các-trường-hợp-kiểm-thử"/>
+      <w:bookmarkEnd w:id="206"/>
       <w:r>
         <w:rPr>
           <w:rFonts w:cstheme="majorHAnsi"/>
@@ -21261,7 +26217,7 @@
         <w:t>2.6.2. Các trường hợp kiểm thử</w:t>
       </w:r>
       <w:bookmarkEnd w:id="207"/>
-      <w:bookmarkEnd w:id="209"/>
+      <w:bookmarkEnd w:id="208"/>
     </w:p>
     <w:p>
       <w:pPr>
@@ -21386,9 +26342,9 @@
         </w:rPr>
       </w:pPr>
       <w:bookmarkStart w:id="210" w:name="_Toc230289297"/>
-      <w:bookmarkStart w:id="211" w:name="kết-quả-kiểm-thử"/>
-      <w:bookmarkStart w:id="212" w:name="_Toc230535707"/>
-      <w:bookmarkEnd w:id="208"/>
+      <w:bookmarkStart w:id="211" w:name="_Toc230535707"/>
+      <w:bookmarkStart w:id="212" w:name="kết-quả-kiểm-thử"/>
+      <w:bookmarkEnd w:id="209"/>
       <w:r>
         <w:rPr>
           <w:rFonts w:cstheme="majorHAnsi"/>
@@ -21397,7 +26353,7 @@
         <w:t>2.6.3. Kết quả kiểm thử</w:t>
       </w:r>
       <w:bookmarkEnd w:id="210"/>
-      <w:bookmarkEnd w:id="212"/>
+      <w:bookmarkEnd w:id="211"/>
     </w:p>
     <w:p>
       <w:pPr>
@@ -21408,9 +26364,9 @@
         </w:rPr>
       </w:pPr>
       <w:bookmarkStart w:id="213" w:name="_Toc230289298"/>
-      <w:bookmarkStart w:id="214" w:name="đánh-giá-tính-toàn-vẹn-dữ-liệu"/>
-      <w:bookmarkStart w:id="215" w:name="_Toc230535708"/>
-      <w:bookmarkEnd w:id="211"/>
+      <w:bookmarkStart w:id="214" w:name="_Toc230535708"/>
+      <w:bookmarkStart w:id="215" w:name="đánh-giá-tính-toàn-vẹn-dữ-liệu"/>
+      <w:bookmarkEnd w:id="212"/>
       <w:r>
         <w:rPr>
           <w:rFonts w:cstheme="majorHAnsi"/>
@@ -21419,7 +26375,7 @@
         <w:t>2.6.4. Đánh giá tính toàn vẹn dữ liệu</w:t>
       </w:r>
       <w:bookmarkEnd w:id="213"/>
-      <w:bookmarkEnd w:id="215"/>
+      <w:bookmarkEnd w:id="214"/>
     </w:p>
     <w:p>
       <w:pPr>
@@ -21430,9 +26386,9 @@
         </w:rPr>
       </w:pPr>
       <w:bookmarkStart w:id="216" w:name="_Toc230289299"/>
-      <w:bookmarkStart w:id="217" w:name="so-sánh-hiệu-năng-giữa-c-và-java"/>
-      <w:bookmarkStart w:id="218" w:name="_Toc230535709"/>
-      <w:bookmarkEnd w:id="214"/>
+      <w:bookmarkStart w:id="217" w:name="_Toc230535709"/>
+      <w:bookmarkStart w:id="218" w:name="so-sánh-hiệu-năng-giữa-c-và-java"/>
+      <w:bookmarkEnd w:id="215"/>
       <w:r>
         <w:rPr>
           <w:rFonts w:cstheme="majorHAnsi"/>
@@ -21441,7 +26397,7 @@
         <w:t>2.6.5. So sánh hiệu năng giữa C++ và Java</w:t>
       </w:r>
       <w:bookmarkEnd w:id="216"/>
-      <w:bookmarkEnd w:id="218"/>
+      <w:bookmarkEnd w:id="217"/>
     </w:p>
     <w:p>
       <w:pPr>
@@ -21452,9 +26408,9 @@
         </w:rPr>
       </w:pPr>
       <w:bookmarkStart w:id="219" w:name="_Toc230289300"/>
-      <w:bookmarkStart w:id="220" w:name="nhận-xét-kết-quả-thực-nghiệm"/>
-      <w:bookmarkStart w:id="221" w:name="_Toc230535710"/>
-      <w:bookmarkEnd w:id="217"/>
+      <w:bookmarkStart w:id="220" w:name="_Toc230535710"/>
+      <w:bookmarkStart w:id="221" w:name="nhận-xét-kết-quả-thực-nghiệm"/>
+      <w:bookmarkEnd w:id="218"/>
       <w:r>
         <w:rPr>
           <w:rFonts w:cstheme="majorHAnsi"/>
@@ -21463,22 +26419,22 @@
         <w:t>2.6.6. Nhận xét kết quả thực nghiệm</w:t>
       </w:r>
       <w:bookmarkEnd w:id="219"/>
+      <w:bookmarkEnd w:id="220"/>
+    </w:p>
+    <w:p>
+      <w:pPr>
+        <w:pStyle w:val="Heading1"/>
+        <w:rPr>
+          <w:rFonts w:cstheme="majorHAnsi"/>
+          <w:szCs w:val="26"/>
+        </w:rPr>
+      </w:pPr>
+      <w:bookmarkStart w:id="222" w:name="_Toc230289301"/>
+      <w:bookmarkStart w:id="223" w:name="_Toc230535711"/>
+      <w:bookmarkStart w:id="224" w:name="chương-3.-kết-luận-và-hướng-phát-triển"/>
+      <w:bookmarkEnd w:id="104"/>
+      <w:bookmarkEnd w:id="203"/>
       <w:bookmarkEnd w:id="221"/>
-    </w:p>
-    <w:p>
-      <w:pPr>
-        <w:pStyle w:val="Heading1"/>
-        <w:rPr>
-          <w:rFonts w:cstheme="majorHAnsi"/>
-          <w:szCs w:val="26"/>
-        </w:rPr>
-      </w:pPr>
-      <w:bookmarkStart w:id="222" w:name="_Toc230289301"/>
-      <w:bookmarkStart w:id="223" w:name="chương-3.-kết-luận-và-hướng-phát-triển"/>
-      <w:bookmarkStart w:id="224" w:name="_Toc230535711"/>
-      <w:bookmarkEnd w:id="103"/>
-      <w:bookmarkEnd w:id="202"/>
-      <w:bookmarkEnd w:id="220"/>
       <w:r>
         <w:rPr>
           <w:rFonts w:cstheme="majorHAnsi"/>
@@ -21488,7 +26444,7 @@
         <w:t>CHƯƠNG 3. KẾT LUẬN VÀ HƯỚNG PHÁT TRIỂN</w:t>
       </w:r>
       <w:bookmarkEnd w:id="222"/>
-      <w:bookmarkEnd w:id="224"/>
+      <w:bookmarkEnd w:id="223"/>
     </w:p>
     <w:p>
       <w:pPr>
@@ -21499,8 +26455,8 @@
         </w:rPr>
       </w:pPr>
       <w:bookmarkStart w:id="225" w:name="_Toc230289302"/>
-      <w:bookmarkStart w:id="226" w:name="kết-quả-đạt-được"/>
-      <w:bookmarkStart w:id="227" w:name="_Toc230535712"/>
+      <w:bookmarkStart w:id="226" w:name="_Toc230535712"/>
+      <w:bookmarkStart w:id="227" w:name="kết-quả-đạt-được"/>
       <w:r>
         <w:rPr>
           <w:rFonts w:cstheme="majorHAnsi"/>
@@ -21509,7 +26465,7 @@
         <w:t>3.1. Kết quả đạt được</w:t>
       </w:r>
       <w:bookmarkEnd w:id="225"/>
-      <w:bookmarkEnd w:id="227"/>
+      <w:bookmarkEnd w:id="226"/>
     </w:p>
     <w:p>
       <w:pPr>
@@ -21520,8 +26476,8 @@
         </w:rPr>
       </w:pPr>
       <w:bookmarkStart w:id="228" w:name="_Toc230289303"/>
-      <w:bookmarkStart w:id="229" w:name="về-mặt-lý-thuyết"/>
-      <w:bookmarkStart w:id="230" w:name="_Toc230535713"/>
+      <w:bookmarkStart w:id="229" w:name="_Toc230535713"/>
+      <w:bookmarkStart w:id="230" w:name="về-mặt-lý-thuyết"/>
       <w:r>
         <w:rPr>
           <w:rFonts w:cstheme="majorHAnsi"/>
@@ -21530,7 +26486,7 @@
         <w:t>3.1.1. Về mặt lý thuyết</w:t>
       </w:r>
       <w:bookmarkEnd w:id="228"/>
-      <w:bookmarkEnd w:id="230"/>
+      <w:bookmarkEnd w:id="229"/>
     </w:p>
     <w:p>
       <w:pPr>
@@ -21541,9 +26497,9 @@
         </w:rPr>
       </w:pPr>
       <w:bookmarkStart w:id="231" w:name="_Toc230289304"/>
-      <w:bookmarkStart w:id="232" w:name="về-mặt-chương-trình-thực-nghiệm"/>
-      <w:bookmarkStart w:id="233" w:name="_Toc230535714"/>
-      <w:bookmarkEnd w:id="229"/>
+      <w:bookmarkStart w:id="232" w:name="_Toc230535714"/>
+      <w:bookmarkStart w:id="233" w:name="về-mặt-chương-trình-thực-nghiệm"/>
+      <w:bookmarkEnd w:id="230"/>
       <w:r>
         <w:rPr>
           <w:rFonts w:cstheme="majorHAnsi"/>
@@ -21552,7 +26508,7 @@
         <w:t>3.1.2. Về mặt chương trình thực nghiệm</w:t>
       </w:r>
       <w:bookmarkEnd w:id="231"/>
-      <w:bookmarkEnd w:id="233"/>
+      <w:bookmarkEnd w:id="232"/>
     </w:p>
     <w:p>
       <w:pPr>
@@ -21563,9 +26519,9 @@
         </w:rPr>
       </w:pPr>
       <w:bookmarkStart w:id="234" w:name="_Toc230289305"/>
-      <w:bookmarkStart w:id="235" w:name="về-khả-năng-ứng-dụng-thực-tế"/>
-      <w:bookmarkStart w:id="236" w:name="_Toc230535715"/>
-      <w:bookmarkEnd w:id="232"/>
+      <w:bookmarkStart w:id="235" w:name="_Toc230535715"/>
+      <w:bookmarkStart w:id="236" w:name="về-khả-năng-ứng-dụng-thực-tế"/>
+      <w:bookmarkEnd w:id="233"/>
       <w:r>
         <w:rPr>
           <w:rFonts w:cstheme="majorHAnsi"/>
@@ -21574,7 +26530,7 @@
         <w:t>3.1.3. Về khả năng ứng dụng thực tế</w:t>
       </w:r>
       <w:bookmarkEnd w:id="234"/>
-      <w:bookmarkEnd w:id="236"/>
+      <w:bookmarkEnd w:id="235"/>
     </w:p>
     <w:p>
       <w:pPr>
@@ -21585,10 +26541,10 @@
         </w:rPr>
       </w:pPr>
       <w:bookmarkStart w:id="237" w:name="_Toc230289306"/>
-      <w:bookmarkStart w:id="238" w:name="khó-khăn-và-bài-học-kinh-nghiệm"/>
-      <w:bookmarkStart w:id="239" w:name="_Toc230535716"/>
-      <w:bookmarkEnd w:id="226"/>
-      <w:bookmarkEnd w:id="235"/>
+      <w:bookmarkStart w:id="238" w:name="_Toc230535716"/>
+      <w:bookmarkStart w:id="239" w:name="khó-khăn-và-bài-học-kinh-nghiệm"/>
+      <w:bookmarkEnd w:id="227"/>
+      <w:bookmarkEnd w:id="236"/>
       <w:r>
         <w:rPr>
           <w:rFonts w:cstheme="majorHAnsi"/>
@@ -21597,7 +26553,7 @@
         <w:t>3.2. Khó khăn và bài học kinh nghiệm</w:t>
       </w:r>
       <w:bookmarkEnd w:id="237"/>
-      <w:bookmarkEnd w:id="239"/>
+      <w:bookmarkEnd w:id="238"/>
     </w:p>
     <w:p>
       <w:pPr>
@@ -21608,8 +26564,8 @@
         </w:rPr>
       </w:pPr>
       <w:bookmarkStart w:id="240" w:name="_Toc230289307"/>
-      <w:bookmarkStart w:id="241" w:name="khó-khăn-trong-quá-trình-nghiên-cứu"/>
-      <w:bookmarkStart w:id="242" w:name="_Toc230535717"/>
+      <w:bookmarkStart w:id="241" w:name="_Toc230535717"/>
+      <w:bookmarkStart w:id="242" w:name="khó-khăn-trong-quá-trình-nghiên-cứu"/>
       <w:r>
         <w:rPr>
           <w:rFonts w:cstheme="majorHAnsi"/>
@@ -21618,7 +26574,7 @@
         <w:t>3.2.1. Khó khăn trong quá trình nghiên cứu</w:t>
       </w:r>
       <w:bookmarkEnd w:id="240"/>
-      <w:bookmarkEnd w:id="242"/>
+      <w:bookmarkEnd w:id="241"/>
     </w:p>
     <w:p>
       <w:pPr>
@@ -21629,9 +26585,9 @@
         </w:rPr>
       </w:pPr>
       <w:bookmarkStart w:id="243" w:name="_Toc230289308"/>
-      <w:bookmarkStart w:id="244" w:name="khó-khăn-trong-quá-trình-cài-đặt"/>
-      <w:bookmarkStart w:id="245" w:name="_Toc230535718"/>
-      <w:bookmarkEnd w:id="241"/>
+      <w:bookmarkStart w:id="244" w:name="_Toc230535718"/>
+      <w:bookmarkStart w:id="245" w:name="khó-khăn-trong-quá-trình-cài-đặt"/>
+      <w:bookmarkEnd w:id="242"/>
       <w:r>
         <w:rPr>
           <w:rFonts w:cstheme="majorHAnsi"/>
@@ -21640,7 +26596,7 @@
         <w:t>3.2.2. Khó khăn trong quá trình cài đặt</w:t>
       </w:r>
       <w:bookmarkEnd w:id="243"/>
-      <w:bookmarkEnd w:id="245"/>
+      <w:bookmarkEnd w:id="244"/>
     </w:p>
     <w:p>
       <w:pPr>
@@ -21651,9 +26607,9 @@
         </w:rPr>
       </w:pPr>
       <w:bookmarkStart w:id="246" w:name="_Toc230289309"/>
-      <w:bookmarkStart w:id="247" w:name="kinh-nghiệm-làm-việc-nhóm"/>
-      <w:bookmarkStart w:id="248" w:name="_Toc230535719"/>
-      <w:bookmarkEnd w:id="244"/>
+      <w:bookmarkStart w:id="247" w:name="_Toc230535719"/>
+      <w:bookmarkStart w:id="248" w:name="kinh-nghiệm-làm-việc-nhóm"/>
+      <w:bookmarkEnd w:id="245"/>
       <w:r>
         <w:rPr>
           <w:rFonts w:cstheme="majorHAnsi"/>
@@ -21662,7 +26618,7 @@
         <w:t>3.2.3. Kinh nghiệm làm việc nhóm</w:t>
       </w:r>
       <w:bookmarkEnd w:id="246"/>
-      <w:bookmarkEnd w:id="248"/>
+      <w:bookmarkEnd w:id="247"/>
     </w:p>
     <w:p>
       <w:pPr>
@@ -21673,9 +26629,9 @@
         </w:rPr>
       </w:pPr>
       <w:bookmarkStart w:id="249" w:name="_Toc230289310"/>
-      <w:bookmarkStart w:id="250" w:name="kinh-nghiệm-kiểm-thử-và-sửa-lỗi"/>
-      <w:bookmarkStart w:id="251" w:name="_Toc230535720"/>
-      <w:bookmarkEnd w:id="247"/>
+      <w:bookmarkStart w:id="250" w:name="_Toc230535720"/>
+      <w:bookmarkStart w:id="251" w:name="kinh-nghiệm-kiểm-thử-và-sửa-lỗi"/>
+      <w:bookmarkEnd w:id="248"/>
       <w:r>
         <w:rPr>
           <w:rFonts w:cstheme="majorHAnsi"/>
@@ -21684,7 +26640,7 @@
         <w:t>3.2.4. Kinh nghiệm kiểm thử và sửa lỗi</w:t>
       </w:r>
       <w:bookmarkEnd w:id="249"/>
-      <w:bookmarkEnd w:id="251"/>
+      <w:bookmarkEnd w:id="250"/>
     </w:p>
     <w:p>
       <w:pPr>
@@ -21695,10 +26651,10 @@
         </w:rPr>
       </w:pPr>
       <w:bookmarkStart w:id="252" w:name="_Toc230289311"/>
-      <w:bookmarkStart w:id="253" w:name="hướng-phát-triển-đề-tài"/>
-      <w:bookmarkStart w:id="254" w:name="_Toc230535721"/>
-      <w:bookmarkEnd w:id="238"/>
-      <w:bookmarkEnd w:id="250"/>
+      <w:bookmarkStart w:id="253" w:name="_Toc230535721"/>
+      <w:bookmarkStart w:id="254" w:name="hướng-phát-triển-đề-tài"/>
+      <w:bookmarkEnd w:id="239"/>
+      <w:bookmarkEnd w:id="251"/>
       <w:r>
         <w:rPr>
           <w:rFonts w:cstheme="majorHAnsi"/>
@@ -21707,7 +26663,7 @@
         <w:t>3.3. Hướng phát triển đề tài</w:t>
       </w:r>
       <w:bookmarkEnd w:id="252"/>
-      <w:bookmarkEnd w:id="254"/>
+      <w:bookmarkEnd w:id="253"/>
     </w:p>
     <w:p>
       <w:pPr>
@@ -21718,8 +26674,8 @@
         </w:rPr>
       </w:pPr>
       <w:bookmarkStart w:id="255" w:name="_Toc230289312"/>
-      <w:bookmarkStart w:id="256" w:name="nâng-cấp-lên-ecdsa"/>
-      <w:bookmarkStart w:id="257" w:name="_Toc230535722"/>
+      <w:bookmarkStart w:id="256" w:name="_Toc230535722"/>
+      <w:bookmarkStart w:id="257" w:name="nâng-cấp-lên-ecdsa"/>
       <w:r>
         <w:rPr>
           <w:rFonts w:cstheme="majorHAnsi"/>
@@ -21728,7 +26684,7 @@
         <w:t>3.3.1. Nâng cấp lên ECDSA</w:t>
       </w:r>
       <w:bookmarkEnd w:id="255"/>
-      <w:bookmarkEnd w:id="257"/>
+      <w:bookmarkEnd w:id="256"/>
     </w:p>
     <w:p>
       <w:pPr>
@@ -21739,99 +26695,108 @@
         </w:rPr>
       </w:pPr>
       <w:bookmarkStart w:id="258" w:name="_Toc230289313"/>
-      <w:bookmarkStart w:id="259" w:name="tích-hợp-vào-ứng-dụng-web"/>
-      <w:bookmarkStart w:id="260" w:name="_Toc230535723"/>
-      <w:bookmarkEnd w:id="256"/>
+      <w:bookmarkStart w:id="259" w:name="_Toc230535723"/>
+      <w:bookmarkStart w:id="260" w:name="tích-hợp-vào-ứng-dụng-web"/>
+      <w:bookmarkEnd w:id="257"/>
       <w:r>
         <w:rPr>
           <w:rFonts w:cstheme="majorHAnsi"/>
           <w:lang w:val="vi-VN"/>
         </w:rPr>
-        <w:t>3.3.2. Tích hợp vào ứng dụng web</w:t>
-      </w:r>
-      <w:bookmarkEnd w:id="258"/>
-      <w:bookmarkEnd w:id="260"/>
-    </w:p>
-    <w:p>
-      <w:pPr>
-        <w:pStyle w:val="Heading3"/>
+        <w:t xml:space="preserve">3.3.2. Tích hợp vào ứng dụng </w:t>
+      </w:r>
+      <w:proofErr w:type="spellStart"/>
+      <w:r>
         <w:rPr>
           <w:rFonts w:cstheme="majorHAnsi"/>
           <w:lang w:val="vi-VN"/>
         </w:rPr>
-      </w:pPr>
-      <w:bookmarkStart w:id="261" w:name="_Toc230289314"/>
-      <w:bookmarkStart w:id="262" w:name="xây-dựng-hệ-thống-xác-thực-tự-động"/>
-      <w:bookmarkStart w:id="263" w:name="_Toc230535724"/>
+        <w:t>web</w:t>
+      </w:r>
+      <w:bookmarkEnd w:id="258"/>
       <w:bookmarkEnd w:id="259"/>
-      <w:r>
+      <w:proofErr w:type="spellEnd"/>
+    </w:p>
+    <w:p>
+      <w:pPr>
+        <w:pStyle w:val="Heading3"/>
         <w:rPr>
           <w:rFonts w:cstheme="majorHAnsi"/>
           <w:lang w:val="vi-VN"/>
         </w:rPr>
-        <w:t>3.3.3. Xây dựng hệ thống xác thực tự động</w:t>
-      </w:r>
-      <w:bookmarkEnd w:id="261"/>
-      <w:bookmarkEnd w:id="263"/>
-    </w:p>
-    <w:p>
-      <w:pPr>
-        <w:pStyle w:val="Heading3"/>
+      </w:pPr>
+      <w:bookmarkStart w:id="261" w:name="_Toc230289314"/>
+      <w:bookmarkStart w:id="262" w:name="_Toc230535724"/>
+      <w:bookmarkStart w:id="263" w:name="xây-dựng-hệ-thống-xác-thực-tự-động"/>
+      <w:bookmarkEnd w:id="260"/>
+      <w:r>
         <w:rPr>
           <w:rFonts w:cstheme="majorHAnsi"/>
           <w:lang w:val="vi-VN"/>
         </w:rPr>
-      </w:pPr>
-      <w:bookmarkStart w:id="264" w:name="_Toc230289315"/>
-      <w:bookmarkStart w:id="265" w:name="tối-ưu-hiệu-năng-xử-lý-file-lớn"/>
-      <w:bookmarkStart w:id="266" w:name="_Toc230535725"/>
+        <w:t>3.3.3. Xây dựng hệ thống xác thực tự động</w:t>
+      </w:r>
+      <w:bookmarkEnd w:id="261"/>
       <w:bookmarkEnd w:id="262"/>
-      <w:r>
+    </w:p>
+    <w:p>
+      <w:pPr>
+        <w:pStyle w:val="Heading3"/>
         <w:rPr>
           <w:rFonts w:cstheme="majorHAnsi"/>
           <w:lang w:val="vi-VN"/>
         </w:rPr>
-        <w:t>3.3.4. Tối ưu hiệu năng xử lý file lớn</w:t>
-      </w:r>
-      <w:bookmarkEnd w:id="264"/>
-      <w:bookmarkEnd w:id="266"/>
-    </w:p>
-    <w:p>
-      <w:pPr>
-        <w:pStyle w:val="Heading3"/>
+      </w:pPr>
+      <w:bookmarkStart w:id="264" w:name="_Toc230289315"/>
+      <w:bookmarkStart w:id="265" w:name="_Toc230535725"/>
+      <w:bookmarkStart w:id="266" w:name="tối-ưu-hiệu-năng-xử-lý-file-lớn"/>
+      <w:bookmarkEnd w:id="263"/>
+      <w:r>
         <w:rPr>
           <w:rFonts w:cstheme="majorHAnsi"/>
           <w:lang w:val="vi-VN"/>
         </w:rPr>
-      </w:pPr>
-      <w:bookmarkStart w:id="267" w:name="_Toc230289316"/>
-      <w:bookmarkStart w:id="268" w:name="mở-rộng-sang-chứng-thư-số-và-pki"/>
-      <w:bookmarkStart w:id="269" w:name="_Toc230535726"/>
+        <w:t>3.3.4. Tối ưu hiệu năng xử lý file lớn</w:t>
+      </w:r>
+      <w:bookmarkEnd w:id="264"/>
       <w:bookmarkEnd w:id="265"/>
-      <w:r>
+    </w:p>
+    <w:p>
+      <w:pPr>
+        <w:pStyle w:val="Heading3"/>
         <w:rPr>
           <w:rFonts w:cstheme="majorHAnsi"/>
           <w:lang w:val="vi-VN"/>
         </w:rPr>
+      </w:pPr>
+      <w:bookmarkStart w:id="267" w:name="_Toc230289316"/>
+      <w:bookmarkStart w:id="268" w:name="_Toc230535726"/>
+      <w:bookmarkStart w:id="269" w:name="mở-rộng-sang-chứng-thư-số-và-pki"/>
+      <w:bookmarkEnd w:id="266"/>
+      <w:r>
+        <w:rPr>
+          <w:rFonts w:cstheme="majorHAnsi"/>
+          <w:lang w:val="vi-VN"/>
+        </w:rPr>
         <w:t>3.3.5. Mở rộng sang chứng thư số và PKI</w:t>
       </w:r>
       <w:bookmarkEnd w:id="267"/>
+      <w:bookmarkEnd w:id="268"/>
+    </w:p>
+    <w:p>
+      <w:pPr>
+        <w:pStyle w:val="Heading1"/>
+        <w:rPr>
+          <w:rFonts w:cstheme="majorHAnsi"/>
+          <w:szCs w:val="26"/>
+        </w:rPr>
+      </w:pPr>
+      <w:bookmarkStart w:id="270" w:name="_Toc230289317"/>
+      <w:bookmarkStart w:id="271" w:name="_Toc230535727"/>
+      <w:bookmarkStart w:id="272" w:name="tài-liệu-tham-khảo"/>
+      <w:bookmarkEnd w:id="224"/>
+      <w:bookmarkEnd w:id="254"/>
       <w:bookmarkEnd w:id="269"/>
-    </w:p>
-    <w:p>
-      <w:pPr>
-        <w:pStyle w:val="Heading1"/>
-        <w:rPr>
-          <w:rFonts w:cstheme="majorHAnsi"/>
-          <w:szCs w:val="26"/>
-        </w:rPr>
-      </w:pPr>
-      <w:bookmarkStart w:id="270" w:name="_Toc230289317"/>
-      <w:bookmarkStart w:id="271" w:name="tài-liệu-tham-khảo"/>
-      <w:bookmarkStart w:id="272" w:name="_Toc230535727"/>
-      <w:bookmarkEnd w:id="223"/>
-      <w:bookmarkEnd w:id="253"/>
-      <w:bookmarkEnd w:id="268"/>
       <w:r>
         <w:rPr>
           <w:rFonts w:cstheme="majorHAnsi"/>
@@ -21841,7 +26806,7 @@
         <w:t>TÀI LIỆU THAM KHẢO</w:t>
       </w:r>
       <w:bookmarkEnd w:id="270"/>
-      <w:bookmarkEnd w:id="272"/>
+      <w:bookmarkEnd w:id="271"/>
     </w:p>
     <w:p>
       <w:pPr>
@@ -21852,8 +26817,8 @@
         </w:rPr>
       </w:pPr>
       <w:bookmarkStart w:id="273" w:name="_Toc230289318"/>
-      <w:bookmarkStart w:id="274" w:name="tài-liệu-tiếng-việt"/>
-      <w:bookmarkStart w:id="275" w:name="_Toc230535728"/>
+      <w:bookmarkStart w:id="274" w:name="_Toc230535728"/>
+      <w:bookmarkStart w:id="275" w:name="tài-liệu-tiếng-việt"/>
       <w:r>
         <w:rPr>
           <w:rFonts w:cstheme="majorHAnsi"/>
@@ -21862,7 +26827,7 @@
         <w:t>Tài liệu tiếng Việt</w:t>
       </w:r>
       <w:bookmarkEnd w:id="273"/>
-      <w:bookmarkEnd w:id="275"/>
+      <w:bookmarkEnd w:id="274"/>
     </w:p>
     <w:p>
       <w:pPr>
@@ -21873,9 +26838,9 @@
         </w:rPr>
       </w:pPr>
       <w:bookmarkStart w:id="276" w:name="_Toc230289319"/>
-      <w:bookmarkStart w:id="277" w:name="tài-liệu-tiếng-anh"/>
-      <w:bookmarkStart w:id="278" w:name="_Toc230535729"/>
-      <w:bookmarkEnd w:id="274"/>
+      <w:bookmarkStart w:id="277" w:name="_Toc230535729"/>
+      <w:bookmarkStart w:id="278" w:name="tài-liệu-tiếng-anh"/>
+      <w:bookmarkEnd w:id="275"/>
       <w:r>
         <w:rPr>
           <w:rFonts w:cstheme="majorHAnsi"/>
@@ -21884,7 +26849,7 @@
         <w:t>Tài liệu tiếng Anh</w:t>
       </w:r>
       <w:bookmarkEnd w:id="276"/>
-      <w:bookmarkEnd w:id="278"/>
+      <w:bookmarkEnd w:id="277"/>
     </w:p>
     <w:p>
       <w:pPr>
@@ -21895,9 +26860,9 @@
         </w:rPr>
       </w:pPr>
       <w:bookmarkStart w:id="279" w:name="_Toc230289320"/>
-      <w:bookmarkStart w:id="280" w:name="tài-liệu-trực-tuyến"/>
-      <w:bookmarkStart w:id="281" w:name="_Toc230535730"/>
-      <w:bookmarkEnd w:id="277"/>
+      <w:bookmarkStart w:id="280" w:name="_Toc230535730"/>
+      <w:bookmarkStart w:id="281" w:name="tài-liệu-trực-tuyến"/>
+      <w:bookmarkEnd w:id="278"/>
       <w:r>
         <w:rPr>
           <w:rFonts w:cstheme="majorHAnsi"/>
@@ -21906,21 +26871,21 @@
         <w:t>Tài liệu trực tuyến</w:t>
       </w:r>
       <w:bookmarkEnd w:id="279"/>
+      <w:bookmarkEnd w:id="280"/>
+    </w:p>
+    <w:p>
+      <w:pPr>
+        <w:pStyle w:val="Heading1"/>
+        <w:rPr>
+          <w:rFonts w:cstheme="majorHAnsi"/>
+          <w:szCs w:val="26"/>
+        </w:rPr>
+      </w:pPr>
+      <w:bookmarkStart w:id="282" w:name="_Toc230289321"/>
+      <w:bookmarkStart w:id="283" w:name="_Toc230535731"/>
+      <w:bookmarkStart w:id="284" w:name="phụ-lục"/>
+      <w:bookmarkEnd w:id="272"/>
       <w:bookmarkEnd w:id="281"/>
-    </w:p>
-    <w:p>
-      <w:pPr>
-        <w:pStyle w:val="Heading1"/>
-        <w:rPr>
-          <w:rFonts w:cstheme="majorHAnsi"/>
-          <w:szCs w:val="26"/>
-        </w:rPr>
-      </w:pPr>
-      <w:bookmarkStart w:id="282" w:name="_Toc230289321"/>
-      <w:bookmarkStart w:id="283" w:name="phụ-lục"/>
-      <w:bookmarkStart w:id="284" w:name="_Toc230535731"/>
-      <w:bookmarkEnd w:id="271"/>
-      <w:bookmarkEnd w:id="280"/>
       <w:r>
         <w:rPr>
           <w:rFonts w:cstheme="majorHAnsi"/>
@@ -21930,7 +26895,7 @@
         <w:t>PHỤ LỤC</w:t>
       </w:r>
       <w:bookmarkEnd w:id="282"/>
-      <w:bookmarkEnd w:id="284"/>
+      <w:bookmarkEnd w:id="283"/>
     </w:p>
     <w:p>
       <w:pPr>
@@ -21941,8 +26906,8 @@
         </w:rPr>
       </w:pPr>
       <w:bookmarkStart w:id="285" w:name="_Toc230289322"/>
-      <w:bookmarkStart w:id="286" w:name="phụ-lục-a.-mã-nguồn-java"/>
-      <w:bookmarkStart w:id="287" w:name="_Toc230535732"/>
+      <w:bookmarkStart w:id="286" w:name="_Toc230535732"/>
+      <w:bookmarkStart w:id="287" w:name="phụ-lục-a.-mã-nguồn-java"/>
       <w:r>
         <w:rPr>
           <w:rFonts w:cstheme="majorHAnsi"/>
@@ -21951,7 +26916,7 @@
         <w:t>Phụ lục A. Mã nguồn Java</w:t>
       </w:r>
       <w:bookmarkEnd w:id="285"/>
-      <w:bookmarkEnd w:id="287"/>
+      <w:bookmarkEnd w:id="286"/>
     </w:p>
     <w:p>
       <w:pPr>
@@ -21962,9 +26927,9 @@
         </w:rPr>
       </w:pPr>
       <w:bookmarkStart w:id="288" w:name="_Toc230289323"/>
-      <w:bookmarkStart w:id="289" w:name="phụ-lục-b.-mã-nguồn-c"/>
-      <w:bookmarkStart w:id="290" w:name="_Toc230535733"/>
-      <w:bookmarkEnd w:id="286"/>
+      <w:bookmarkStart w:id="289" w:name="_Toc230535733"/>
+      <w:bookmarkStart w:id="290" w:name="phụ-lục-b.-mã-nguồn-c"/>
+      <w:bookmarkEnd w:id="287"/>
       <w:r>
         <w:rPr>
           <w:rFonts w:cstheme="majorHAnsi"/>
@@ -21973,7 +26938,7 @@
         <w:t>Phụ lục B. Mã nguồn C++</w:t>
       </w:r>
       <w:bookmarkEnd w:id="288"/>
-      <w:bookmarkEnd w:id="290"/>
+      <w:bookmarkEnd w:id="289"/>
     </w:p>
     <w:p>
       <w:pPr>
@@ -21984,9 +26949,9 @@
         </w:rPr>
       </w:pPr>
       <w:bookmarkStart w:id="291" w:name="_Toc230289324"/>
-      <w:bookmarkStart w:id="292" w:name="X15e83b486afecd5de666e97136f99e066dd230f"/>
-      <w:bookmarkStart w:id="293" w:name="_Toc230535734"/>
-      <w:bookmarkEnd w:id="289"/>
+      <w:bookmarkStart w:id="292" w:name="_Toc230535734"/>
+      <w:bookmarkStart w:id="293" w:name="X15e83b486afecd5de666e97136f99e066dd230f"/>
+      <w:bookmarkEnd w:id="290"/>
       <w:r>
         <w:rPr>
           <w:rFonts w:cstheme="majorHAnsi"/>
@@ -21995,7 +26960,7 @@
         <w:t>Phụ lục C. Hướng dẫn cài đặt chương trình</w:t>
       </w:r>
       <w:bookmarkEnd w:id="291"/>
-      <w:bookmarkEnd w:id="293"/>
+      <w:bookmarkEnd w:id="292"/>
     </w:p>
     <w:p>
       <w:pPr>
@@ -22006,9 +26971,9 @@
         </w:rPr>
       </w:pPr>
       <w:bookmarkStart w:id="294" w:name="_Toc230289325"/>
-      <w:bookmarkStart w:id="295" w:name="phụ-lục-d.-hướng-dẫn-sử-dụng"/>
-      <w:bookmarkStart w:id="296" w:name="_Toc230535735"/>
-      <w:bookmarkEnd w:id="292"/>
+      <w:bookmarkStart w:id="295" w:name="_Toc230535735"/>
+      <w:bookmarkStart w:id="296" w:name="phụ-lục-d.-hướng-dẫn-sử-dụng"/>
+      <w:bookmarkEnd w:id="293"/>
       <w:r>
         <w:rPr>
           <w:rFonts w:cstheme="majorHAnsi"/>
@@ -22017,7 +26982,7 @@
         <w:t>Phụ lục D. Hướng dẫn sử dụng</w:t>
       </w:r>
       <w:bookmarkEnd w:id="294"/>
-      <w:bookmarkEnd w:id="296"/>
+      <w:bookmarkEnd w:id="295"/>
     </w:p>
     <w:p>
       <w:pPr>
@@ -22030,7 +26995,7 @@
       <w:bookmarkStart w:id="297" w:name="phụ-lục-e.-hình-ảnh-kết-quả-chạy-thử"/>
       <w:bookmarkStart w:id="298" w:name="_Toc230289326"/>
       <w:bookmarkStart w:id="299" w:name="_Toc230535736"/>
-      <w:bookmarkEnd w:id="295"/>
+      <w:bookmarkEnd w:id="296"/>
       <w:r>
         <w:rPr>
           <w:rFonts w:cstheme="majorHAnsi"/>
@@ -22038,7 +27003,7 @@
         </w:rPr>
         <w:t>Phụ lục E. Hình ảnh kết quả chạy thử</w:t>
       </w:r>
-      <w:bookmarkEnd w:id="283"/>
+      <w:bookmarkEnd w:id="284"/>
       <w:bookmarkEnd w:id="297"/>
       <w:bookmarkEnd w:id="298"/>
       <w:bookmarkEnd w:id="299"/>
@@ -27311,6 +32276,7 @@
   <w:style w:type="character" w:default="1" w:styleId="DefaultParagraphFont">
     <w:name w:val="Default Paragraph Font"/>
     <w:uiPriority w:val="1"/>
+    <w:semiHidden/>
     <w:unhideWhenUsed/>
   </w:style>
   <w:style w:type="table" w:default="1" w:styleId="TableNormal">
